--- a/BáoCáoFinal.docx
+++ b/BáoCáoFinal.docx
@@ -127,7 +127,7 @@
           <w:szCs w:val="26"/>
         </w:rPr>
         <w:drawing>
-          <wp:inline distT="0" distB="0" distL="0" distR="0" wp14:anchorId="5AC21931" wp14:editId="5ED9E55C">
+          <wp:inline distT="0" distB="0" distL="0" distR="0" wp14:anchorId="5AC21931" wp14:editId="430ACD10">
             <wp:extent cx="576000" cy="669600"/>
             <wp:effectExtent l="0" t="0" r="0" b="0"/>
             <wp:docPr id="1714356743" name="Picture 3"/>
@@ -6153,7 +6153,7 @@
           <w:noProof/>
         </w:rPr>
         <w:drawing>
-          <wp:inline distT="0" distB="0" distL="0" distR="0" wp14:anchorId="435DAFD5" wp14:editId="735A00B4">
+          <wp:inline distT="0" distB="0" distL="0" distR="0" wp14:anchorId="435DAFD5" wp14:editId="7BDC0723">
             <wp:extent cx="4040505" cy="6282976"/>
             <wp:effectExtent l="0" t="0" r="0" b="3810"/>
             <wp:docPr id="1546309142" name="Picture 6"/>
@@ -7482,7 +7482,13 @@
         <w:t>Hình dáng tương tự phân phối chuẩn trong thống kê</w:t>
       </w:r>
       <w:r>
-        <w:t xml:space="preserve"> nhưng phần tích phân ở dưới thì không bằng 1 (tự do hơn). X</w:t>
+        <w:t xml:space="preserve"> nhưng</w:t>
+      </w:r>
+      <w:r>
+        <w:t xml:space="preserve"> diện tích</w:t>
+      </w:r>
+      <w:r>
+        <w:t xml:space="preserve"> phần tích phân thì không bằng 1 (tự do hơn). X</w:t>
       </w:r>
       <w:r>
         <w:t>ác suất sẽ tăng cao tại một khoảng giá trị nhất định và giảm dần về hai phía</w:t>

--- a/BáoCáoFinal.docx
+++ b/BáoCáoFinal.docx
@@ -127,7 +127,7 @@
           <w:szCs w:val="26"/>
         </w:rPr>
         <w:drawing>
-          <wp:inline distT="0" distB="0" distL="0" distR="0" wp14:anchorId="5AC21931" wp14:editId="430ACD10">
+          <wp:inline distT="0" distB="0" distL="0" distR="0" wp14:anchorId="5AC21931" wp14:editId="6B1DA563">
             <wp:extent cx="576000" cy="669600"/>
             <wp:effectExtent l="0" t="0" r="0" b="0"/>
             <wp:docPr id="1714356743" name="Picture 3"/>
@@ -4181,23 +4181,6 @@
     <w:p/>
     <w:p/>
     <w:p/>
-    <w:p/>
-    <w:p/>
-    <w:p/>
-    <w:p/>
-    <w:p/>
-    <w:p/>
-    <w:p/>
-    <w:p>
-      <w:pPr>
-        <w:tabs>
-          <w:tab w:val="left" w:pos="1305"/>
-        </w:tabs>
-      </w:pPr>
-      <w:r>
-        <w:tab/>
-      </w:r>
-    </w:p>
     <w:p>
       <w:pPr>
         <w:pStyle w:val="Heading1"/>
@@ -4551,7 +4534,7 @@
         <w:rPr>
           <w:szCs w:val="26"/>
         </w:rPr>
-        <w:t xml:space="preserve"> Là một mảng hai chiều các con số được sắp xếp theo hàng và cột.</w:t>
+        <w:t xml:space="preserve"> Là</w:t>
       </w:r>
       <w:r>
         <w:rPr>
@@ -4563,7 +4546,7 @@
         <w:rPr>
           <w:szCs w:val="26"/>
         </w:rPr>
-        <w:t>Đại số ma trận là nền tảng cốt lõi để thực hiện các phép tính dự báo song song trên quy mô lớn.</w:t>
+        <w:t>mảng hai chiều các con số được sắp xếp theo hàng và cột.</w:t>
       </w:r>
     </w:p>
     <w:p>
@@ -4742,355 +4725,103 @@
     </w:p>
     <w:p>
       <w:pPr>
+        <w:pStyle w:val="Heading3"/>
+      </w:pPr>
+      <w:bookmarkStart w:id="41" w:name="_Toc217426691"/>
+      <w:bookmarkStart w:id="42" w:name="_Toc217427411"/>
+      <w:bookmarkStart w:id="43" w:name="_Hlk217391076"/>
+      <w:r>
+        <w:t>Numpy</w:t>
+      </w:r>
+      <w:bookmarkEnd w:id="41"/>
+      <w:bookmarkEnd w:id="42"/>
+    </w:p>
+    <w:p>
+      <w:pPr>
+        <w:pStyle w:val="DoanVB"/>
+      </w:pPr>
+      <w:r>
+        <w:rPr>
+          <w:b/>
+        </w:rPr>
+        <w:t>NumPy</w:t>
+      </w:r>
+      <w:r>
+        <w:t xml:space="preserve"> chính là </w:t>
+      </w:r>
+      <w:r>
+        <w:t>thư viện</w:t>
+      </w:r>
+      <w:r>
+        <w:t xml:space="preserve"> vận hành toàn bộ các phép toán phức tạp trong dự án</w:t>
+      </w:r>
+      <w:r>
+        <w:t>:</w:t>
+      </w:r>
+    </w:p>
+    <w:p>
+      <w:pPr>
+        <w:pStyle w:val="StyleTru"/>
+      </w:pPr>
+      <w:r>
+        <w:t xml:space="preserve">Thực thi các </w:t>
+      </w:r>
+      <w:r>
+        <w:t>h</w:t>
+      </w:r>
+      <w:r>
+        <w:t>àm toán học</w:t>
+      </w:r>
+      <w:r>
+        <w:t xml:space="preserve"> </w:t>
+      </w:r>
+      <w:r>
+        <w:t>(np.exp,</w:t>
+      </w:r>
+      <w:r>
+        <w:rPr>
+          <w:rFonts w:cstheme="minorBidi"/>
+        </w:rPr>
+        <w:t xml:space="preserve"> </w:t>
+      </w:r>
+      <w:r>
+        <w:t>np.polyval).</w:t>
+      </w:r>
+    </w:p>
+    <w:p>
+      <w:pPr>
+        <w:pStyle w:val="StyleTru"/>
+      </w:pPr>
+      <w:r>
+        <w:t>Giải đại số tuyến tính (np.linalg.inv(), .dot(), .T)</w:t>
+      </w:r>
+      <w:r>
+        <w:t>.</w:t>
+      </w:r>
+    </w:p>
+    <w:p>
+      <w:pPr>
+        <w:pStyle w:val="StyleTru"/>
+      </w:pPr>
+      <w:r>
+        <w:t>Quản lý và tiến đổi mảng.</w:t>
+      </w:r>
+    </w:p>
+    <w:p>
+      <w:pPr>
+        <w:pStyle w:val="StyleTru"/>
+      </w:pPr>
+      <w:r>
+        <w:t>Xử lý trọng số và thống kê.</w:t>
+      </w:r>
+    </w:p>
+    <w:p>
+      <w:pPr>
         <w:pStyle w:val="StyleTru"/>
         <w:numPr>
           <w:ilvl w:val="0"/>
           <w:numId w:val="0"/>
         </w:numPr>
-        <w:ind w:left="994" w:hanging="284"/>
-      </w:pPr>
-    </w:p>
-    <w:p>
-      <w:pPr>
-        <w:pStyle w:val="StyleTru"/>
-        <w:numPr>
-          <w:ilvl w:val="0"/>
-          <w:numId w:val="0"/>
-        </w:numPr>
-        <w:ind w:left="994" w:hanging="284"/>
-      </w:pPr>
-    </w:p>
-    <w:p>
-      <w:pPr>
-        <w:pStyle w:val="StyleTru"/>
-        <w:numPr>
-          <w:ilvl w:val="0"/>
-          <w:numId w:val="0"/>
-        </w:numPr>
-        <w:ind w:left="994" w:hanging="284"/>
-      </w:pPr>
-    </w:p>
-    <w:p>
-      <w:pPr>
-        <w:pStyle w:val="StyleTru"/>
-        <w:numPr>
-          <w:ilvl w:val="0"/>
-          <w:numId w:val="0"/>
-        </w:numPr>
-        <w:ind w:left="994" w:hanging="284"/>
-      </w:pPr>
-    </w:p>
-    <w:p>
-      <w:pPr>
-        <w:pStyle w:val="Heading3"/>
-      </w:pPr>
-      <w:bookmarkStart w:id="41" w:name="_Toc217426691"/>
-      <w:bookmarkStart w:id="42" w:name="_Toc217427411"/>
-      <w:bookmarkStart w:id="43" w:name="_Hlk217391076"/>
-      <w:r>
-        <w:lastRenderedPageBreak/>
-        <w:t>Numpy</w:t>
-      </w:r>
-      <w:bookmarkEnd w:id="41"/>
-      <w:bookmarkEnd w:id="42"/>
-    </w:p>
-    <w:p>
-      <w:pPr>
-        <w:pStyle w:val="DoanVB"/>
-      </w:pPr>
-      <w:r>
-        <w:rPr>
-          <w:b/>
-        </w:rPr>
-        <w:t>NumPy</w:t>
-      </w:r>
-      <w:r>
-        <w:t xml:space="preserve"> chính là </w:t>
-      </w:r>
-      <w:r>
-        <w:t>thư viện</w:t>
-      </w:r>
-      <w:r>
-        <w:t xml:space="preserve"> vận hành toàn bộ các phép toán phức tạp trong dự án</w:t>
-      </w:r>
-      <w:r>
-        <w:t>:</w:t>
-      </w:r>
-    </w:p>
-    <w:p>
-      <w:pPr>
-        <w:pStyle w:val="StyleTru"/>
-      </w:pPr>
-      <w:r>
-        <w:t xml:space="preserve">Thực thi các </w:t>
-      </w:r>
-      <w:r>
-        <w:t>h</w:t>
-      </w:r>
-      <w:r>
-        <w:t>àm toán học</w:t>
-      </w:r>
-      <w:r>
-        <w:t xml:space="preserve"> </w:t>
-      </w:r>
-      <w:r>
-        <w:t>(np.exp,</w:t>
-      </w:r>
-      <w:r>
-        <w:rPr>
-          <w:rFonts w:cstheme="minorBidi"/>
-        </w:rPr>
-        <w:t xml:space="preserve"> </w:t>
-      </w:r>
-      <w:r>
-        <w:t>np.polyval).</w:t>
-      </w:r>
-    </w:p>
-    <w:p>
-      <w:pPr>
-        <w:pStyle w:val="StyleTru"/>
-      </w:pPr>
-      <w:r>
-        <w:t>Giải đại số tuyến tính (np.linalg.inv(), .dot(), .T)</w:t>
-      </w:r>
-      <w:r>
-        <w:t>.</w:t>
-      </w:r>
-    </w:p>
-    <w:p>
-      <w:pPr>
-        <w:pStyle w:val="StyleTru"/>
-      </w:pPr>
-      <w:r>
-        <w:t>Quản lý và tiến đổi mảng.</w:t>
-      </w:r>
-    </w:p>
-    <w:p>
-      <w:pPr>
-        <w:pStyle w:val="StyleTru"/>
-      </w:pPr>
-      <w:r>
-        <w:t>Xử lý trọng số và thống kê.</w:t>
-      </w:r>
-    </w:p>
-    <w:p>
-      <w:pPr>
-        <w:pStyle w:val="StyleTru"/>
-        <w:numPr>
-          <w:ilvl w:val="0"/>
-          <w:numId w:val="0"/>
-        </w:numPr>
-        <w:ind w:left="994" w:hanging="284"/>
-      </w:pPr>
-    </w:p>
-    <w:p>
-      <w:pPr>
-        <w:pStyle w:val="StyleTru"/>
-        <w:numPr>
-          <w:ilvl w:val="0"/>
-          <w:numId w:val="0"/>
-        </w:numPr>
-        <w:ind w:left="994" w:hanging="284"/>
-      </w:pPr>
-    </w:p>
-    <w:p>
-      <w:pPr>
-        <w:pStyle w:val="StyleTru"/>
-        <w:numPr>
-          <w:ilvl w:val="0"/>
-          <w:numId w:val="0"/>
-        </w:numPr>
-        <w:ind w:left="994" w:hanging="284"/>
-      </w:pPr>
-    </w:p>
-    <w:p>
-      <w:pPr>
-        <w:pStyle w:val="StyleTru"/>
-        <w:numPr>
-          <w:ilvl w:val="0"/>
-          <w:numId w:val="0"/>
-        </w:numPr>
-        <w:ind w:left="994" w:hanging="284"/>
-      </w:pPr>
-    </w:p>
-    <w:p>
-      <w:pPr>
-        <w:pStyle w:val="StyleTru"/>
-        <w:numPr>
-          <w:ilvl w:val="0"/>
-          <w:numId w:val="0"/>
-        </w:numPr>
-        <w:ind w:left="994" w:hanging="284"/>
-      </w:pPr>
-    </w:p>
-    <w:p>
-      <w:pPr>
-        <w:pStyle w:val="StyleTru"/>
-        <w:numPr>
-          <w:ilvl w:val="0"/>
-          <w:numId w:val="0"/>
-        </w:numPr>
-        <w:ind w:left="994" w:hanging="284"/>
-      </w:pPr>
-    </w:p>
-    <w:p>
-      <w:pPr>
-        <w:pStyle w:val="StyleTru"/>
-        <w:numPr>
-          <w:ilvl w:val="0"/>
-          <w:numId w:val="0"/>
-        </w:numPr>
-        <w:ind w:left="994" w:hanging="284"/>
-      </w:pPr>
-    </w:p>
-    <w:p>
-      <w:pPr>
-        <w:pStyle w:val="StyleTru"/>
-        <w:numPr>
-          <w:ilvl w:val="0"/>
-          <w:numId w:val="0"/>
-        </w:numPr>
-        <w:ind w:left="994" w:hanging="284"/>
-      </w:pPr>
-    </w:p>
-    <w:p>
-      <w:pPr>
-        <w:pStyle w:val="StyleTru"/>
-        <w:numPr>
-          <w:ilvl w:val="0"/>
-          <w:numId w:val="0"/>
-        </w:numPr>
-        <w:ind w:left="994" w:hanging="284"/>
-      </w:pPr>
-    </w:p>
-    <w:p>
-      <w:pPr>
-        <w:pStyle w:val="StyleTru"/>
-        <w:numPr>
-          <w:ilvl w:val="0"/>
-          <w:numId w:val="0"/>
-        </w:numPr>
-        <w:ind w:left="994" w:hanging="284"/>
-      </w:pPr>
-    </w:p>
-    <w:p>
-      <w:pPr>
-        <w:pStyle w:val="StyleTru"/>
-        <w:numPr>
-          <w:ilvl w:val="0"/>
-          <w:numId w:val="0"/>
-        </w:numPr>
-        <w:ind w:left="994" w:hanging="284"/>
-      </w:pPr>
-    </w:p>
-    <w:p>
-      <w:pPr>
-        <w:pStyle w:val="StyleTru"/>
-        <w:numPr>
-          <w:ilvl w:val="0"/>
-          <w:numId w:val="0"/>
-        </w:numPr>
-        <w:ind w:left="994" w:hanging="284"/>
-      </w:pPr>
-    </w:p>
-    <w:p>
-      <w:pPr>
-        <w:pStyle w:val="StyleTru"/>
-        <w:numPr>
-          <w:ilvl w:val="0"/>
-          <w:numId w:val="0"/>
-        </w:numPr>
-        <w:ind w:left="994" w:hanging="284"/>
-      </w:pPr>
-    </w:p>
-    <w:p>
-      <w:pPr>
-        <w:pStyle w:val="StyleTru"/>
-        <w:numPr>
-          <w:ilvl w:val="0"/>
-          <w:numId w:val="0"/>
-        </w:numPr>
-        <w:ind w:left="994" w:hanging="284"/>
-      </w:pPr>
-    </w:p>
-    <w:p>
-      <w:pPr>
-        <w:pStyle w:val="StyleTru"/>
-        <w:numPr>
-          <w:ilvl w:val="0"/>
-          <w:numId w:val="0"/>
-        </w:numPr>
-        <w:ind w:left="994" w:hanging="284"/>
-      </w:pPr>
-    </w:p>
-    <w:p>
-      <w:pPr>
-        <w:pStyle w:val="StyleTru"/>
-        <w:numPr>
-          <w:ilvl w:val="0"/>
-          <w:numId w:val="0"/>
-        </w:numPr>
-        <w:ind w:left="994" w:hanging="284"/>
-      </w:pPr>
-    </w:p>
-    <w:p>
-      <w:pPr>
-        <w:pStyle w:val="StyleTru"/>
-        <w:numPr>
-          <w:ilvl w:val="0"/>
-          <w:numId w:val="0"/>
-        </w:numPr>
-        <w:ind w:left="994" w:hanging="284"/>
-      </w:pPr>
-    </w:p>
-    <w:p>
-      <w:pPr>
-        <w:pStyle w:val="StyleTru"/>
-        <w:numPr>
-          <w:ilvl w:val="0"/>
-          <w:numId w:val="0"/>
-        </w:numPr>
-        <w:ind w:left="994" w:hanging="284"/>
-      </w:pPr>
-    </w:p>
-    <w:p>
-      <w:pPr>
-        <w:pStyle w:val="StyleTru"/>
-        <w:numPr>
-          <w:ilvl w:val="0"/>
-          <w:numId w:val="0"/>
-        </w:numPr>
-        <w:ind w:left="994" w:hanging="284"/>
-      </w:pPr>
-    </w:p>
-    <w:p>
-      <w:pPr>
-        <w:pStyle w:val="StyleTru"/>
-        <w:numPr>
-          <w:ilvl w:val="0"/>
-          <w:numId w:val="0"/>
-        </w:numPr>
-        <w:ind w:left="994" w:hanging="284"/>
-      </w:pPr>
-    </w:p>
-    <w:p>
-      <w:pPr>
-        <w:pStyle w:val="StyleTru"/>
-        <w:numPr>
-          <w:ilvl w:val="0"/>
-          <w:numId w:val="0"/>
-        </w:numPr>
-        <w:ind w:left="994" w:hanging="284"/>
-      </w:pPr>
-    </w:p>
-    <w:p>
-      <w:pPr>
-        <w:pStyle w:val="StyleTru"/>
-        <w:numPr>
-          <w:ilvl w:val="0"/>
-          <w:numId w:val="0"/>
-        </w:numPr>
-        <w:ind w:left="994" w:hanging="284"/>
       </w:pPr>
     </w:p>
     <w:p>
@@ -6153,7 +5884,7 @@
           <w:noProof/>
         </w:rPr>
         <w:drawing>
-          <wp:inline distT="0" distB="0" distL="0" distR="0" wp14:anchorId="435DAFD5" wp14:editId="7BDC0723">
+          <wp:inline distT="0" distB="0" distL="0" distR="0" wp14:anchorId="435DAFD5" wp14:editId="23541105">
             <wp:extent cx="4040505" cy="6282976"/>
             <wp:effectExtent l="0" t="0" r="0" b="3810"/>
             <wp:docPr id="1546309142" name="Picture 6"/>
@@ -7227,6 +6958,9 @@
     <w:p>
       <w:pPr>
         <w:pStyle w:val="Caption"/>
+        <w:rPr>
+          <w:noProof/>
+        </w:rPr>
       </w:pPr>
       <w:r>
         <w:t xml:space="preserve">Hình </w:t>
@@ -7258,6 +6992,2887 @@
           <w:noProof/>
         </w:rPr>
         <w:t>Minh họa hồi quy tuyến tính sử dụng Normal Equation</w:t>
+      </w:r>
+    </w:p>
+    <w:p>
+      <w:pPr>
+        <w:pStyle w:val="DoanVB"/>
+      </w:pPr>
+      <w:r>
+        <w:t xml:space="preserve"> Ví dụ trực quan về cách hoạt động:</w:t>
+      </w:r>
+    </w:p>
+    <w:p>
+      <w:pPr>
+        <w:pStyle w:val="StyleTru"/>
+        <w:rPr>
+          <w:b/>
+          <w:bCs/>
+        </w:rPr>
+      </w:pPr>
+      <w:r>
+        <w:rPr>
+          <w:b/>
+          <w:bCs/>
+        </w:rPr>
+        <w:t>Dữ liệu đầu vào dạng bảng:</w:t>
+      </w:r>
+    </w:p>
+    <w:p>
+      <w:pPr>
+        <w:jc w:val="center"/>
+      </w:pPr>
+      <w:r>
+        <w:rPr>
+          <w:noProof/>
+        </w:rPr>
+        <w:drawing>
+          <wp:inline distT="0" distB="0" distL="0" distR="0" wp14:anchorId="59AC05C7" wp14:editId="78B88EB9">
+            <wp:extent cx="2524125" cy="828675"/>
+            <wp:effectExtent l="0" t="0" r="9525" b="9525"/>
+            <wp:docPr id="994784889" name="Picture 1"/>
+            <wp:cNvGraphicFramePr>
+              <a:graphicFrameLocks xmlns:a="http://schemas.openxmlformats.org/drawingml/2006/main" noChangeAspect="1"/>
+            </wp:cNvGraphicFramePr>
+            <a:graphic xmlns:a="http://schemas.openxmlformats.org/drawingml/2006/main">
+              <a:graphicData uri="http://schemas.openxmlformats.org/drawingml/2006/picture">
+                <pic:pic xmlns:pic="http://schemas.openxmlformats.org/drawingml/2006/picture">
+                  <pic:nvPicPr>
+                    <pic:cNvPr id="994784889" name=""/>
+                    <pic:cNvPicPr/>
+                  </pic:nvPicPr>
+                  <pic:blipFill>
+                    <a:blip r:embed="rId24"/>
+                    <a:stretch>
+                      <a:fillRect/>
+                    </a:stretch>
+                  </pic:blipFill>
+                  <pic:spPr>
+                    <a:xfrm>
+                      <a:off x="0" y="0"/>
+                      <a:ext cx="2901293" cy="952500"/>
+                    </a:xfrm>
+                    <a:prstGeom prst="rect">
+                      <a:avLst/>
+                    </a:prstGeom>
+                  </pic:spPr>
+                </pic:pic>
+              </a:graphicData>
+            </a:graphic>
+          </wp:inline>
+        </w:drawing>
+      </w:r>
+    </w:p>
+    <w:p>
+      <w:pPr>
+        <w:jc w:val="center"/>
+      </w:pPr>
+    </w:p>
+    <w:p>
+      <w:pPr>
+        <w:pStyle w:val="StyleTru"/>
+        <w:rPr>
+          <w:b/>
+          <w:bCs/>
+        </w:rPr>
+      </w:pPr>
+      <w:r>
+        <w:rPr>
+          <w:b/>
+          <w:bCs/>
+        </w:rPr>
+        <w:lastRenderedPageBreak/>
+        <w:t xml:space="preserve">Xử lý </w:t>
+      </w:r>
+      <w:r>
+        <w:rPr>
+          <w:b/>
+          <w:bCs/>
+        </w:rPr>
+        <w:t>dữ liệu (trong trường hợp này xóa cột ‘Name’</w:t>
+      </w:r>
+      <w:r>
+        <w:rPr>
+          <w:b/>
+          <w:bCs/>
+        </w:rPr>
+        <w:t xml:space="preserve"> và chuẩn hóa</w:t>
+      </w:r>
+      <w:r>
+        <w:rPr>
+          <w:b/>
+          <w:bCs/>
+        </w:rPr>
+        <w:t>), t</w:t>
+      </w:r>
+      <w:r>
+        <w:rPr>
+          <w:b/>
+          <w:bCs/>
+        </w:rPr>
+        <w:t>ách dữ liệu đặc trưng và dữ liệu kết quả:</w:t>
+      </w:r>
+    </w:p>
+    <w:p>
+      <w:pPr>
+        <w:jc w:val="center"/>
+      </w:pPr>
+      <w:r>
+        <w:rPr>
+          <w:noProof/>
+        </w:rPr>
+        <w:drawing>
+          <wp:inline distT="0" distB="0" distL="0" distR="0" wp14:anchorId="48013CE7" wp14:editId="728A4A20">
+            <wp:extent cx="2562225" cy="857250"/>
+            <wp:effectExtent l="0" t="0" r="9525" b="0"/>
+            <wp:docPr id="2013804109" name="Picture 1"/>
+            <wp:cNvGraphicFramePr>
+              <a:graphicFrameLocks xmlns:a="http://schemas.openxmlformats.org/drawingml/2006/main" noChangeAspect="1"/>
+            </wp:cNvGraphicFramePr>
+            <a:graphic xmlns:a="http://schemas.openxmlformats.org/drawingml/2006/main">
+              <a:graphicData uri="http://schemas.openxmlformats.org/drawingml/2006/picture">
+                <pic:pic xmlns:pic="http://schemas.openxmlformats.org/drawingml/2006/picture">
+                  <pic:nvPicPr>
+                    <pic:cNvPr id="2013804109" name=""/>
+                    <pic:cNvPicPr/>
+                  </pic:nvPicPr>
+                  <pic:blipFill>
+                    <a:blip r:embed="rId25"/>
+                    <a:stretch>
+                      <a:fillRect/>
+                    </a:stretch>
+                  </pic:blipFill>
+                  <pic:spPr>
+                    <a:xfrm>
+                      <a:off x="0" y="0"/>
+                      <a:ext cx="2562225" cy="857250"/>
+                    </a:xfrm>
+                    <a:prstGeom prst="rect">
+                      <a:avLst/>
+                    </a:prstGeom>
+                  </pic:spPr>
+                </pic:pic>
+              </a:graphicData>
+            </a:graphic>
+          </wp:inline>
+        </w:drawing>
+      </w:r>
+    </w:p>
+    <w:p>
+      <w:pPr>
+        <w:pStyle w:val="StyleTru"/>
+        <w:rPr>
+          <w:b/>
+          <w:bCs/>
+        </w:rPr>
+      </w:pPr>
+      <w:r>
+        <w:rPr>
+          <w:b/>
+          <w:bCs/>
+        </w:rPr>
+        <w:t>Chuyển về dạng ma trận:</w:t>
+      </w:r>
+    </w:p>
+    <w:p>
+      <w:pPr>
+        <w:jc w:val="left"/>
+        <w:rPr>
+          <w:rFonts w:eastAsiaTheme="minorEastAsia" w:cs="Times New Roman"/>
+        </w:rPr>
+      </w:pPr>
+      <w:r>
+        <w:rPr>
+          <w:rFonts w:eastAsiaTheme="minorEastAsia" w:cs="Times New Roman"/>
+        </w:rPr>
+        <w:t xml:space="preserve">                            </w:t>
+      </w:r>
+      <m:oMath>
+        <m:r>
+          <w:rPr>
+            <w:rFonts w:ascii="Cambria Math" w:eastAsiaTheme="minorEastAsia" w:hAnsi="Cambria Math" w:cs="Times New Roman"/>
+          </w:rPr>
+          <m:t>X=</m:t>
+        </m:r>
+        <m:d>
+          <m:dPr>
+            <m:begChr m:val="["/>
+            <m:endChr m:val="]"/>
+            <m:ctrlPr>
+              <w:rPr>
+                <w:rFonts w:ascii="Cambria Math" w:hAnsi="Cambria Math"/>
+                <w:i/>
+              </w:rPr>
+            </m:ctrlPr>
+          </m:dPr>
+          <m:e>
+            <m:m>
+              <m:mPr>
+                <m:mcs>
+                  <m:mc>
+                    <m:mcPr>
+                      <m:count m:val="2"/>
+                      <m:mcJc m:val="center"/>
+                    </m:mcPr>
+                  </m:mc>
+                </m:mcs>
+                <m:ctrlPr>
+                  <w:rPr>
+                    <w:rFonts w:ascii="Cambria Math" w:hAnsi="Cambria Math"/>
+                    <w:i/>
+                  </w:rPr>
+                </m:ctrlPr>
+              </m:mPr>
+              <m:mr>
+                <m:e>
+                  <m:r>
+                    <w:rPr>
+                      <w:rFonts w:ascii="Cambria Math" w:hAnsi="Cambria Math"/>
+                    </w:rPr>
+                    <m:t>-0.565419</m:t>
+                  </m:r>
+                </m:e>
+                <m:e>
+                  <m:r>
+                    <w:rPr>
+                      <w:rFonts w:ascii="Cambria Math" w:hAnsi="Cambria Math"/>
+                    </w:rPr>
+                    <m:t>0.43255</m:t>
+                  </m:r>
+                </m:e>
+              </m:mr>
+              <m:mr>
+                <m:e>
+                  <m:r>
+                    <w:rPr>
+                      <w:rFonts w:ascii="Cambria Math" w:hAnsi="Cambria Math"/>
+                    </w:rPr>
+                    <m:t>0.663488</m:t>
+                  </m:r>
+                </m:e>
+                <m:e>
+                  <m:r>
+                    <w:rPr>
+                      <w:rFonts w:ascii="Cambria Math" w:hAnsi="Cambria Math"/>
+                    </w:rPr>
+                    <m:t>0.43255</m:t>
+                  </m:r>
+                </m:e>
+              </m:mr>
+              <m:mr>
+                <m:e>
+                  <m:r>
+                    <w:rPr>
+                      <w:rFonts w:ascii="Cambria Math" w:hAnsi="Cambria Math"/>
+                    </w:rPr>
+                    <m:t>-0.258192</m:t>
+                  </m:r>
+                </m:e>
+                <m:e>
+                  <m:r>
+                    <w:rPr>
+                      <w:rFonts w:ascii="Cambria Math" w:hAnsi="Cambria Math"/>
+                    </w:rPr>
+                    <m:t>-0.474279</m:t>
+                  </m:r>
+                </m:e>
+              </m:mr>
+            </m:m>
+          </m:e>
+        </m:d>
+      </m:oMath>
+      <w:r>
+        <w:rPr>
+          <w:rFonts w:eastAsiaTheme="minorEastAsia" w:cs="Times New Roman"/>
+        </w:rPr>
+        <w:t xml:space="preserve">    </w:t>
+      </w:r>
+      <w:r>
+        <w:rPr>
+          <w:rFonts w:eastAsiaTheme="minorEastAsia" w:cs="Times New Roman"/>
+        </w:rPr>
+        <w:t xml:space="preserve"> </w:t>
+      </w:r>
+      <w:r>
+        <w:rPr>
+          <w:rFonts w:eastAsiaTheme="minorEastAsia" w:cs="Times New Roman"/>
+        </w:rPr>
+        <w:t xml:space="preserve">  </w:t>
+      </w:r>
+      <m:oMath>
+        <m:r>
+          <w:rPr>
+            <w:rFonts w:ascii="Cambria Math" w:eastAsiaTheme="minorEastAsia" w:hAnsi="Cambria Math" w:cs="Times New Roman"/>
+          </w:rPr>
+          <m:t>y=</m:t>
+        </m:r>
+        <m:d>
+          <m:dPr>
+            <m:begChr m:val="["/>
+            <m:endChr m:val="]"/>
+            <m:ctrlPr>
+              <w:rPr>
+                <w:rFonts w:ascii="Cambria Math" w:eastAsiaTheme="minorEastAsia" w:hAnsi="Cambria Math" w:cs="Times New Roman"/>
+                <w:i/>
+              </w:rPr>
+            </m:ctrlPr>
+          </m:dPr>
+          <m:e>
+            <m:m>
+              <m:mPr>
+                <m:mcs>
+                  <m:mc>
+                    <m:mcPr>
+                      <m:count m:val="1"/>
+                      <m:mcJc m:val="center"/>
+                    </m:mcPr>
+                  </m:mc>
+                </m:mcs>
+                <m:ctrlPr>
+                  <w:rPr>
+                    <w:rFonts w:ascii="Cambria Math" w:eastAsiaTheme="minorEastAsia" w:hAnsi="Cambria Math" w:cs="Times New Roman"/>
+                    <w:i/>
+                  </w:rPr>
+                </m:ctrlPr>
+              </m:mPr>
+              <m:mr>
+                <m:e>
+                  <m:r>
+                    <w:rPr>
+                      <w:rFonts w:ascii="Cambria Math" w:eastAsiaTheme="minorEastAsia" w:hAnsi="Cambria Math" w:cs="Times New Roman"/>
+                    </w:rPr>
+                    <m:t>0</m:t>
+                  </m:r>
+                </m:e>
+              </m:mr>
+              <m:mr>
+                <m:e>
+                  <m:r>
+                    <w:rPr>
+                      <w:rFonts w:ascii="Cambria Math" w:eastAsiaTheme="minorEastAsia" w:hAnsi="Cambria Math" w:cs="Times New Roman"/>
+                    </w:rPr>
+                    <m:t>1</m:t>
+                  </m:r>
+                </m:e>
+              </m:mr>
+              <m:mr>
+                <m:e>
+                  <m:r>
+                    <w:rPr>
+                      <w:rFonts w:ascii="Cambria Math" w:eastAsiaTheme="minorEastAsia" w:hAnsi="Cambria Math" w:cs="Times New Roman"/>
+                    </w:rPr>
+                    <m:t>1</m:t>
+                  </m:r>
+                </m:e>
+              </m:mr>
+            </m:m>
+          </m:e>
+        </m:d>
+      </m:oMath>
+      <w:r>
+        <w:rPr>
+          <w:rFonts w:eastAsiaTheme="minorEastAsia" w:cs="Times New Roman"/>
+        </w:rPr>
+        <w:t xml:space="preserve">  </w:t>
+      </w:r>
+    </w:p>
+    <w:p>
+      <w:pPr>
+        <w:pStyle w:val="StyleTru"/>
+      </w:pPr>
+      <w:r>
+        <w:t xml:space="preserve">Vì ta cần tính vector mục tiêu theo đặc trưng chứ không phải hành khách, nên ta </w:t>
+      </w:r>
+      <w:r>
+        <w:rPr>
+          <w:b/>
+          <w:bCs/>
+        </w:rPr>
+        <w:t>chuyển vị</w:t>
+      </w:r>
+      <w:r>
+        <w:t xml:space="preserve"> ma trận</w:t>
+      </w:r>
+      <w:r>
+        <w:t xml:space="preserve"> hành khách thành ma trận</w:t>
+      </w:r>
+      <w:r>
+        <w:t xml:space="preserve"> theo</w:t>
+      </w:r>
+      <w:r>
+        <w:t xml:space="preserve"> đặc trưng</w:t>
+      </w:r>
+      <w:r>
+        <w:t xml:space="preserve"> hành khách</w:t>
+      </w:r>
+      <w:r>
+        <w:t>:</w:t>
+      </w:r>
+    </w:p>
+    <w:p>
+      <w:pPr>
+        <w:rPr>
+          <w:rFonts w:eastAsiaTheme="minorEastAsia"/>
+        </w:rPr>
+      </w:pPr>
+      <w:r>
+        <w:rPr>
+          <w:rFonts w:eastAsiaTheme="minorEastAsia" w:cs="Times New Roman"/>
+        </w:rPr>
+        <w:t xml:space="preserve">                            </w:t>
+      </w:r>
+      <m:oMath>
+        <m:sSup>
+          <m:sSupPr>
+            <m:ctrlPr>
+              <w:rPr>
+                <w:rFonts w:ascii="Cambria Math" w:hAnsi="Cambria Math"/>
+                <w:i/>
+              </w:rPr>
+            </m:ctrlPr>
+          </m:sSupPr>
+          <m:e>
+            <m:r>
+              <w:rPr>
+                <w:rFonts w:ascii="Cambria Math" w:hAnsi="Cambria Math"/>
+              </w:rPr>
+              <m:t>X</m:t>
+            </m:r>
+          </m:e>
+          <m:sup>
+            <m:r>
+              <w:rPr>
+                <w:rFonts w:ascii="Cambria Math" w:hAnsi="Cambria Math"/>
+              </w:rPr>
+              <m:t>T</m:t>
+            </m:r>
+          </m:sup>
+        </m:sSup>
+        <m:r>
+          <w:rPr>
+            <w:rFonts w:ascii="Cambria Math" w:hAnsi="Cambria Math"/>
+          </w:rPr>
+          <m:t>=</m:t>
+        </m:r>
+        <m:d>
+          <m:dPr>
+            <m:begChr m:val="["/>
+            <m:endChr m:val="]"/>
+            <m:ctrlPr>
+              <w:rPr>
+                <w:rFonts w:ascii="Cambria Math" w:hAnsi="Cambria Math"/>
+              </w:rPr>
+            </m:ctrlPr>
+          </m:dPr>
+          <m:e>
+            <m:m>
+              <m:mPr>
+                <m:mcs>
+                  <m:mc>
+                    <m:mcPr>
+                      <m:count m:val="3"/>
+                      <m:mcJc m:val="center"/>
+                    </m:mcPr>
+                  </m:mc>
+                </m:mcs>
+                <m:ctrlPr>
+                  <w:rPr>
+                    <w:rFonts w:ascii="Cambria Math" w:hAnsi="Cambria Math"/>
+                  </w:rPr>
+                </m:ctrlPr>
+              </m:mPr>
+              <m:mr>
+                <m:e>
+                  <m:r>
+                    <w:rPr>
+                      <w:rFonts w:ascii="Cambria Math" w:hAnsi="Cambria Math"/>
+                    </w:rPr>
+                    <m:t>-0.565419</m:t>
+                  </m:r>
+                </m:e>
+                <m:e>
+                  <m:r>
+                    <w:rPr>
+                      <w:rFonts w:ascii="Cambria Math" w:hAnsi="Cambria Math"/>
+                    </w:rPr>
+                    <m:t>0.663488</m:t>
+                  </m:r>
+                </m:e>
+                <m:e>
+                  <m:r>
+                    <w:rPr>
+                      <w:rFonts w:ascii="Cambria Math" w:hAnsi="Cambria Math"/>
+                    </w:rPr>
+                    <m:t>-0.258192</m:t>
+                  </m:r>
+                </m:e>
+              </m:mr>
+              <m:mr>
+                <m:e>
+                  <m:r>
+                    <w:rPr>
+                      <w:rFonts w:ascii="Cambria Math" w:hAnsi="Cambria Math"/>
+                    </w:rPr>
+                    <m:t>0.43255</m:t>
+                  </m:r>
+                </m:e>
+                <m:e>
+                  <m:r>
+                    <w:rPr>
+                      <w:rFonts w:ascii="Cambria Math" w:hAnsi="Cambria Math"/>
+                    </w:rPr>
+                    <m:t>0.43255</m:t>
+                  </m:r>
+                </m:e>
+                <m:e>
+                  <m:r>
+                    <w:rPr>
+                      <w:rFonts w:ascii="Cambria Math" w:hAnsi="Cambria Math"/>
+                    </w:rPr>
+                    <m:t>-0.474279</m:t>
+                  </m:r>
+                </m:e>
+              </m:mr>
+            </m:m>
+          </m:e>
+        </m:d>
+      </m:oMath>
+    </w:p>
+    <w:p>
+      <w:pPr>
+        <w:pStyle w:val="StyleTru"/>
+      </w:pPr>
+      <w:r>
+        <w:t>T</w:t>
+      </w:r>
+      <w:r>
+        <w:t xml:space="preserve">a </w:t>
+      </w:r>
+      <w:r>
+        <w:rPr>
+          <w:b/>
+          <w:bCs/>
+        </w:rPr>
+        <w:t>nhâ</w:t>
+      </w:r>
+      <w:r>
+        <w:rPr>
+          <w:b/>
+          <w:bCs/>
+        </w:rPr>
+        <w:t>n</w:t>
+      </w:r>
+      <w:r>
+        <w:t xml:space="preserve"> ma trận theo đặc trưng hành khách cho vector tỉ lệ </w:t>
+      </w:r>
+      <w:r>
+        <w:t>số</w:t>
+      </w:r>
+      <w:r>
+        <w:t>ng sót</w:t>
+      </w:r>
+      <w:r>
+        <w:t>:</w:t>
+      </w:r>
+    </w:p>
+    <w:p>
+      <w:pPr>
+        <w:pStyle w:val="StyleTru"/>
+        <w:numPr>
+          <w:ilvl w:val="0"/>
+          <w:numId w:val="0"/>
+        </w:numPr>
+        <w:rPr>
+          <w:rFonts w:eastAsiaTheme="minorEastAsia"/>
+        </w:rPr>
+      </w:pPr>
+      <m:oMathPara>
+        <m:oMathParaPr>
+          <m:jc m:val="right"/>
+        </m:oMathParaPr>
+        <m:oMath>
+          <m:sSup>
+            <m:sSupPr>
+              <m:ctrlPr>
+                <w:rPr>
+                  <w:rFonts w:ascii="Cambria Math" w:hAnsi="Cambria Math"/>
+                  <w:i/>
+                </w:rPr>
+              </m:ctrlPr>
+            </m:sSupPr>
+            <m:e>
+              <m:r>
+                <w:rPr>
+                  <w:rFonts w:ascii="Cambria Math" w:hAnsi="Cambria Math"/>
+                </w:rPr>
+                <m:t>X</m:t>
+              </m:r>
+            </m:e>
+            <m:sup>
+              <m:r>
+                <w:rPr>
+                  <w:rFonts w:ascii="Cambria Math" w:hAnsi="Cambria Math"/>
+                </w:rPr>
+                <m:t>T</m:t>
+              </m:r>
+            </m:sup>
+          </m:sSup>
+          <m:r>
+            <w:rPr>
+              <w:rFonts w:ascii="Cambria Math" w:hAnsi="Cambria Math"/>
+            </w:rPr>
+            <m:t xml:space="preserve">* y = </m:t>
+          </m:r>
+          <m:d>
+            <m:dPr>
+              <m:begChr m:val="["/>
+              <m:endChr m:val="]"/>
+              <m:ctrlPr>
+                <w:rPr>
+                  <w:rFonts w:ascii="Cambria Math" w:hAnsi="Cambria Math"/>
+                  <w:i/>
+                </w:rPr>
+              </m:ctrlPr>
+            </m:dPr>
+            <m:e>
+              <m:m>
+                <m:mPr>
+                  <m:mcs>
+                    <m:mc>
+                      <m:mcPr>
+                        <m:count m:val="1"/>
+                        <m:mcJc m:val="center"/>
+                      </m:mcPr>
+                    </m:mc>
+                  </m:mcs>
+                  <m:ctrlPr>
+                    <w:rPr>
+                      <w:rFonts w:ascii="Cambria Math" w:hAnsi="Cambria Math"/>
+                      <w:i/>
+                    </w:rPr>
+                  </m:ctrlPr>
+                </m:mPr>
+                <m:mr>
+                  <m:e>
+                    <m:r>
+                      <w:rPr>
+                        <w:rFonts w:ascii="Cambria Math" w:hAnsi="Cambria Math"/>
+                      </w:rPr>
+                      <m:t xml:space="preserve">-0.565419*0 + 0.663488*1 + -0.258192*1 </m:t>
+                    </m:r>
+                  </m:e>
+                </m:mr>
+                <m:mr>
+                  <m:e>
+                    <m:r>
+                      <w:rPr>
+                        <w:rFonts w:ascii="Cambria Math" w:hAnsi="Cambria Math"/>
+                      </w:rPr>
+                      <m:t xml:space="preserve"> 0.43255*0 + 0.43255*1 + -0.474279*1</m:t>
+                    </m:r>
+                  </m:e>
+                </m:mr>
+              </m:m>
+            </m:e>
+          </m:d>
+          <m:r>
+            <w:rPr>
+              <w:rFonts w:ascii="Cambria Math" w:hAnsi="Cambria Math"/>
+            </w:rPr>
+            <m:t xml:space="preserve">= </m:t>
+          </m:r>
+          <m:d>
+            <m:dPr>
+              <m:begChr m:val="["/>
+              <m:endChr m:val="]"/>
+              <m:ctrlPr>
+                <w:rPr>
+                  <w:rFonts w:ascii="Cambria Math" w:hAnsi="Cambria Math"/>
+                  <w:i/>
+                </w:rPr>
+              </m:ctrlPr>
+            </m:dPr>
+            <m:e>
+              <m:m>
+                <m:mPr>
+                  <m:mcs>
+                    <m:mc>
+                      <m:mcPr>
+                        <m:count m:val="1"/>
+                        <m:mcJc m:val="center"/>
+                      </m:mcPr>
+                    </m:mc>
+                  </m:mcs>
+                  <m:ctrlPr>
+                    <w:rPr>
+                      <w:rFonts w:ascii="Cambria Math" w:hAnsi="Cambria Math"/>
+                      <w:i/>
+                    </w:rPr>
+                  </m:ctrlPr>
+                </m:mPr>
+                <m:mr>
+                  <m:e>
+                    <m:r>
+                      <w:rPr>
+                        <w:rFonts w:ascii="Cambria Math" w:hAnsi="Cambria Math"/>
+                      </w:rPr>
+                      <m:t xml:space="preserve">0.405296 </m:t>
+                    </m:r>
+                  </m:e>
+                </m:mr>
+                <m:mr>
+                  <m:e>
+                    <m:r>
+                      <w:rPr>
+                        <w:rFonts w:ascii="Cambria Math" w:hAnsi="Cambria Math"/>
+                      </w:rPr>
+                      <m:t xml:space="preserve"> -0.041729</m:t>
+                    </m:r>
+                  </m:e>
+                </m:mr>
+              </m:m>
+            </m:e>
+          </m:d>
+        </m:oMath>
+      </m:oMathPara>
+    </w:p>
+    <w:p>
+      <w:pPr>
+        <w:pStyle w:val="StyleTru"/>
+      </w:pPr>
+      <w:r>
+        <w:t xml:space="preserve">Vì giá trị </w:t>
+      </w:r>
+      <w:r>
+        <w:rPr>
+          <w:rFonts w:ascii="Arial" w:hAnsi="Arial" w:cs="Arial"/>
+        </w:rPr>
+        <w:t>y</w:t>
+      </w:r>
+      <w:r>
+        <w:t xml:space="preserve"> chỉ bằng 0 hoặc 1, phép nhân này sẽ tự động triệt tiêu dữ liệu của những người tử nạn (</w:t>
+      </w:r>
+      <w:r>
+        <w:rPr>
+          <w:rFonts w:ascii="Arial" w:hAnsi="Arial" w:cs="Arial"/>
+        </w:rPr>
+        <w:t>y=0</w:t>
+      </w:r>
+      <w:r>
+        <w:t>) và chỉ giữ lại, cộng dồn đặc trưng của những người sống sót. Kết quả cuối cùng cho chúng ta biết 'chân dung' trung bình của sự sống sót: Ví dụ, chỉ số dương cho thấy đặc trưng đó đóng góp tích cực vào khả năng sinh tồn</w:t>
+      </w:r>
+      <w:r>
+        <w:t>.</w:t>
+      </w:r>
+    </w:p>
+    <w:p>
+      <w:pPr>
+        <w:pStyle w:val="StyleTru"/>
+      </w:pPr>
+      <w:r>
+        <w:t xml:space="preserve">Tiếp theo ta </w:t>
+      </w:r>
+      <w:r>
+        <w:rPr>
+          <w:b/>
+          <w:bCs/>
+        </w:rPr>
+        <w:t>nhân</w:t>
+      </w:r>
+      <w:r>
+        <w:t xml:space="preserve"> ma trận theo </w:t>
+      </w:r>
+      <w:r>
+        <w:rPr>
+          <w:b/>
+          <w:bCs/>
+        </w:rPr>
+        <w:t>đặc trưng</w:t>
+      </w:r>
+      <w:r>
+        <w:rPr>
+          <w:b/>
+          <w:bCs/>
+        </w:rPr>
+        <w:t xml:space="preserve"> theo</w:t>
+      </w:r>
+      <w:r>
+        <w:rPr>
+          <w:b/>
+          <w:bCs/>
+        </w:rPr>
+        <w:t xml:space="preserve"> hành khách</w:t>
+      </w:r>
+      <w:r>
+        <w:t xml:space="preserve"> </w:t>
+      </w:r>
+      <m:oMath>
+        <m:r>
+          <w:rPr>
+            <w:rFonts w:ascii="Cambria Math" w:hAnsi="Cambria Math"/>
+          </w:rPr>
+          <m:t>(</m:t>
+        </m:r>
+        <m:sSup>
+          <m:sSupPr>
+            <m:ctrlPr>
+              <w:rPr>
+                <w:rFonts w:ascii="Cambria Math" w:hAnsi="Cambria Math"/>
+                <w:i/>
+              </w:rPr>
+            </m:ctrlPr>
+          </m:sSupPr>
+          <m:e>
+            <m:r>
+              <w:rPr>
+                <w:rFonts w:ascii="Cambria Math" w:hAnsi="Cambria Math"/>
+              </w:rPr>
+              <m:t>X</m:t>
+            </m:r>
+          </m:e>
+          <m:sup>
+            <m:r>
+              <w:rPr>
+                <w:rFonts w:ascii="Cambria Math" w:hAnsi="Cambria Math"/>
+              </w:rPr>
+              <m:t>T</m:t>
+            </m:r>
+          </m:sup>
+        </m:sSup>
+      </m:oMath>
+      <w:r>
+        <w:t xml:space="preserve">) với ma trận </w:t>
+      </w:r>
+      <w:r>
+        <w:rPr>
+          <w:b/>
+          <w:bCs/>
+        </w:rPr>
+        <w:t>hành khách theo đặc trưng</w:t>
+      </w:r>
+      <w:r>
+        <w:t xml:space="preserve"> </w:t>
+      </w:r>
+      <m:oMath>
+        <m:r>
+          <w:rPr>
+            <w:rFonts w:ascii="Cambria Math" w:hAnsi="Cambria Math"/>
+          </w:rPr>
+          <m:t>(</m:t>
+        </m:r>
+        <m:r>
+          <w:rPr>
+            <w:rFonts w:ascii="Cambria Math" w:eastAsiaTheme="minorEastAsia" w:hAnsi="Cambria Math"/>
+          </w:rPr>
+          <m:t>X</m:t>
+        </m:r>
+        <m:r>
+          <w:rPr>
+            <w:rFonts w:ascii="Cambria Math" w:eastAsiaTheme="minorEastAsia" w:hAnsi="Cambria Math"/>
+          </w:rPr>
+          <m:t>)</m:t>
+        </m:r>
+      </m:oMath>
+      <w:r>
+        <w:rPr>
+          <w:rFonts w:eastAsiaTheme="minorEastAsia"/>
+        </w:rPr>
+        <w:t xml:space="preserve"> :</w:t>
+      </w:r>
+    </w:p>
+    <w:p>
+      <w:pPr>
+        <w:rPr>
+          <w:rFonts w:eastAsiaTheme="minorEastAsia"/>
+        </w:rPr>
+      </w:pPr>
+      <m:oMathPara>
+        <m:oMath>
+          <m:sSup>
+            <m:sSupPr>
+              <m:ctrlPr>
+                <w:rPr>
+                  <w:rFonts w:ascii="Cambria Math" w:hAnsi="Cambria Math"/>
+                </w:rPr>
+              </m:ctrlPr>
+            </m:sSupPr>
+            <m:e>
+              <m:r>
+                <w:rPr>
+                  <w:rFonts w:ascii="Cambria Math" w:hAnsi="Cambria Math"/>
+                </w:rPr>
+                <m:t>X</m:t>
+              </m:r>
+            </m:e>
+            <m:sup>
+              <m:r>
+                <w:rPr>
+                  <w:rFonts w:ascii="Cambria Math" w:hAnsi="Cambria Math"/>
+                </w:rPr>
+                <m:t>T</m:t>
+              </m:r>
+            </m:sup>
+          </m:sSup>
+          <m:r>
+            <m:rPr>
+              <m:sty m:val="p"/>
+            </m:rPr>
+            <w:rPr>
+              <w:rFonts w:ascii="Cambria Math" w:hAnsi="Cambria Math"/>
+            </w:rPr>
+            <m:t xml:space="preserve">* </m:t>
+          </m:r>
+          <m:r>
+            <w:rPr>
+              <w:rFonts w:ascii="Cambria Math" w:hAnsi="Cambria Math"/>
+            </w:rPr>
+            <m:t>X</m:t>
+          </m:r>
+          <m:r>
+            <m:rPr>
+              <m:sty m:val="p"/>
+            </m:rPr>
+            <w:rPr>
+              <w:rFonts w:ascii="Cambria Math" w:hAnsi="Cambria Math"/>
+            </w:rPr>
+            <m:t xml:space="preserve"> = </m:t>
+          </m:r>
+          <m:d>
+            <m:dPr>
+              <m:begChr m:val="["/>
+              <m:endChr m:val="]"/>
+              <m:ctrlPr>
+                <w:rPr>
+                  <w:rFonts w:ascii="Cambria Math" w:hAnsi="Cambria Math"/>
+                </w:rPr>
+              </m:ctrlPr>
+            </m:dPr>
+            <m:e>
+              <m:m>
+                <m:mPr>
+                  <m:mcs>
+                    <m:mc>
+                      <m:mcPr>
+                        <m:count m:val="2"/>
+                        <m:mcJc m:val="center"/>
+                      </m:mcPr>
+                    </m:mc>
+                  </m:mcs>
+                  <m:ctrlPr>
+                    <w:rPr>
+                      <w:rFonts w:ascii="Cambria Math" w:hAnsi="Cambria Math"/>
+                    </w:rPr>
+                  </m:ctrlPr>
+                </m:mPr>
+                <m:mr>
+                  <m:e>
+                    <m:r>
+                      <m:rPr>
+                        <m:sty m:val="p"/>
+                      </m:rPr>
+                      <w:rPr>
+                        <w:rFonts w:ascii="Cambria Math" w:hAnsi="Cambria Math"/>
+                      </w:rPr>
+                      <m:t xml:space="preserve">0.8266 </m:t>
+                    </m:r>
+                  </m:e>
+                  <m:e>
+                    <m:r>
+                      <m:rPr>
+                        <m:sty m:val="p"/>
+                      </m:rPr>
+                      <w:rPr>
+                        <w:rFonts w:ascii="Cambria Math" w:hAnsi="Cambria Math"/>
+                      </w:rPr>
+                      <m:t xml:space="preserve"> 0.1648 </m:t>
+                    </m:r>
+                  </m:e>
+                </m:mr>
+                <m:mr>
+                  <m:e>
+                    <m:r>
+                      <m:rPr>
+                        <m:sty m:val="p"/>
+                      </m:rPr>
+                      <w:rPr>
+                        <w:rFonts w:ascii="Cambria Math" w:hAnsi="Cambria Math"/>
+                      </w:rPr>
+                      <m:t xml:space="preserve"> 0.1648 </m:t>
+                    </m:r>
+                  </m:e>
+                  <m:e>
+                    <m:r>
+                      <m:rPr>
+                        <m:sty m:val="p"/>
+                      </m:rPr>
+                      <w:rPr>
+                        <w:rFonts w:ascii="Cambria Math" w:hAnsi="Cambria Math"/>
+                      </w:rPr>
+                      <m:t xml:space="preserve"> 0.5991</m:t>
+                    </m:r>
+                  </m:e>
+                </m:mr>
+              </m:m>
+            </m:e>
+          </m:d>
+        </m:oMath>
+      </m:oMathPara>
+    </w:p>
+    <w:p>
+      <w:pPr>
+        <w:pStyle w:val="StyleTru"/>
+      </w:pPr>
+      <w:r>
+        <w:t>Ma trận kết quả này mang thông tin về sự tương quan giữa các biến số</w:t>
+      </w:r>
+      <w:r>
+        <w:t xml:space="preserve"> </w:t>
+      </w:r>
+      <w:r>
+        <w:t>sau khi đã được chuẩn hóa</w:t>
+      </w:r>
+      <w:r>
+        <w:t>:</w:t>
+      </w:r>
+    </w:p>
+    <w:p>
+      <w:pPr>
+        <w:pStyle w:val="StyleCong"/>
+      </w:pPr>
+      <w:r>
+        <w:t>Các phần tử trên đường chéo chính</w:t>
+      </w:r>
+      <w:r>
+        <w:t>: Đại diện tổng mức độ biến thiên</w:t>
+      </w:r>
+      <w:r>
+        <w:t>.</w:t>
+      </w:r>
+    </w:p>
+    <w:p>
+      <w:pPr>
+        <w:pStyle w:val="StyleCong"/>
+        <w:rPr>
+          <w:rFonts w:eastAsia="Times New Roman"/>
+          <w:kern w:val="0"/>
+          <w:sz w:val="24"/>
+          <w14:ligatures w14:val="none"/>
+        </w:rPr>
+      </w:pPr>
+      <w:r>
+        <w:rPr>
+          <w:rFonts w:eastAsia="Times New Roman"/>
+          <w:kern w:val="0"/>
+          <w:sz w:val="24"/>
+          <w14:ligatures w14:val="none"/>
+        </w:rPr>
+        <w:t>Các phần tử đối xứng</w:t>
+      </w:r>
+      <w:r>
+        <w:rPr>
+          <w:rFonts w:eastAsia="Times New Roman"/>
+          <w:kern w:val="0"/>
+          <w:sz w:val="24"/>
+          <w14:ligatures w14:val="none"/>
+        </w:rPr>
+        <w:t xml:space="preserve">: </w:t>
+      </w:r>
+      <w:r>
+        <w:t>Đây là giá trị thể hiện mối quan hệ tương quan</w:t>
+      </w:r>
+      <w:r>
+        <w:t>.</w:t>
+      </w:r>
+    </w:p>
+    <w:p>
+      <w:pPr>
+        <w:pStyle w:val="StyleCong"/>
+        <w:numPr>
+          <w:ilvl w:val="0"/>
+          <w:numId w:val="0"/>
+        </w:numPr>
+      </w:pPr>
+    </w:p>
+    <w:p>
+      <w:pPr>
+        <w:pStyle w:val="StyleCong"/>
+        <w:numPr>
+          <w:ilvl w:val="0"/>
+          <w:numId w:val="0"/>
+        </w:numPr>
+      </w:pPr>
+    </w:p>
+    <w:p>
+      <w:pPr>
+        <w:pStyle w:val="StyleCong"/>
+        <w:numPr>
+          <w:ilvl w:val="0"/>
+          <w:numId w:val="0"/>
+        </w:numPr>
+        <w:rPr>
+          <w:rFonts w:eastAsia="Times New Roman"/>
+          <w:kern w:val="0"/>
+          <w:sz w:val="24"/>
+          <w14:ligatures w14:val="none"/>
+        </w:rPr>
+      </w:pPr>
+    </w:p>
+    <w:p>
+      <w:pPr>
+        <w:pStyle w:val="StyleTru"/>
+        <w:rPr>
+          <w:b/>
+          <w:bCs/>
+        </w:rPr>
+      </w:pPr>
+      <w:r>
+        <w:lastRenderedPageBreak/>
+        <w:t xml:space="preserve">Ta </w:t>
+      </w:r>
+      <w:r>
+        <w:t>có:</w:t>
+      </w:r>
+    </w:p>
+    <w:p>
+      <w:pPr>
+        <w:jc w:val="center"/>
+      </w:pPr>
+      <m:oMathPara>
+        <m:oMath>
+          <m:sSup>
+            <m:sSupPr>
+              <m:ctrlPr>
+                <w:rPr>
+                  <w:rFonts w:ascii="Cambria Math" w:hAnsi="Cambria Math"/>
+                </w:rPr>
+              </m:ctrlPr>
+            </m:sSupPr>
+            <m:e>
+              <m:r>
+                <m:rPr>
+                  <m:sty m:val="p"/>
+                </m:rPr>
+                <w:rPr>
+                  <w:rFonts w:ascii="Cambria Math" w:hAnsi="Cambria Math"/>
+                </w:rPr>
+                <m:t>(</m:t>
+              </m:r>
+              <m:r>
+                <m:rPr>
+                  <m:sty m:val="bi"/>
+                </m:rPr>
+                <w:rPr>
+                  <w:rFonts w:ascii="Cambria Math" w:hAnsi="Cambria Math"/>
+                </w:rPr>
+                <m:t>X</m:t>
+              </m:r>
+            </m:e>
+            <m:sup>
+              <m:r>
+                <m:rPr>
+                  <m:sty m:val="bi"/>
+                </m:rPr>
+                <w:rPr>
+                  <w:rFonts w:ascii="Cambria Math" w:hAnsi="Cambria Math"/>
+                </w:rPr>
+                <m:t>T</m:t>
+              </m:r>
+            </m:sup>
+          </m:sSup>
+          <m:r>
+            <m:rPr>
+              <m:sty m:val="p"/>
+            </m:rPr>
+            <w:rPr>
+              <w:rFonts w:ascii="Cambria Math" w:hAnsi="Cambria Math"/>
+            </w:rPr>
+            <m:t xml:space="preserve">* </m:t>
+          </m:r>
+          <m:r>
+            <m:rPr>
+              <m:sty m:val="bi"/>
+            </m:rPr>
+            <w:rPr>
+              <w:rFonts w:ascii="Cambria Math" w:hAnsi="Cambria Math"/>
+            </w:rPr>
+            <m:t>X</m:t>
+          </m:r>
+          <m:r>
+            <m:rPr>
+              <m:sty m:val="p"/>
+            </m:rPr>
+            <w:rPr>
+              <w:rFonts w:ascii="Cambria Math" w:hAnsi="Cambria Math"/>
+            </w:rPr>
+            <m:t>)*</m:t>
+          </m:r>
+          <m:r>
+            <m:rPr>
+              <m:sty m:val="bi"/>
+            </m:rPr>
+            <w:rPr>
+              <w:rFonts w:ascii="Cambria Math" w:hAnsi="Cambria Math"/>
+            </w:rPr>
+            <m:t>w</m:t>
+          </m:r>
+          <m:r>
+            <m:rPr>
+              <m:sty m:val="p"/>
+            </m:rPr>
+            <w:rPr>
+              <w:rFonts w:ascii="Cambria Math" w:hAnsi="Cambria Math"/>
+            </w:rPr>
+            <m:t xml:space="preserve">= </m:t>
+          </m:r>
+          <m:sSup>
+            <m:sSupPr>
+              <m:ctrlPr>
+                <w:rPr>
+                  <w:rFonts w:ascii="Cambria Math" w:hAnsi="Cambria Math"/>
+                </w:rPr>
+              </m:ctrlPr>
+            </m:sSupPr>
+            <m:e>
+              <m:r>
+                <m:rPr>
+                  <m:sty m:val="bi"/>
+                </m:rPr>
+                <w:rPr>
+                  <w:rFonts w:ascii="Cambria Math" w:hAnsi="Cambria Math"/>
+                </w:rPr>
+                <m:t>X</m:t>
+              </m:r>
+            </m:e>
+            <m:sup>
+              <m:r>
+                <m:rPr>
+                  <m:sty m:val="bi"/>
+                </m:rPr>
+                <w:rPr>
+                  <w:rFonts w:ascii="Cambria Math" w:hAnsi="Cambria Math"/>
+                </w:rPr>
+                <m:t>T</m:t>
+              </m:r>
+            </m:sup>
+          </m:sSup>
+          <m:r>
+            <m:rPr>
+              <m:sty m:val="p"/>
+            </m:rPr>
+            <w:rPr>
+              <w:rFonts w:ascii="Cambria Math" w:hAnsi="Cambria Math"/>
+            </w:rPr>
+            <m:t xml:space="preserve">* </m:t>
+          </m:r>
+          <m:r>
+            <m:rPr>
+              <m:sty m:val="bi"/>
+            </m:rPr>
+            <w:rPr>
+              <w:rFonts w:ascii="Cambria Math" w:hAnsi="Cambria Math"/>
+            </w:rPr>
+            <m:t>y</m:t>
+          </m:r>
+        </m:oMath>
+      </m:oMathPara>
+    </w:p>
+    <w:p>
+      <w:pPr>
+        <w:pStyle w:val="StyleTru"/>
+        <w:rPr>
+          <w:b/>
+          <w:bCs/>
+        </w:rPr>
+      </w:pPr>
+      <w:r>
+        <w:rPr>
+          <w:rFonts w:eastAsiaTheme="minorEastAsia"/>
+        </w:rPr>
+        <w:t>Theo logic cơ bản thì ta sẽ tìm w(weight) theo phương trình:</w:t>
+      </w:r>
+    </w:p>
+    <w:p>
+      <w:pPr>
+        <w:rPr>
+          <w:rFonts w:eastAsiaTheme="minorEastAsia"/>
+          <w:iCs/>
+        </w:rPr>
+      </w:pPr>
+      <m:oMathPara>
+        <m:oMathParaPr>
+          <m:jc m:val="center"/>
+        </m:oMathParaPr>
+        <m:oMath>
+          <m:r>
+            <m:rPr>
+              <m:sty m:val="bi"/>
+            </m:rPr>
+            <w:rPr>
+              <w:rFonts w:ascii="Cambria Math" w:hAnsi="Cambria Math"/>
+            </w:rPr>
+            <m:t>w</m:t>
+          </m:r>
+          <m:r>
+            <m:rPr>
+              <m:sty m:val="p"/>
+            </m:rPr>
+            <w:rPr>
+              <w:rFonts w:ascii="Cambria Math" w:hAnsi="Cambria Math"/>
+            </w:rPr>
+            <m:t xml:space="preserve">= </m:t>
+          </m:r>
+          <m:sSup>
+            <m:sSupPr>
+              <m:ctrlPr>
+                <w:rPr>
+                  <w:rFonts w:ascii="Cambria Math" w:hAnsi="Cambria Math"/>
+                </w:rPr>
+              </m:ctrlPr>
+            </m:sSupPr>
+            <m:e>
+              <m:r>
+                <m:rPr>
+                  <m:sty m:val="p"/>
+                </m:rPr>
+                <w:rPr>
+                  <w:rFonts w:ascii="Cambria Math" w:hAnsi="Cambria Math"/>
+                </w:rPr>
+                <m:t>(</m:t>
+              </m:r>
+              <m:r>
+                <m:rPr>
+                  <m:sty m:val="bi"/>
+                </m:rPr>
+                <w:rPr>
+                  <w:rFonts w:ascii="Cambria Math" w:hAnsi="Cambria Math"/>
+                </w:rPr>
+                <m:t>X</m:t>
+              </m:r>
+            </m:e>
+            <m:sup>
+              <m:r>
+                <m:rPr>
+                  <m:sty m:val="bi"/>
+                </m:rPr>
+                <w:rPr>
+                  <w:rFonts w:ascii="Cambria Math" w:hAnsi="Cambria Math"/>
+                </w:rPr>
+                <m:t>T</m:t>
+              </m:r>
+            </m:sup>
+          </m:sSup>
+          <m:r>
+            <m:rPr>
+              <m:sty m:val="p"/>
+            </m:rPr>
+            <w:rPr>
+              <w:rFonts w:ascii="Cambria Math" w:hAnsi="Cambria Math"/>
+            </w:rPr>
+            <m:t xml:space="preserve">* </m:t>
+          </m:r>
+          <m:r>
+            <m:rPr>
+              <m:sty m:val="bi"/>
+            </m:rPr>
+            <w:rPr>
+              <w:rFonts w:ascii="Cambria Math" w:hAnsi="Cambria Math"/>
+            </w:rPr>
+            <m:t>y</m:t>
+          </m:r>
+          <m:r>
+            <m:rPr>
+              <m:sty m:val="p"/>
+            </m:rPr>
+            <w:rPr>
+              <w:rFonts w:ascii="Cambria Math" w:hAnsi="Cambria Math"/>
+            </w:rPr>
+            <m:t>)/</m:t>
+          </m:r>
+          <m:sSup>
+            <m:sSupPr>
+              <m:ctrlPr>
+                <w:rPr>
+                  <w:rFonts w:ascii="Cambria Math" w:hAnsi="Cambria Math"/>
+                </w:rPr>
+              </m:ctrlPr>
+            </m:sSupPr>
+            <m:e>
+              <m:r>
+                <m:rPr>
+                  <m:sty m:val="p"/>
+                </m:rPr>
+                <w:rPr>
+                  <w:rFonts w:ascii="Cambria Math" w:hAnsi="Cambria Math"/>
+                </w:rPr>
+                <m:t>(</m:t>
+              </m:r>
+              <m:r>
+                <m:rPr>
+                  <m:sty m:val="bi"/>
+                </m:rPr>
+                <w:rPr>
+                  <w:rFonts w:ascii="Cambria Math" w:hAnsi="Cambria Math"/>
+                </w:rPr>
+                <m:t>X</m:t>
+              </m:r>
+            </m:e>
+            <m:sup>
+              <m:r>
+                <m:rPr>
+                  <m:sty m:val="bi"/>
+                </m:rPr>
+                <w:rPr>
+                  <w:rFonts w:ascii="Cambria Math" w:hAnsi="Cambria Math"/>
+                </w:rPr>
+                <m:t>T</m:t>
+              </m:r>
+            </m:sup>
+          </m:sSup>
+          <m:r>
+            <m:rPr>
+              <m:sty m:val="p"/>
+            </m:rPr>
+            <w:rPr>
+              <w:rFonts w:ascii="Cambria Math" w:hAnsi="Cambria Math"/>
+            </w:rPr>
+            <m:t xml:space="preserve">* </m:t>
+          </m:r>
+          <m:r>
+            <m:rPr>
+              <m:sty m:val="bi"/>
+            </m:rPr>
+            <w:rPr>
+              <w:rFonts w:ascii="Cambria Math" w:hAnsi="Cambria Math"/>
+            </w:rPr>
+            <m:t>X</m:t>
+          </m:r>
+          <m:r>
+            <m:rPr>
+              <m:sty m:val="p"/>
+            </m:rPr>
+            <w:rPr>
+              <w:rFonts w:ascii="Cambria Math" w:hAnsi="Cambria Math"/>
+            </w:rPr>
+            <m:t>)</m:t>
+          </m:r>
+        </m:oMath>
+      </m:oMathPara>
+    </w:p>
+    <w:p>
+      <w:pPr>
+        <w:pStyle w:val="StyleTru"/>
+      </w:pPr>
+      <w:r>
+        <w:t xml:space="preserve">Song vì trong đại số tuyến tính không tồn tại phép chia, nên ta sẽ dùng ma trận </w:t>
+      </w:r>
+      <w:r>
+        <w:t>có cùng ý nghĩa</w:t>
+      </w:r>
+      <w:r>
+        <w:t xml:space="preserve"> </w:t>
+      </w:r>
+      <m:oMath>
+        <m:r>
+          <m:rPr>
+            <m:sty m:val="bi"/>
+          </m:rPr>
+          <w:rPr>
+            <w:rFonts w:ascii="Cambria Math" w:hAnsi="Cambria Math"/>
+          </w:rPr>
+          <m:t>1/</m:t>
+        </m:r>
+        <m:sSup>
+          <m:sSupPr>
+            <m:ctrlPr>
+              <w:rPr>
+                <w:rFonts w:ascii="Cambria Math" w:hAnsi="Cambria Math"/>
+              </w:rPr>
+            </m:ctrlPr>
+          </m:sSupPr>
+          <m:e>
+            <m:r>
+              <m:rPr>
+                <m:sty m:val="p"/>
+              </m:rPr>
+              <w:rPr>
+                <w:rFonts w:ascii="Cambria Math" w:hAnsi="Cambria Math"/>
+              </w:rPr>
+              <m:t>(</m:t>
+            </m:r>
+            <m:r>
+              <m:rPr>
+                <m:sty m:val="bi"/>
+              </m:rPr>
+              <w:rPr>
+                <w:rFonts w:ascii="Cambria Math" w:hAnsi="Cambria Math"/>
+              </w:rPr>
+              <m:t>X</m:t>
+            </m:r>
+          </m:e>
+          <m:sup>
+            <m:r>
+              <m:rPr>
+                <m:sty m:val="bi"/>
+              </m:rPr>
+              <w:rPr>
+                <w:rFonts w:ascii="Cambria Math" w:hAnsi="Cambria Math"/>
+              </w:rPr>
+              <m:t>T</m:t>
+            </m:r>
+          </m:sup>
+        </m:sSup>
+        <m:r>
+          <m:rPr>
+            <m:sty m:val="p"/>
+          </m:rPr>
+          <w:rPr>
+            <w:rFonts w:ascii="Cambria Math" w:hAnsi="Cambria Math"/>
+          </w:rPr>
+          <m:t xml:space="preserve">* </m:t>
+        </m:r>
+        <m:r>
+          <m:rPr>
+            <m:sty m:val="bi"/>
+          </m:rPr>
+          <w:rPr>
+            <w:rFonts w:ascii="Cambria Math" w:hAnsi="Cambria Math"/>
+          </w:rPr>
+          <m:t>X</m:t>
+        </m:r>
+        <m:r>
+          <m:rPr>
+            <m:sty m:val="p"/>
+          </m:rPr>
+          <w:rPr>
+            <w:rFonts w:ascii="Cambria Math" w:hAnsi="Cambria Math"/>
+          </w:rPr>
+          <m:t>)</m:t>
+        </m:r>
+      </m:oMath>
+      <w:r>
+        <w:rPr>
+          <w:rFonts w:eastAsiaTheme="minorEastAsia"/>
+          <w:iCs/>
+        </w:rPr>
+        <w:t>:</w:t>
+      </w:r>
+    </w:p>
+    <w:p>
+      <w:pPr>
+        <w:pStyle w:val="StyleCong"/>
+      </w:pPr>
+      <w:r>
+        <w:t xml:space="preserve">Ta đã biết khi một ma trận gốc nhân với ma trận đơn vị sẽ ra chính nó, như vậy có thể nói ma trận đơn vị đại diện cho </w:t>
+      </w:r>
+      <w:r>
+        <w:rPr>
+          <w:b/>
+          <w:bCs/>
+        </w:rPr>
+        <w:t>1</w:t>
+      </w:r>
+      <w:r>
+        <w:t>, ví dụ:</w:t>
+      </w:r>
+    </w:p>
+    <w:p>
+      <w:pPr>
+        <w:rPr>
+          <w:rFonts w:eastAsiaTheme="minorEastAsia" w:cs="Times New Roman"/>
+        </w:rPr>
+      </w:pPr>
+      <m:oMathPara>
+        <m:oMath>
+          <m:d>
+            <m:dPr>
+              <m:begChr m:val="["/>
+              <m:endChr m:val="]"/>
+              <m:ctrlPr>
+                <w:rPr>
+                  <w:rFonts w:ascii="Cambria Math" w:hAnsi="Cambria Math"/>
+                  <w:i/>
+                </w:rPr>
+              </m:ctrlPr>
+            </m:dPr>
+            <m:e>
+              <m:m>
+                <m:mPr>
+                  <m:mcs>
+                    <m:mc>
+                      <m:mcPr>
+                        <m:count m:val="3"/>
+                        <m:mcJc m:val="center"/>
+                      </m:mcPr>
+                    </m:mc>
+                  </m:mcs>
+                  <m:ctrlPr>
+                    <w:rPr>
+                      <w:rFonts w:ascii="Cambria Math" w:hAnsi="Cambria Math"/>
+                      <w:i/>
+                    </w:rPr>
+                  </m:ctrlPr>
+                </m:mPr>
+                <m:mr>
+                  <m:e>
+                    <m:r>
+                      <w:rPr>
+                        <w:rFonts w:ascii="Cambria Math" w:hAnsi="Cambria Math"/>
+                      </w:rPr>
+                      <m:t>1</m:t>
+                    </m:r>
+                  </m:e>
+                  <m:e>
+                    <m:r>
+                      <w:rPr>
+                        <w:rFonts w:ascii="Cambria Math" w:hAnsi="Cambria Math"/>
+                      </w:rPr>
+                      <m:t>22</m:t>
+                    </m:r>
+                  </m:e>
+                  <m:e>
+                    <m:r>
+                      <w:rPr>
+                        <w:rFonts w:ascii="Cambria Math" w:hAnsi="Cambria Math"/>
+                      </w:rPr>
+                      <m:t>1</m:t>
+                    </m:r>
+                  </m:e>
+                </m:mr>
+                <m:mr>
+                  <m:e>
+                    <m:r>
+                      <w:rPr>
+                        <w:rFonts w:ascii="Cambria Math" w:hAnsi="Cambria Math"/>
+                      </w:rPr>
+                      <m:t>1</m:t>
+                    </m:r>
+                  </m:e>
+                  <m:e>
+                    <m:r>
+                      <w:rPr>
+                        <w:rFonts w:ascii="Cambria Math" w:hAnsi="Cambria Math"/>
+                      </w:rPr>
+                      <m:t>38</m:t>
+                    </m:r>
+                  </m:e>
+                  <m:e>
+                    <m:r>
+                      <w:rPr>
+                        <w:rFonts w:ascii="Cambria Math" w:hAnsi="Cambria Math"/>
+                      </w:rPr>
+                      <m:t>1</m:t>
+                    </m:r>
+                  </m:e>
+                </m:mr>
+                <m:mr>
+                  <m:e>
+                    <m:r>
+                      <w:rPr>
+                        <w:rFonts w:ascii="Cambria Math" w:hAnsi="Cambria Math"/>
+                      </w:rPr>
+                      <m:t>1</m:t>
+                    </m:r>
+                  </m:e>
+                  <m:e>
+                    <m:r>
+                      <w:rPr>
+                        <w:rFonts w:ascii="Cambria Math" w:hAnsi="Cambria Math"/>
+                      </w:rPr>
+                      <m:t>26</m:t>
+                    </m:r>
+                  </m:e>
+                  <m:e>
+                    <m:r>
+                      <w:rPr>
+                        <w:rFonts w:ascii="Cambria Math" w:hAnsi="Cambria Math"/>
+                      </w:rPr>
+                      <m:t>0</m:t>
+                    </m:r>
+                  </m:e>
+                </m:mr>
+              </m:m>
+            </m:e>
+          </m:d>
+          <m:r>
+            <w:rPr>
+              <w:rFonts w:ascii="Cambria Math" w:hAnsi="Cambria Math"/>
+            </w:rPr>
+            <m:t xml:space="preserve">* </m:t>
+          </m:r>
+          <m:d>
+            <m:dPr>
+              <m:begChr m:val="["/>
+              <m:endChr m:val="]"/>
+              <m:ctrlPr>
+                <w:rPr>
+                  <w:rFonts w:ascii="Cambria Math" w:hAnsi="Cambria Math"/>
+                  <w:i/>
+                </w:rPr>
+              </m:ctrlPr>
+            </m:dPr>
+            <m:e>
+              <m:m>
+                <m:mPr>
+                  <m:mcs>
+                    <m:mc>
+                      <m:mcPr>
+                        <m:count m:val="3"/>
+                        <m:mcJc m:val="center"/>
+                      </m:mcPr>
+                    </m:mc>
+                  </m:mcs>
+                  <m:ctrlPr>
+                    <w:rPr>
+                      <w:rFonts w:ascii="Cambria Math" w:hAnsi="Cambria Math"/>
+                      <w:i/>
+                    </w:rPr>
+                  </m:ctrlPr>
+                </m:mPr>
+                <m:mr>
+                  <m:e>
+                    <m:r>
+                      <w:rPr>
+                        <w:rFonts w:ascii="Cambria Math" w:hAnsi="Cambria Math"/>
+                      </w:rPr>
+                      <m:t>1</m:t>
+                    </m:r>
+                  </m:e>
+                  <m:e>
+                    <m:r>
+                      <w:rPr>
+                        <w:rFonts w:ascii="Cambria Math" w:hAnsi="Cambria Math"/>
+                      </w:rPr>
+                      <m:t>0</m:t>
+                    </m:r>
+                  </m:e>
+                  <m:e>
+                    <m:r>
+                      <w:rPr>
+                        <w:rFonts w:ascii="Cambria Math" w:hAnsi="Cambria Math"/>
+                      </w:rPr>
+                      <m:t>0</m:t>
+                    </m:r>
+                  </m:e>
+                </m:mr>
+                <m:mr>
+                  <m:e>
+                    <m:r>
+                      <w:rPr>
+                        <w:rFonts w:ascii="Cambria Math" w:hAnsi="Cambria Math"/>
+                      </w:rPr>
+                      <m:t>0</m:t>
+                    </m:r>
+                  </m:e>
+                  <m:e>
+                    <m:r>
+                      <w:rPr>
+                        <w:rFonts w:ascii="Cambria Math" w:hAnsi="Cambria Math"/>
+                      </w:rPr>
+                      <m:t>1</m:t>
+                    </m:r>
+                  </m:e>
+                  <m:e>
+                    <m:r>
+                      <w:rPr>
+                        <w:rFonts w:ascii="Cambria Math" w:hAnsi="Cambria Math"/>
+                      </w:rPr>
+                      <m:t>0</m:t>
+                    </m:r>
+                  </m:e>
+                </m:mr>
+                <m:mr>
+                  <m:e>
+                    <m:r>
+                      <w:rPr>
+                        <w:rFonts w:ascii="Cambria Math" w:hAnsi="Cambria Math"/>
+                      </w:rPr>
+                      <m:t>0</m:t>
+                    </m:r>
+                  </m:e>
+                  <m:e>
+                    <m:r>
+                      <w:rPr>
+                        <w:rFonts w:ascii="Cambria Math" w:hAnsi="Cambria Math"/>
+                      </w:rPr>
+                      <m:t>0</m:t>
+                    </m:r>
+                  </m:e>
+                  <m:e>
+                    <m:r>
+                      <w:rPr>
+                        <w:rFonts w:ascii="Cambria Math" w:hAnsi="Cambria Math"/>
+                      </w:rPr>
+                      <m:t>1</m:t>
+                    </m:r>
+                  </m:e>
+                </m:mr>
+              </m:m>
+            </m:e>
+          </m:d>
+          <m:r>
+            <w:rPr>
+              <w:rFonts w:ascii="Cambria Math" w:hAnsi="Cambria Math"/>
+            </w:rPr>
+            <m:t xml:space="preserve">= </m:t>
+          </m:r>
+          <m:d>
+            <m:dPr>
+              <m:begChr m:val="["/>
+              <m:endChr m:val="]"/>
+              <m:ctrlPr>
+                <w:rPr>
+                  <w:rFonts w:ascii="Cambria Math" w:hAnsi="Cambria Math"/>
+                  <w:i/>
+                </w:rPr>
+              </m:ctrlPr>
+            </m:dPr>
+            <m:e>
+              <m:m>
+                <m:mPr>
+                  <m:mcs>
+                    <m:mc>
+                      <m:mcPr>
+                        <m:count m:val="3"/>
+                        <m:mcJc m:val="center"/>
+                      </m:mcPr>
+                    </m:mc>
+                  </m:mcs>
+                  <m:ctrlPr>
+                    <w:rPr>
+                      <w:rFonts w:ascii="Cambria Math" w:hAnsi="Cambria Math"/>
+                      <w:i/>
+                    </w:rPr>
+                  </m:ctrlPr>
+                </m:mPr>
+                <m:mr>
+                  <m:e>
+                    <m:r>
+                      <w:rPr>
+                        <w:rFonts w:ascii="Cambria Math" w:hAnsi="Cambria Math"/>
+                      </w:rPr>
+                      <m:t>1</m:t>
+                    </m:r>
+                  </m:e>
+                  <m:e>
+                    <m:r>
+                      <w:rPr>
+                        <w:rFonts w:ascii="Cambria Math" w:hAnsi="Cambria Math"/>
+                      </w:rPr>
+                      <m:t>22</m:t>
+                    </m:r>
+                  </m:e>
+                  <m:e>
+                    <m:r>
+                      <w:rPr>
+                        <w:rFonts w:ascii="Cambria Math" w:hAnsi="Cambria Math"/>
+                      </w:rPr>
+                      <m:t>1</m:t>
+                    </m:r>
+                  </m:e>
+                </m:mr>
+                <m:mr>
+                  <m:e>
+                    <m:r>
+                      <w:rPr>
+                        <w:rFonts w:ascii="Cambria Math" w:hAnsi="Cambria Math"/>
+                      </w:rPr>
+                      <m:t>1</m:t>
+                    </m:r>
+                  </m:e>
+                  <m:e>
+                    <m:r>
+                      <w:rPr>
+                        <w:rFonts w:ascii="Cambria Math" w:hAnsi="Cambria Math"/>
+                      </w:rPr>
+                      <m:t>38</m:t>
+                    </m:r>
+                  </m:e>
+                  <m:e>
+                    <m:r>
+                      <w:rPr>
+                        <w:rFonts w:ascii="Cambria Math" w:hAnsi="Cambria Math"/>
+                      </w:rPr>
+                      <m:t>1</m:t>
+                    </m:r>
+                  </m:e>
+                </m:mr>
+                <m:mr>
+                  <m:e>
+                    <m:r>
+                      <w:rPr>
+                        <w:rFonts w:ascii="Cambria Math" w:hAnsi="Cambria Math"/>
+                      </w:rPr>
+                      <m:t>1</m:t>
+                    </m:r>
+                  </m:e>
+                  <m:e>
+                    <m:r>
+                      <w:rPr>
+                        <w:rFonts w:ascii="Cambria Math" w:hAnsi="Cambria Math"/>
+                      </w:rPr>
+                      <m:t>26</m:t>
+                    </m:r>
+                  </m:e>
+                  <m:e>
+                    <m:r>
+                      <w:rPr>
+                        <w:rFonts w:ascii="Cambria Math" w:hAnsi="Cambria Math"/>
+                      </w:rPr>
+                      <m:t>0</m:t>
+                    </m:r>
+                  </m:e>
+                </m:mr>
+              </m:m>
+            </m:e>
+          </m:d>
+        </m:oMath>
+      </m:oMathPara>
+    </w:p>
+    <w:p>
+      <w:pPr>
+        <w:pStyle w:val="StyleCong"/>
+      </w:pPr>
+      <w:r>
+        <w:t>Thêm vào đó, ta có sự thật rằng một ma trận nhân với ma trận nghịch đảo của nó sẽ cho ra ma trận đơn vị :</w:t>
+      </w:r>
+    </w:p>
+    <w:p>
+      <w:pPr>
+        <w:rPr>
+          <w:rFonts w:eastAsiaTheme="minorEastAsia"/>
+        </w:rPr>
+      </w:pPr>
+      <m:oMathPara>
+        <m:oMathParaPr>
+          <m:jc m:val="center"/>
+        </m:oMathParaPr>
+        <m:oMath>
+          <m:d>
+            <m:dPr>
+              <m:begChr m:val="["/>
+              <m:endChr m:val="]"/>
+              <m:ctrlPr>
+                <w:rPr>
+                  <w:rFonts w:ascii="Cambria Math" w:hAnsi="Cambria Math"/>
+                </w:rPr>
+              </m:ctrlPr>
+            </m:dPr>
+            <m:e>
+              <m:m>
+                <m:mPr>
+                  <m:mcs>
+                    <m:mc>
+                      <m:mcPr>
+                        <m:count m:val="3"/>
+                        <m:mcJc m:val="center"/>
+                      </m:mcPr>
+                    </m:mc>
+                  </m:mcs>
+                  <m:ctrlPr>
+                    <w:rPr>
+                      <w:rFonts w:ascii="Cambria Math" w:hAnsi="Cambria Math"/>
+                    </w:rPr>
+                  </m:ctrlPr>
+                </m:mPr>
+                <m:mr>
+                  <m:e>
+                    <m:r>
+                      <m:rPr>
+                        <m:sty m:val="p"/>
+                      </m:rPr>
+                      <w:rPr>
+                        <w:rFonts w:ascii="Cambria Math" w:hAnsi="Cambria Math"/>
+                      </w:rPr>
+                      <m:t>1</m:t>
+                    </m:r>
+                  </m:e>
+                  <m:e>
+                    <m:r>
+                      <m:rPr>
+                        <m:sty m:val="p"/>
+                      </m:rPr>
+                      <w:rPr>
+                        <w:rFonts w:ascii="Cambria Math" w:hAnsi="Cambria Math"/>
+                      </w:rPr>
+                      <m:t>22</m:t>
+                    </m:r>
+                  </m:e>
+                  <m:e>
+                    <m:r>
+                      <m:rPr>
+                        <m:sty m:val="p"/>
+                      </m:rPr>
+                      <w:rPr>
+                        <w:rFonts w:ascii="Cambria Math" w:hAnsi="Cambria Math"/>
+                      </w:rPr>
+                      <m:t>1</m:t>
+                    </m:r>
+                  </m:e>
+                </m:mr>
+                <m:mr>
+                  <m:e>
+                    <m:r>
+                      <m:rPr>
+                        <m:sty m:val="p"/>
+                      </m:rPr>
+                      <w:rPr>
+                        <w:rFonts w:ascii="Cambria Math" w:hAnsi="Cambria Math"/>
+                      </w:rPr>
+                      <m:t>1</m:t>
+                    </m:r>
+                  </m:e>
+                  <m:e>
+                    <m:r>
+                      <m:rPr>
+                        <m:sty m:val="p"/>
+                      </m:rPr>
+                      <w:rPr>
+                        <w:rFonts w:ascii="Cambria Math" w:hAnsi="Cambria Math"/>
+                      </w:rPr>
+                      <m:t>38</m:t>
+                    </m:r>
+                  </m:e>
+                  <m:e>
+                    <m:r>
+                      <m:rPr>
+                        <m:sty m:val="p"/>
+                      </m:rPr>
+                      <w:rPr>
+                        <w:rFonts w:ascii="Cambria Math" w:hAnsi="Cambria Math"/>
+                      </w:rPr>
+                      <m:t>1</m:t>
+                    </m:r>
+                  </m:e>
+                </m:mr>
+                <m:mr>
+                  <m:e>
+                    <m:r>
+                      <m:rPr>
+                        <m:sty m:val="p"/>
+                      </m:rPr>
+                      <w:rPr>
+                        <w:rFonts w:ascii="Cambria Math" w:hAnsi="Cambria Math"/>
+                      </w:rPr>
+                      <m:t>1</m:t>
+                    </m:r>
+                  </m:e>
+                  <m:e>
+                    <m:r>
+                      <m:rPr>
+                        <m:sty m:val="p"/>
+                      </m:rPr>
+                      <w:rPr>
+                        <w:rFonts w:ascii="Cambria Math" w:hAnsi="Cambria Math"/>
+                      </w:rPr>
+                      <m:t>26</m:t>
+                    </m:r>
+                  </m:e>
+                  <m:e>
+                    <m:r>
+                      <m:rPr>
+                        <m:sty m:val="p"/>
+                      </m:rPr>
+                      <w:rPr>
+                        <w:rFonts w:ascii="Cambria Math" w:hAnsi="Cambria Math"/>
+                      </w:rPr>
+                      <m:t>0</m:t>
+                    </m:r>
+                  </m:e>
+                </m:mr>
+              </m:m>
+            </m:e>
+          </m:d>
+          <m:r>
+            <m:rPr>
+              <m:sty m:val="p"/>
+            </m:rPr>
+            <w:rPr>
+              <w:rFonts w:ascii="Cambria Math" w:hAnsi="Cambria Math"/>
+            </w:rPr>
+            <m:t xml:space="preserve">* </m:t>
+          </m:r>
+          <m:sSup>
+            <m:sSupPr>
+              <m:ctrlPr>
+                <w:rPr>
+                  <w:rFonts w:ascii="Cambria Math" w:hAnsi="Cambria Math"/>
+                </w:rPr>
+              </m:ctrlPr>
+            </m:sSupPr>
+            <m:e>
+              <m:d>
+                <m:dPr>
+                  <m:begChr m:val="["/>
+                  <m:endChr m:val="]"/>
+                  <m:ctrlPr>
+                    <w:rPr>
+                      <w:rFonts w:ascii="Cambria Math" w:hAnsi="Cambria Math"/>
+                    </w:rPr>
+                  </m:ctrlPr>
+                </m:dPr>
+                <m:e>
+                  <m:m>
+                    <m:mPr>
+                      <m:mcs>
+                        <m:mc>
+                          <m:mcPr>
+                            <m:count m:val="3"/>
+                            <m:mcJc m:val="center"/>
+                          </m:mcPr>
+                        </m:mc>
+                      </m:mcs>
+                      <m:ctrlPr>
+                        <w:rPr>
+                          <w:rFonts w:ascii="Cambria Math" w:hAnsi="Cambria Math"/>
+                        </w:rPr>
+                      </m:ctrlPr>
+                    </m:mPr>
+                    <m:mr>
+                      <m:e>
+                        <m:r>
+                          <m:rPr>
+                            <m:sty m:val="p"/>
+                          </m:rPr>
+                          <w:rPr>
+                            <w:rFonts w:ascii="Cambria Math" w:hAnsi="Cambria Math"/>
+                          </w:rPr>
+                          <m:t>1</m:t>
+                        </m:r>
+                      </m:e>
+                      <m:e>
+                        <m:r>
+                          <m:rPr>
+                            <m:sty m:val="p"/>
+                          </m:rPr>
+                          <w:rPr>
+                            <w:rFonts w:ascii="Cambria Math" w:hAnsi="Cambria Math"/>
+                          </w:rPr>
+                          <m:t>22</m:t>
+                        </m:r>
+                      </m:e>
+                      <m:e>
+                        <m:r>
+                          <m:rPr>
+                            <m:sty m:val="p"/>
+                          </m:rPr>
+                          <w:rPr>
+                            <w:rFonts w:ascii="Cambria Math" w:hAnsi="Cambria Math"/>
+                          </w:rPr>
+                          <m:t>1</m:t>
+                        </m:r>
+                      </m:e>
+                    </m:mr>
+                    <m:mr>
+                      <m:e>
+                        <m:r>
+                          <m:rPr>
+                            <m:sty m:val="p"/>
+                          </m:rPr>
+                          <w:rPr>
+                            <w:rFonts w:ascii="Cambria Math" w:hAnsi="Cambria Math"/>
+                          </w:rPr>
+                          <m:t>1</m:t>
+                        </m:r>
+                      </m:e>
+                      <m:e>
+                        <m:r>
+                          <m:rPr>
+                            <m:sty m:val="p"/>
+                          </m:rPr>
+                          <w:rPr>
+                            <w:rFonts w:ascii="Cambria Math" w:hAnsi="Cambria Math"/>
+                          </w:rPr>
+                          <m:t>38</m:t>
+                        </m:r>
+                      </m:e>
+                      <m:e>
+                        <m:r>
+                          <m:rPr>
+                            <m:sty m:val="p"/>
+                          </m:rPr>
+                          <w:rPr>
+                            <w:rFonts w:ascii="Cambria Math" w:hAnsi="Cambria Math"/>
+                          </w:rPr>
+                          <m:t>1</m:t>
+                        </m:r>
+                      </m:e>
+                    </m:mr>
+                    <m:mr>
+                      <m:e>
+                        <m:r>
+                          <m:rPr>
+                            <m:sty m:val="p"/>
+                          </m:rPr>
+                          <w:rPr>
+                            <w:rFonts w:ascii="Cambria Math" w:hAnsi="Cambria Math"/>
+                          </w:rPr>
+                          <m:t>1</m:t>
+                        </m:r>
+                      </m:e>
+                      <m:e>
+                        <m:r>
+                          <m:rPr>
+                            <m:sty m:val="p"/>
+                          </m:rPr>
+                          <w:rPr>
+                            <w:rFonts w:ascii="Cambria Math" w:hAnsi="Cambria Math"/>
+                          </w:rPr>
+                          <m:t>26</m:t>
+                        </m:r>
+                      </m:e>
+                      <m:e>
+                        <m:r>
+                          <m:rPr>
+                            <m:sty m:val="p"/>
+                          </m:rPr>
+                          <w:rPr>
+                            <w:rFonts w:ascii="Cambria Math" w:hAnsi="Cambria Math"/>
+                          </w:rPr>
+                          <m:t>0</m:t>
+                        </m:r>
+                      </m:e>
+                    </m:mr>
+                  </m:m>
+                </m:e>
+              </m:d>
+            </m:e>
+            <m:sup>
+              <m:r>
+                <m:rPr>
+                  <m:sty m:val="p"/>
+                </m:rPr>
+                <w:rPr>
+                  <w:rFonts w:ascii="Cambria Math" w:hAnsi="Cambria Math"/>
+                </w:rPr>
+                <m:t>-1</m:t>
+              </m:r>
+            </m:sup>
+          </m:sSup>
+          <m:r>
+            <m:rPr>
+              <m:sty m:val="p"/>
+            </m:rPr>
+            <w:rPr>
+              <w:rFonts w:ascii="Cambria Math" w:hAnsi="Cambria Math"/>
+            </w:rPr>
+            <m:t xml:space="preserve">= </m:t>
+          </m:r>
+          <m:d>
+            <m:dPr>
+              <m:begChr m:val="["/>
+              <m:endChr m:val="]"/>
+              <m:ctrlPr>
+                <w:rPr>
+                  <w:rFonts w:ascii="Cambria Math" w:hAnsi="Cambria Math"/>
+                </w:rPr>
+              </m:ctrlPr>
+            </m:dPr>
+            <m:e>
+              <m:m>
+                <m:mPr>
+                  <m:mcs>
+                    <m:mc>
+                      <m:mcPr>
+                        <m:count m:val="3"/>
+                        <m:mcJc m:val="center"/>
+                      </m:mcPr>
+                    </m:mc>
+                  </m:mcs>
+                  <m:ctrlPr>
+                    <w:rPr>
+                      <w:rFonts w:ascii="Cambria Math" w:hAnsi="Cambria Math"/>
+                    </w:rPr>
+                  </m:ctrlPr>
+                </m:mPr>
+                <m:mr>
+                  <m:e>
+                    <m:r>
+                      <m:rPr>
+                        <m:sty m:val="p"/>
+                      </m:rPr>
+                      <w:rPr>
+                        <w:rFonts w:ascii="Cambria Math" w:hAnsi="Cambria Math"/>
+                      </w:rPr>
+                      <m:t>1</m:t>
+                    </m:r>
+                  </m:e>
+                  <m:e>
+                    <m:r>
+                      <m:rPr>
+                        <m:sty m:val="p"/>
+                      </m:rPr>
+                      <w:rPr>
+                        <w:rFonts w:ascii="Cambria Math" w:hAnsi="Cambria Math"/>
+                      </w:rPr>
+                      <m:t>0</m:t>
+                    </m:r>
+                  </m:e>
+                  <m:e>
+                    <m:r>
+                      <m:rPr>
+                        <m:sty m:val="p"/>
+                      </m:rPr>
+                      <w:rPr>
+                        <w:rFonts w:ascii="Cambria Math" w:hAnsi="Cambria Math"/>
+                      </w:rPr>
+                      <m:t>0</m:t>
+                    </m:r>
+                  </m:e>
+                </m:mr>
+                <m:mr>
+                  <m:e>
+                    <m:r>
+                      <m:rPr>
+                        <m:sty m:val="p"/>
+                      </m:rPr>
+                      <w:rPr>
+                        <w:rFonts w:ascii="Cambria Math" w:hAnsi="Cambria Math"/>
+                      </w:rPr>
+                      <m:t>0</m:t>
+                    </m:r>
+                  </m:e>
+                  <m:e>
+                    <m:r>
+                      <m:rPr>
+                        <m:sty m:val="p"/>
+                      </m:rPr>
+                      <w:rPr>
+                        <w:rFonts w:ascii="Cambria Math" w:hAnsi="Cambria Math"/>
+                      </w:rPr>
+                      <m:t>1</m:t>
+                    </m:r>
+                  </m:e>
+                  <m:e>
+                    <m:r>
+                      <m:rPr>
+                        <m:sty m:val="p"/>
+                      </m:rPr>
+                      <w:rPr>
+                        <w:rFonts w:ascii="Cambria Math" w:hAnsi="Cambria Math"/>
+                      </w:rPr>
+                      <m:t>0</m:t>
+                    </m:r>
+                  </m:e>
+                </m:mr>
+                <m:mr>
+                  <m:e>
+                    <m:r>
+                      <m:rPr>
+                        <m:sty m:val="p"/>
+                      </m:rPr>
+                      <w:rPr>
+                        <w:rFonts w:ascii="Cambria Math" w:hAnsi="Cambria Math"/>
+                      </w:rPr>
+                      <m:t>0</m:t>
+                    </m:r>
+                  </m:e>
+                  <m:e>
+                    <m:r>
+                      <m:rPr>
+                        <m:sty m:val="p"/>
+                      </m:rPr>
+                      <w:rPr>
+                        <w:rFonts w:ascii="Cambria Math" w:hAnsi="Cambria Math"/>
+                      </w:rPr>
+                      <m:t>0</m:t>
+                    </m:r>
+                  </m:e>
+                  <m:e>
+                    <m:r>
+                      <m:rPr>
+                        <m:sty m:val="p"/>
+                      </m:rPr>
+                      <w:rPr>
+                        <w:rFonts w:ascii="Cambria Math" w:hAnsi="Cambria Math"/>
+                      </w:rPr>
+                      <m:t>1</m:t>
+                    </m:r>
+                  </m:e>
+                </m:mr>
+              </m:m>
+            </m:e>
+          </m:d>
+        </m:oMath>
+      </m:oMathPara>
+    </w:p>
+    <w:p>
+      <w:pPr>
+        <w:pStyle w:val="StyleCng"/>
+      </w:pPr>
+      <w:r>
+        <w:t xml:space="preserve">Như vậy có thể nhận định rằng ở đây rằng </w:t>
+      </w:r>
+      <w:r>
+        <w:t>dùng ma trận có cùng ý nghĩa</w:t>
+      </w:r>
+      <w:r>
+        <w:t xml:space="preserve"> với</w:t>
+      </w:r>
+      <w:r>
+        <w:t xml:space="preserve"> </w:t>
+      </w:r>
+      <m:oMath>
+        <m:r>
+          <m:rPr>
+            <m:sty m:val="bi"/>
+          </m:rPr>
+          <w:rPr>
+            <w:rFonts w:ascii="Cambria Math" w:hAnsi="Cambria Math"/>
+          </w:rPr>
+          <m:t>1/</m:t>
+        </m:r>
+        <m:sSup>
+          <m:sSupPr>
+            <m:ctrlPr>
+              <w:rPr>
+                <w:rFonts w:ascii="Cambria Math" w:hAnsi="Cambria Math"/>
+              </w:rPr>
+            </m:ctrlPr>
+          </m:sSupPr>
+          <m:e>
+            <m:r>
+              <m:rPr>
+                <m:sty m:val="p"/>
+              </m:rPr>
+              <w:rPr>
+                <w:rFonts w:ascii="Cambria Math" w:hAnsi="Cambria Math"/>
+              </w:rPr>
+              <m:t>(</m:t>
+            </m:r>
+            <m:r>
+              <m:rPr>
+                <m:sty m:val="bi"/>
+              </m:rPr>
+              <w:rPr>
+                <w:rFonts w:ascii="Cambria Math" w:hAnsi="Cambria Math"/>
+              </w:rPr>
+              <m:t>X</m:t>
+            </m:r>
+          </m:e>
+          <m:sup>
+            <m:r>
+              <m:rPr>
+                <m:sty m:val="bi"/>
+              </m:rPr>
+              <w:rPr>
+                <w:rFonts w:ascii="Cambria Math" w:hAnsi="Cambria Math"/>
+              </w:rPr>
+              <m:t>T</m:t>
+            </m:r>
+          </m:sup>
+        </m:sSup>
+        <m:r>
+          <m:rPr>
+            <m:sty m:val="p"/>
+          </m:rPr>
+          <w:rPr>
+            <w:rFonts w:ascii="Cambria Math" w:hAnsi="Cambria Math"/>
+          </w:rPr>
+          <m:t xml:space="preserve">* </m:t>
+        </m:r>
+        <m:r>
+          <m:rPr>
+            <m:sty m:val="bi"/>
+          </m:rPr>
+          <w:rPr>
+            <w:rFonts w:ascii="Cambria Math" w:hAnsi="Cambria Math"/>
+          </w:rPr>
+          <m:t>X</m:t>
+        </m:r>
+        <m:r>
+          <m:rPr>
+            <m:sty m:val="p"/>
+          </m:rPr>
+          <w:rPr>
+            <w:rFonts w:ascii="Cambria Math" w:hAnsi="Cambria Math"/>
+          </w:rPr>
+          <m:t>)</m:t>
+        </m:r>
+      </m:oMath>
+      <w:r>
+        <w:rPr>
+          <w:rFonts w:eastAsiaTheme="minorEastAsia"/>
+          <w:iCs/>
+        </w:rPr>
+        <w:t xml:space="preserve"> chính là ma trận nghịch đảo của</w:t>
+      </w:r>
+      <w:r>
+        <w:rPr>
+          <w:rFonts w:eastAsiaTheme="minorEastAsia"/>
+          <w:iCs/>
+        </w:rPr>
+        <w:t xml:space="preserve"> </w:t>
+      </w:r>
+      <m:oMath>
+        <m:sSup>
+          <m:sSupPr>
+            <m:ctrlPr>
+              <w:rPr>
+                <w:rFonts w:ascii="Cambria Math" w:hAnsi="Cambria Math"/>
+              </w:rPr>
+            </m:ctrlPr>
+          </m:sSupPr>
+          <m:e>
+            <m:r>
+              <m:rPr>
+                <m:sty m:val="p"/>
+              </m:rPr>
+              <w:rPr>
+                <w:rFonts w:ascii="Cambria Math" w:hAnsi="Cambria Math"/>
+              </w:rPr>
+              <m:t>(</m:t>
+            </m:r>
+            <m:r>
+              <m:rPr>
+                <m:sty m:val="bi"/>
+              </m:rPr>
+              <w:rPr>
+                <w:rFonts w:ascii="Cambria Math" w:hAnsi="Cambria Math"/>
+              </w:rPr>
+              <m:t>X</m:t>
+            </m:r>
+          </m:e>
+          <m:sup>
+            <m:r>
+              <m:rPr>
+                <m:sty m:val="bi"/>
+              </m:rPr>
+              <w:rPr>
+                <w:rFonts w:ascii="Cambria Math" w:hAnsi="Cambria Math"/>
+              </w:rPr>
+              <m:t>T</m:t>
+            </m:r>
+          </m:sup>
+        </m:sSup>
+        <m:r>
+          <m:rPr>
+            <m:sty m:val="p"/>
+          </m:rPr>
+          <w:rPr>
+            <w:rFonts w:ascii="Cambria Math" w:hAnsi="Cambria Math"/>
+          </w:rPr>
+          <m:t xml:space="preserve">* </m:t>
+        </m:r>
+        <m:r>
+          <m:rPr>
+            <m:sty m:val="bi"/>
+          </m:rPr>
+          <w:rPr>
+            <w:rFonts w:ascii="Cambria Math" w:hAnsi="Cambria Math"/>
+          </w:rPr>
+          <m:t>X</m:t>
+        </m:r>
+        <m:r>
+          <m:rPr>
+            <m:sty m:val="p"/>
+          </m:rPr>
+          <w:rPr>
+            <w:rFonts w:ascii="Cambria Math" w:hAnsi="Cambria Math"/>
+          </w:rPr>
+          <m:t>)</m:t>
+        </m:r>
+      </m:oMath>
+      <w:r>
+        <w:rPr>
+          <w:rFonts w:eastAsiaTheme="minorEastAsia"/>
+          <w:iCs/>
+        </w:rPr>
+        <w:t>:</w:t>
+      </w:r>
+    </w:p>
+    <w:p>
+      <w:pPr>
+        <w:jc w:val="center"/>
+      </w:pPr>
+      <m:oMathPara>
+        <m:oMathParaPr>
+          <m:jc m:val="center"/>
+        </m:oMathParaPr>
+        <m:oMath>
+          <m:sSup>
+            <m:sSupPr>
+              <m:ctrlPr>
+                <w:rPr>
+                  <w:rFonts w:ascii="Cambria Math" w:hAnsi="Cambria Math"/>
+                </w:rPr>
+              </m:ctrlPr>
+            </m:sSupPr>
+            <m:e>
+              <m:sSup>
+                <m:sSupPr>
+                  <m:ctrlPr>
+                    <w:rPr>
+                      <w:rFonts w:ascii="Cambria Math" w:hAnsi="Cambria Math"/>
+                    </w:rPr>
+                  </m:ctrlPr>
+                </m:sSupPr>
+                <m:e>
+                  <m:r>
+                    <m:rPr>
+                      <m:sty m:val="p"/>
+                    </m:rPr>
+                    <w:rPr>
+                      <w:rFonts w:ascii="Cambria Math" w:hAnsi="Cambria Math"/>
+                    </w:rPr>
+                    <m:t>(</m:t>
+                  </m:r>
+                  <m:r>
+                    <m:rPr>
+                      <m:sty m:val="bi"/>
+                    </m:rPr>
+                    <w:rPr>
+                      <w:rFonts w:ascii="Cambria Math" w:hAnsi="Cambria Math"/>
+                    </w:rPr>
+                    <m:t>X</m:t>
+                  </m:r>
+                </m:e>
+                <m:sup>
+                  <m:r>
+                    <m:rPr>
+                      <m:sty m:val="bi"/>
+                    </m:rPr>
+                    <w:rPr>
+                      <w:rFonts w:ascii="Cambria Math" w:hAnsi="Cambria Math"/>
+                    </w:rPr>
+                    <m:t>T</m:t>
+                  </m:r>
+                </m:sup>
+              </m:sSup>
+              <m:r>
+                <m:rPr>
+                  <m:sty m:val="p"/>
+                </m:rPr>
+                <w:rPr>
+                  <w:rFonts w:ascii="Cambria Math" w:hAnsi="Cambria Math"/>
+                </w:rPr>
+                <m:t xml:space="preserve">* </m:t>
+              </m:r>
+              <m:r>
+                <m:rPr>
+                  <m:sty m:val="bi"/>
+                </m:rPr>
+                <w:rPr>
+                  <w:rFonts w:ascii="Cambria Math" w:hAnsi="Cambria Math"/>
+                </w:rPr>
+                <m:t>X</m:t>
+              </m:r>
+              <m:r>
+                <m:rPr>
+                  <m:sty m:val="p"/>
+                </m:rPr>
+                <w:rPr>
+                  <w:rFonts w:ascii="Cambria Math" w:hAnsi="Cambria Math"/>
+                </w:rPr>
+                <m:t>)</m:t>
+              </m:r>
+            </m:e>
+            <m:sup>
+              <m:r>
+                <m:rPr>
+                  <m:sty m:val="bi"/>
+                </m:rPr>
+                <w:rPr>
+                  <w:rFonts w:ascii="Cambria Math" w:hAnsi="Cambria Math"/>
+                </w:rPr>
+                <m:t>-1</m:t>
+              </m:r>
+            </m:sup>
+          </m:sSup>
+        </m:oMath>
+      </m:oMathPara>
+    </w:p>
+    <w:p>
+      <w:pPr>
+        <w:pStyle w:val="StyleTru"/>
+      </w:pPr>
+      <w:r>
+        <w:t>Như vậy ta có phương trình:</w:t>
+      </w:r>
+    </w:p>
+    <w:p>
+      <w:pPr>
+        <w:rPr>
+          <w:rFonts w:eastAsiaTheme="minorEastAsia"/>
+        </w:rPr>
+      </w:pPr>
+      <m:oMathPara>
+        <m:oMathParaPr>
+          <m:jc m:val="center"/>
+        </m:oMathParaPr>
+        <m:oMath>
+          <m:r>
+            <m:rPr>
+              <m:sty m:val="bi"/>
+            </m:rPr>
+            <w:rPr>
+              <w:rFonts w:ascii="Cambria Math" w:hAnsi="Cambria Math"/>
+            </w:rPr>
+            <m:t>w</m:t>
+          </m:r>
+          <m:r>
+            <m:rPr>
+              <m:sty m:val="p"/>
+            </m:rPr>
+            <w:rPr>
+              <w:rFonts w:ascii="Cambria Math" w:hAnsi="Cambria Math"/>
+            </w:rPr>
+            <m:t xml:space="preserve">= </m:t>
+          </m:r>
+          <m:sSup>
+            <m:sSupPr>
+              <m:ctrlPr>
+                <w:rPr>
+                  <w:rFonts w:ascii="Cambria Math" w:hAnsi="Cambria Math"/>
+                </w:rPr>
+              </m:ctrlPr>
+            </m:sSupPr>
+            <m:e>
+              <m:sSup>
+                <m:sSupPr>
+                  <m:ctrlPr>
+                    <w:rPr>
+                      <w:rFonts w:ascii="Cambria Math" w:hAnsi="Cambria Math"/>
+                    </w:rPr>
+                  </m:ctrlPr>
+                </m:sSupPr>
+                <m:e>
+                  <m:sSup>
+                    <m:sSupPr>
+                      <m:ctrlPr>
+                        <w:rPr>
+                          <w:rFonts w:ascii="Cambria Math" w:hAnsi="Cambria Math"/>
+                        </w:rPr>
+                      </m:ctrlPr>
+                    </m:sSupPr>
+                    <m:e>
+                      <m:r>
+                        <m:rPr>
+                          <m:sty m:val="p"/>
+                        </m:rPr>
+                        <w:rPr>
+                          <w:rFonts w:ascii="Cambria Math" w:hAnsi="Cambria Math"/>
+                        </w:rPr>
+                        <m:t>(</m:t>
+                      </m:r>
+                      <m:r>
+                        <m:rPr>
+                          <m:sty m:val="bi"/>
+                        </m:rPr>
+                        <w:rPr>
+                          <w:rFonts w:ascii="Cambria Math" w:hAnsi="Cambria Math"/>
+                        </w:rPr>
+                        <m:t>X</m:t>
+                      </m:r>
+                    </m:e>
+                    <m:sup>
+                      <m:r>
+                        <m:rPr>
+                          <m:sty m:val="bi"/>
+                        </m:rPr>
+                        <w:rPr>
+                          <w:rFonts w:ascii="Cambria Math" w:hAnsi="Cambria Math"/>
+                        </w:rPr>
+                        <m:t>T</m:t>
+                      </m:r>
+                    </m:sup>
+                  </m:sSup>
+                  <m:r>
+                    <m:rPr>
+                      <m:sty m:val="bi"/>
+                    </m:rPr>
+                    <w:rPr>
+                      <w:rFonts w:ascii="Cambria Math" w:hAnsi="Cambria Math"/>
+                    </w:rPr>
+                    <m:t>X</m:t>
+                  </m:r>
+                  <m:r>
+                    <m:rPr>
+                      <m:sty m:val="p"/>
+                    </m:rPr>
+                    <w:rPr>
+                      <w:rFonts w:ascii="Cambria Math" w:hAnsi="Cambria Math"/>
+                    </w:rPr>
+                    <m:t>)</m:t>
+                  </m:r>
+                </m:e>
+                <m:sup>
+                  <m:r>
+                    <m:rPr>
+                      <m:sty m:val="p"/>
+                    </m:rPr>
+                    <w:rPr>
+                      <w:rFonts w:ascii="Cambria Math" w:hAnsi="Cambria Math"/>
+                    </w:rPr>
+                    <m:t>-</m:t>
+                  </m:r>
+                  <m:r>
+                    <m:rPr>
+                      <m:sty m:val="b"/>
+                    </m:rPr>
+                    <w:rPr>
+                      <w:rFonts w:ascii="Cambria Math" w:hAnsi="Cambria Math"/>
+                    </w:rPr>
+                    <m:t>1</m:t>
+                  </m:r>
+                </m:sup>
+              </m:sSup>
+              <m:r>
+                <m:rPr>
+                  <m:sty m:val="bi"/>
+                </m:rPr>
+                <w:rPr>
+                  <w:rFonts w:ascii="Cambria Math" w:hAnsi="Cambria Math"/>
+                </w:rPr>
+                <m:t>X</m:t>
+              </m:r>
+            </m:e>
+            <m:sup>
+              <m:r>
+                <m:rPr>
+                  <m:sty m:val="bi"/>
+                </m:rPr>
+                <w:rPr>
+                  <w:rFonts w:ascii="Cambria Math" w:hAnsi="Cambria Math"/>
+                </w:rPr>
+                <m:t>T</m:t>
+              </m:r>
+            </m:sup>
+          </m:sSup>
+          <m:r>
+            <m:rPr>
+              <m:sty m:val="bi"/>
+            </m:rPr>
+            <w:rPr>
+              <w:rFonts w:ascii="Cambria Math" w:hAnsi="Cambria Math"/>
+            </w:rPr>
+            <m:t>y</m:t>
+          </m:r>
+        </m:oMath>
+      </m:oMathPara>
+    </w:p>
+    <w:p>
+      <w:pPr>
+        <w:pStyle w:val="StyleTru"/>
+      </w:pPr>
+      <w:r>
+        <w:t xml:space="preserve">Đây chính là </w:t>
+      </w:r>
+      <w:r>
+        <w:rPr>
+          <w:b/>
+          <w:bCs/>
+        </w:rPr>
+        <w:t>Normal Equation</w:t>
+      </w:r>
+      <w:r>
+        <w:rPr>
+          <w:b/>
+          <w:bCs/>
+        </w:rPr>
+        <w:t xml:space="preserve"> </w:t>
+      </w:r>
+      <w:r>
+        <w:t>ta đã dùng để tính bộ weight.</w:t>
       </w:r>
     </w:p>
     <w:p/>
@@ -7640,7 +10255,7 @@
                     </pic:cNvPicPr>
                   </pic:nvPicPr>
                   <pic:blipFill>
-                    <a:blip r:embed="rId24" cstate="print">
+                    <a:blip r:embed="rId26" cstate="print">
                       <a:extLst>
                         <a:ext uri="{28A0092B-C50C-407E-A947-70E740481C1C}">
                           <a14:useLocalDpi xmlns:a14="http://schemas.microsoft.com/office/drawing/2010/main" val="0"/>
@@ -7676,7 +10291,7 @@
       <w:pPr>
         <w:pStyle w:val="Caption"/>
         <w:rPr>
-          <w:rFonts w:eastAsiaTheme="minorEastAsia"/>
+          <w:noProof/>
         </w:rPr>
       </w:pPr>
       <w:bookmarkStart w:id="115" w:name="_Toc217427116"/>
@@ -7716,6 +10331,7 @@
       </w:r>
       <w:bookmarkEnd w:id="115"/>
     </w:p>
+    <w:p/>
     <w:p>
       <w:pPr>
         <w:pStyle w:val="Heading2"/>
@@ -7726,6 +10342,7 @@
       <w:bookmarkStart w:id="119" w:name="_Toc217426710"/>
       <w:bookmarkStart w:id="120" w:name="_Toc217427430"/>
       <w:r>
+        <w:lastRenderedPageBreak/>
         <w:t>Cấu trúc Mô hình</w:t>
       </w:r>
       <w:bookmarkEnd w:id="116"/>
@@ -7796,7 +10413,6 @@
         <w:pStyle w:val="DoanVB"/>
       </w:pPr>
       <w:r>
-        <w:lastRenderedPageBreak/>
         <w:t>Cấu trúc bao gồm 2 phần chính:</w:t>
       </w:r>
     </w:p>
@@ -7844,7 +10460,6 @@
         <w:t xml:space="preserve"> Sử dụng các hàm toán học chuyên biệt để xử lý từng biến số độc lập.</w:t>
       </w:r>
     </w:p>
-    <w:p/>
     <w:p>
       <w:pPr>
         <w:pStyle w:val="Heading3"/>
@@ -8166,103 +10781,7 @@
       <w:r>
         <w:t>.</w:t>
       </w:r>
-    </w:p>
-    <w:p/>
-    <w:p>
-      <w:pPr>
-        <w:pStyle w:val="DoanVB"/>
-        <w:ind w:firstLine="0"/>
-      </w:pPr>
-    </w:p>
-    <w:p>
-      <w:pPr>
-        <w:pStyle w:val="StyleTru"/>
-        <w:numPr>
-          <w:ilvl w:val="0"/>
-          <w:numId w:val="0"/>
-        </w:numPr>
-        <w:ind w:left="994"/>
-      </w:pPr>
-    </w:p>
-    <w:p/>
-    <w:p>
-      <w:pPr>
-        <w:pStyle w:val="StyleTru"/>
-        <w:numPr>
-          <w:ilvl w:val="0"/>
-          <w:numId w:val="0"/>
-        </w:numPr>
-        <w:ind w:left="994" w:hanging="284"/>
-      </w:pPr>
-    </w:p>
-    <w:p>
-      <w:pPr>
-        <w:pStyle w:val="StyleCong"/>
-        <w:numPr>
-          <w:ilvl w:val="0"/>
-          <w:numId w:val="0"/>
-        </w:numPr>
-        <w:ind w:left="993" w:hanging="283"/>
-      </w:pPr>
-    </w:p>
-    <w:p>
-      <w:pPr>
-        <w:pStyle w:val="StyleCong"/>
-        <w:numPr>
-          <w:ilvl w:val="0"/>
-          <w:numId w:val="0"/>
-        </w:numPr>
-        <w:ind w:left="710"/>
-      </w:pPr>
-    </w:p>
-    <w:p>
-      <w:pPr>
-        <w:pStyle w:val="StyleCong"/>
-        <w:numPr>
-          <w:ilvl w:val="0"/>
-          <w:numId w:val="0"/>
-        </w:numPr>
-        <w:ind w:left="993"/>
-      </w:pPr>
-    </w:p>
-    <w:p/>
-    <w:p>
-      <w:pPr>
-        <w:pStyle w:val="StyleTru"/>
-        <w:numPr>
-          <w:ilvl w:val="0"/>
-          <w:numId w:val="0"/>
-        </w:numPr>
-        <w:ind w:left="994" w:hanging="284"/>
-      </w:pPr>
-    </w:p>
-    <w:bookmarkEnd w:id="43"/>
-    <w:p>
-      <w:pPr>
-        <w:pStyle w:val="DoanVB"/>
-      </w:pPr>
-    </w:p>
-    <w:p>
-      <w:pPr>
-        <w:pStyle w:val="StyleCong"/>
-        <w:numPr>
-          <w:ilvl w:val="0"/>
-          <w:numId w:val="0"/>
-        </w:numPr>
-      </w:pPr>
-    </w:p>
-    <w:p>
-      <w:pPr>
-        <w:pStyle w:val="StyleTru"/>
-        <w:numPr>
-          <w:ilvl w:val="0"/>
-          <w:numId w:val="0"/>
-        </w:numPr>
-        <w:ind w:left="710"/>
-        <w:rPr>
-          <w:szCs w:val="26"/>
-        </w:rPr>
-      </w:pPr>
+      <w:bookmarkEnd w:id="43"/>
     </w:p>
     <w:p>
       <w:pPr>
@@ -8305,7 +10824,7 @@
       <w:pPr>
         <w:pStyle w:val="StyleTru"/>
       </w:pPr>
-      <w:hyperlink r:id="rId25" w:history="1">
+      <w:hyperlink r:id="rId27" w:history="1">
         <w:r>
           <w:rPr>
             <w:rStyle w:val="Hyperlink"/>
@@ -8316,7 +10835,7 @@
       <w:r>
         <w:t xml:space="preserve"> - </w:t>
       </w:r>
-      <w:hyperlink r:id="rId26" w:history="1">
+      <w:hyperlink r:id="rId28" w:history="1">
         <w:r>
           <w:rPr>
             <w:rStyle w:val="Hyperlink"/>
@@ -8329,7 +10848,7 @@
       <w:pPr>
         <w:pStyle w:val="StyleTru"/>
       </w:pPr>
-      <w:hyperlink r:id="rId27" w:history="1">
+      <w:hyperlink r:id="rId29" w:history="1">
         <w:r>
           <w:rPr>
             <w:rStyle w:val="Hyperlink"/>
@@ -8340,7 +10859,7 @@
       <w:r>
         <w:t xml:space="preserve"> (with Vietsub) - </w:t>
       </w:r>
-      <w:hyperlink r:id="rId28" w:history="1">
+      <w:hyperlink r:id="rId30" w:history="1">
         <w:r>
           <w:rPr>
             <w:rStyle w:val="Hyperlink"/>
@@ -8353,18 +10872,30 @@
       <w:pPr>
         <w:pStyle w:val="StyleTru"/>
       </w:pPr>
-      <w:hyperlink r:id="rId29" w:history="1">
-        <w:r>
-          <w:rPr>
-            <w:rStyle w:val="Hyperlink"/>
-          </w:rPr>
-          <w:t>Vectors | Chapter 1, Essence of linear algebra</w:t>
+      <w:hyperlink r:id="rId31" w:history="1">
+        <w:r>
+          <w:rPr>
+            <w:rStyle w:val="Hyperlink"/>
+          </w:rPr>
+          <w:t>Vectors | Chapter 1, Essence of lin</w:t>
+        </w:r>
+        <w:r>
+          <w:rPr>
+            <w:rStyle w:val="Hyperlink"/>
+          </w:rPr>
+          <w:t>e</w:t>
+        </w:r>
+        <w:r>
+          <w:rPr>
+            <w:rStyle w:val="Hyperlink"/>
+          </w:rPr>
+          <w:t>ar algebra</w:t>
         </w:r>
       </w:hyperlink>
       <w:r>
         <w:t xml:space="preserve"> - </w:t>
       </w:r>
-      <w:hyperlink r:id="rId30" w:history="1">
+      <w:hyperlink r:id="rId32" w:history="1">
         <w:r>
           <w:rPr>
             <w:rStyle w:val="Hyperlink"/>
@@ -8372,12 +10903,28 @@
           <w:t>3Blue1Brown</w:t>
         </w:r>
       </w:hyperlink>
+      <w:r>
+        <w:t xml:space="preserve"> </w:t>
+      </w:r>
     </w:p>
     <w:p>
       <w:pPr>
         <w:pStyle w:val="StyleTru"/>
       </w:pPr>
-      <w:hyperlink r:id="rId31" w:history="1">
+      <w:hyperlink r:id="rId33" w:history="1">
+        <w:r>
+          <w:rPr>
+            <w:rStyle w:val="Hyperlink"/>
+          </w:rPr>
+          <w:t>Matrix multiplication as composition | Chapter 4, Essence of linear algebra</w:t>
+        </w:r>
+      </w:hyperlink>
+    </w:p>
+    <w:p>
+      <w:pPr>
+        <w:pStyle w:val="StyleTru"/>
+      </w:pPr>
+      <w:hyperlink r:id="rId34" w:history="1">
         <w:r>
           <w:rPr>
             <w:rStyle w:val="Hyperlink"/>
@@ -8390,7 +10937,7 @@
       <w:pPr>
         <w:pStyle w:val="StyleTru"/>
       </w:pPr>
-      <w:hyperlink r:id="rId32" w:history="1">
+      <w:hyperlink r:id="rId35" w:history="1">
         <w:r>
           <w:rPr>
             <w:rStyle w:val="Hyperlink"/>
@@ -8626,7 +11173,13 @@
               <w:t xml:space="preserve"> (75%)</w:t>
             </w:r>
             <w:r>
-              <w:t>,PowerPoint</w:t>
+              <w:t>,</w:t>
+            </w:r>
+            <w:r>
+              <w:t xml:space="preserve"> </w:t>
+            </w:r>
+            <w:r>
+              <w:t>PowerPoint</w:t>
             </w:r>
           </w:p>
         </w:tc>
@@ -9041,7 +11594,7 @@
       </w:r>
     </w:p>
     <w:sectPr>
-      <w:footerReference w:type="default" r:id="rId33"/>
+      <w:footerReference w:type="default" r:id="rId36"/>
       <w:pgSz w:w="11907" w:h="16840" w:code="9"/>
       <w:pgMar w:top="1134" w:right="851" w:bottom="1134" w:left="1701" w:header="567" w:footer="567" w:gutter="0"/>
       <w:pgNumType w:start="1"/>
@@ -12269,6 +14822,155 @@
     </w:lvl>
   </w:abstractNum>
   <w:abstractNum w:abstractNumId="23" w15:restartNumberingAfterBreak="0">
+    <w:nsid w:val="31B52A5E"/>
+    <w:multiLevelType w:val="multilevel"/>
+    <w:tmpl w:val="4B602386"/>
+    <w:lvl w:ilvl="0">
+      <w:start w:val="1"/>
+      <w:numFmt w:val="bullet"/>
+      <w:lvlText w:val=""/>
+      <w:lvlJc w:val="left"/>
+      <w:pPr>
+        <w:tabs>
+          <w:tab w:val="num" w:pos="720"/>
+        </w:tabs>
+        <w:ind w:left="720" w:hanging="360"/>
+      </w:pPr>
+      <w:rPr>
+        <w:rFonts w:ascii="Symbol" w:hAnsi="Symbol" w:hint="default"/>
+        <w:sz w:val="20"/>
+      </w:rPr>
+    </w:lvl>
+    <w:lvl w:ilvl="1" w:tentative="1">
+      <w:start w:val="1"/>
+      <w:numFmt w:val="bullet"/>
+      <w:lvlText w:val="o"/>
+      <w:lvlJc w:val="left"/>
+      <w:pPr>
+        <w:tabs>
+          <w:tab w:val="num" w:pos="1440"/>
+        </w:tabs>
+        <w:ind w:left="1440" w:hanging="360"/>
+      </w:pPr>
+      <w:rPr>
+        <w:rFonts w:ascii="Courier New" w:hAnsi="Courier New" w:hint="default"/>
+        <w:sz w:val="20"/>
+      </w:rPr>
+    </w:lvl>
+    <w:lvl w:ilvl="2" w:tentative="1">
+      <w:start w:val="1"/>
+      <w:numFmt w:val="bullet"/>
+      <w:lvlText w:val=""/>
+      <w:lvlJc w:val="left"/>
+      <w:pPr>
+        <w:tabs>
+          <w:tab w:val="num" w:pos="2160"/>
+        </w:tabs>
+        <w:ind w:left="2160" w:hanging="360"/>
+      </w:pPr>
+      <w:rPr>
+        <w:rFonts w:ascii="Wingdings" w:hAnsi="Wingdings" w:hint="default"/>
+        <w:sz w:val="20"/>
+      </w:rPr>
+    </w:lvl>
+    <w:lvl w:ilvl="3" w:tentative="1">
+      <w:start w:val="1"/>
+      <w:numFmt w:val="bullet"/>
+      <w:lvlText w:val=""/>
+      <w:lvlJc w:val="left"/>
+      <w:pPr>
+        <w:tabs>
+          <w:tab w:val="num" w:pos="2880"/>
+        </w:tabs>
+        <w:ind w:left="2880" w:hanging="360"/>
+      </w:pPr>
+      <w:rPr>
+        <w:rFonts w:ascii="Wingdings" w:hAnsi="Wingdings" w:hint="default"/>
+        <w:sz w:val="20"/>
+      </w:rPr>
+    </w:lvl>
+    <w:lvl w:ilvl="4" w:tentative="1">
+      <w:start w:val="1"/>
+      <w:numFmt w:val="bullet"/>
+      <w:lvlText w:val=""/>
+      <w:lvlJc w:val="left"/>
+      <w:pPr>
+        <w:tabs>
+          <w:tab w:val="num" w:pos="3600"/>
+        </w:tabs>
+        <w:ind w:left="3600" w:hanging="360"/>
+      </w:pPr>
+      <w:rPr>
+        <w:rFonts w:ascii="Wingdings" w:hAnsi="Wingdings" w:hint="default"/>
+        <w:sz w:val="20"/>
+      </w:rPr>
+    </w:lvl>
+    <w:lvl w:ilvl="5" w:tentative="1">
+      <w:start w:val="1"/>
+      <w:numFmt w:val="bullet"/>
+      <w:lvlText w:val=""/>
+      <w:lvlJc w:val="left"/>
+      <w:pPr>
+        <w:tabs>
+          <w:tab w:val="num" w:pos="4320"/>
+        </w:tabs>
+        <w:ind w:left="4320" w:hanging="360"/>
+      </w:pPr>
+      <w:rPr>
+        <w:rFonts w:ascii="Wingdings" w:hAnsi="Wingdings" w:hint="default"/>
+        <w:sz w:val="20"/>
+      </w:rPr>
+    </w:lvl>
+    <w:lvl w:ilvl="6" w:tentative="1">
+      <w:start w:val="1"/>
+      <w:numFmt w:val="bullet"/>
+      <w:lvlText w:val=""/>
+      <w:lvlJc w:val="left"/>
+      <w:pPr>
+        <w:tabs>
+          <w:tab w:val="num" w:pos="5040"/>
+        </w:tabs>
+        <w:ind w:left="5040" w:hanging="360"/>
+      </w:pPr>
+      <w:rPr>
+        <w:rFonts w:ascii="Wingdings" w:hAnsi="Wingdings" w:hint="default"/>
+        <w:sz w:val="20"/>
+      </w:rPr>
+    </w:lvl>
+    <w:lvl w:ilvl="7" w:tentative="1">
+      <w:start w:val="1"/>
+      <w:numFmt w:val="bullet"/>
+      <w:lvlText w:val=""/>
+      <w:lvlJc w:val="left"/>
+      <w:pPr>
+        <w:tabs>
+          <w:tab w:val="num" w:pos="5760"/>
+        </w:tabs>
+        <w:ind w:left="5760" w:hanging="360"/>
+      </w:pPr>
+      <w:rPr>
+        <w:rFonts w:ascii="Wingdings" w:hAnsi="Wingdings" w:hint="default"/>
+        <w:sz w:val="20"/>
+      </w:rPr>
+    </w:lvl>
+    <w:lvl w:ilvl="8" w:tentative="1">
+      <w:start w:val="1"/>
+      <w:numFmt w:val="bullet"/>
+      <w:lvlText w:val=""/>
+      <w:lvlJc w:val="left"/>
+      <w:pPr>
+        <w:tabs>
+          <w:tab w:val="num" w:pos="6480"/>
+        </w:tabs>
+        <w:ind w:left="6480" w:hanging="360"/>
+      </w:pPr>
+      <w:rPr>
+        <w:rFonts w:ascii="Wingdings" w:hAnsi="Wingdings" w:hint="default"/>
+        <w:sz w:val="20"/>
+      </w:rPr>
+    </w:lvl>
+  </w:abstractNum>
+  <w:abstractNum w:abstractNumId="24" w15:restartNumberingAfterBreak="0">
     <w:nsid w:val="342C3F90"/>
     <w:multiLevelType w:val="hybridMultilevel"/>
     <w:tmpl w:val="E72C244A"/>
@@ -12357,7 +15059,7 @@
       </w:pPr>
     </w:lvl>
   </w:abstractNum>
-  <w:abstractNum w:abstractNumId="24" w15:restartNumberingAfterBreak="0">
+  <w:abstractNum w:abstractNumId="25" w15:restartNumberingAfterBreak="0">
     <w:nsid w:val="3652335C"/>
     <w:multiLevelType w:val="hybridMultilevel"/>
     <w:tmpl w:val="B6763F6E"/>
@@ -12474,7 +15176,7 @@
       </w:rPr>
     </w:lvl>
   </w:abstractNum>
-  <w:abstractNum w:abstractNumId="25" w15:restartNumberingAfterBreak="0">
+  <w:abstractNum w:abstractNumId="26" w15:restartNumberingAfterBreak="0">
     <w:nsid w:val="38636921"/>
     <w:multiLevelType w:val="multilevel"/>
     <w:tmpl w:val="D39EE642"/>
@@ -12623,7 +15325,7 @@
       </w:rPr>
     </w:lvl>
   </w:abstractNum>
-  <w:abstractNum w:abstractNumId="26" w15:restartNumberingAfterBreak="0">
+  <w:abstractNum w:abstractNumId="27" w15:restartNumberingAfterBreak="0">
     <w:nsid w:val="39221BFB"/>
     <w:multiLevelType w:val="hybridMultilevel"/>
     <w:tmpl w:val="F738CC76"/>
@@ -12740,7 +15442,7 @@
       </w:rPr>
     </w:lvl>
   </w:abstractNum>
-  <w:abstractNum w:abstractNumId="27" w15:restartNumberingAfterBreak="0">
+  <w:abstractNum w:abstractNumId="28" w15:restartNumberingAfterBreak="0">
     <w:nsid w:val="416D2E62"/>
     <w:multiLevelType w:val="hybridMultilevel"/>
     <w:tmpl w:val="2F26282C"/>
@@ -12826,7 +15528,7 @@
       </w:pPr>
     </w:lvl>
   </w:abstractNum>
-  <w:abstractNum w:abstractNumId="28" w15:restartNumberingAfterBreak="0">
+  <w:abstractNum w:abstractNumId="29" w15:restartNumberingAfterBreak="0">
     <w:nsid w:val="41EB2505"/>
     <w:multiLevelType w:val="multilevel"/>
     <w:tmpl w:val="C20A9B78"/>
@@ -12975,7 +15677,7 @@
       </w:rPr>
     </w:lvl>
   </w:abstractNum>
-  <w:abstractNum w:abstractNumId="29" w15:restartNumberingAfterBreak="0">
+  <w:abstractNum w:abstractNumId="30" w15:restartNumberingAfterBreak="0">
     <w:nsid w:val="45C01F63"/>
     <w:multiLevelType w:val="hybridMultilevel"/>
     <w:tmpl w:val="A83A591C"/>
@@ -13087,7 +15789,7 @@
       </w:rPr>
     </w:lvl>
   </w:abstractNum>
-  <w:abstractNum w:abstractNumId="30" w15:restartNumberingAfterBreak="0">
+  <w:abstractNum w:abstractNumId="31" w15:restartNumberingAfterBreak="0">
     <w:nsid w:val="46DE0752"/>
     <w:multiLevelType w:val="hybridMultilevel"/>
     <w:tmpl w:val="EA544B2A"/>
@@ -13201,7 +15903,7 @@
       </w:rPr>
     </w:lvl>
   </w:abstractNum>
-  <w:abstractNum w:abstractNumId="31" w15:restartNumberingAfterBreak="0">
+  <w:abstractNum w:abstractNumId="32" w15:restartNumberingAfterBreak="0">
     <w:nsid w:val="48A704FD"/>
     <w:multiLevelType w:val="multilevel"/>
     <w:tmpl w:val="39C47680"/>
@@ -13314,7 +16016,7 @@
       </w:rPr>
     </w:lvl>
   </w:abstractNum>
-  <w:abstractNum w:abstractNumId="32" w15:restartNumberingAfterBreak="0">
+  <w:abstractNum w:abstractNumId="33" w15:restartNumberingAfterBreak="0">
     <w:nsid w:val="4A5B4824"/>
     <w:multiLevelType w:val="multilevel"/>
     <w:tmpl w:val="A1EEC900"/>
@@ -13463,7 +16165,7 @@
       </w:rPr>
     </w:lvl>
   </w:abstractNum>
-  <w:abstractNum w:abstractNumId="33" w15:restartNumberingAfterBreak="0">
+  <w:abstractNum w:abstractNumId="34" w15:restartNumberingAfterBreak="0">
     <w:nsid w:val="4B8D33BD"/>
     <w:multiLevelType w:val="multilevel"/>
     <w:tmpl w:val="327C21CA"/>
@@ -13612,7 +16314,7 @@
       </w:rPr>
     </w:lvl>
   </w:abstractNum>
-  <w:abstractNum w:abstractNumId="34" w15:restartNumberingAfterBreak="0">
+  <w:abstractNum w:abstractNumId="35" w15:restartNumberingAfterBreak="0">
     <w:nsid w:val="4C257B73"/>
     <w:multiLevelType w:val="hybridMultilevel"/>
     <w:tmpl w:val="B49E95C6"/>
@@ -13726,7 +16428,7 @@
       </w:rPr>
     </w:lvl>
   </w:abstractNum>
-  <w:abstractNum w:abstractNumId="35" w15:restartNumberingAfterBreak="0">
+  <w:abstractNum w:abstractNumId="36" w15:restartNumberingAfterBreak="0">
     <w:nsid w:val="4DAE522C"/>
     <w:multiLevelType w:val="hybridMultilevel"/>
     <w:tmpl w:val="F08E091A"/>
@@ -13815,7 +16517,7 @@
       </w:pPr>
     </w:lvl>
   </w:abstractNum>
-  <w:abstractNum w:abstractNumId="36" w15:restartNumberingAfterBreak="0">
+  <w:abstractNum w:abstractNumId="37" w15:restartNumberingAfterBreak="0">
     <w:nsid w:val="5119635A"/>
     <w:multiLevelType w:val="multilevel"/>
     <w:tmpl w:val="60061B0C"/>
@@ -13964,7 +16666,7 @@
       </w:rPr>
     </w:lvl>
   </w:abstractNum>
-  <w:abstractNum w:abstractNumId="37" w15:restartNumberingAfterBreak="0">
+  <w:abstractNum w:abstractNumId="38" w15:restartNumberingAfterBreak="0">
     <w:nsid w:val="51CC4A17"/>
     <w:multiLevelType w:val="hybridMultilevel"/>
     <w:tmpl w:val="F3F46656"/>
@@ -14078,7 +16780,7 @@
       </w:rPr>
     </w:lvl>
   </w:abstractNum>
-  <w:abstractNum w:abstractNumId="38" w15:restartNumberingAfterBreak="0">
+  <w:abstractNum w:abstractNumId="39" w15:restartNumberingAfterBreak="0">
     <w:nsid w:val="53B46564"/>
     <w:multiLevelType w:val="hybridMultilevel"/>
     <w:tmpl w:val="3300D652"/>
@@ -14167,7 +16869,7 @@
       </w:pPr>
     </w:lvl>
   </w:abstractNum>
-  <w:abstractNum w:abstractNumId="39" w15:restartNumberingAfterBreak="0">
+  <w:abstractNum w:abstractNumId="40" w15:restartNumberingAfterBreak="0">
     <w:nsid w:val="53C56323"/>
     <w:multiLevelType w:val="multilevel"/>
     <w:tmpl w:val="206ADEB2"/>
@@ -14316,7 +17018,7 @@
       </w:rPr>
     </w:lvl>
   </w:abstractNum>
-  <w:abstractNum w:abstractNumId="40" w15:restartNumberingAfterBreak="0">
+  <w:abstractNum w:abstractNumId="41" w15:restartNumberingAfterBreak="0">
     <w:nsid w:val="53FF3248"/>
     <w:multiLevelType w:val="multilevel"/>
     <w:tmpl w:val="6462A06A"/>
@@ -14429,7 +17131,7 @@
       </w:rPr>
     </w:lvl>
   </w:abstractNum>
-  <w:abstractNum w:abstractNumId="41" w15:restartNumberingAfterBreak="0">
+  <w:abstractNum w:abstractNumId="42" w15:restartNumberingAfterBreak="0">
     <w:nsid w:val="567F1D8B"/>
     <w:multiLevelType w:val="hybridMultilevel"/>
     <w:tmpl w:val="5366F806"/>
@@ -14542,7 +17244,7 @@
       </w:rPr>
     </w:lvl>
   </w:abstractNum>
-  <w:abstractNum w:abstractNumId="42" w15:restartNumberingAfterBreak="0">
+  <w:abstractNum w:abstractNumId="43" w15:restartNumberingAfterBreak="0">
     <w:nsid w:val="5BE77FE3"/>
     <w:multiLevelType w:val="hybridMultilevel"/>
     <w:tmpl w:val="B4BC0352"/>
@@ -14631,7 +17333,7 @@
       </w:pPr>
     </w:lvl>
   </w:abstractNum>
-  <w:abstractNum w:abstractNumId="43" w15:restartNumberingAfterBreak="0">
+  <w:abstractNum w:abstractNumId="44" w15:restartNumberingAfterBreak="0">
     <w:nsid w:val="61373C7D"/>
     <w:multiLevelType w:val="multilevel"/>
     <w:tmpl w:val="842889C8"/>
@@ -14780,7 +17482,7 @@
       </w:rPr>
     </w:lvl>
   </w:abstractNum>
-  <w:abstractNum w:abstractNumId="44" w15:restartNumberingAfterBreak="0">
+  <w:abstractNum w:abstractNumId="45" w15:restartNumberingAfterBreak="0">
     <w:nsid w:val="61C80C99"/>
     <w:multiLevelType w:val="hybridMultilevel"/>
     <w:tmpl w:val="1D9426B0"/>
@@ -14897,7 +17599,7 @@
       </w:rPr>
     </w:lvl>
   </w:abstractNum>
-  <w:abstractNum w:abstractNumId="45" w15:restartNumberingAfterBreak="0">
+  <w:abstractNum w:abstractNumId="46" w15:restartNumberingAfterBreak="0">
     <w:nsid w:val="63700A59"/>
     <w:multiLevelType w:val="multilevel"/>
     <w:tmpl w:val="330A5246"/>
@@ -15046,7 +17748,7 @@
       </w:rPr>
     </w:lvl>
   </w:abstractNum>
-  <w:abstractNum w:abstractNumId="46" w15:restartNumberingAfterBreak="0">
+  <w:abstractNum w:abstractNumId="47" w15:restartNumberingAfterBreak="0">
     <w:nsid w:val="657C24C0"/>
     <w:multiLevelType w:val="multilevel"/>
     <w:tmpl w:val="1E540250"/>
@@ -15195,7 +17897,7 @@
       </w:rPr>
     </w:lvl>
   </w:abstractNum>
-  <w:abstractNum w:abstractNumId="47" w15:restartNumberingAfterBreak="0">
+  <w:abstractNum w:abstractNumId="48" w15:restartNumberingAfterBreak="0">
     <w:nsid w:val="68461A58"/>
     <w:multiLevelType w:val="multilevel"/>
     <w:tmpl w:val="CE08BFDE"/>
@@ -15344,7 +18046,7 @@
       </w:rPr>
     </w:lvl>
   </w:abstractNum>
-  <w:abstractNum w:abstractNumId="48" w15:restartNumberingAfterBreak="0">
+  <w:abstractNum w:abstractNumId="49" w15:restartNumberingAfterBreak="0">
     <w:nsid w:val="69BE667A"/>
     <w:multiLevelType w:val="multilevel"/>
     <w:tmpl w:val="2060845E"/>
@@ -15493,7 +18195,7 @@
       </w:rPr>
     </w:lvl>
   </w:abstractNum>
-  <w:abstractNum w:abstractNumId="49" w15:restartNumberingAfterBreak="0">
+  <w:abstractNum w:abstractNumId="50" w15:restartNumberingAfterBreak="0">
     <w:nsid w:val="6B8C1876"/>
     <w:multiLevelType w:val="hybridMultilevel"/>
     <w:tmpl w:val="822C48BE"/>
@@ -15582,7 +18284,7 @@
       </w:pPr>
     </w:lvl>
   </w:abstractNum>
-  <w:abstractNum w:abstractNumId="50" w15:restartNumberingAfterBreak="0">
+  <w:abstractNum w:abstractNumId="51" w15:restartNumberingAfterBreak="0">
     <w:nsid w:val="6E981930"/>
     <w:multiLevelType w:val="multilevel"/>
     <w:tmpl w:val="7DF6A5F0"/>
@@ -15731,7 +18433,7 @@
       </w:rPr>
     </w:lvl>
   </w:abstractNum>
-  <w:abstractNum w:abstractNumId="51" w15:restartNumberingAfterBreak="0">
+  <w:abstractNum w:abstractNumId="52" w15:restartNumberingAfterBreak="0">
     <w:nsid w:val="732819FC"/>
     <w:multiLevelType w:val="hybridMultilevel"/>
     <w:tmpl w:val="A6E09412"/>
@@ -15820,7 +18522,7 @@
       </w:pPr>
     </w:lvl>
   </w:abstractNum>
-  <w:abstractNum w:abstractNumId="52" w15:restartNumberingAfterBreak="0">
+  <w:abstractNum w:abstractNumId="53" w15:restartNumberingAfterBreak="0">
     <w:nsid w:val="748A2D40"/>
     <w:multiLevelType w:val="hybridMultilevel"/>
     <w:tmpl w:val="0B4EE8E0"/>
@@ -15909,7 +18611,7 @@
       </w:pPr>
     </w:lvl>
   </w:abstractNum>
-  <w:abstractNum w:abstractNumId="53" w15:restartNumberingAfterBreak="0">
+  <w:abstractNum w:abstractNumId="54" w15:restartNumberingAfterBreak="0">
     <w:nsid w:val="75A51C63"/>
     <w:multiLevelType w:val="multilevel"/>
     <w:tmpl w:val="77B6EC18"/>
@@ -16022,7 +18724,7 @@
       </w:rPr>
     </w:lvl>
   </w:abstractNum>
-  <w:abstractNum w:abstractNumId="54" w15:restartNumberingAfterBreak="0">
+  <w:abstractNum w:abstractNumId="55" w15:restartNumberingAfterBreak="0">
     <w:nsid w:val="7A5B379E"/>
     <w:multiLevelType w:val="hybridMultilevel"/>
     <w:tmpl w:val="1D7EF3FE"/>
@@ -16112,7 +18814,7 @@
     </w:lvl>
   </w:abstractNum>
   <w:num w:numId="1" w16cid:durableId="1930500669">
-    <w:abstractNumId w:val="53"/>
+    <w:abstractNumId w:val="54"/>
   </w:num>
   <w:num w:numId="2" w16cid:durableId="1003433555">
     <w:abstractNumId w:val="6"/>
@@ -16133,7 +18835,7 @@
     <w:abstractNumId w:val="1"/>
   </w:num>
   <w:num w:numId="8" w16cid:durableId="763691157">
-    <w:abstractNumId w:val="43"/>
+    <w:abstractNumId w:val="44"/>
   </w:num>
   <w:num w:numId="9" w16cid:durableId="1395809552">
     <w:abstractNumId w:val="0"/>
@@ -16142,7 +18844,7 @@
     <w:abstractNumId w:val="3"/>
   </w:num>
   <w:num w:numId="11" w16cid:durableId="1754202732">
-    <w:abstractNumId w:val="45"/>
+    <w:abstractNumId w:val="46"/>
   </w:num>
   <w:num w:numId="12" w16cid:durableId="1498380235">
     <w:abstractNumId w:val="13"/>
@@ -16151,100 +18853,100 @@
     <w:abstractNumId w:val="18"/>
   </w:num>
   <w:num w:numId="14" w16cid:durableId="577639896">
-    <w:abstractNumId w:val="49"/>
+    <w:abstractNumId w:val="50"/>
   </w:num>
   <w:num w:numId="15" w16cid:durableId="859009987">
+    <w:abstractNumId w:val="43"/>
+  </w:num>
+  <w:num w:numId="16" w16cid:durableId="2114980746">
     <w:abstractNumId w:val="42"/>
   </w:num>
-  <w:num w:numId="16" w16cid:durableId="2114980746">
+  <w:num w:numId="17" w16cid:durableId="1689212262">
+    <w:abstractNumId w:val="38"/>
+  </w:num>
+  <w:num w:numId="18" w16cid:durableId="1358047089">
+    <w:abstractNumId w:val="35"/>
+  </w:num>
+  <w:num w:numId="19" w16cid:durableId="1646276709">
+    <w:abstractNumId w:val="31"/>
+  </w:num>
+  <w:num w:numId="20" w16cid:durableId="1313216186">
+    <w:abstractNumId w:val="39"/>
+  </w:num>
+  <w:num w:numId="21" w16cid:durableId="111949580">
+    <w:abstractNumId w:val="24"/>
+  </w:num>
+  <w:num w:numId="22" w16cid:durableId="982152880">
     <w:abstractNumId w:val="41"/>
   </w:num>
-  <w:num w:numId="17" w16cid:durableId="1689212262">
-    <w:abstractNumId w:val="37"/>
-  </w:num>
-  <w:num w:numId="18" w16cid:durableId="1358047089">
-    <w:abstractNumId w:val="34"/>
-  </w:num>
-  <w:num w:numId="19" w16cid:durableId="1646276709">
-    <w:abstractNumId w:val="30"/>
-  </w:num>
-  <w:num w:numId="20" w16cid:durableId="1313216186">
-    <w:abstractNumId w:val="38"/>
-  </w:num>
-  <w:num w:numId="21" w16cid:durableId="111949580">
-    <w:abstractNumId w:val="23"/>
-  </w:num>
-  <w:num w:numId="22" w16cid:durableId="982152880">
-    <w:abstractNumId w:val="40"/>
-  </w:num>
   <w:num w:numId="23" w16cid:durableId="1743989465">
-    <w:abstractNumId w:val="54"/>
+    <w:abstractNumId w:val="55"/>
   </w:num>
   <w:num w:numId="24" w16cid:durableId="48001096">
-    <w:abstractNumId w:val="35"/>
+    <w:abstractNumId w:val="36"/>
   </w:num>
   <w:num w:numId="25" w16cid:durableId="743643653">
     <w:abstractNumId w:val="5"/>
   </w:num>
   <w:num w:numId="26" w16cid:durableId="1978802218">
-    <w:abstractNumId w:val="36"/>
+    <w:abstractNumId w:val="37"/>
   </w:num>
   <w:num w:numId="27" w16cid:durableId="372267112">
-    <w:abstractNumId w:val="50"/>
+    <w:abstractNumId w:val="51"/>
   </w:num>
   <w:num w:numId="28" w16cid:durableId="52890601">
-    <w:abstractNumId w:val="46"/>
+    <w:abstractNumId w:val="47"/>
   </w:num>
   <w:num w:numId="29" w16cid:durableId="232935899">
     <w:abstractNumId w:val="8"/>
   </w:num>
   <w:num w:numId="30" w16cid:durableId="1765880367">
-    <w:abstractNumId w:val="44"/>
+    <w:abstractNumId w:val="45"/>
   </w:num>
   <w:num w:numId="31" w16cid:durableId="1038504139">
-    <w:abstractNumId w:val="44"/>
+    <w:abstractNumId w:val="45"/>
     <w:lvlOverride w:ilvl="0">
       <w:startOverride w:val="1"/>
     </w:lvlOverride>
   </w:num>
   <w:num w:numId="32" w16cid:durableId="109519244">
-    <w:abstractNumId w:val="24"/>
+    <w:abstractNumId w:val="25"/>
   </w:num>
   <w:num w:numId="33" w16cid:durableId="1410150428">
-    <w:abstractNumId w:val="24"/>
+    <w:abstractNumId w:val="25"/>
     <w:lvlOverride w:ilvl="0">
       <w:startOverride w:val="1"/>
     </w:lvlOverride>
   </w:num>
   <w:num w:numId="34" w16cid:durableId="204949539">
-    <w:abstractNumId w:val="31"/>
+    <w:abstractNumId w:val="32"/>
   </w:num>
   <w:num w:numId="35" w16cid:durableId="1449853512">
-    <w:abstractNumId w:val="52"/>
+    <w:abstractNumId w:val="53"/>
   </w:num>
   <w:num w:numId="36" w16cid:durableId="1986470288">
-    <w:abstractNumId w:val="51"/>
+    <w:abstractNumId w:val="52"/>
   </w:num>
   <w:num w:numId="37" w16cid:durableId="200675499">
     <w:abstractNumId w:val="21"/>
   </w:num>
   <w:num w:numId="38" w16cid:durableId="1548295059">
-    <w:abstractNumId w:val="29"/>
+    <w:abstractNumId w:val="30"/>
   </w:num>
   <w:num w:numId="39" w16cid:durableId="1495756541">
-    <w:abstractNumId w:val="44"/>
+    <w:abstractNumId w:val="45"/>
     <w:lvlOverride w:ilvl="0">
       <w:startOverride w:val="1"/>
     </w:lvlOverride>
   </w:num>
   <w:num w:numId="40" w16cid:durableId="1874541164">
-    <w:abstractNumId w:val="24"/>
+    <w:abstractNumId w:val="25"/>
     <w:lvlOverride w:ilvl="0">
       <w:startOverride w:val="1"/>
     </w:lvlOverride>
   </w:num>
   <w:num w:numId="41" w16cid:durableId="2073697721">
-    <w:abstractNumId w:val="27"/>
+    <w:abstractNumId w:val="28"/>
     <w:lvlOverride w:ilvl="0">
       <w:startOverride w:val="2"/>
     </w:lvlOverride>
@@ -16274,7 +18976,7 @@
     </w:lvlOverride>
   </w:num>
   <w:num w:numId="42" w16cid:durableId="131675087">
-    <w:abstractNumId w:val="39"/>
+    <w:abstractNumId w:val="40"/>
     <w:lvlOverride w:ilvl="0">
       <w:lvl w:ilvl="0">
         <w:numFmt w:val="bullet"/>
@@ -16300,7 +19002,7 @@
     <w:abstractNumId w:val="12"/>
   </w:num>
   <w:num w:numId="45" w16cid:durableId="1347899693">
-    <w:abstractNumId w:val="26"/>
+    <w:abstractNumId w:val="27"/>
   </w:num>
   <w:num w:numId="46" w16cid:durableId="378436750">
     <w:abstractNumId w:val="17"/>
@@ -16312,10 +19014,10 @@
     <w:abstractNumId w:val="22"/>
   </w:num>
   <w:num w:numId="49" w16cid:durableId="1835485507">
-    <w:abstractNumId w:val="28"/>
+    <w:abstractNumId w:val="29"/>
   </w:num>
   <w:num w:numId="50" w16cid:durableId="1718815552">
-    <w:abstractNumId w:val="33"/>
+    <w:abstractNumId w:val="34"/>
   </w:num>
   <w:num w:numId="51" w16cid:durableId="738597018">
     <w:abstractNumId w:val="16"/>
@@ -16330,19 +19032,22 @@
     <w:abstractNumId w:val="20"/>
   </w:num>
   <w:num w:numId="55" w16cid:durableId="1288513787">
-    <w:abstractNumId w:val="48"/>
+    <w:abstractNumId w:val="49"/>
   </w:num>
   <w:num w:numId="56" w16cid:durableId="1390878161">
-    <w:abstractNumId w:val="32"/>
+    <w:abstractNumId w:val="33"/>
   </w:num>
   <w:num w:numId="57" w16cid:durableId="1015574243">
     <w:abstractNumId w:val="15"/>
   </w:num>
   <w:num w:numId="58" w16cid:durableId="316954706">
-    <w:abstractNumId w:val="25"/>
+    <w:abstractNumId w:val="26"/>
   </w:num>
   <w:num w:numId="59" w16cid:durableId="220096626">
-    <w:abstractNumId w:val="47"/>
+    <w:abstractNumId w:val="48"/>
+  </w:num>
+  <w:num w:numId="60" w16cid:durableId="207304144">
+    <w:abstractNumId w:val="23"/>
   </w:num>
 </w:numbering>
 </file>
@@ -16967,7 +19672,6 @@
   <w:style w:type="character" w:default="1" w:styleId="DefaultParagraphFont">
     <w:name w:val="Default Paragraph Font"/>
     <w:uiPriority w:val="1"/>
-    <w:semiHidden/>
     <w:unhideWhenUsed/>
   </w:style>
   <w:style w:type="table" w:default="1" w:styleId="TableNormal">
@@ -17570,6 +20274,11 @@
       <w:u w:val="single"/>
     </w:rPr>
   </w:style>
+  <w:style w:type="character" w:customStyle="1" w:styleId="citation-393">
+    <w:name w:val="citation-393"/>
+    <w:basedOn w:val="DefaultParagraphFont"/>
+    <w:rsid w:val="00D124C5"/>
+  </w:style>
 </w:styles>
 </file>
 

--- a/BáoCáoFinal.docx
+++ b/BáoCáoFinal.docx
@@ -127,7 +127,7 @@
           <w:szCs w:val="26"/>
         </w:rPr>
         <w:drawing>
-          <wp:inline distT="0" distB="0" distL="0" distR="0" wp14:anchorId="5AC21931" wp14:editId="6B1DA563">
+          <wp:inline distT="0" distB="0" distL="0" distR="0" wp14:anchorId="5AC21931" wp14:editId="58C082A3">
             <wp:extent cx="576000" cy="669600"/>
             <wp:effectExtent l="0" t="0" r="0" b="0"/>
             <wp:docPr id="1714356743" name="Picture 3"/>
@@ -563,99 +563,91 @@
       <w:pPr>
         <w:pStyle w:val="TOC1"/>
         <w:rPr>
-          <w:rStyle w:val="Hyperlink"/>
-        </w:rPr>
-      </w:pPr>
-      <w:r>
-        <w:rPr>
-          <w:rFonts w:cs="Times New Roman"/>
+          <w:rFonts w:asciiTheme="minorHAnsi" w:eastAsiaTheme="minorEastAsia" w:hAnsiTheme="minorHAnsi"/>
           <w:b w:val="0"/>
-          <w:bCs/>
-          <w:sz w:val="28"/>
-          <w:szCs w:val="28"/>
-        </w:rPr>
+          <w:caps w:val="0"/>
+          <w:noProof/>
+          <w:sz w:val="24"/>
+        </w:rPr>
+      </w:pPr>
+      <w:r>
         <w:fldChar w:fldCharType="begin"/>
       </w:r>
       <w:r>
-        <w:rPr>
-          <w:rFonts w:cs="Times New Roman"/>
-          <w:b w:val="0"/>
-          <w:bCs/>
-          <w:sz w:val="28"/>
-          <w:szCs w:val="28"/>
-        </w:rPr>
         <w:instrText xml:space="preserve"> TOC \o "1-3" \h \z \u </w:instrText>
       </w:r>
       <w:r>
-        <w:rPr>
-          <w:rFonts w:cs="Times New Roman"/>
-          <w:b w:val="0"/>
-          <w:bCs/>
-          <w:sz w:val="28"/>
-          <w:szCs w:val="28"/>
-        </w:rPr>
         <w:fldChar w:fldCharType="separate"/>
       </w:r>
-      <w:hyperlink w:anchor="_Toc217427403" w:history="1">
+      <w:hyperlink w:anchor="_Toc217535861" w:history="1">
         <w:r>
           <w:rPr>
             <w:rStyle w:val="Hyperlink"/>
+            <w:noProof/>
           </w:rPr>
           <w:t>CHƯƠNG 1.</w:t>
         </w:r>
         <w:r>
           <w:rPr>
+            <w:rFonts w:asciiTheme="minorHAnsi" w:eastAsiaTheme="minorEastAsia" w:hAnsiTheme="minorHAnsi"/>
+            <w:b w:val="0"/>
+            <w:caps w:val="0"/>
+            <w:noProof/>
+            <w:sz w:val="24"/>
+          </w:rPr>
+          <w:tab/>
+        </w:r>
+        <w:r>
+          <w:rPr>
             <w:rStyle w:val="Hyperlink"/>
+            <w:noProof/>
+          </w:rPr>
+          <w:t>Tổng quan dự án</w:t>
+        </w:r>
+        <w:r>
+          <w:rPr>
+            <w:noProof/>
+            <w:webHidden/>
           </w:rPr>
           <w:tab/>
         </w:r>
         <w:r>
-          <w:t>Tổng quan dự án</w:t>
-        </w:r>
-        <w:r>
-          <w:rPr>
-            <w:rStyle w:val="Hyperlink"/>
-            <w:webHidden/>
-          </w:rPr>
-          <w:tab/>
-        </w:r>
-        <w:r>
-          <w:rPr>
-            <w:rStyle w:val="Hyperlink"/>
+          <w:rPr>
+            <w:noProof/>
             <w:webHidden/>
           </w:rPr>
           <w:fldChar w:fldCharType="begin"/>
         </w:r>
         <w:r>
           <w:rPr>
-            <w:rStyle w:val="Hyperlink"/>
-            <w:webHidden/>
-          </w:rPr>
-          <w:instrText xml:space="preserve"> PAGEREF _Toc217427403 \h </w:instrText>
-        </w:r>
-        <w:r>
-          <w:rPr>
-            <w:rStyle w:val="Hyperlink"/>
-            <w:webHidden/>
-          </w:rPr>
-        </w:r>
-        <w:r>
-          <w:rPr>
-            <w:rStyle w:val="Hyperlink"/>
+            <w:noProof/>
+            <w:webHidden/>
+          </w:rPr>
+          <w:instrText xml:space="preserve"> PAGEREF _Toc217535861 \h </w:instrText>
+        </w:r>
+        <w:r>
+          <w:rPr>
+            <w:noProof/>
+            <w:webHidden/>
+          </w:rPr>
+        </w:r>
+        <w:r>
+          <w:rPr>
+            <w:noProof/>
             <w:webHidden/>
           </w:rPr>
           <w:fldChar w:fldCharType="separate"/>
         </w:r>
         <w:r>
           <w:rPr>
-            <w:rStyle w:val="Hyperlink"/>
+            <w:noProof/>
             <w:webHidden/>
           </w:rPr>
           <w:t>1</w:t>
         </w:r>
         <w:r>
           <w:rPr>
-            <w:rStyle w:val="Hyperlink"/>
+            <w:noProof/>
             <w:webHidden/>
           </w:rPr>
           <w:fldChar w:fldCharType="end"/>
@@ -667,69 +659,80 @@
         <w:pStyle w:val="TOC2"/>
         <w:spacing w:before="120" w:after="120"/>
         <w:rPr>
-          <w:rStyle w:val="Hyperlink"/>
-        </w:rPr>
-      </w:pPr>
-      <w:hyperlink w:anchor="_Toc217427404" w:history="1">
+          <w:rFonts w:asciiTheme="minorHAnsi" w:eastAsiaTheme="minorEastAsia" w:hAnsiTheme="minorHAnsi"/>
+          <w:b w:val="0"/>
+          <w:noProof/>
+          <w:sz w:val="24"/>
+        </w:rPr>
+      </w:pPr>
+      <w:hyperlink w:anchor="_Toc217535862" w:history="1">
         <w:r>
           <w:rPr>
             <w:rStyle w:val="Hyperlink"/>
+            <w:noProof/>
           </w:rPr>
           <w:t>1.1.</w:t>
         </w:r>
         <w:r>
           <w:rPr>
+            <w:rFonts w:asciiTheme="minorHAnsi" w:eastAsiaTheme="minorEastAsia" w:hAnsiTheme="minorHAnsi"/>
+            <w:b w:val="0"/>
+            <w:noProof/>
+            <w:sz w:val="24"/>
+          </w:rPr>
+          <w:tab/>
+        </w:r>
+        <w:r>
+          <w:rPr>
             <w:rStyle w:val="Hyperlink"/>
+            <w:noProof/>
+          </w:rPr>
+          <w:t>Giới thiệu về dự án</w:t>
+        </w:r>
+        <w:r>
+          <w:rPr>
+            <w:noProof/>
+            <w:webHidden/>
           </w:rPr>
           <w:tab/>
         </w:r>
         <w:r>
-          <w:t>Giới thiệu về dự án</w:t>
-        </w:r>
-        <w:r>
-          <w:rPr>
-            <w:rStyle w:val="Hyperlink"/>
-            <w:webHidden/>
-          </w:rPr>
-          <w:tab/>
-        </w:r>
-        <w:r>
-          <w:rPr>
-            <w:rStyle w:val="Hyperlink"/>
+          <w:rPr>
+            <w:noProof/>
             <w:webHidden/>
           </w:rPr>
           <w:fldChar w:fldCharType="begin"/>
         </w:r>
         <w:r>
           <w:rPr>
-            <w:rStyle w:val="Hyperlink"/>
-            <w:webHidden/>
-          </w:rPr>
-          <w:instrText xml:space="preserve"> PAGEREF _Toc217427404 \h </w:instrText>
-        </w:r>
-        <w:r>
-          <w:rPr>
-            <w:rStyle w:val="Hyperlink"/>
-            <w:webHidden/>
-          </w:rPr>
-        </w:r>
-        <w:r>
-          <w:rPr>
-            <w:rStyle w:val="Hyperlink"/>
+            <w:noProof/>
+            <w:webHidden/>
+          </w:rPr>
+          <w:instrText xml:space="preserve"> PAGEREF _Toc217535862 \h </w:instrText>
+        </w:r>
+        <w:r>
+          <w:rPr>
+            <w:noProof/>
+            <w:webHidden/>
+          </w:rPr>
+        </w:r>
+        <w:r>
+          <w:rPr>
+            <w:noProof/>
             <w:webHidden/>
           </w:rPr>
           <w:fldChar w:fldCharType="separate"/>
         </w:r>
         <w:r>
           <w:rPr>
-            <w:rStyle w:val="Hyperlink"/>
+            <w:noProof/>
             <w:webHidden/>
           </w:rPr>
           <w:t>1</w:t>
         </w:r>
         <w:r>
           <w:rPr>
-            <w:rStyle w:val="Hyperlink"/>
+            <w:noProof/>
             <w:webHidden/>
           </w:rPr>
           <w:fldChar w:fldCharType="end"/>
@@ -741,138 +744,166 @@
         <w:pStyle w:val="TOC2"/>
         <w:spacing w:before="120" w:after="120"/>
         <w:rPr>
-          <w:rStyle w:val="Hyperlink"/>
-        </w:rPr>
-      </w:pPr>
-      <w:hyperlink w:anchor="_Toc217427405" w:history="1">
+          <w:rFonts w:asciiTheme="minorHAnsi" w:eastAsiaTheme="minorEastAsia" w:hAnsiTheme="minorHAnsi"/>
+          <w:b w:val="0"/>
+          <w:noProof/>
+          <w:sz w:val="24"/>
+        </w:rPr>
+      </w:pPr>
+      <w:hyperlink w:anchor="_Toc217535863" w:history="1">
         <w:r>
           <w:rPr>
             <w:rStyle w:val="Hyperlink"/>
+            <w:noProof/>
           </w:rPr>
           <w:t>1.2.</w:t>
         </w:r>
         <w:r>
           <w:rPr>
+            <w:rFonts w:asciiTheme="minorHAnsi" w:eastAsiaTheme="minorEastAsia" w:hAnsiTheme="minorHAnsi"/>
+            <w:b w:val="0"/>
+            <w:noProof/>
+            <w:sz w:val="24"/>
+          </w:rPr>
+          <w:tab/>
+        </w:r>
+        <w:r>
+          <w:rPr>
             <w:rStyle w:val="Hyperlink"/>
+            <w:noProof/>
+          </w:rPr>
+          <w:t>Mục tiêu của dự án</w:t>
+        </w:r>
+        <w:r>
+          <w:rPr>
+            <w:noProof/>
+            <w:webHidden/>
           </w:rPr>
           <w:tab/>
-          <w:t>Mục tiêu của dự án</w:t>
-        </w:r>
+        </w:r>
+        <w:r>
+          <w:rPr>
+            <w:noProof/>
+            <w:webHidden/>
+          </w:rPr>
+          <w:fldChar w:fldCharType="begin"/>
+        </w:r>
+        <w:r>
+          <w:rPr>
+            <w:noProof/>
+            <w:webHidden/>
+          </w:rPr>
+          <w:instrText xml:space="preserve"> PAGEREF _Toc217535863 \h </w:instrText>
+        </w:r>
+        <w:r>
+          <w:rPr>
+            <w:noProof/>
+            <w:webHidden/>
+          </w:rPr>
+        </w:r>
+        <w:r>
+          <w:rPr>
+            <w:noProof/>
+            <w:webHidden/>
+          </w:rPr>
+          <w:fldChar w:fldCharType="separate"/>
+        </w:r>
+        <w:r>
+          <w:rPr>
+            <w:noProof/>
+            <w:webHidden/>
+          </w:rPr>
+          <w:t>1</w:t>
+        </w:r>
+        <w:r>
+          <w:rPr>
+            <w:noProof/>
+            <w:webHidden/>
+          </w:rPr>
+          <w:fldChar w:fldCharType="end"/>
+        </w:r>
+      </w:hyperlink>
+    </w:p>
+    <w:p>
+      <w:pPr>
+        <w:pStyle w:val="TOC1"/>
+        <w:rPr>
+          <w:rFonts w:asciiTheme="minorHAnsi" w:eastAsiaTheme="minorEastAsia" w:hAnsiTheme="minorHAnsi"/>
+          <w:b w:val="0"/>
+          <w:caps w:val="0"/>
+          <w:noProof/>
+          <w:sz w:val="24"/>
+        </w:rPr>
+      </w:pPr>
+      <w:hyperlink w:anchor="_Toc217535864" w:history="1">
         <w:r>
           <w:rPr>
             <w:rStyle w:val="Hyperlink"/>
-            <w:webHidden/>
+            <w:noProof/>
+          </w:rPr>
+          <w:t>CHƯƠNG 2.</w:t>
+        </w:r>
+        <w:r>
+          <w:rPr>
+            <w:rFonts w:asciiTheme="minorHAnsi" w:eastAsiaTheme="minorEastAsia" w:hAnsiTheme="minorHAnsi"/>
+            <w:b w:val="0"/>
+            <w:caps w:val="0"/>
+            <w:noProof/>
+            <w:sz w:val="24"/>
           </w:rPr>
           <w:tab/>
         </w:r>
         <w:r>
           <w:rPr>
             <w:rStyle w:val="Hyperlink"/>
+            <w:noProof/>
+          </w:rPr>
+          <w:t>Cơ sở lý thuyết</w:t>
+        </w:r>
+        <w:r>
+          <w:rPr>
+            <w:noProof/>
+            <w:webHidden/>
+          </w:rPr>
+          <w:tab/>
+        </w:r>
+        <w:r>
+          <w:rPr>
+            <w:noProof/>
             <w:webHidden/>
           </w:rPr>
           <w:fldChar w:fldCharType="begin"/>
         </w:r>
         <w:r>
           <w:rPr>
-            <w:rStyle w:val="Hyperlink"/>
-            <w:webHidden/>
-          </w:rPr>
-          <w:instrText xml:space="preserve"> PAGEREF _Toc217427405 \h </w:instrText>
-        </w:r>
-        <w:r>
-          <w:rPr>
-            <w:rStyle w:val="Hyperlink"/>
-            <w:webHidden/>
-          </w:rPr>
-        </w:r>
-        <w:r>
-          <w:rPr>
-            <w:rStyle w:val="Hyperlink"/>
+            <w:noProof/>
+            <w:webHidden/>
+          </w:rPr>
+          <w:instrText xml:space="preserve"> PAGEREF _Toc217535864 \h </w:instrText>
+        </w:r>
+        <w:r>
+          <w:rPr>
+            <w:noProof/>
+            <w:webHidden/>
+          </w:rPr>
+        </w:r>
+        <w:r>
+          <w:rPr>
+            <w:noProof/>
             <w:webHidden/>
           </w:rPr>
           <w:fldChar w:fldCharType="separate"/>
         </w:r>
         <w:r>
           <w:rPr>
-            <w:rStyle w:val="Hyperlink"/>
-            <w:webHidden/>
-          </w:rPr>
-          <w:t>1</w:t>
-        </w:r>
-        <w:r>
-          <w:rPr>
-            <w:rStyle w:val="Hyperlink"/>
-            <w:webHidden/>
-          </w:rPr>
-          <w:fldChar w:fldCharType="end"/>
-        </w:r>
-      </w:hyperlink>
-    </w:p>
-    <w:p>
-      <w:pPr>
-        <w:pStyle w:val="TOC1"/>
-        <w:rPr>
-          <w:rStyle w:val="Hyperlink"/>
-        </w:rPr>
-      </w:pPr>
-      <w:hyperlink w:anchor="_Toc217427406" w:history="1">
-        <w:r>
-          <w:rPr>
-            <w:rStyle w:val="Hyperlink"/>
-          </w:rPr>
-          <w:t>CHƯƠNG 2.</w:t>
-        </w:r>
-        <w:r>
-          <w:rPr>
-            <w:rStyle w:val="Hyperlink"/>
-          </w:rPr>
-          <w:tab/>
-          <w:t>Cơ sở lý thuyết</w:t>
-        </w:r>
-        <w:r>
-          <w:rPr>
-            <w:rStyle w:val="Hyperlink"/>
-            <w:webHidden/>
-          </w:rPr>
-          <w:tab/>
-        </w:r>
-        <w:r>
-          <w:rPr>
-            <w:rStyle w:val="Hyperlink"/>
-            <w:webHidden/>
-          </w:rPr>
-          <w:fldChar w:fldCharType="begin"/>
-        </w:r>
-        <w:r>
-          <w:rPr>
-            <w:rStyle w:val="Hyperlink"/>
-            <w:webHidden/>
-          </w:rPr>
-          <w:instrText xml:space="preserve"> PAGEREF _Toc217427406 \h </w:instrText>
-        </w:r>
-        <w:r>
-          <w:rPr>
-            <w:rStyle w:val="Hyperlink"/>
-            <w:webHidden/>
-          </w:rPr>
-        </w:r>
-        <w:r>
-          <w:rPr>
-            <w:rStyle w:val="Hyperlink"/>
-            <w:webHidden/>
-          </w:rPr>
-          <w:fldChar w:fldCharType="separate"/>
-        </w:r>
-        <w:r>
-          <w:rPr>
-            <w:rStyle w:val="Hyperlink"/>
+            <w:noProof/>
             <w:webHidden/>
           </w:rPr>
           <w:t>2</w:t>
         </w:r>
         <w:r>
           <w:rPr>
-            <w:rStyle w:val="Hyperlink"/>
+            <w:noProof/>
             <w:webHidden/>
           </w:rPr>
           <w:fldChar w:fldCharType="end"/>
@@ -884,67 +915,80 @@
         <w:pStyle w:val="TOC2"/>
         <w:spacing w:before="120" w:after="120"/>
         <w:rPr>
-          <w:rStyle w:val="Hyperlink"/>
-        </w:rPr>
-      </w:pPr>
-      <w:hyperlink w:anchor="_Toc217427407" w:history="1">
+          <w:rFonts w:asciiTheme="minorHAnsi" w:eastAsiaTheme="minorEastAsia" w:hAnsiTheme="minorHAnsi"/>
+          <w:b w:val="0"/>
+          <w:noProof/>
+          <w:sz w:val="24"/>
+        </w:rPr>
+      </w:pPr>
+      <w:hyperlink w:anchor="_Toc217535865" w:history="1">
         <w:r>
           <w:rPr>
             <w:rStyle w:val="Hyperlink"/>
+            <w:noProof/>
           </w:rPr>
           <w:t>2.1.</w:t>
         </w:r>
         <w:r>
           <w:rPr>
+            <w:rFonts w:asciiTheme="minorHAnsi" w:eastAsiaTheme="minorEastAsia" w:hAnsiTheme="minorHAnsi"/>
+            <w:b w:val="0"/>
+            <w:noProof/>
+            <w:sz w:val="24"/>
+          </w:rPr>
+          <w:tab/>
+        </w:r>
+        <w:r>
+          <w:rPr>
             <w:rStyle w:val="Hyperlink"/>
+            <w:noProof/>
+          </w:rPr>
+          <w:t>Các khái niệm cơ bản</w:t>
+        </w:r>
+        <w:r>
+          <w:rPr>
+            <w:noProof/>
+            <w:webHidden/>
           </w:rPr>
           <w:tab/>
-          <w:t>Các khái niệm cơ bản</w:t>
-        </w:r>
-        <w:r>
-          <w:rPr>
-            <w:rStyle w:val="Hyperlink"/>
-            <w:webHidden/>
-          </w:rPr>
-          <w:tab/>
-        </w:r>
-        <w:r>
-          <w:rPr>
-            <w:rStyle w:val="Hyperlink"/>
+        </w:r>
+        <w:r>
+          <w:rPr>
+            <w:noProof/>
             <w:webHidden/>
           </w:rPr>
           <w:fldChar w:fldCharType="begin"/>
         </w:r>
         <w:r>
           <w:rPr>
-            <w:rStyle w:val="Hyperlink"/>
-            <w:webHidden/>
-          </w:rPr>
-          <w:instrText xml:space="preserve"> PAGEREF _Toc217427407 \h </w:instrText>
-        </w:r>
-        <w:r>
-          <w:rPr>
-            <w:rStyle w:val="Hyperlink"/>
-            <w:webHidden/>
-          </w:rPr>
-        </w:r>
-        <w:r>
-          <w:rPr>
-            <w:rStyle w:val="Hyperlink"/>
+            <w:noProof/>
+            <w:webHidden/>
+          </w:rPr>
+          <w:instrText xml:space="preserve"> PAGEREF _Toc217535865 \h </w:instrText>
+        </w:r>
+        <w:r>
+          <w:rPr>
+            <w:noProof/>
+            <w:webHidden/>
+          </w:rPr>
+        </w:r>
+        <w:r>
+          <w:rPr>
+            <w:noProof/>
             <w:webHidden/>
           </w:rPr>
           <w:fldChar w:fldCharType="separate"/>
         </w:r>
         <w:r>
           <w:rPr>
-            <w:rStyle w:val="Hyperlink"/>
+            <w:noProof/>
             <w:webHidden/>
           </w:rPr>
           <w:t>2</w:t>
         </w:r>
         <w:r>
           <w:rPr>
-            <w:rStyle w:val="Hyperlink"/>
+            <w:noProof/>
             <w:webHidden/>
           </w:rPr>
           <w:fldChar w:fldCharType="end"/>
@@ -956,67 +1000,80 @@
         <w:pStyle w:val="TOC2"/>
         <w:spacing w:before="120" w:after="120"/>
         <w:rPr>
-          <w:rStyle w:val="Hyperlink"/>
-        </w:rPr>
-      </w:pPr>
-      <w:hyperlink w:anchor="_Toc217427408" w:history="1">
+          <w:rFonts w:asciiTheme="minorHAnsi" w:eastAsiaTheme="minorEastAsia" w:hAnsiTheme="minorHAnsi"/>
+          <w:b w:val="0"/>
+          <w:noProof/>
+          <w:sz w:val="24"/>
+        </w:rPr>
+      </w:pPr>
+      <w:hyperlink w:anchor="_Toc217535866" w:history="1">
         <w:r>
           <w:rPr>
             <w:rStyle w:val="Hyperlink"/>
+            <w:noProof/>
           </w:rPr>
           <w:t>2.2.</w:t>
         </w:r>
         <w:r>
           <w:rPr>
+            <w:rFonts w:asciiTheme="minorHAnsi" w:eastAsiaTheme="minorEastAsia" w:hAnsiTheme="minorHAnsi"/>
+            <w:b w:val="0"/>
+            <w:noProof/>
+            <w:sz w:val="24"/>
+          </w:rPr>
+          <w:tab/>
+        </w:r>
+        <w:r>
+          <w:rPr>
             <w:rStyle w:val="Hyperlink"/>
+            <w:noProof/>
+          </w:rPr>
+          <w:t>Các thư viện sử dụng</w:t>
+        </w:r>
+        <w:r>
+          <w:rPr>
+            <w:noProof/>
+            <w:webHidden/>
           </w:rPr>
           <w:tab/>
-          <w:t>Các thư viện sử dụng</w:t>
-        </w:r>
-        <w:r>
-          <w:rPr>
-            <w:rStyle w:val="Hyperlink"/>
-            <w:webHidden/>
-          </w:rPr>
-          <w:tab/>
-        </w:r>
-        <w:r>
-          <w:rPr>
-            <w:rStyle w:val="Hyperlink"/>
+        </w:r>
+        <w:r>
+          <w:rPr>
+            <w:noProof/>
             <w:webHidden/>
           </w:rPr>
           <w:fldChar w:fldCharType="begin"/>
         </w:r>
         <w:r>
           <w:rPr>
-            <w:rStyle w:val="Hyperlink"/>
-            <w:webHidden/>
-          </w:rPr>
-          <w:instrText xml:space="preserve"> PAGEREF _Toc217427408 \h </w:instrText>
-        </w:r>
-        <w:r>
-          <w:rPr>
-            <w:rStyle w:val="Hyperlink"/>
-            <w:webHidden/>
-          </w:rPr>
-        </w:r>
-        <w:r>
-          <w:rPr>
-            <w:rStyle w:val="Hyperlink"/>
+            <w:noProof/>
+            <w:webHidden/>
+          </w:rPr>
+          <w:instrText xml:space="preserve"> PAGEREF _Toc217535866 \h </w:instrText>
+        </w:r>
+        <w:r>
+          <w:rPr>
+            <w:noProof/>
+            <w:webHidden/>
+          </w:rPr>
+        </w:r>
+        <w:r>
+          <w:rPr>
+            <w:noProof/>
             <w:webHidden/>
           </w:rPr>
           <w:fldChar w:fldCharType="separate"/>
         </w:r>
         <w:r>
           <w:rPr>
-            <w:rStyle w:val="Hyperlink"/>
+            <w:noProof/>
             <w:webHidden/>
           </w:rPr>
           <w:t>2</w:t>
         </w:r>
         <w:r>
           <w:rPr>
-            <w:rStyle w:val="Hyperlink"/>
+            <w:noProof/>
             <w:webHidden/>
           </w:rPr>
           <w:fldChar w:fldCharType="end"/>
@@ -1031,67 +1088,80 @@
           <w:tab w:val="right" w:leader="dot" w:pos="9345"/>
         </w:tabs>
         <w:rPr>
-          <w:rStyle w:val="Hyperlink"/>
-        </w:rPr>
-      </w:pPr>
-      <w:hyperlink w:anchor="_Toc217427409" w:history="1">
+          <w:rFonts w:asciiTheme="minorHAnsi" w:eastAsiaTheme="minorEastAsia" w:hAnsiTheme="minorHAnsi"/>
+          <w:i w:val="0"/>
+          <w:noProof/>
+          <w:sz w:val="24"/>
+        </w:rPr>
+      </w:pPr>
+      <w:hyperlink w:anchor="_Toc217535867" w:history="1">
         <w:r>
           <w:rPr>
             <w:rStyle w:val="Hyperlink"/>
+            <w:noProof/>
           </w:rPr>
           <w:t>2.2.1.</w:t>
         </w:r>
         <w:r>
           <w:rPr>
+            <w:rFonts w:asciiTheme="minorHAnsi" w:eastAsiaTheme="minorEastAsia" w:hAnsiTheme="minorHAnsi"/>
+            <w:i w:val="0"/>
+            <w:noProof/>
+            <w:sz w:val="24"/>
+          </w:rPr>
+          <w:tab/>
+        </w:r>
+        <w:r>
+          <w:rPr>
             <w:rStyle w:val="Hyperlink"/>
+            <w:noProof/>
+          </w:rPr>
+          <w:t>Matplotlib</w:t>
+        </w:r>
+        <w:r>
+          <w:rPr>
+            <w:noProof/>
+            <w:webHidden/>
           </w:rPr>
           <w:tab/>
-          <w:t>Matplotlib</w:t>
-        </w:r>
-        <w:r>
-          <w:rPr>
-            <w:rStyle w:val="Hyperlink"/>
-            <w:webHidden/>
-          </w:rPr>
-          <w:tab/>
-        </w:r>
-        <w:r>
-          <w:rPr>
-            <w:rStyle w:val="Hyperlink"/>
+        </w:r>
+        <w:r>
+          <w:rPr>
+            <w:noProof/>
             <w:webHidden/>
           </w:rPr>
           <w:fldChar w:fldCharType="begin"/>
         </w:r>
         <w:r>
           <w:rPr>
-            <w:rStyle w:val="Hyperlink"/>
-            <w:webHidden/>
-          </w:rPr>
-          <w:instrText xml:space="preserve"> PAGEREF _Toc217427409 \h </w:instrText>
-        </w:r>
-        <w:r>
-          <w:rPr>
-            <w:rStyle w:val="Hyperlink"/>
-            <w:webHidden/>
-          </w:rPr>
-        </w:r>
-        <w:r>
-          <w:rPr>
-            <w:rStyle w:val="Hyperlink"/>
+            <w:noProof/>
+            <w:webHidden/>
+          </w:rPr>
+          <w:instrText xml:space="preserve"> PAGEREF _Toc217535867 \h </w:instrText>
+        </w:r>
+        <w:r>
+          <w:rPr>
+            <w:noProof/>
+            <w:webHidden/>
+          </w:rPr>
+        </w:r>
+        <w:r>
+          <w:rPr>
+            <w:noProof/>
             <w:webHidden/>
           </w:rPr>
           <w:fldChar w:fldCharType="separate"/>
         </w:r>
         <w:r>
           <w:rPr>
-            <w:rStyle w:val="Hyperlink"/>
+            <w:noProof/>
             <w:webHidden/>
           </w:rPr>
           <w:t>2</w:t>
         </w:r>
         <w:r>
           <w:rPr>
-            <w:rStyle w:val="Hyperlink"/>
+            <w:noProof/>
             <w:webHidden/>
           </w:rPr>
           <w:fldChar w:fldCharType="end"/>
@@ -1106,67 +1176,80 @@
           <w:tab w:val="right" w:leader="dot" w:pos="9345"/>
         </w:tabs>
         <w:rPr>
-          <w:rStyle w:val="Hyperlink"/>
-        </w:rPr>
-      </w:pPr>
-      <w:hyperlink w:anchor="_Toc217427410" w:history="1">
+          <w:rFonts w:asciiTheme="minorHAnsi" w:eastAsiaTheme="minorEastAsia" w:hAnsiTheme="minorHAnsi"/>
+          <w:i w:val="0"/>
+          <w:noProof/>
+          <w:sz w:val="24"/>
+        </w:rPr>
+      </w:pPr>
+      <w:hyperlink w:anchor="_Toc217535868" w:history="1">
         <w:r>
           <w:rPr>
             <w:rStyle w:val="Hyperlink"/>
+            <w:noProof/>
           </w:rPr>
           <w:t>2.2.2.</w:t>
         </w:r>
         <w:r>
           <w:rPr>
+            <w:rFonts w:asciiTheme="minorHAnsi" w:eastAsiaTheme="minorEastAsia" w:hAnsiTheme="minorHAnsi"/>
+            <w:i w:val="0"/>
+            <w:noProof/>
+            <w:sz w:val="24"/>
+          </w:rPr>
+          <w:tab/>
+        </w:r>
+        <w:r>
+          <w:rPr>
             <w:rStyle w:val="Hyperlink"/>
+            <w:noProof/>
+          </w:rPr>
+          <w:t>Pandas</w:t>
+        </w:r>
+        <w:r>
+          <w:rPr>
+            <w:noProof/>
+            <w:webHidden/>
           </w:rPr>
           <w:tab/>
-          <w:t>Pandas</w:t>
-        </w:r>
-        <w:r>
-          <w:rPr>
-            <w:rStyle w:val="Hyperlink"/>
-            <w:webHidden/>
-          </w:rPr>
-          <w:tab/>
-        </w:r>
-        <w:r>
-          <w:rPr>
-            <w:rStyle w:val="Hyperlink"/>
+        </w:r>
+        <w:r>
+          <w:rPr>
+            <w:noProof/>
             <w:webHidden/>
           </w:rPr>
           <w:fldChar w:fldCharType="begin"/>
         </w:r>
         <w:r>
           <w:rPr>
-            <w:rStyle w:val="Hyperlink"/>
-            <w:webHidden/>
-          </w:rPr>
-          <w:instrText xml:space="preserve"> PAGEREF _Toc217427410 \h </w:instrText>
-        </w:r>
-        <w:r>
-          <w:rPr>
-            <w:rStyle w:val="Hyperlink"/>
-            <w:webHidden/>
-          </w:rPr>
-        </w:r>
-        <w:r>
-          <w:rPr>
-            <w:rStyle w:val="Hyperlink"/>
+            <w:noProof/>
+            <w:webHidden/>
+          </w:rPr>
+          <w:instrText xml:space="preserve"> PAGEREF _Toc217535868 \h </w:instrText>
+        </w:r>
+        <w:r>
+          <w:rPr>
+            <w:noProof/>
+            <w:webHidden/>
+          </w:rPr>
+        </w:r>
+        <w:r>
+          <w:rPr>
+            <w:noProof/>
             <w:webHidden/>
           </w:rPr>
           <w:fldChar w:fldCharType="separate"/>
         </w:r>
         <w:r>
           <w:rPr>
-            <w:rStyle w:val="Hyperlink"/>
+            <w:noProof/>
             <w:webHidden/>
           </w:rPr>
           <w:t>2</w:t>
         </w:r>
         <w:r>
           <w:rPr>
-            <w:rStyle w:val="Hyperlink"/>
+            <w:noProof/>
             <w:webHidden/>
           </w:rPr>
           <w:fldChar w:fldCharType="end"/>
@@ -1181,138 +1264,166 @@
           <w:tab w:val="right" w:leader="dot" w:pos="9345"/>
         </w:tabs>
         <w:rPr>
-          <w:rStyle w:val="Hyperlink"/>
-        </w:rPr>
-      </w:pPr>
-      <w:hyperlink w:anchor="_Toc217427411" w:history="1">
+          <w:rFonts w:asciiTheme="minorHAnsi" w:eastAsiaTheme="minorEastAsia" w:hAnsiTheme="minorHAnsi"/>
+          <w:i w:val="0"/>
+          <w:noProof/>
+          <w:sz w:val="24"/>
+        </w:rPr>
+      </w:pPr>
+      <w:hyperlink w:anchor="_Toc217535869" w:history="1">
         <w:r>
           <w:rPr>
             <w:rStyle w:val="Hyperlink"/>
+            <w:noProof/>
           </w:rPr>
           <w:t>2.2.3.</w:t>
         </w:r>
         <w:r>
           <w:rPr>
+            <w:rFonts w:asciiTheme="minorHAnsi" w:eastAsiaTheme="minorEastAsia" w:hAnsiTheme="minorHAnsi"/>
+            <w:i w:val="0"/>
+            <w:noProof/>
+            <w:sz w:val="24"/>
+          </w:rPr>
+          <w:tab/>
+        </w:r>
+        <w:r>
+          <w:rPr>
             <w:rStyle w:val="Hyperlink"/>
+            <w:noProof/>
+          </w:rPr>
+          <w:t>Numpy</w:t>
+        </w:r>
+        <w:r>
+          <w:rPr>
+            <w:noProof/>
+            <w:webHidden/>
           </w:rPr>
           <w:tab/>
-          <w:t>Numpy</w:t>
-        </w:r>
+        </w:r>
+        <w:r>
+          <w:rPr>
+            <w:noProof/>
+            <w:webHidden/>
+          </w:rPr>
+          <w:fldChar w:fldCharType="begin"/>
+        </w:r>
+        <w:r>
+          <w:rPr>
+            <w:noProof/>
+            <w:webHidden/>
+          </w:rPr>
+          <w:instrText xml:space="preserve"> PAGEREF _Toc217535869 \h </w:instrText>
+        </w:r>
+        <w:r>
+          <w:rPr>
+            <w:noProof/>
+            <w:webHidden/>
+          </w:rPr>
+        </w:r>
+        <w:r>
+          <w:rPr>
+            <w:noProof/>
+            <w:webHidden/>
+          </w:rPr>
+          <w:fldChar w:fldCharType="separate"/>
+        </w:r>
+        <w:r>
+          <w:rPr>
+            <w:noProof/>
+            <w:webHidden/>
+          </w:rPr>
+          <w:t>2</w:t>
+        </w:r>
+        <w:r>
+          <w:rPr>
+            <w:noProof/>
+            <w:webHidden/>
+          </w:rPr>
+          <w:fldChar w:fldCharType="end"/>
+        </w:r>
+      </w:hyperlink>
+    </w:p>
+    <w:p>
+      <w:pPr>
+        <w:pStyle w:val="TOC1"/>
+        <w:rPr>
+          <w:rFonts w:asciiTheme="minorHAnsi" w:eastAsiaTheme="minorEastAsia" w:hAnsiTheme="minorHAnsi"/>
+          <w:b w:val="0"/>
+          <w:caps w:val="0"/>
+          <w:noProof/>
+          <w:sz w:val="24"/>
+        </w:rPr>
+      </w:pPr>
+      <w:hyperlink w:anchor="_Toc217535870" w:history="1">
         <w:r>
           <w:rPr>
             <w:rStyle w:val="Hyperlink"/>
-            <w:webHidden/>
+            <w:noProof/>
+          </w:rPr>
+          <w:t>CHƯƠNG 3.</w:t>
+        </w:r>
+        <w:r>
+          <w:rPr>
+            <w:rFonts w:asciiTheme="minorHAnsi" w:eastAsiaTheme="minorEastAsia" w:hAnsiTheme="minorHAnsi"/>
+            <w:b w:val="0"/>
+            <w:caps w:val="0"/>
+            <w:noProof/>
+            <w:sz w:val="24"/>
           </w:rPr>
           <w:tab/>
         </w:r>
         <w:r>
           <w:rPr>
             <w:rStyle w:val="Hyperlink"/>
+            <w:noProof/>
+          </w:rPr>
+          <w:t>Mô tả dữ liệu</w:t>
+        </w:r>
+        <w:r>
+          <w:rPr>
+            <w:noProof/>
+            <w:webHidden/>
+          </w:rPr>
+          <w:tab/>
+        </w:r>
+        <w:r>
+          <w:rPr>
+            <w:noProof/>
             <w:webHidden/>
           </w:rPr>
           <w:fldChar w:fldCharType="begin"/>
         </w:r>
         <w:r>
           <w:rPr>
-            <w:rStyle w:val="Hyperlink"/>
-            <w:webHidden/>
-          </w:rPr>
-          <w:instrText xml:space="preserve"> PAGEREF _Toc217427411 \h </w:instrText>
-        </w:r>
-        <w:r>
-          <w:rPr>
-            <w:rStyle w:val="Hyperlink"/>
-            <w:webHidden/>
-          </w:rPr>
-        </w:r>
-        <w:r>
-          <w:rPr>
-            <w:rStyle w:val="Hyperlink"/>
+            <w:noProof/>
+            <w:webHidden/>
+          </w:rPr>
+          <w:instrText xml:space="preserve"> PAGEREF _Toc217535870 \h </w:instrText>
+        </w:r>
+        <w:r>
+          <w:rPr>
+            <w:noProof/>
+            <w:webHidden/>
+          </w:rPr>
+        </w:r>
+        <w:r>
+          <w:rPr>
+            <w:noProof/>
             <w:webHidden/>
           </w:rPr>
           <w:fldChar w:fldCharType="separate"/>
         </w:r>
         <w:r>
           <w:rPr>
-            <w:rStyle w:val="Hyperlink"/>
+            <w:noProof/>
             <w:webHidden/>
           </w:rPr>
           <w:t>3</w:t>
         </w:r>
         <w:r>
           <w:rPr>
-            <w:rStyle w:val="Hyperlink"/>
-            <w:webHidden/>
-          </w:rPr>
-          <w:fldChar w:fldCharType="end"/>
-        </w:r>
-      </w:hyperlink>
-    </w:p>
-    <w:p>
-      <w:pPr>
-        <w:pStyle w:val="TOC1"/>
-        <w:rPr>
-          <w:rStyle w:val="Hyperlink"/>
-        </w:rPr>
-      </w:pPr>
-      <w:hyperlink w:anchor="_Toc217427412" w:history="1">
-        <w:r>
-          <w:rPr>
-            <w:rStyle w:val="Hyperlink"/>
-          </w:rPr>
-          <w:t>CHƯƠNG 3.</w:t>
-        </w:r>
-        <w:r>
-          <w:rPr>
-            <w:rStyle w:val="Hyperlink"/>
-          </w:rPr>
-          <w:tab/>
-          <w:t>Mô tả dữ liệu</w:t>
-        </w:r>
-        <w:r>
-          <w:rPr>
-            <w:rStyle w:val="Hyperlink"/>
-            <w:webHidden/>
-          </w:rPr>
-          <w:tab/>
-        </w:r>
-        <w:r>
-          <w:rPr>
-            <w:rStyle w:val="Hyperlink"/>
-            <w:webHidden/>
-          </w:rPr>
-          <w:fldChar w:fldCharType="begin"/>
-        </w:r>
-        <w:r>
-          <w:rPr>
-            <w:rStyle w:val="Hyperlink"/>
-            <w:webHidden/>
-          </w:rPr>
-          <w:instrText xml:space="preserve"> PAGEREF _Toc217427412 \h </w:instrText>
-        </w:r>
-        <w:r>
-          <w:rPr>
-            <w:rStyle w:val="Hyperlink"/>
-            <w:webHidden/>
-          </w:rPr>
-        </w:r>
-        <w:r>
-          <w:rPr>
-            <w:rStyle w:val="Hyperlink"/>
-            <w:webHidden/>
-          </w:rPr>
-          <w:fldChar w:fldCharType="separate"/>
-        </w:r>
-        <w:r>
-          <w:rPr>
-            <w:rStyle w:val="Hyperlink"/>
-            <w:webHidden/>
-          </w:rPr>
-          <w:t>4</w:t>
-        </w:r>
-        <w:r>
-          <w:rPr>
-            <w:rStyle w:val="Hyperlink"/>
+            <w:noProof/>
             <w:webHidden/>
           </w:rPr>
           <w:fldChar w:fldCharType="end"/>
@@ -1324,67 +1435,80 @@
         <w:pStyle w:val="TOC2"/>
         <w:spacing w:before="120" w:after="120"/>
         <w:rPr>
-          <w:rStyle w:val="Hyperlink"/>
-        </w:rPr>
-      </w:pPr>
-      <w:hyperlink w:anchor="_Toc217427413" w:history="1">
+          <w:rFonts w:asciiTheme="minorHAnsi" w:eastAsiaTheme="minorEastAsia" w:hAnsiTheme="minorHAnsi"/>
+          <w:b w:val="0"/>
+          <w:noProof/>
+          <w:sz w:val="24"/>
+        </w:rPr>
+      </w:pPr>
+      <w:hyperlink w:anchor="_Toc217535871" w:history="1">
         <w:r>
           <w:rPr>
             <w:rStyle w:val="Hyperlink"/>
+            <w:noProof/>
           </w:rPr>
           <w:t>3.1.</w:t>
         </w:r>
         <w:r>
           <w:rPr>
+            <w:rFonts w:asciiTheme="minorHAnsi" w:eastAsiaTheme="minorEastAsia" w:hAnsiTheme="minorHAnsi"/>
+            <w:b w:val="0"/>
+            <w:noProof/>
+            <w:sz w:val="24"/>
+          </w:rPr>
+          <w:tab/>
+        </w:r>
+        <w:r>
+          <w:rPr>
             <w:rStyle w:val="Hyperlink"/>
+            <w:noProof/>
+          </w:rPr>
+          <w:t>Phân tích dữ liệu</w:t>
+        </w:r>
+        <w:r>
+          <w:rPr>
+            <w:noProof/>
+            <w:webHidden/>
           </w:rPr>
           <w:tab/>
-          <w:t>Phân tích dữ liệu</w:t>
-        </w:r>
-        <w:r>
-          <w:rPr>
-            <w:rStyle w:val="Hyperlink"/>
-            <w:webHidden/>
-          </w:rPr>
-          <w:tab/>
-        </w:r>
-        <w:r>
-          <w:rPr>
-            <w:rStyle w:val="Hyperlink"/>
+        </w:r>
+        <w:r>
+          <w:rPr>
+            <w:noProof/>
             <w:webHidden/>
           </w:rPr>
           <w:fldChar w:fldCharType="begin"/>
         </w:r>
         <w:r>
           <w:rPr>
-            <w:rStyle w:val="Hyperlink"/>
-            <w:webHidden/>
-          </w:rPr>
-          <w:instrText xml:space="preserve"> PAGEREF _Toc217427413 \h </w:instrText>
-        </w:r>
-        <w:r>
-          <w:rPr>
-            <w:rStyle w:val="Hyperlink"/>
-            <w:webHidden/>
-          </w:rPr>
-        </w:r>
-        <w:r>
-          <w:rPr>
-            <w:rStyle w:val="Hyperlink"/>
+            <w:noProof/>
+            <w:webHidden/>
+          </w:rPr>
+          <w:instrText xml:space="preserve"> PAGEREF _Toc217535871 \h </w:instrText>
+        </w:r>
+        <w:r>
+          <w:rPr>
+            <w:noProof/>
+            <w:webHidden/>
+          </w:rPr>
+        </w:r>
+        <w:r>
+          <w:rPr>
+            <w:noProof/>
             <w:webHidden/>
           </w:rPr>
           <w:fldChar w:fldCharType="separate"/>
         </w:r>
         <w:r>
           <w:rPr>
-            <w:rStyle w:val="Hyperlink"/>
-            <w:webHidden/>
-          </w:rPr>
-          <w:t>4</w:t>
-        </w:r>
-        <w:r>
-          <w:rPr>
-            <w:rStyle w:val="Hyperlink"/>
+            <w:noProof/>
+            <w:webHidden/>
+          </w:rPr>
+          <w:t>3</w:t>
+        </w:r>
+        <w:r>
+          <w:rPr>
+            <w:noProof/>
             <w:webHidden/>
           </w:rPr>
           <w:fldChar w:fldCharType="end"/>
@@ -1399,73 +1523,83 @@
           <w:tab w:val="right" w:leader="dot" w:pos="9345"/>
         </w:tabs>
         <w:rPr>
-          <w:rStyle w:val="Hyperlink"/>
-        </w:rPr>
-      </w:pPr>
-      <w:hyperlink w:anchor="_Toc217427414" w:history="1">
+          <w:rFonts w:asciiTheme="minorHAnsi" w:eastAsiaTheme="minorEastAsia" w:hAnsiTheme="minorHAnsi"/>
+          <w:i w:val="0"/>
+          <w:noProof/>
+          <w:sz w:val="24"/>
+        </w:rPr>
+      </w:pPr>
+      <w:hyperlink w:anchor="_Toc217535872" w:history="1">
         <w:r>
           <w:rPr>
             <w:rStyle w:val="Hyperlink"/>
+            <w:bCs/>
+            <w:noProof/>
           </w:rPr>
           <w:t>3.1.1.</w:t>
         </w:r>
         <w:r>
           <w:rPr>
+            <w:rFonts w:asciiTheme="minorHAnsi" w:eastAsiaTheme="minorEastAsia" w:hAnsiTheme="minorHAnsi"/>
+            <w:i w:val="0"/>
+            <w:noProof/>
+            <w:sz w:val="24"/>
+          </w:rPr>
+          <w:tab/>
+        </w:r>
+        <w:r>
+          <w:rPr>
             <w:rStyle w:val="Hyperlink"/>
+            <w:bCs/>
+            <w:noProof/>
+            <w:lang w:val="vi-VN"/>
+          </w:rPr>
+          <w:t>Thu thập dữ liệu</w:t>
+        </w:r>
+        <w:r>
+          <w:rPr>
+            <w:noProof/>
+            <w:webHidden/>
           </w:rPr>
           <w:tab/>
         </w:r>
         <w:r>
           <w:rPr>
-            <w:rStyle w:val="Hyperlink"/>
-            <w:lang w:val="vi-VN"/>
-          </w:rPr>
-          <w:t>Thu thập dữ liệu</w:t>
-        </w:r>
-        <w:r>
-          <w:rPr>
-            <w:rStyle w:val="Hyperlink"/>
-            <w:webHidden/>
-          </w:rPr>
-          <w:tab/>
-        </w:r>
-        <w:r>
-          <w:rPr>
-            <w:rStyle w:val="Hyperlink"/>
+            <w:noProof/>
             <w:webHidden/>
           </w:rPr>
           <w:fldChar w:fldCharType="begin"/>
         </w:r>
         <w:r>
           <w:rPr>
-            <w:rStyle w:val="Hyperlink"/>
-            <w:webHidden/>
-          </w:rPr>
-          <w:instrText xml:space="preserve"> PAGEREF _Toc217427414 \h </w:instrText>
-        </w:r>
-        <w:r>
-          <w:rPr>
-            <w:rStyle w:val="Hyperlink"/>
-            <w:webHidden/>
-          </w:rPr>
-        </w:r>
-        <w:r>
-          <w:rPr>
-            <w:rStyle w:val="Hyperlink"/>
+            <w:noProof/>
+            <w:webHidden/>
+          </w:rPr>
+          <w:instrText xml:space="preserve"> PAGEREF _Toc217535872 \h </w:instrText>
+        </w:r>
+        <w:r>
+          <w:rPr>
+            <w:noProof/>
+            <w:webHidden/>
+          </w:rPr>
+        </w:r>
+        <w:r>
+          <w:rPr>
+            <w:noProof/>
             <w:webHidden/>
           </w:rPr>
           <w:fldChar w:fldCharType="separate"/>
         </w:r>
         <w:r>
           <w:rPr>
-            <w:rStyle w:val="Hyperlink"/>
-            <w:webHidden/>
-          </w:rPr>
-          <w:t>4</w:t>
-        </w:r>
-        <w:r>
-          <w:rPr>
-            <w:rStyle w:val="Hyperlink"/>
+            <w:noProof/>
+            <w:webHidden/>
+          </w:rPr>
+          <w:t>3</w:t>
+        </w:r>
+        <w:r>
+          <w:rPr>
+            <w:noProof/>
             <w:webHidden/>
           </w:rPr>
           <w:fldChar w:fldCharType="end"/>
@@ -1480,73 +1614,99 @@
           <w:tab w:val="right" w:leader="dot" w:pos="9345"/>
         </w:tabs>
         <w:rPr>
-          <w:rStyle w:val="Hyperlink"/>
-        </w:rPr>
-      </w:pPr>
-      <w:hyperlink w:anchor="_Toc217427415" w:history="1">
+          <w:rFonts w:asciiTheme="minorHAnsi" w:eastAsiaTheme="minorEastAsia" w:hAnsiTheme="minorHAnsi"/>
+          <w:i w:val="0"/>
+          <w:noProof/>
+          <w:sz w:val="24"/>
+        </w:rPr>
+      </w:pPr>
+      <w:hyperlink w:anchor="_Toc217535873" w:history="1">
         <w:r>
           <w:rPr>
             <w:rStyle w:val="Hyperlink"/>
+            <w:bCs/>
+            <w:noProof/>
           </w:rPr>
           <w:t>3.1.2.</w:t>
         </w:r>
         <w:r>
           <w:rPr>
+            <w:rFonts w:asciiTheme="minorHAnsi" w:eastAsiaTheme="minorEastAsia" w:hAnsiTheme="minorHAnsi"/>
+            <w:i w:val="0"/>
+            <w:noProof/>
+            <w:sz w:val="24"/>
+          </w:rPr>
+          <w:tab/>
+        </w:r>
+        <w:r>
+          <w:rPr>
             <w:rStyle w:val="Hyperlink"/>
+            <w:bCs/>
+            <w:noProof/>
+          </w:rPr>
+          <w:t>Phâ</w:t>
+        </w:r>
+        <w:r>
+          <w:rPr>
+            <w:rStyle w:val="Hyperlink"/>
+            <w:bCs/>
+            <w:noProof/>
+            <w:lang w:val="vi-VN"/>
+          </w:rPr>
+          <w:t xml:space="preserve">n </w:t>
+        </w:r>
+        <w:r>
+          <w:rPr>
+            <w:rStyle w:val="Hyperlink"/>
+            <w:bCs/>
+            <w:noProof/>
+          </w:rPr>
+          <w:t>tích chi tiết các đặc trưng dữ liệu</w:t>
+        </w:r>
+        <w:r>
+          <w:rPr>
+            <w:noProof/>
+            <w:webHidden/>
           </w:rPr>
           <w:tab/>
         </w:r>
         <w:r>
           <w:rPr>
-            <w:rStyle w:val="Hyperlink"/>
-            <w:lang w:val="vi-VN"/>
-          </w:rPr>
-          <w:t>Tiền xử lý dữ liệu</w:t>
-        </w:r>
-        <w:r>
-          <w:rPr>
-            <w:rStyle w:val="Hyperlink"/>
-            <w:webHidden/>
-          </w:rPr>
-          <w:tab/>
-        </w:r>
-        <w:r>
-          <w:rPr>
-            <w:rStyle w:val="Hyperlink"/>
+            <w:noProof/>
             <w:webHidden/>
           </w:rPr>
           <w:fldChar w:fldCharType="begin"/>
         </w:r>
         <w:r>
           <w:rPr>
-            <w:rStyle w:val="Hyperlink"/>
-            <w:webHidden/>
-          </w:rPr>
-          <w:instrText xml:space="preserve"> PAGEREF _Toc217427415 \h </w:instrText>
-        </w:r>
-        <w:r>
-          <w:rPr>
-            <w:rStyle w:val="Hyperlink"/>
-            <w:webHidden/>
-          </w:rPr>
-        </w:r>
-        <w:r>
-          <w:rPr>
-            <w:rStyle w:val="Hyperlink"/>
+            <w:noProof/>
+            <w:webHidden/>
+          </w:rPr>
+          <w:instrText xml:space="preserve"> PAGEREF _Toc217535873 \h </w:instrText>
+        </w:r>
+        <w:r>
+          <w:rPr>
+            <w:noProof/>
+            <w:webHidden/>
+          </w:rPr>
+        </w:r>
+        <w:r>
+          <w:rPr>
+            <w:noProof/>
             <w:webHidden/>
           </w:rPr>
           <w:fldChar w:fldCharType="separate"/>
         </w:r>
         <w:r>
           <w:rPr>
-            <w:rStyle w:val="Hyperlink"/>
-            <w:webHidden/>
-          </w:rPr>
-          <w:t>4</w:t>
-        </w:r>
-        <w:r>
-          <w:rPr>
-            <w:rStyle w:val="Hyperlink"/>
+            <w:noProof/>
+            <w:webHidden/>
+          </w:rPr>
+          <w:t>3</w:t>
+        </w:r>
+        <w:r>
+          <w:rPr>
+            <w:noProof/>
             <w:webHidden/>
           </w:rPr>
           <w:fldChar w:fldCharType="end"/>
@@ -1561,67 +1721,171 @@
           <w:tab w:val="right" w:leader="dot" w:pos="9345"/>
         </w:tabs>
         <w:rPr>
-          <w:rStyle w:val="Hyperlink"/>
-        </w:rPr>
-      </w:pPr>
-      <w:hyperlink w:anchor="_Toc217427416" w:history="1">
+          <w:rFonts w:asciiTheme="minorHAnsi" w:eastAsiaTheme="minorEastAsia" w:hAnsiTheme="minorHAnsi"/>
+          <w:i w:val="0"/>
+          <w:noProof/>
+          <w:sz w:val="24"/>
+        </w:rPr>
+      </w:pPr>
+      <w:hyperlink w:anchor="_Toc217535874" w:history="1">
         <w:r>
           <w:rPr>
             <w:rStyle w:val="Hyperlink"/>
+            <w:bCs/>
+            <w:noProof/>
           </w:rPr>
           <w:t>3.1.3.</w:t>
         </w:r>
         <w:r>
           <w:rPr>
+            <w:rFonts w:asciiTheme="minorHAnsi" w:eastAsiaTheme="minorEastAsia" w:hAnsiTheme="minorHAnsi"/>
+            <w:i w:val="0"/>
+            <w:noProof/>
+            <w:sz w:val="24"/>
+          </w:rPr>
+          <w:tab/>
+        </w:r>
+        <w:r>
+          <w:rPr>
             <w:rStyle w:val="Hyperlink"/>
+            <w:bCs/>
+            <w:noProof/>
+            <w:lang w:val="vi-VN"/>
+          </w:rPr>
+          <w:t>Tiền xử lý dữ liệu</w:t>
+        </w:r>
+        <w:r>
+          <w:rPr>
+            <w:noProof/>
+            <w:webHidden/>
           </w:rPr>
           <w:tab/>
+        </w:r>
+        <w:r>
+          <w:rPr>
+            <w:noProof/>
+            <w:webHidden/>
+          </w:rPr>
+          <w:fldChar w:fldCharType="begin"/>
+        </w:r>
+        <w:r>
+          <w:rPr>
+            <w:noProof/>
+            <w:webHidden/>
+          </w:rPr>
+          <w:instrText xml:space="preserve"> PAGEREF _Toc217535874 \h </w:instrText>
+        </w:r>
+        <w:r>
+          <w:rPr>
+            <w:noProof/>
+            <w:webHidden/>
+          </w:rPr>
+        </w:r>
+        <w:r>
+          <w:rPr>
+            <w:noProof/>
+            <w:webHidden/>
+          </w:rPr>
+          <w:fldChar w:fldCharType="separate"/>
+        </w:r>
+        <w:r>
+          <w:rPr>
+            <w:noProof/>
+            <w:webHidden/>
+          </w:rPr>
+          <w:t>9</w:t>
+        </w:r>
+        <w:r>
+          <w:rPr>
+            <w:noProof/>
+            <w:webHidden/>
+          </w:rPr>
+          <w:fldChar w:fldCharType="end"/>
+        </w:r>
+      </w:hyperlink>
+    </w:p>
+    <w:p>
+      <w:pPr>
+        <w:pStyle w:val="TOC3"/>
+        <w:tabs>
+          <w:tab w:val="left" w:pos="1440"/>
+          <w:tab w:val="right" w:leader="dot" w:pos="9345"/>
+        </w:tabs>
+        <w:rPr>
+          <w:rFonts w:asciiTheme="minorHAnsi" w:eastAsiaTheme="minorEastAsia" w:hAnsiTheme="minorHAnsi"/>
+          <w:i w:val="0"/>
+          <w:noProof/>
+          <w:sz w:val="24"/>
+        </w:rPr>
+      </w:pPr>
+      <w:hyperlink w:anchor="_Toc217535875" w:history="1">
+        <w:r>
+          <w:rPr>
+            <w:rStyle w:val="Hyperlink"/>
+            <w:noProof/>
+          </w:rPr>
+          <w:t>3.1.4.</w:t>
+        </w:r>
+        <w:r>
+          <w:rPr>
+            <w:rFonts w:asciiTheme="minorHAnsi" w:eastAsiaTheme="minorEastAsia" w:hAnsiTheme="minorHAnsi"/>
+            <w:i w:val="0"/>
+            <w:noProof/>
+            <w:sz w:val="24"/>
+          </w:rPr>
+          <w:tab/>
+        </w:r>
+        <w:r>
+          <w:rPr>
+            <w:rStyle w:val="Hyperlink"/>
+            <w:noProof/>
+          </w:rPr>
           <w:t>Phát triển mô hình</w:t>
         </w:r>
         <w:r>
           <w:rPr>
-            <w:rStyle w:val="Hyperlink"/>
+            <w:noProof/>
             <w:webHidden/>
           </w:rPr>
           <w:tab/>
         </w:r>
         <w:r>
           <w:rPr>
-            <w:rStyle w:val="Hyperlink"/>
+            <w:noProof/>
             <w:webHidden/>
           </w:rPr>
           <w:fldChar w:fldCharType="begin"/>
         </w:r>
         <w:r>
           <w:rPr>
-            <w:rStyle w:val="Hyperlink"/>
-            <w:webHidden/>
-          </w:rPr>
-          <w:instrText xml:space="preserve"> PAGEREF _Toc217427416 \h </w:instrText>
-        </w:r>
-        <w:r>
-          <w:rPr>
-            <w:rStyle w:val="Hyperlink"/>
-            <w:webHidden/>
-          </w:rPr>
-        </w:r>
-        <w:r>
-          <w:rPr>
-            <w:rStyle w:val="Hyperlink"/>
+            <w:noProof/>
+            <w:webHidden/>
+          </w:rPr>
+          <w:instrText xml:space="preserve"> PAGEREF _Toc217535875 \h </w:instrText>
+        </w:r>
+        <w:r>
+          <w:rPr>
+            <w:noProof/>
+            <w:webHidden/>
+          </w:rPr>
+        </w:r>
+        <w:r>
+          <w:rPr>
+            <w:noProof/>
             <w:webHidden/>
           </w:rPr>
           <w:fldChar w:fldCharType="separate"/>
         </w:r>
         <w:r>
           <w:rPr>
-            <w:rStyle w:val="Hyperlink"/>
-            <w:webHidden/>
-          </w:rPr>
-          <w:t>4</w:t>
-        </w:r>
-        <w:r>
-          <w:rPr>
-            <w:rStyle w:val="Hyperlink"/>
+            <w:noProof/>
+            <w:webHidden/>
+          </w:rPr>
+          <w:t>10</w:t>
+        </w:r>
+        <w:r>
+          <w:rPr>
+            <w:noProof/>
             <w:webHidden/>
           </w:rPr>
           <w:fldChar w:fldCharType="end"/>
@@ -1633,67 +1897,80 @@
         <w:pStyle w:val="TOC2"/>
         <w:spacing w:before="120" w:after="120"/>
         <w:rPr>
-          <w:rStyle w:val="Hyperlink"/>
-        </w:rPr>
-      </w:pPr>
-      <w:hyperlink w:anchor="_Toc217427417" w:history="1">
+          <w:rFonts w:asciiTheme="minorHAnsi" w:eastAsiaTheme="minorEastAsia" w:hAnsiTheme="minorHAnsi"/>
+          <w:b w:val="0"/>
+          <w:noProof/>
+          <w:sz w:val="24"/>
+        </w:rPr>
+      </w:pPr>
+      <w:hyperlink w:anchor="_Toc217535876" w:history="1">
         <w:r>
           <w:rPr>
             <w:rStyle w:val="Hyperlink"/>
+            <w:noProof/>
           </w:rPr>
           <w:t>3.2.</w:t>
         </w:r>
         <w:r>
           <w:rPr>
+            <w:rFonts w:asciiTheme="minorHAnsi" w:eastAsiaTheme="minorEastAsia" w:hAnsiTheme="minorHAnsi"/>
+            <w:b w:val="0"/>
+            <w:noProof/>
+            <w:sz w:val="24"/>
+          </w:rPr>
+          <w:tab/>
+        </w:r>
+        <w:r>
+          <w:rPr>
             <w:rStyle w:val="Hyperlink"/>
+            <w:noProof/>
+          </w:rPr>
+          <w:t>Đặc tả dữ liệu</w:t>
+        </w:r>
+        <w:r>
+          <w:rPr>
+            <w:noProof/>
+            <w:webHidden/>
           </w:rPr>
           <w:tab/>
-          <w:t>Đặc tả dữ liệu</w:t>
-        </w:r>
-        <w:r>
-          <w:rPr>
-            <w:rStyle w:val="Hyperlink"/>
-            <w:webHidden/>
-          </w:rPr>
-          <w:tab/>
-        </w:r>
-        <w:r>
-          <w:rPr>
-            <w:rStyle w:val="Hyperlink"/>
+        </w:r>
+        <w:r>
+          <w:rPr>
+            <w:noProof/>
             <w:webHidden/>
           </w:rPr>
           <w:fldChar w:fldCharType="begin"/>
         </w:r>
         <w:r>
           <w:rPr>
-            <w:rStyle w:val="Hyperlink"/>
-            <w:webHidden/>
-          </w:rPr>
-          <w:instrText xml:space="preserve"> PAGEREF _Toc217427417 \h </w:instrText>
-        </w:r>
-        <w:r>
-          <w:rPr>
-            <w:rStyle w:val="Hyperlink"/>
-            <w:webHidden/>
-          </w:rPr>
-        </w:r>
-        <w:r>
-          <w:rPr>
-            <w:rStyle w:val="Hyperlink"/>
+            <w:noProof/>
+            <w:webHidden/>
+          </w:rPr>
+          <w:instrText xml:space="preserve"> PAGEREF _Toc217535876 \h </w:instrText>
+        </w:r>
+        <w:r>
+          <w:rPr>
+            <w:noProof/>
+            <w:webHidden/>
+          </w:rPr>
+        </w:r>
+        <w:r>
+          <w:rPr>
+            <w:noProof/>
             <w:webHidden/>
           </w:rPr>
           <w:fldChar w:fldCharType="separate"/>
         </w:r>
         <w:r>
           <w:rPr>
-            <w:rStyle w:val="Hyperlink"/>
-            <w:webHidden/>
-          </w:rPr>
-          <w:t>5</w:t>
-        </w:r>
-        <w:r>
-          <w:rPr>
-            <w:rStyle w:val="Hyperlink"/>
+            <w:noProof/>
+            <w:webHidden/>
+          </w:rPr>
+          <w:t>10</w:t>
+        </w:r>
+        <w:r>
+          <w:rPr>
+            <w:noProof/>
             <w:webHidden/>
           </w:rPr>
           <w:fldChar w:fldCharType="end"/>
@@ -1708,67 +1985,80 @@
           <w:tab w:val="right" w:leader="dot" w:pos="9345"/>
         </w:tabs>
         <w:rPr>
-          <w:rStyle w:val="Hyperlink"/>
-        </w:rPr>
-      </w:pPr>
-      <w:hyperlink w:anchor="_Toc217427418" w:history="1">
+          <w:rFonts w:asciiTheme="minorHAnsi" w:eastAsiaTheme="minorEastAsia" w:hAnsiTheme="minorHAnsi"/>
+          <w:i w:val="0"/>
+          <w:noProof/>
+          <w:sz w:val="24"/>
+        </w:rPr>
+      </w:pPr>
+      <w:hyperlink w:anchor="_Toc217535877" w:history="1">
         <w:r>
           <w:rPr>
             <w:rStyle w:val="Hyperlink"/>
+            <w:noProof/>
           </w:rPr>
           <w:t>3.2.1.</w:t>
         </w:r>
         <w:r>
           <w:rPr>
+            <w:rFonts w:asciiTheme="minorHAnsi" w:eastAsiaTheme="minorEastAsia" w:hAnsiTheme="minorHAnsi"/>
+            <w:i w:val="0"/>
+            <w:noProof/>
+            <w:sz w:val="24"/>
+          </w:rPr>
+          <w:tab/>
+        </w:r>
+        <w:r>
+          <w:rPr>
             <w:rStyle w:val="Hyperlink"/>
+            <w:noProof/>
+          </w:rPr>
+          <w:t>Cấu trúc dữ liệu đầu vào</w:t>
+        </w:r>
+        <w:r>
+          <w:rPr>
+            <w:noProof/>
+            <w:webHidden/>
           </w:rPr>
           <w:tab/>
-          <w:t>Cấu trúc dữ liệu đầu vào</w:t>
-        </w:r>
-        <w:r>
-          <w:rPr>
-            <w:rStyle w:val="Hyperlink"/>
-            <w:webHidden/>
-          </w:rPr>
-          <w:tab/>
-        </w:r>
-        <w:r>
-          <w:rPr>
-            <w:rStyle w:val="Hyperlink"/>
+        </w:r>
+        <w:r>
+          <w:rPr>
+            <w:noProof/>
             <w:webHidden/>
           </w:rPr>
           <w:fldChar w:fldCharType="begin"/>
         </w:r>
         <w:r>
           <w:rPr>
-            <w:rStyle w:val="Hyperlink"/>
-            <w:webHidden/>
-          </w:rPr>
-          <w:instrText xml:space="preserve"> PAGEREF _Toc217427418 \h </w:instrText>
-        </w:r>
-        <w:r>
-          <w:rPr>
-            <w:rStyle w:val="Hyperlink"/>
-            <w:webHidden/>
-          </w:rPr>
-        </w:r>
-        <w:r>
-          <w:rPr>
-            <w:rStyle w:val="Hyperlink"/>
+            <w:noProof/>
+            <w:webHidden/>
+          </w:rPr>
+          <w:instrText xml:space="preserve"> PAGEREF _Toc217535877 \h </w:instrText>
+        </w:r>
+        <w:r>
+          <w:rPr>
+            <w:noProof/>
+            <w:webHidden/>
+          </w:rPr>
+        </w:r>
+        <w:r>
+          <w:rPr>
+            <w:noProof/>
             <w:webHidden/>
           </w:rPr>
           <w:fldChar w:fldCharType="separate"/>
         </w:r>
         <w:r>
           <w:rPr>
-            <w:rStyle w:val="Hyperlink"/>
-            <w:webHidden/>
-          </w:rPr>
-          <w:t>5</w:t>
-        </w:r>
-        <w:r>
-          <w:rPr>
-            <w:rStyle w:val="Hyperlink"/>
+            <w:noProof/>
+            <w:webHidden/>
+          </w:rPr>
+          <w:t>10</w:t>
+        </w:r>
+        <w:r>
+          <w:rPr>
+            <w:noProof/>
             <w:webHidden/>
           </w:rPr>
           <w:fldChar w:fldCharType="end"/>
@@ -1783,74 +2073,84 @@
           <w:tab w:val="right" w:leader="dot" w:pos="9345"/>
         </w:tabs>
         <w:rPr>
-          <w:rStyle w:val="Hyperlink"/>
-        </w:rPr>
-      </w:pPr>
-      <w:hyperlink w:anchor="_Toc217427419" w:history="1">
+          <w:rFonts w:asciiTheme="minorHAnsi" w:eastAsiaTheme="minorEastAsia" w:hAnsiTheme="minorHAnsi"/>
+          <w:i w:val="0"/>
+          <w:noProof/>
+          <w:sz w:val="24"/>
+        </w:rPr>
+      </w:pPr>
+      <w:hyperlink w:anchor="_Toc217535878" w:history="1">
         <w:r>
           <w:rPr>
             <w:rStyle w:val="Hyperlink"/>
+            <w:bCs/>
+            <w:noProof/>
             <w:lang w:val="vi-VN"/>
           </w:rPr>
           <w:t>3.2.2.</w:t>
         </w:r>
         <w:r>
           <w:rPr>
+            <w:rFonts w:asciiTheme="minorHAnsi" w:eastAsiaTheme="minorEastAsia" w:hAnsiTheme="minorHAnsi"/>
+            <w:i w:val="0"/>
+            <w:noProof/>
+            <w:sz w:val="24"/>
+          </w:rPr>
+          <w:tab/>
+        </w:r>
+        <w:r>
+          <w:rPr>
             <w:rStyle w:val="Hyperlink"/>
+            <w:bCs/>
+            <w:noProof/>
+            <w:lang w:val="vi-VN"/>
+          </w:rPr>
+          <w:t>Cấu trúc dữ liệu đầu ra</w:t>
+        </w:r>
+        <w:r>
+          <w:rPr>
+            <w:noProof/>
+            <w:webHidden/>
           </w:rPr>
           <w:tab/>
         </w:r>
         <w:r>
           <w:rPr>
-            <w:rStyle w:val="Hyperlink"/>
-            <w:lang w:val="vi-VN"/>
-          </w:rPr>
-          <w:t>Cấu trúc dữ liệu đầu ra</w:t>
-        </w:r>
-        <w:r>
-          <w:rPr>
-            <w:rStyle w:val="Hyperlink"/>
-            <w:webHidden/>
-          </w:rPr>
-          <w:tab/>
-        </w:r>
-        <w:r>
-          <w:rPr>
-            <w:rStyle w:val="Hyperlink"/>
+            <w:noProof/>
             <w:webHidden/>
           </w:rPr>
           <w:fldChar w:fldCharType="begin"/>
         </w:r>
         <w:r>
           <w:rPr>
-            <w:rStyle w:val="Hyperlink"/>
-            <w:webHidden/>
-          </w:rPr>
-          <w:instrText xml:space="preserve"> PAGEREF _Toc217427419 \h </w:instrText>
-        </w:r>
-        <w:r>
-          <w:rPr>
-            <w:rStyle w:val="Hyperlink"/>
-            <w:webHidden/>
-          </w:rPr>
-        </w:r>
-        <w:r>
-          <w:rPr>
-            <w:rStyle w:val="Hyperlink"/>
+            <w:noProof/>
+            <w:webHidden/>
+          </w:rPr>
+          <w:instrText xml:space="preserve"> PAGEREF _Toc217535878 \h </w:instrText>
+        </w:r>
+        <w:r>
+          <w:rPr>
+            <w:noProof/>
+            <w:webHidden/>
+          </w:rPr>
+        </w:r>
+        <w:r>
+          <w:rPr>
+            <w:noProof/>
             <w:webHidden/>
           </w:rPr>
           <w:fldChar w:fldCharType="separate"/>
         </w:r>
         <w:r>
           <w:rPr>
-            <w:rStyle w:val="Hyperlink"/>
-            <w:webHidden/>
-          </w:rPr>
-          <w:t>5</w:t>
-        </w:r>
-        <w:r>
-          <w:rPr>
-            <w:rStyle w:val="Hyperlink"/>
+            <w:noProof/>
+            <w:webHidden/>
+          </w:rPr>
+          <w:t>10</w:t>
+        </w:r>
+        <w:r>
+          <w:rPr>
+            <w:noProof/>
             <w:webHidden/>
           </w:rPr>
           <w:fldChar w:fldCharType="end"/>
@@ -1865,79 +2165,88 @@
           <w:tab w:val="right" w:leader="dot" w:pos="9345"/>
         </w:tabs>
         <w:rPr>
-          <w:rStyle w:val="Hyperlink"/>
-        </w:rPr>
-      </w:pPr>
-      <w:hyperlink w:anchor="_Toc217427420" w:history="1">
+          <w:rFonts w:asciiTheme="minorHAnsi" w:eastAsiaTheme="minorEastAsia" w:hAnsiTheme="minorHAnsi"/>
+          <w:i w:val="0"/>
+          <w:noProof/>
+          <w:sz w:val="24"/>
+        </w:rPr>
+      </w:pPr>
+      <w:hyperlink w:anchor="_Toc217535879" w:history="1">
         <w:r>
           <w:rPr>
             <w:rStyle w:val="Hyperlink"/>
+            <w:noProof/>
           </w:rPr>
           <w:t>3.2.3.</w:t>
         </w:r>
         <w:r>
           <w:rPr>
+            <w:rFonts w:asciiTheme="minorHAnsi" w:eastAsiaTheme="minorEastAsia" w:hAnsiTheme="minorHAnsi"/>
+            <w:i w:val="0"/>
+            <w:noProof/>
+            <w:sz w:val="24"/>
+          </w:rPr>
+          <w:tab/>
+        </w:r>
+        <w:r>
+          <w:rPr>
             <w:rStyle w:val="Hyperlink"/>
+            <w:noProof/>
+            <w:lang w:val="vi-VN"/>
+          </w:rPr>
+          <w:t xml:space="preserve">Bộ dữ liệu </w:t>
+        </w:r>
+        <w:r>
+          <w:rPr>
+            <w:rStyle w:val="Hyperlink"/>
+            <w:noProof/>
+          </w:rPr>
+          <w:t>sử dụng</w:t>
+        </w:r>
+        <w:r>
+          <w:rPr>
+            <w:noProof/>
+            <w:webHidden/>
           </w:rPr>
           <w:tab/>
         </w:r>
         <w:r>
           <w:rPr>
-            <w:rStyle w:val="Hyperlink"/>
-            <w:lang w:val="vi-VN"/>
-          </w:rPr>
-          <w:t xml:space="preserve">Bộ dữ liệu </w:t>
-        </w:r>
-        <w:r>
-          <w:rPr>
-            <w:rStyle w:val="Hyperlink"/>
-          </w:rPr>
-          <w:t>sử dụng</w:t>
-        </w:r>
-        <w:r>
-          <w:rPr>
-            <w:rStyle w:val="Hyperlink"/>
-            <w:webHidden/>
-          </w:rPr>
-          <w:tab/>
-        </w:r>
-        <w:r>
-          <w:rPr>
-            <w:rStyle w:val="Hyperlink"/>
+            <w:noProof/>
             <w:webHidden/>
           </w:rPr>
           <w:fldChar w:fldCharType="begin"/>
         </w:r>
         <w:r>
           <w:rPr>
-            <w:rStyle w:val="Hyperlink"/>
-            <w:webHidden/>
-          </w:rPr>
-          <w:instrText xml:space="preserve"> PAGEREF _Toc217427420 \h </w:instrText>
-        </w:r>
-        <w:r>
-          <w:rPr>
-            <w:rStyle w:val="Hyperlink"/>
-            <w:webHidden/>
-          </w:rPr>
-        </w:r>
-        <w:r>
-          <w:rPr>
-            <w:rStyle w:val="Hyperlink"/>
+            <w:noProof/>
+            <w:webHidden/>
+          </w:rPr>
+          <w:instrText xml:space="preserve"> PAGEREF _Toc217535879 \h </w:instrText>
+        </w:r>
+        <w:r>
+          <w:rPr>
+            <w:noProof/>
+            <w:webHidden/>
+          </w:rPr>
+        </w:r>
+        <w:r>
+          <w:rPr>
+            <w:noProof/>
             <w:webHidden/>
           </w:rPr>
           <w:fldChar w:fldCharType="separate"/>
         </w:r>
         <w:r>
           <w:rPr>
-            <w:rStyle w:val="Hyperlink"/>
-            <w:webHidden/>
-          </w:rPr>
-          <w:t>5</w:t>
-        </w:r>
-        <w:r>
-          <w:rPr>
-            <w:rStyle w:val="Hyperlink"/>
+            <w:noProof/>
+            <w:webHidden/>
+          </w:rPr>
+          <w:t>10</w:t>
+        </w:r>
+        <w:r>
+          <w:rPr>
+            <w:noProof/>
             <w:webHidden/>
           </w:rPr>
           <w:fldChar w:fldCharType="end"/>
@@ -1952,73 +2261,83 @@
           <w:tab w:val="right" w:leader="dot" w:pos="9345"/>
         </w:tabs>
         <w:rPr>
-          <w:rStyle w:val="Hyperlink"/>
-        </w:rPr>
-      </w:pPr>
-      <w:hyperlink w:anchor="_Toc217427421" w:history="1">
+          <w:rFonts w:asciiTheme="minorHAnsi" w:eastAsiaTheme="minorEastAsia" w:hAnsiTheme="minorHAnsi"/>
+          <w:i w:val="0"/>
+          <w:noProof/>
+          <w:sz w:val="24"/>
+        </w:rPr>
+      </w:pPr>
+      <w:hyperlink w:anchor="_Toc217535880" w:history="1">
         <w:r>
           <w:rPr>
             <w:rStyle w:val="Hyperlink"/>
+            <w:bCs/>
+            <w:noProof/>
           </w:rPr>
           <w:t>3.2.4.</w:t>
         </w:r>
         <w:r>
           <w:rPr>
+            <w:rFonts w:asciiTheme="minorHAnsi" w:eastAsiaTheme="minorEastAsia" w:hAnsiTheme="minorHAnsi"/>
+            <w:i w:val="0"/>
+            <w:noProof/>
+            <w:sz w:val="24"/>
+          </w:rPr>
+          <w:tab/>
+        </w:r>
+        <w:r>
+          <w:rPr>
             <w:rStyle w:val="Hyperlink"/>
+            <w:bCs/>
+            <w:noProof/>
+            <w:lang w:val="vi-VN"/>
+          </w:rPr>
+          <w:t>Tiền xử lý dữ liệu (Data Preprocessing)</w:t>
+        </w:r>
+        <w:r>
+          <w:rPr>
+            <w:noProof/>
+            <w:webHidden/>
           </w:rPr>
           <w:tab/>
         </w:r>
         <w:r>
           <w:rPr>
-            <w:rStyle w:val="Hyperlink"/>
-            <w:lang w:val="vi-VN"/>
-          </w:rPr>
-          <w:t>Tiền xử lý dữ liệu (Data Preprocessing)</w:t>
-        </w:r>
-        <w:r>
-          <w:rPr>
-            <w:rStyle w:val="Hyperlink"/>
-            <w:webHidden/>
-          </w:rPr>
-          <w:tab/>
-        </w:r>
-        <w:r>
-          <w:rPr>
-            <w:rStyle w:val="Hyperlink"/>
+            <w:noProof/>
             <w:webHidden/>
           </w:rPr>
           <w:fldChar w:fldCharType="begin"/>
         </w:r>
         <w:r>
           <w:rPr>
-            <w:rStyle w:val="Hyperlink"/>
-            <w:webHidden/>
-          </w:rPr>
-          <w:instrText xml:space="preserve"> PAGEREF _Toc217427421 \h </w:instrText>
-        </w:r>
-        <w:r>
-          <w:rPr>
-            <w:rStyle w:val="Hyperlink"/>
-            <w:webHidden/>
-          </w:rPr>
-        </w:r>
-        <w:r>
-          <w:rPr>
-            <w:rStyle w:val="Hyperlink"/>
+            <w:noProof/>
+            <w:webHidden/>
+          </w:rPr>
+          <w:instrText xml:space="preserve"> PAGEREF _Toc217535880 \h </w:instrText>
+        </w:r>
+        <w:r>
+          <w:rPr>
+            <w:noProof/>
+            <w:webHidden/>
+          </w:rPr>
+        </w:r>
+        <w:r>
+          <w:rPr>
+            <w:noProof/>
             <w:webHidden/>
           </w:rPr>
           <w:fldChar w:fldCharType="separate"/>
         </w:r>
         <w:r>
           <w:rPr>
-            <w:rStyle w:val="Hyperlink"/>
-            <w:webHidden/>
-          </w:rPr>
-          <w:t>5</w:t>
-        </w:r>
-        <w:r>
-          <w:rPr>
-            <w:rStyle w:val="Hyperlink"/>
+            <w:noProof/>
+            <w:webHidden/>
+          </w:rPr>
+          <w:t>11</w:t>
+        </w:r>
+        <w:r>
+          <w:rPr>
+            <w:noProof/>
             <w:webHidden/>
           </w:rPr>
           <w:fldChar w:fldCharType="end"/>
@@ -2033,74 +2352,84 @@
           <w:tab w:val="right" w:leader="dot" w:pos="9345"/>
         </w:tabs>
         <w:rPr>
-          <w:rStyle w:val="Hyperlink"/>
-        </w:rPr>
-      </w:pPr>
-      <w:hyperlink w:anchor="_Toc217427422" w:history="1">
+          <w:rFonts w:asciiTheme="minorHAnsi" w:eastAsiaTheme="minorEastAsia" w:hAnsiTheme="minorHAnsi"/>
+          <w:i w:val="0"/>
+          <w:noProof/>
+          <w:sz w:val="24"/>
+        </w:rPr>
+      </w:pPr>
+      <w:hyperlink w:anchor="_Toc217535881" w:history="1">
         <w:r>
           <w:rPr>
             <w:rStyle w:val="Hyperlink"/>
+            <w:bCs/>
+            <w:noProof/>
             <w:lang w:val="vi-VN"/>
           </w:rPr>
           <w:t>3.2.5.</w:t>
         </w:r>
         <w:r>
           <w:rPr>
+            <w:rFonts w:asciiTheme="minorHAnsi" w:eastAsiaTheme="minorEastAsia" w:hAnsiTheme="minorHAnsi"/>
+            <w:i w:val="0"/>
+            <w:noProof/>
+            <w:sz w:val="24"/>
+          </w:rPr>
+          <w:tab/>
+        </w:r>
+        <w:r>
+          <w:rPr>
             <w:rStyle w:val="Hyperlink"/>
+            <w:bCs/>
+            <w:noProof/>
+            <w:lang w:val="vi-VN"/>
+          </w:rPr>
+          <w:t>Các công cụ thường sử dụng</w:t>
+        </w:r>
+        <w:r>
+          <w:rPr>
+            <w:noProof/>
+            <w:webHidden/>
           </w:rPr>
           <w:tab/>
         </w:r>
         <w:r>
           <w:rPr>
-            <w:rStyle w:val="Hyperlink"/>
-            <w:lang w:val="vi-VN"/>
-          </w:rPr>
-          <w:t>Các công cụ thường sử dụng</w:t>
-        </w:r>
-        <w:r>
-          <w:rPr>
-            <w:rStyle w:val="Hyperlink"/>
-            <w:webHidden/>
-          </w:rPr>
-          <w:tab/>
-        </w:r>
-        <w:r>
-          <w:rPr>
-            <w:rStyle w:val="Hyperlink"/>
+            <w:noProof/>
             <w:webHidden/>
           </w:rPr>
           <w:fldChar w:fldCharType="begin"/>
         </w:r>
         <w:r>
           <w:rPr>
-            <w:rStyle w:val="Hyperlink"/>
-            <w:webHidden/>
-          </w:rPr>
-          <w:instrText xml:space="preserve"> PAGEREF _Toc217427422 \h </w:instrText>
-        </w:r>
-        <w:r>
-          <w:rPr>
-            <w:rStyle w:val="Hyperlink"/>
-            <w:webHidden/>
-          </w:rPr>
-        </w:r>
-        <w:r>
-          <w:rPr>
-            <w:rStyle w:val="Hyperlink"/>
+            <w:noProof/>
+            <w:webHidden/>
+          </w:rPr>
+          <w:instrText xml:space="preserve"> PAGEREF _Toc217535881 \h </w:instrText>
+        </w:r>
+        <w:r>
+          <w:rPr>
+            <w:noProof/>
+            <w:webHidden/>
+          </w:rPr>
+        </w:r>
+        <w:r>
+          <w:rPr>
+            <w:noProof/>
             <w:webHidden/>
           </w:rPr>
           <w:fldChar w:fldCharType="separate"/>
         </w:r>
         <w:r>
           <w:rPr>
-            <w:rStyle w:val="Hyperlink"/>
-            <w:webHidden/>
-          </w:rPr>
-          <w:t>5</w:t>
-        </w:r>
-        <w:r>
-          <w:rPr>
-            <w:rStyle w:val="Hyperlink"/>
+            <w:noProof/>
+            <w:webHidden/>
+          </w:rPr>
+          <w:t>11</w:t>
+        </w:r>
+        <w:r>
+          <w:rPr>
+            <w:noProof/>
             <w:webHidden/>
           </w:rPr>
           <w:fldChar w:fldCharType="end"/>
@@ -2115,144 +2444,169 @@
           <w:tab w:val="right" w:leader="dot" w:pos="9345"/>
         </w:tabs>
         <w:rPr>
-          <w:rStyle w:val="Hyperlink"/>
-        </w:rPr>
-      </w:pPr>
-      <w:hyperlink w:anchor="_Toc217427423" w:history="1">
+          <w:rFonts w:asciiTheme="minorHAnsi" w:eastAsiaTheme="minorEastAsia" w:hAnsiTheme="minorHAnsi"/>
+          <w:i w:val="0"/>
+          <w:noProof/>
+          <w:sz w:val="24"/>
+        </w:rPr>
+      </w:pPr>
+      <w:hyperlink w:anchor="_Toc217535882" w:history="1">
         <w:r>
           <w:rPr>
             <w:rStyle w:val="Hyperlink"/>
+            <w:bCs/>
+            <w:noProof/>
           </w:rPr>
           <w:t>3.2.6.</w:t>
         </w:r>
         <w:r>
           <w:rPr>
+            <w:rFonts w:asciiTheme="minorHAnsi" w:eastAsiaTheme="minorEastAsia" w:hAnsiTheme="minorHAnsi"/>
+            <w:i w:val="0"/>
+            <w:noProof/>
+            <w:sz w:val="24"/>
+          </w:rPr>
+          <w:tab/>
+        </w:r>
+        <w:r>
+          <w:rPr>
             <w:rStyle w:val="Hyperlink"/>
+            <w:bCs/>
+            <w:noProof/>
+            <w:lang w:val="vi-VN"/>
+          </w:rPr>
+          <w:t>Đánh giá mô hình</w:t>
+        </w:r>
+        <w:r>
+          <w:rPr>
+            <w:noProof/>
+            <w:webHidden/>
           </w:rPr>
           <w:tab/>
         </w:r>
         <w:r>
           <w:rPr>
+            <w:noProof/>
+            <w:webHidden/>
+          </w:rPr>
+          <w:fldChar w:fldCharType="begin"/>
+        </w:r>
+        <w:r>
+          <w:rPr>
+            <w:noProof/>
+            <w:webHidden/>
+          </w:rPr>
+          <w:instrText xml:space="preserve"> PAGEREF _Toc217535882 \h </w:instrText>
+        </w:r>
+        <w:r>
+          <w:rPr>
+            <w:noProof/>
+            <w:webHidden/>
+          </w:rPr>
+        </w:r>
+        <w:r>
+          <w:rPr>
+            <w:noProof/>
+            <w:webHidden/>
+          </w:rPr>
+          <w:fldChar w:fldCharType="separate"/>
+        </w:r>
+        <w:r>
+          <w:rPr>
+            <w:noProof/>
+            <w:webHidden/>
+          </w:rPr>
+          <w:t>11</w:t>
+        </w:r>
+        <w:r>
+          <w:rPr>
+            <w:noProof/>
+            <w:webHidden/>
+          </w:rPr>
+          <w:fldChar w:fldCharType="end"/>
+        </w:r>
+      </w:hyperlink>
+    </w:p>
+    <w:p>
+      <w:pPr>
+        <w:pStyle w:val="TOC1"/>
+        <w:rPr>
+          <w:rFonts w:asciiTheme="minorHAnsi" w:eastAsiaTheme="minorEastAsia" w:hAnsiTheme="minorHAnsi"/>
+          <w:b w:val="0"/>
+          <w:caps w:val="0"/>
+          <w:noProof/>
+          <w:sz w:val="24"/>
+        </w:rPr>
+      </w:pPr>
+      <w:hyperlink w:anchor="_Toc217535883" w:history="1">
+        <w:r>
+          <w:rPr>
             <w:rStyle w:val="Hyperlink"/>
-            <w:lang w:val="vi-VN"/>
-          </w:rPr>
-          <w:t>Đánh giá mô hình</w:t>
+            <w:noProof/>
+          </w:rPr>
+          <w:t>CHƯƠNG 4.</w:t>
+        </w:r>
+        <w:r>
+          <w:rPr>
+            <w:rFonts w:asciiTheme="minorHAnsi" w:eastAsiaTheme="minorEastAsia" w:hAnsiTheme="minorHAnsi"/>
+            <w:b w:val="0"/>
+            <w:caps w:val="0"/>
+            <w:noProof/>
+            <w:sz w:val="24"/>
+          </w:rPr>
+          <w:tab/>
         </w:r>
         <w:r>
           <w:rPr>
             <w:rStyle w:val="Hyperlink"/>
+            <w:noProof/>
+          </w:rPr>
+          <w:t>Kiển Trúc Mô hình</w:t>
+        </w:r>
+        <w:r>
+          <w:rPr>
+            <w:noProof/>
             <w:webHidden/>
           </w:rPr>
           <w:tab/>
         </w:r>
         <w:r>
           <w:rPr>
-            <w:rStyle w:val="Hyperlink"/>
+            <w:noProof/>
             <w:webHidden/>
           </w:rPr>
           <w:fldChar w:fldCharType="begin"/>
         </w:r>
         <w:r>
           <w:rPr>
-            <w:rStyle w:val="Hyperlink"/>
-            <w:webHidden/>
-          </w:rPr>
-          <w:instrText xml:space="preserve"> PAGEREF _Toc217427423 \h </w:instrText>
-        </w:r>
-        <w:r>
-          <w:rPr>
-            <w:rStyle w:val="Hyperlink"/>
-            <w:webHidden/>
-          </w:rPr>
-        </w:r>
-        <w:r>
-          <w:rPr>
-            <w:rStyle w:val="Hyperlink"/>
+            <w:noProof/>
+            <w:webHidden/>
+          </w:rPr>
+          <w:instrText xml:space="preserve"> PAGEREF _Toc217535883 \h </w:instrText>
+        </w:r>
+        <w:r>
+          <w:rPr>
+            <w:noProof/>
+            <w:webHidden/>
+          </w:rPr>
+        </w:r>
+        <w:r>
+          <w:rPr>
+            <w:noProof/>
             <w:webHidden/>
           </w:rPr>
           <w:fldChar w:fldCharType="separate"/>
         </w:r>
         <w:r>
           <w:rPr>
-            <w:rStyle w:val="Hyperlink"/>
-            <w:webHidden/>
-          </w:rPr>
-          <w:t>5</w:t>
-        </w:r>
-        <w:r>
-          <w:rPr>
-            <w:rStyle w:val="Hyperlink"/>
-            <w:webHidden/>
-          </w:rPr>
-          <w:fldChar w:fldCharType="end"/>
-        </w:r>
-      </w:hyperlink>
-    </w:p>
-    <w:p>
-      <w:pPr>
-        <w:pStyle w:val="TOC1"/>
-        <w:rPr>
-          <w:rStyle w:val="Hyperlink"/>
-        </w:rPr>
-      </w:pPr>
-      <w:hyperlink w:anchor="_Toc217427424" w:history="1">
-        <w:r>
-          <w:rPr>
-            <w:rStyle w:val="Hyperlink"/>
-          </w:rPr>
-          <w:t>CHƯƠNG 4.</w:t>
-        </w:r>
-        <w:r>
-          <w:rPr>
-            <w:rStyle w:val="Hyperlink"/>
-          </w:rPr>
-          <w:tab/>
-          <w:t>Kiển Trúc Mô hình</w:t>
-        </w:r>
-        <w:r>
-          <w:rPr>
-            <w:rStyle w:val="Hyperlink"/>
-            <w:webHidden/>
-          </w:rPr>
-          <w:tab/>
-        </w:r>
-        <w:r>
-          <w:rPr>
-            <w:rStyle w:val="Hyperlink"/>
-            <w:webHidden/>
-          </w:rPr>
-          <w:fldChar w:fldCharType="begin"/>
-        </w:r>
-        <w:r>
-          <w:rPr>
-            <w:rStyle w:val="Hyperlink"/>
-            <w:webHidden/>
-          </w:rPr>
-          <w:instrText xml:space="preserve"> PAGEREF _Toc217427424 \h </w:instrText>
-        </w:r>
-        <w:r>
-          <w:rPr>
-            <w:rStyle w:val="Hyperlink"/>
-            <w:webHidden/>
-          </w:rPr>
-        </w:r>
-        <w:r>
-          <w:rPr>
-            <w:rStyle w:val="Hyperlink"/>
-            <w:webHidden/>
-          </w:rPr>
-          <w:fldChar w:fldCharType="separate"/>
-        </w:r>
-        <w:r>
-          <w:rPr>
-            <w:rStyle w:val="Hyperlink"/>
-            <w:webHidden/>
-          </w:rPr>
-          <w:t>6</w:t>
-        </w:r>
-        <w:r>
-          <w:rPr>
-            <w:rStyle w:val="Hyperlink"/>
+            <w:noProof/>
+            <w:webHidden/>
+          </w:rPr>
+          <w:t>12</w:t>
+        </w:r>
+        <w:r>
+          <w:rPr>
+            <w:noProof/>
             <w:webHidden/>
           </w:rPr>
           <w:fldChar w:fldCharType="end"/>
@@ -2264,67 +2618,80 @@
         <w:pStyle w:val="TOC2"/>
         <w:spacing w:before="120" w:after="120"/>
         <w:rPr>
-          <w:rStyle w:val="Hyperlink"/>
-        </w:rPr>
-      </w:pPr>
-      <w:hyperlink w:anchor="_Toc217427425" w:history="1">
+          <w:rFonts w:asciiTheme="minorHAnsi" w:eastAsiaTheme="minorEastAsia" w:hAnsiTheme="minorHAnsi"/>
+          <w:b w:val="0"/>
+          <w:noProof/>
+          <w:sz w:val="24"/>
+        </w:rPr>
+      </w:pPr>
+      <w:hyperlink w:anchor="_Toc217535884" w:history="1">
         <w:r>
           <w:rPr>
             <w:rStyle w:val="Hyperlink"/>
+            <w:noProof/>
           </w:rPr>
           <w:t>4.1.</w:t>
         </w:r>
         <w:r>
           <w:rPr>
+            <w:rFonts w:asciiTheme="minorHAnsi" w:eastAsiaTheme="minorEastAsia" w:hAnsiTheme="minorHAnsi"/>
+            <w:b w:val="0"/>
+            <w:noProof/>
+            <w:sz w:val="24"/>
+          </w:rPr>
+          <w:tab/>
+        </w:r>
+        <w:r>
+          <w:rPr>
             <w:rStyle w:val="Hyperlink"/>
+            <w:noProof/>
+          </w:rPr>
+          <w:t>Các phương pháp tính toán</w:t>
+        </w:r>
+        <w:r>
+          <w:rPr>
+            <w:noProof/>
+            <w:webHidden/>
           </w:rPr>
           <w:tab/>
-          <w:t>Các phương pháp tính toán</w:t>
-        </w:r>
-        <w:r>
-          <w:rPr>
-            <w:rStyle w:val="Hyperlink"/>
-            <w:webHidden/>
-          </w:rPr>
-          <w:tab/>
-        </w:r>
-        <w:r>
-          <w:rPr>
-            <w:rStyle w:val="Hyperlink"/>
+        </w:r>
+        <w:r>
+          <w:rPr>
+            <w:noProof/>
             <w:webHidden/>
           </w:rPr>
           <w:fldChar w:fldCharType="begin"/>
         </w:r>
         <w:r>
           <w:rPr>
-            <w:rStyle w:val="Hyperlink"/>
-            <w:webHidden/>
-          </w:rPr>
-          <w:instrText xml:space="preserve"> PAGEREF _Toc217427425 \h </w:instrText>
-        </w:r>
-        <w:r>
-          <w:rPr>
-            <w:rStyle w:val="Hyperlink"/>
-            <w:webHidden/>
-          </w:rPr>
-        </w:r>
-        <w:r>
-          <w:rPr>
-            <w:rStyle w:val="Hyperlink"/>
+            <w:noProof/>
+            <w:webHidden/>
+          </w:rPr>
+          <w:instrText xml:space="preserve"> PAGEREF _Toc217535884 \h </w:instrText>
+        </w:r>
+        <w:r>
+          <w:rPr>
+            <w:noProof/>
+            <w:webHidden/>
+          </w:rPr>
+        </w:r>
+        <w:r>
+          <w:rPr>
+            <w:noProof/>
             <w:webHidden/>
           </w:rPr>
           <w:fldChar w:fldCharType="separate"/>
         </w:r>
         <w:r>
           <w:rPr>
-            <w:rStyle w:val="Hyperlink"/>
-            <w:webHidden/>
-          </w:rPr>
-          <w:t>6</w:t>
-        </w:r>
-        <w:r>
-          <w:rPr>
-            <w:rStyle w:val="Hyperlink"/>
+            <w:noProof/>
+            <w:webHidden/>
+          </w:rPr>
+          <w:t>12</w:t>
+        </w:r>
+        <w:r>
+          <w:rPr>
+            <w:noProof/>
             <w:webHidden/>
           </w:rPr>
           <w:fldChar w:fldCharType="end"/>
@@ -2339,67 +2706,80 @@
           <w:tab w:val="right" w:leader="dot" w:pos="9345"/>
         </w:tabs>
         <w:rPr>
-          <w:rStyle w:val="Hyperlink"/>
-        </w:rPr>
-      </w:pPr>
-      <w:hyperlink w:anchor="_Toc217427426" w:history="1">
+          <w:rFonts w:asciiTheme="minorHAnsi" w:eastAsiaTheme="minorEastAsia" w:hAnsiTheme="minorHAnsi"/>
+          <w:i w:val="0"/>
+          <w:noProof/>
+          <w:sz w:val="24"/>
+        </w:rPr>
+      </w:pPr>
+      <w:hyperlink w:anchor="_Toc217535885" w:history="1">
         <w:r>
           <w:rPr>
             <w:rStyle w:val="Hyperlink"/>
+            <w:noProof/>
           </w:rPr>
           <w:t>4.1.1.</w:t>
         </w:r>
         <w:r>
           <w:rPr>
+            <w:rFonts w:asciiTheme="minorHAnsi" w:eastAsiaTheme="minorEastAsia" w:hAnsiTheme="minorHAnsi"/>
+            <w:i w:val="0"/>
+            <w:noProof/>
+            <w:sz w:val="24"/>
+          </w:rPr>
+          <w:tab/>
+        </w:r>
+        <w:r>
+          <w:rPr>
             <w:rStyle w:val="Hyperlink"/>
+            <w:noProof/>
+          </w:rPr>
+          <w:t>Phương trình chuẩn (Normal Equation)</w:t>
+        </w:r>
+        <w:r>
+          <w:rPr>
+            <w:noProof/>
+            <w:webHidden/>
           </w:rPr>
           <w:tab/>
-          <w:t>Phương trình chuẩn (Normal Equation)</w:t>
-        </w:r>
-        <w:r>
-          <w:rPr>
-            <w:rStyle w:val="Hyperlink"/>
-            <w:webHidden/>
-          </w:rPr>
-          <w:tab/>
-        </w:r>
-        <w:r>
-          <w:rPr>
-            <w:rStyle w:val="Hyperlink"/>
+        </w:r>
+        <w:r>
+          <w:rPr>
+            <w:noProof/>
             <w:webHidden/>
           </w:rPr>
           <w:fldChar w:fldCharType="begin"/>
         </w:r>
         <w:r>
           <w:rPr>
-            <w:rStyle w:val="Hyperlink"/>
-            <w:webHidden/>
-          </w:rPr>
-          <w:instrText xml:space="preserve"> PAGEREF _Toc217427426 \h </w:instrText>
-        </w:r>
-        <w:r>
-          <w:rPr>
-            <w:rStyle w:val="Hyperlink"/>
-            <w:webHidden/>
-          </w:rPr>
-        </w:r>
-        <w:r>
-          <w:rPr>
-            <w:rStyle w:val="Hyperlink"/>
+            <w:noProof/>
+            <w:webHidden/>
+          </w:rPr>
+          <w:instrText xml:space="preserve"> PAGEREF _Toc217535885 \h </w:instrText>
+        </w:r>
+        <w:r>
+          <w:rPr>
+            <w:noProof/>
+            <w:webHidden/>
+          </w:rPr>
+        </w:r>
+        <w:r>
+          <w:rPr>
+            <w:noProof/>
             <w:webHidden/>
           </w:rPr>
           <w:fldChar w:fldCharType="separate"/>
         </w:r>
         <w:r>
           <w:rPr>
-            <w:rStyle w:val="Hyperlink"/>
-            <w:webHidden/>
-          </w:rPr>
-          <w:t>6</w:t>
-        </w:r>
-        <w:r>
-          <w:rPr>
-            <w:rStyle w:val="Hyperlink"/>
+            <w:noProof/>
+            <w:webHidden/>
+          </w:rPr>
+          <w:t>12</w:t>
+        </w:r>
+        <w:r>
+          <w:rPr>
+            <w:noProof/>
             <w:webHidden/>
           </w:rPr>
           <w:fldChar w:fldCharType="end"/>
@@ -2414,67 +2794,80 @@
           <w:tab w:val="right" w:leader="dot" w:pos="9345"/>
         </w:tabs>
         <w:rPr>
-          <w:rStyle w:val="Hyperlink"/>
-        </w:rPr>
-      </w:pPr>
-      <w:hyperlink w:anchor="_Toc217427427" w:history="1">
+          <w:rFonts w:asciiTheme="minorHAnsi" w:eastAsiaTheme="minorEastAsia" w:hAnsiTheme="minorHAnsi"/>
+          <w:i w:val="0"/>
+          <w:noProof/>
+          <w:sz w:val="24"/>
+        </w:rPr>
+      </w:pPr>
+      <w:hyperlink w:anchor="_Toc217535886" w:history="1">
         <w:r>
           <w:rPr>
             <w:rStyle w:val="Hyperlink"/>
+            <w:noProof/>
           </w:rPr>
           <w:t>4.1.2.</w:t>
         </w:r>
         <w:r>
           <w:rPr>
+            <w:rFonts w:asciiTheme="minorHAnsi" w:eastAsiaTheme="minorEastAsia" w:hAnsiTheme="minorHAnsi"/>
+            <w:i w:val="0"/>
+            <w:noProof/>
+            <w:sz w:val="24"/>
+          </w:rPr>
+          <w:tab/>
+        </w:r>
+        <w:r>
+          <w:rPr>
             <w:rStyle w:val="Hyperlink"/>
+            <w:noProof/>
+          </w:rPr>
+          <w:t>Khớp đường cong phi tuyến (Non-linear Curve Fitting)</w:t>
+        </w:r>
+        <w:r>
+          <w:rPr>
+            <w:noProof/>
+            <w:webHidden/>
           </w:rPr>
           <w:tab/>
-          <w:t>Khớp đường cong phi tuyến (Non-linear Curve Fitting)</w:t>
-        </w:r>
-        <w:r>
-          <w:rPr>
-            <w:rStyle w:val="Hyperlink"/>
-            <w:webHidden/>
-          </w:rPr>
-          <w:tab/>
-        </w:r>
-        <w:r>
-          <w:rPr>
-            <w:rStyle w:val="Hyperlink"/>
+        </w:r>
+        <w:r>
+          <w:rPr>
+            <w:noProof/>
             <w:webHidden/>
           </w:rPr>
           <w:fldChar w:fldCharType="begin"/>
         </w:r>
         <w:r>
           <w:rPr>
-            <w:rStyle w:val="Hyperlink"/>
-            <w:webHidden/>
-          </w:rPr>
-          <w:instrText xml:space="preserve"> PAGEREF _Toc217427427 \h </w:instrText>
-        </w:r>
-        <w:r>
-          <w:rPr>
-            <w:rStyle w:val="Hyperlink"/>
-            <w:webHidden/>
-          </w:rPr>
-        </w:r>
-        <w:r>
-          <w:rPr>
-            <w:rStyle w:val="Hyperlink"/>
+            <w:noProof/>
+            <w:webHidden/>
+          </w:rPr>
+          <w:instrText xml:space="preserve"> PAGEREF _Toc217535886 \h </w:instrText>
+        </w:r>
+        <w:r>
+          <w:rPr>
+            <w:noProof/>
+            <w:webHidden/>
+          </w:rPr>
+        </w:r>
+        <w:r>
+          <w:rPr>
+            <w:noProof/>
             <w:webHidden/>
           </w:rPr>
           <w:fldChar w:fldCharType="separate"/>
         </w:r>
         <w:r>
           <w:rPr>
-            <w:rStyle w:val="Hyperlink"/>
-            <w:webHidden/>
-          </w:rPr>
-          <w:t>6</w:t>
-        </w:r>
-        <w:r>
-          <w:rPr>
-            <w:rStyle w:val="Hyperlink"/>
+            <w:noProof/>
+            <w:webHidden/>
+          </w:rPr>
+          <w:t>14</w:t>
+        </w:r>
+        <w:r>
+          <w:rPr>
+            <w:noProof/>
             <w:webHidden/>
           </w:rPr>
           <w:fldChar w:fldCharType="end"/>
@@ -2489,67 +2882,80 @@
           <w:tab w:val="right" w:leader="dot" w:pos="9345"/>
         </w:tabs>
         <w:rPr>
-          <w:rStyle w:val="Hyperlink"/>
-        </w:rPr>
-      </w:pPr>
-      <w:hyperlink w:anchor="_Toc217427428" w:history="1">
+          <w:rFonts w:asciiTheme="minorHAnsi" w:eastAsiaTheme="minorEastAsia" w:hAnsiTheme="minorHAnsi"/>
+          <w:i w:val="0"/>
+          <w:noProof/>
+          <w:sz w:val="24"/>
+        </w:rPr>
+      </w:pPr>
+      <w:hyperlink w:anchor="_Toc217535887" w:history="1">
         <w:r>
           <w:rPr>
             <w:rStyle w:val="Hyperlink"/>
+            <w:noProof/>
           </w:rPr>
           <w:t>4.1.3.</w:t>
         </w:r>
         <w:r>
           <w:rPr>
+            <w:rFonts w:asciiTheme="minorHAnsi" w:eastAsiaTheme="minorEastAsia" w:hAnsiTheme="minorHAnsi"/>
+            <w:i w:val="0"/>
+            <w:noProof/>
+            <w:sz w:val="24"/>
+          </w:rPr>
+          <w:tab/>
+        </w:r>
+        <w:r>
+          <w:rPr>
             <w:rStyle w:val="Hyperlink"/>
+            <w:noProof/>
+          </w:rPr>
+          <w:t>Hàm Đa thức bậc 7 (Polynomial Degree 7)</w:t>
+        </w:r>
+        <w:r>
+          <w:rPr>
+            <w:noProof/>
+            <w:webHidden/>
           </w:rPr>
           <w:tab/>
-          <w:t>Hàm Đa thức bậc 7 (Polynomial Degree 7)</w:t>
-        </w:r>
-        <w:r>
-          <w:rPr>
-            <w:rStyle w:val="Hyperlink"/>
-            <w:webHidden/>
-          </w:rPr>
-          <w:tab/>
-        </w:r>
-        <w:r>
-          <w:rPr>
-            <w:rStyle w:val="Hyperlink"/>
+        </w:r>
+        <w:r>
+          <w:rPr>
+            <w:noProof/>
             <w:webHidden/>
           </w:rPr>
           <w:fldChar w:fldCharType="begin"/>
         </w:r>
         <w:r>
           <w:rPr>
-            <w:rStyle w:val="Hyperlink"/>
-            <w:webHidden/>
-          </w:rPr>
-          <w:instrText xml:space="preserve"> PAGEREF _Toc217427428 \h </w:instrText>
-        </w:r>
-        <w:r>
-          <w:rPr>
-            <w:rStyle w:val="Hyperlink"/>
-            <w:webHidden/>
-          </w:rPr>
-        </w:r>
-        <w:r>
-          <w:rPr>
-            <w:rStyle w:val="Hyperlink"/>
+            <w:noProof/>
+            <w:webHidden/>
+          </w:rPr>
+          <w:instrText xml:space="preserve"> PAGEREF _Toc217535887 \h </w:instrText>
+        </w:r>
+        <w:r>
+          <w:rPr>
+            <w:noProof/>
+            <w:webHidden/>
+          </w:rPr>
+        </w:r>
+        <w:r>
+          <w:rPr>
+            <w:noProof/>
             <w:webHidden/>
           </w:rPr>
           <w:fldChar w:fldCharType="separate"/>
         </w:r>
         <w:r>
           <w:rPr>
-            <w:rStyle w:val="Hyperlink"/>
-            <w:webHidden/>
-          </w:rPr>
-          <w:t>7</w:t>
-        </w:r>
-        <w:r>
-          <w:rPr>
-            <w:rStyle w:val="Hyperlink"/>
+            <w:noProof/>
+            <w:webHidden/>
+          </w:rPr>
+          <w:t>15</w:t>
+        </w:r>
+        <w:r>
+          <w:rPr>
+            <w:noProof/>
             <w:webHidden/>
           </w:rPr>
           <w:fldChar w:fldCharType="end"/>
@@ -2564,67 +2970,80 @@
           <w:tab w:val="right" w:leader="dot" w:pos="9345"/>
         </w:tabs>
         <w:rPr>
-          <w:rStyle w:val="Hyperlink"/>
-        </w:rPr>
-      </w:pPr>
-      <w:hyperlink w:anchor="_Toc217427429" w:history="1">
+          <w:rFonts w:asciiTheme="minorHAnsi" w:eastAsiaTheme="minorEastAsia" w:hAnsiTheme="minorHAnsi"/>
+          <w:i w:val="0"/>
+          <w:noProof/>
+          <w:sz w:val="24"/>
+        </w:rPr>
+      </w:pPr>
+      <w:hyperlink w:anchor="_Toc217535888" w:history="1">
         <w:r>
           <w:rPr>
             <w:rStyle w:val="Hyperlink"/>
+            <w:noProof/>
           </w:rPr>
           <w:t>4.1.4.</w:t>
         </w:r>
         <w:r>
           <w:rPr>
+            <w:rFonts w:asciiTheme="minorHAnsi" w:eastAsiaTheme="minorEastAsia" w:hAnsiTheme="minorHAnsi"/>
+            <w:i w:val="0"/>
+            <w:noProof/>
+            <w:sz w:val="24"/>
+          </w:rPr>
+          <w:tab/>
+        </w:r>
+        <w:r>
+          <w:rPr>
             <w:rStyle w:val="Hyperlink"/>
+            <w:noProof/>
+          </w:rPr>
+          <w:t>Hàm mật độ Gaussian</w:t>
+        </w:r>
+        <w:r>
+          <w:rPr>
+            <w:noProof/>
+            <w:webHidden/>
           </w:rPr>
           <w:tab/>
-          <w:t>Hàm mật độ Gaussian</w:t>
-        </w:r>
-        <w:r>
-          <w:rPr>
-            <w:rStyle w:val="Hyperlink"/>
-            <w:webHidden/>
-          </w:rPr>
-          <w:tab/>
-        </w:r>
-        <w:r>
-          <w:rPr>
-            <w:rStyle w:val="Hyperlink"/>
+        </w:r>
+        <w:r>
+          <w:rPr>
+            <w:noProof/>
             <w:webHidden/>
           </w:rPr>
           <w:fldChar w:fldCharType="begin"/>
         </w:r>
         <w:r>
           <w:rPr>
-            <w:rStyle w:val="Hyperlink"/>
-            <w:webHidden/>
-          </w:rPr>
-          <w:instrText xml:space="preserve"> PAGEREF _Toc217427429 \h </w:instrText>
-        </w:r>
-        <w:r>
-          <w:rPr>
-            <w:rStyle w:val="Hyperlink"/>
-            <w:webHidden/>
-          </w:rPr>
-        </w:r>
-        <w:r>
-          <w:rPr>
-            <w:rStyle w:val="Hyperlink"/>
+            <w:noProof/>
+            <w:webHidden/>
+          </w:rPr>
+          <w:instrText xml:space="preserve"> PAGEREF _Toc217535888 \h </w:instrText>
+        </w:r>
+        <w:r>
+          <w:rPr>
+            <w:noProof/>
+            <w:webHidden/>
+          </w:rPr>
+        </w:r>
+        <w:r>
+          <w:rPr>
+            <w:noProof/>
             <w:webHidden/>
           </w:rPr>
           <w:fldChar w:fldCharType="separate"/>
         </w:r>
         <w:r>
           <w:rPr>
-            <w:rStyle w:val="Hyperlink"/>
-            <w:webHidden/>
-          </w:rPr>
-          <w:t>8</w:t>
-        </w:r>
-        <w:r>
-          <w:rPr>
-            <w:rStyle w:val="Hyperlink"/>
+            <w:noProof/>
+            <w:webHidden/>
+          </w:rPr>
+          <w:t>15</w:t>
+        </w:r>
+        <w:r>
+          <w:rPr>
+            <w:noProof/>
             <w:webHidden/>
           </w:rPr>
           <w:fldChar w:fldCharType="end"/>
@@ -2636,67 +3055,80 @@
         <w:pStyle w:val="TOC2"/>
         <w:spacing w:before="120" w:after="120"/>
         <w:rPr>
-          <w:rStyle w:val="Hyperlink"/>
-        </w:rPr>
-      </w:pPr>
-      <w:hyperlink w:anchor="_Toc217427430" w:history="1">
+          <w:rFonts w:asciiTheme="minorHAnsi" w:eastAsiaTheme="minorEastAsia" w:hAnsiTheme="minorHAnsi"/>
+          <w:b w:val="0"/>
+          <w:noProof/>
+          <w:sz w:val="24"/>
+        </w:rPr>
+      </w:pPr>
+      <w:hyperlink w:anchor="_Toc217535889" w:history="1">
         <w:r>
           <w:rPr>
             <w:rStyle w:val="Hyperlink"/>
+            <w:noProof/>
           </w:rPr>
           <w:t>4.2.</w:t>
         </w:r>
         <w:r>
           <w:rPr>
+            <w:rFonts w:asciiTheme="minorHAnsi" w:eastAsiaTheme="minorEastAsia" w:hAnsiTheme="minorHAnsi"/>
+            <w:b w:val="0"/>
+            <w:noProof/>
+            <w:sz w:val="24"/>
+          </w:rPr>
+          <w:tab/>
+        </w:r>
+        <w:r>
+          <w:rPr>
             <w:rStyle w:val="Hyperlink"/>
+            <w:noProof/>
+          </w:rPr>
+          <w:t>Cấu trúc Mô hình</w:t>
+        </w:r>
+        <w:r>
+          <w:rPr>
+            <w:noProof/>
+            <w:webHidden/>
           </w:rPr>
           <w:tab/>
-          <w:t>Cấu trúc Mô hình</w:t>
-        </w:r>
-        <w:r>
-          <w:rPr>
-            <w:rStyle w:val="Hyperlink"/>
-            <w:webHidden/>
-          </w:rPr>
-          <w:tab/>
-        </w:r>
-        <w:r>
-          <w:rPr>
-            <w:rStyle w:val="Hyperlink"/>
+        </w:r>
+        <w:r>
+          <w:rPr>
+            <w:noProof/>
             <w:webHidden/>
           </w:rPr>
           <w:fldChar w:fldCharType="begin"/>
         </w:r>
         <w:r>
           <w:rPr>
-            <w:rStyle w:val="Hyperlink"/>
-            <w:webHidden/>
-          </w:rPr>
-          <w:instrText xml:space="preserve"> PAGEREF _Toc217427430 \h </w:instrText>
-        </w:r>
-        <w:r>
-          <w:rPr>
-            <w:rStyle w:val="Hyperlink"/>
-            <w:webHidden/>
-          </w:rPr>
-        </w:r>
-        <w:r>
-          <w:rPr>
-            <w:rStyle w:val="Hyperlink"/>
+            <w:noProof/>
+            <w:webHidden/>
+          </w:rPr>
+          <w:instrText xml:space="preserve"> PAGEREF _Toc217535889 \h </w:instrText>
+        </w:r>
+        <w:r>
+          <w:rPr>
+            <w:noProof/>
+            <w:webHidden/>
+          </w:rPr>
+        </w:r>
+        <w:r>
+          <w:rPr>
+            <w:noProof/>
             <w:webHidden/>
           </w:rPr>
           <w:fldChar w:fldCharType="separate"/>
         </w:r>
         <w:r>
           <w:rPr>
-            <w:rStyle w:val="Hyperlink"/>
-            <w:webHidden/>
-          </w:rPr>
-          <w:t>8</w:t>
-        </w:r>
-        <w:r>
-          <w:rPr>
-            <w:rStyle w:val="Hyperlink"/>
+            <w:noProof/>
+            <w:webHidden/>
+          </w:rPr>
+          <w:t>16</w:t>
+        </w:r>
+        <w:r>
+          <w:rPr>
+            <w:noProof/>
             <w:webHidden/>
           </w:rPr>
           <w:fldChar w:fldCharType="end"/>
@@ -2711,67 +3143,80 @@
           <w:tab w:val="right" w:leader="dot" w:pos="9345"/>
         </w:tabs>
         <w:rPr>
-          <w:rStyle w:val="Hyperlink"/>
-        </w:rPr>
-      </w:pPr>
-      <w:hyperlink w:anchor="_Toc217427431" w:history="1">
+          <w:rFonts w:asciiTheme="minorHAnsi" w:eastAsiaTheme="minorEastAsia" w:hAnsiTheme="minorHAnsi"/>
+          <w:i w:val="0"/>
+          <w:noProof/>
+          <w:sz w:val="24"/>
+        </w:rPr>
+      </w:pPr>
+      <w:hyperlink w:anchor="_Toc217535890" w:history="1">
         <w:r>
           <w:rPr>
             <w:rStyle w:val="Hyperlink"/>
+            <w:noProof/>
           </w:rPr>
           <w:t>4.2.1.</w:t>
         </w:r>
         <w:r>
           <w:rPr>
+            <w:rFonts w:asciiTheme="minorHAnsi" w:eastAsiaTheme="minorEastAsia" w:hAnsiTheme="minorHAnsi"/>
+            <w:i w:val="0"/>
+            <w:noProof/>
+            <w:sz w:val="24"/>
+          </w:rPr>
+          <w:tab/>
+        </w:r>
+        <w:r>
+          <w:rPr>
             <w:rStyle w:val="Hyperlink"/>
+            <w:noProof/>
+          </w:rPr>
+          <w:t>Trực quan hóa mô hình</w:t>
+        </w:r>
+        <w:r>
+          <w:rPr>
+            <w:noProof/>
+            <w:webHidden/>
           </w:rPr>
           <w:tab/>
-          <w:t>Trực quan hóa mô hình</w:t>
-        </w:r>
-        <w:r>
-          <w:rPr>
-            <w:rStyle w:val="Hyperlink"/>
-            <w:webHidden/>
-          </w:rPr>
-          <w:tab/>
-        </w:r>
-        <w:r>
-          <w:rPr>
-            <w:rStyle w:val="Hyperlink"/>
+        </w:r>
+        <w:r>
+          <w:rPr>
+            <w:noProof/>
             <w:webHidden/>
           </w:rPr>
           <w:fldChar w:fldCharType="begin"/>
         </w:r>
         <w:r>
           <w:rPr>
-            <w:rStyle w:val="Hyperlink"/>
-            <w:webHidden/>
-          </w:rPr>
-          <w:instrText xml:space="preserve"> PAGEREF _Toc217427431 \h </w:instrText>
-        </w:r>
-        <w:r>
-          <w:rPr>
-            <w:rStyle w:val="Hyperlink"/>
-            <w:webHidden/>
-          </w:rPr>
-        </w:r>
-        <w:r>
-          <w:rPr>
-            <w:rStyle w:val="Hyperlink"/>
+            <w:noProof/>
+            <w:webHidden/>
+          </w:rPr>
+          <w:instrText xml:space="preserve"> PAGEREF _Toc217535890 \h </w:instrText>
+        </w:r>
+        <w:r>
+          <w:rPr>
+            <w:noProof/>
+            <w:webHidden/>
+          </w:rPr>
+        </w:r>
+        <w:r>
+          <w:rPr>
+            <w:noProof/>
             <w:webHidden/>
           </w:rPr>
           <w:fldChar w:fldCharType="separate"/>
         </w:r>
         <w:r>
           <w:rPr>
-            <w:rStyle w:val="Hyperlink"/>
-            <w:webHidden/>
-          </w:rPr>
-          <w:t>8</w:t>
-        </w:r>
-        <w:r>
-          <w:rPr>
-            <w:rStyle w:val="Hyperlink"/>
+            <w:noProof/>
+            <w:webHidden/>
+          </w:rPr>
+          <w:t>16</w:t>
+        </w:r>
+        <w:r>
+          <w:rPr>
+            <w:noProof/>
             <w:webHidden/>
           </w:rPr>
           <w:fldChar w:fldCharType="end"/>
@@ -2786,67 +3231,80 @@
           <w:tab w:val="right" w:leader="dot" w:pos="9345"/>
         </w:tabs>
         <w:rPr>
-          <w:rStyle w:val="Hyperlink"/>
-        </w:rPr>
-      </w:pPr>
-      <w:hyperlink w:anchor="_Toc217427432" w:history="1">
+          <w:rFonts w:asciiTheme="minorHAnsi" w:eastAsiaTheme="minorEastAsia" w:hAnsiTheme="minorHAnsi"/>
+          <w:i w:val="0"/>
+          <w:noProof/>
+          <w:sz w:val="24"/>
+        </w:rPr>
+      </w:pPr>
+      <w:hyperlink w:anchor="_Toc217535891" w:history="1">
         <w:r>
           <w:rPr>
             <w:rStyle w:val="Hyperlink"/>
+            <w:noProof/>
           </w:rPr>
           <w:t>4.2.2.</w:t>
         </w:r>
         <w:r>
           <w:rPr>
+            <w:rFonts w:asciiTheme="minorHAnsi" w:eastAsiaTheme="minorEastAsia" w:hAnsiTheme="minorHAnsi"/>
+            <w:i w:val="0"/>
+            <w:noProof/>
+            <w:sz w:val="24"/>
+          </w:rPr>
+          <w:tab/>
+        </w:r>
+        <w:r>
+          <w:rPr>
             <w:rStyle w:val="Hyperlink"/>
+            <w:noProof/>
+          </w:rPr>
+          <w:t>Phần Hồi quy Tổng thể (Overall Model)</w:t>
+        </w:r>
+        <w:r>
+          <w:rPr>
+            <w:noProof/>
+            <w:webHidden/>
           </w:rPr>
           <w:tab/>
-          <w:t>Phần Hồi quy Tổng thể (Overall Model)</w:t>
-        </w:r>
-        <w:r>
-          <w:rPr>
-            <w:rStyle w:val="Hyperlink"/>
-            <w:webHidden/>
-          </w:rPr>
-          <w:tab/>
-        </w:r>
-        <w:r>
-          <w:rPr>
-            <w:rStyle w:val="Hyperlink"/>
+        </w:r>
+        <w:r>
+          <w:rPr>
+            <w:noProof/>
             <w:webHidden/>
           </w:rPr>
           <w:fldChar w:fldCharType="begin"/>
         </w:r>
         <w:r>
           <w:rPr>
-            <w:rStyle w:val="Hyperlink"/>
-            <w:webHidden/>
-          </w:rPr>
-          <w:instrText xml:space="preserve"> PAGEREF _Toc217427432 \h </w:instrText>
-        </w:r>
-        <w:r>
-          <w:rPr>
-            <w:rStyle w:val="Hyperlink"/>
-            <w:webHidden/>
-          </w:rPr>
-        </w:r>
-        <w:r>
-          <w:rPr>
-            <w:rStyle w:val="Hyperlink"/>
+            <w:noProof/>
+            <w:webHidden/>
+          </w:rPr>
+          <w:instrText xml:space="preserve"> PAGEREF _Toc217535891 \h </w:instrText>
+        </w:r>
+        <w:r>
+          <w:rPr>
+            <w:noProof/>
+            <w:webHidden/>
+          </w:rPr>
+        </w:r>
+        <w:r>
+          <w:rPr>
+            <w:noProof/>
             <w:webHidden/>
           </w:rPr>
           <w:fldChar w:fldCharType="separate"/>
         </w:r>
         <w:r>
           <w:rPr>
-            <w:rStyle w:val="Hyperlink"/>
-            <w:webHidden/>
-          </w:rPr>
-          <w:t>9</w:t>
-        </w:r>
-        <w:r>
-          <w:rPr>
-            <w:rStyle w:val="Hyperlink"/>
+            <w:noProof/>
+            <w:webHidden/>
+          </w:rPr>
+          <w:t>16</w:t>
+        </w:r>
+        <w:r>
+          <w:rPr>
+            <w:noProof/>
             <w:webHidden/>
           </w:rPr>
           <w:fldChar w:fldCharType="end"/>
@@ -2861,138 +3319,166 @@
           <w:tab w:val="right" w:leader="dot" w:pos="9345"/>
         </w:tabs>
         <w:rPr>
-          <w:rStyle w:val="Hyperlink"/>
-        </w:rPr>
-      </w:pPr>
-      <w:hyperlink w:anchor="_Toc217427433" w:history="1">
+          <w:rFonts w:asciiTheme="minorHAnsi" w:eastAsiaTheme="minorEastAsia" w:hAnsiTheme="minorHAnsi"/>
+          <w:i w:val="0"/>
+          <w:noProof/>
+          <w:sz w:val="24"/>
+        </w:rPr>
+      </w:pPr>
+      <w:hyperlink w:anchor="_Toc217535892" w:history="1">
         <w:r>
           <w:rPr>
             <w:rStyle w:val="Hyperlink"/>
+            <w:noProof/>
           </w:rPr>
           <w:t>4.2.3.</w:t>
         </w:r>
         <w:r>
           <w:rPr>
+            <w:rFonts w:asciiTheme="minorHAnsi" w:eastAsiaTheme="minorEastAsia" w:hAnsiTheme="minorHAnsi"/>
+            <w:i w:val="0"/>
+            <w:noProof/>
+            <w:sz w:val="24"/>
+          </w:rPr>
+          <w:tab/>
+        </w:r>
+        <w:r>
+          <w:rPr>
             <w:rStyle w:val="Hyperlink"/>
+            <w:noProof/>
+          </w:rPr>
+          <w:t>Phần Quy luật Phi tuyến (Per-column Logic):</w:t>
+        </w:r>
+        <w:r>
+          <w:rPr>
+            <w:noProof/>
+            <w:webHidden/>
           </w:rPr>
           <w:tab/>
-          <w:t>Phần Quy luật Phi tuyến (Per-column Logic):</w:t>
-        </w:r>
+        </w:r>
+        <w:r>
+          <w:rPr>
+            <w:noProof/>
+            <w:webHidden/>
+          </w:rPr>
+          <w:fldChar w:fldCharType="begin"/>
+        </w:r>
+        <w:r>
+          <w:rPr>
+            <w:noProof/>
+            <w:webHidden/>
+          </w:rPr>
+          <w:instrText xml:space="preserve"> PAGEREF _Toc217535892 \h </w:instrText>
+        </w:r>
+        <w:r>
+          <w:rPr>
+            <w:noProof/>
+            <w:webHidden/>
+          </w:rPr>
+        </w:r>
+        <w:r>
+          <w:rPr>
+            <w:noProof/>
+            <w:webHidden/>
+          </w:rPr>
+          <w:fldChar w:fldCharType="separate"/>
+        </w:r>
+        <w:r>
+          <w:rPr>
+            <w:noProof/>
+            <w:webHidden/>
+          </w:rPr>
+          <w:t>16</w:t>
+        </w:r>
+        <w:r>
+          <w:rPr>
+            <w:noProof/>
+            <w:webHidden/>
+          </w:rPr>
+          <w:fldChar w:fldCharType="end"/>
+        </w:r>
+      </w:hyperlink>
+    </w:p>
+    <w:p>
+      <w:pPr>
+        <w:pStyle w:val="TOC1"/>
+        <w:rPr>
+          <w:rFonts w:asciiTheme="minorHAnsi" w:eastAsiaTheme="minorEastAsia" w:hAnsiTheme="minorHAnsi"/>
+          <w:b w:val="0"/>
+          <w:caps w:val="0"/>
+          <w:noProof/>
+          <w:sz w:val="24"/>
+        </w:rPr>
+      </w:pPr>
+      <w:hyperlink w:anchor="_Toc217535893" w:history="1">
         <w:r>
           <w:rPr>
             <w:rStyle w:val="Hyperlink"/>
-            <w:webHidden/>
+            <w:noProof/>
+          </w:rPr>
+          <w:t>CHƯƠNG 5.</w:t>
+        </w:r>
+        <w:r>
+          <w:rPr>
+            <w:rFonts w:asciiTheme="minorHAnsi" w:eastAsiaTheme="minorEastAsia" w:hAnsiTheme="minorHAnsi"/>
+            <w:b w:val="0"/>
+            <w:caps w:val="0"/>
+            <w:noProof/>
+            <w:sz w:val="24"/>
           </w:rPr>
           <w:tab/>
         </w:r>
         <w:r>
           <w:rPr>
             <w:rStyle w:val="Hyperlink"/>
+            <w:noProof/>
+          </w:rPr>
+          <w:t>Kết Quả</w:t>
+        </w:r>
+        <w:r>
+          <w:rPr>
+            <w:noProof/>
+            <w:webHidden/>
+          </w:rPr>
+          <w:tab/>
+        </w:r>
+        <w:r>
+          <w:rPr>
+            <w:noProof/>
             <w:webHidden/>
           </w:rPr>
           <w:fldChar w:fldCharType="begin"/>
         </w:r>
         <w:r>
           <w:rPr>
-            <w:rStyle w:val="Hyperlink"/>
-            <w:webHidden/>
-          </w:rPr>
-          <w:instrText xml:space="preserve"> PAGEREF _Toc217427433 \h </w:instrText>
-        </w:r>
-        <w:r>
-          <w:rPr>
-            <w:rStyle w:val="Hyperlink"/>
-            <w:webHidden/>
-          </w:rPr>
-        </w:r>
-        <w:r>
-          <w:rPr>
-            <w:rStyle w:val="Hyperlink"/>
+            <w:noProof/>
+            <w:webHidden/>
+          </w:rPr>
+          <w:instrText xml:space="preserve"> PAGEREF _Toc217535893 \h </w:instrText>
+        </w:r>
+        <w:r>
+          <w:rPr>
+            <w:noProof/>
+            <w:webHidden/>
+          </w:rPr>
+        </w:r>
+        <w:r>
+          <w:rPr>
+            <w:noProof/>
             <w:webHidden/>
           </w:rPr>
           <w:fldChar w:fldCharType="separate"/>
         </w:r>
         <w:r>
           <w:rPr>
-            <w:rStyle w:val="Hyperlink"/>
-            <w:webHidden/>
-          </w:rPr>
-          <w:t>9</w:t>
-        </w:r>
-        <w:r>
-          <w:rPr>
-            <w:rStyle w:val="Hyperlink"/>
-            <w:webHidden/>
-          </w:rPr>
-          <w:fldChar w:fldCharType="end"/>
-        </w:r>
-      </w:hyperlink>
-    </w:p>
-    <w:p>
-      <w:pPr>
-        <w:pStyle w:val="TOC1"/>
-        <w:rPr>
-          <w:rStyle w:val="Hyperlink"/>
-        </w:rPr>
-      </w:pPr>
-      <w:hyperlink w:anchor="_Toc217427434" w:history="1">
-        <w:r>
-          <w:rPr>
-            <w:rStyle w:val="Hyperlink"/>
-          </w:rPr>
-          <w:t>CHƯƠNG 5.</w:t>
-        </w:r>
-        <w:r>
-          <w:rPr>
-            <w:rStyle w:val="Hyperlink"/>
-          </w:rPr>
-          <w:tab/>
-          <w:t>Kết Quả</w:t>
-        </w:r>
-        <w:r>
-          <w:rPr>
-            <w:rStyle w:val="Hyperlink"/>
-            <w:webHidden/>
-          </w:rPr>
-          <w:tab/>
-        </w:r>
-        <w:r>
-          <w:rPr>
-            <w:rStyle w:val="Hyperlink"/>
-            <w:webHidden/>
-          </w:rPr>
-          <w:fldChar w:fldCharType="begin"/>
-        </w:r>
-        <w:r>
-          <w:rPr>
-            <w:rStyle w:val="Hyperlink"/>
-            <w:webHidden/>
-          </w:rPr>
-          <w:instrText xml:space="preserve"> PAGEREF _Toc217427434 \h </w:instrText>
-        </w:r>
-        <w:r>
-          <w:rPr>
-            <w:rStyle w:val="Hyperlink"/>
-            <w:webHidden/>
-          </w:rPr>
-        </w:r>
-        <w:r>
-          <w:rPr>
-            <w:rStyle w:val="Hyperlink"/>
-            <w:webHidden/>
-          </w:rPr>
-          <w:fldChar w:fldCharType="separate"/>
-        </w:r>
-        <w:r>
-          <w:rPr>
-            <w:rStyle w:val="Hyperlink"/>
-            <w:webHidden/>
-          </w:rPr>
-          <w:t>10</w:t>
-        </w:r>
-        <w:r>
-          <w:rPr>
-            <w:rStyle w:val="Hyperlink"/>
+            <w:noProof/>
+            <w:webHidden/>
+          </w:rPr>
+          <w:t>17</w:t>
+        </w:r>
+        <w:r>
+          <w:rPr>
+            <w:noProof/>
             <w:webHidden/>
           </w:rPr>
           <w:fldChar w:fldCharType="end"/>
@@ -3004,67 +3490,80 @@
         <w:pStyle w:val="TOC2"/>
         <w:spacing w:before="120" w:after="120"/>
         <w:rPr>
-          <w:rStyle w:val="Hyperlink"/>
-        </w:rPr>
-      </w:pPr>
-      <w:hyperlink w:anchor="_Toc217427435" w:history="1">
+          <w:rFonts w:asciiTheme="minorHAnsi" w:eastAsiaTheme="minorEastAsia" w:hAnsiTheme="minorHAnsi"/>
+          <w:b w:val="0"/>
+          <w:noProof/>
+          <w:sz w:val="24"/>
+        </w:rPr>
+      </w:pPr>
+      <w:hyperlink w:anchor="_Toc217535894" w:history="1">
         <w:r>
           <w:rPr>
             <w:rStyle w:val="Hyperlink"/>
+            <w:noProof/>
           </w:rPr>
           <w:t>5.1.</w:t>
         </w:r>
         <w:r>
           <w:rPr>
+            <w:rFonts w:asciiTheme="minorHAnsi" w:eastAsiaTheme="minorEastAsia" w:hAnsiTheme="minorHAnsi"/>
+            <w:b w:val="0"/>
+            <w:noProof/>
+            <w:sz w:val="24"/>
+          </w:rPr>
+          <w:tab/>
+        </w:r>
+        <w:r>
+          <w:rPr>
             <w:rStyle w:val="Hyperlink"/>
+            <w:noProof/>
+          </w:rPr>
+          <w:t>Kết quả thực nghiệm và Sai số mô hình</w:t>
+        </w:r>
+        <w:r>
+          <w:rPr>
+            <w:noProof/>
+            <w:webHidden/>
           </w:rPr>
           <w:tab/>
-          <w:t>Kết quả thực nghiệm và Sai số mô hình</w:t>
-        </w:r>
-        <w:r>
-          <w:rPr>
-            <w:rStyle w:val="Hyperlink"/>
-            <w:webHidden/>
-          </w:rPr>
-          <w:tab/>
-        </w:r>
-        <w:r>
-          <w:rPr>
-            <w:rStyle w:val="Hyperlink"/>
+        </w:r>
+        <w:r>
+          <w:rPr>
+            <w:noProof/>
             <w:webHidden/>
           </w:rPr>
           <w:fldChar w:fldCharType="begin"/>
         </w:r>
         <w:r>
           <w:rPr>
-            <w:rStyle w:val="Hyperlink"/>
-            <w:webHidden/>
-          </w:rPr>
-          <w:instrText xml:space="preserve"> PAGEREF _Toc217427435 \h </w:instrText>
-        </w:r>
-        <w:r>
-          <w:rPr>
-            <w:rStyle w:val="Hyperlink"/>
-            <w:webHidden/>
-          </w:rPr>
-        </w:r>
-        <w:r>
-          <w:rPr>
-            <w:rStyle w:val="Hyperlink"/>
+            <w:noProof/>
+            <w:webHidden/>
+          </w:rPr>
+          <w:instrText xml:space="preserve"> PAGEREF _Toc217535894 \h </w:instrText>
+        </w:r>
+        <w:r>
+          <w:rPr>
+            <w:noProof/>
+            <w:webHidden/>
+          </w:rPr>
+        </w:r>
+        <w:r>
+          <w:rPr>
+            <w:noProof/>
             <w:webHidden/>
           </w:rPr>
           <w:fldChar w:fldCharType="separate"/>
         </w:r>
         <w:r>
           <w:rPr>
-            <w:rStyle w:val="Hyperlink"/>
-            <w:webHidden/>
-          </w:rPr>
-          <w:t>10</w:t>
-        </w:r>
-        <w:r>
-          <w:rPr>
-            <w:rStyle w:val="Hyperlink"/>
+            <w:noProof/>
+            <w:webHidden/>
+          </w:rPr>
+          <w:t>17</w:t>
+        </w:r>
+        <w:r>
+          <w:rPr>
+            <w:noProof/>
             <w:webHidden/>
           </w:rPr>
           <w:fldChar w:fldCharType="end"/>
@@ -3079,67 +3578,80 @@
           <w:tab w:val="right" w:leader="dot" w:pos="9345"/>
         </w:tabs>
         <w:rPr>
-          <w:rStyle w:val="Hyperlink"/>
-        </w:rPr>
-      </w:pPr>
-      <w:hyperlink w:anchor="_Toc217427436" w:history="1">
+          <w:rFonts w:asciiTheme="minorHAnsi" w:eastAsiaTheme="minorEastAsia" w:hAnsiTheme="minorHAnsi"/>
+          <w:i w:val="0"/>
+          <w:noProof/>
+          <w:sz w:val="24"/>
+        </w:rPr>
+      </w:pPr>
+      <w:hyperlink w:anchor="_Toc217535895" w:history="1">
         <w:r>
           <w:rPr>
             <w:rStyle w:val="Hyperlink"/>
+            <w:noProof/>
           </w:rPr>
           <w:t>5.1.1.</w:t>
         </w:r>
         <w:r>
           <w:rPr>
+            <w:rFonts w:asciiTheme="minorHAnsi" w:eastAsiaTheme="minorEastAsia" w:hAnsiTheme="minorHAnsi"/>
+            <w:i w:val="0"/>
+            <w:noProof/>
+            <w:sz w:val="24"/>
+          </w:rPr>
+          <w:tab/>
+        </w:r>
+        <w:r>
+          <w:rPr>
             <w:rStyle w:val="Hyperlink"/>
+            <w:noProof/>
+          </w:rPr>
+          <w:t>Phân tích sai số bình phương trung bình (MSE - Mean Squared Error)</w:t>
+        </w:r>
+        <w:r>
+          <w:rPr>
+            <w:noProof/>
+            <w:webHidden/>
           </w:rPr>
           <w:tab/>
-          <w:t>Phân tích sai số bình phương trung bình (MSE - Mean Squared Error)</w:t>
-        </w:r>
-        <w:r>
-          <w:rPr>
-            <w:rStyle w:val="Hyperlink"/>
-            <w:webHidden/>
-          </w:rPr>
-          <w:tab/>
-        </w:r>
-        <w:r>
-          <w:rPr>
-            <w:rStyle w:val="Hyperlink"/>
+        </w:r>
+        <w:r>
+          <w:rPr>
+            <w:noProof/>
             <w:webHidden/>
           </w:rPr>
           <w:fldChar w:fldCharType="begin"/>
         </w:r>
         <w:r>
           <w:rPr>
-            <w:rStyle w:val="Hyperlink"/>
-            <w:webHidden/>
-          </w:rPr>
-          <w:instrText xml:space="preserve"> PAGEREF _Toc217427436 \h </w:instrText>
-        </w:r>
-        <w:r>
-          <w:rPr>
-            <w:rStyle w:val="Hyperlink"/>
-            <w:webHidden/>
-          </w:rPr>
-        </w:r>
-        <w:r>
-          <w:rPr>
-            <w:rStyle w:val="Hyperlink"/>
+            <w:noProof/>
+            <w:webHidden/>
+          </w:rPr>
+          <w:instrText xml:space="preserve"> PAGEREF _Toc217535895 \h </w:instrText>
+        </w:r>
+        <w:r>
+          <w:rPr>
+            <w:noProof/>
+            <w:webHidden/>
+          </w:rPr>
+        </w:r>
+        <w:r>
+          <w:rPr>
+            <w:noProof/>
             <w:webHidden/>
           </w:rPr>
           <w:fldChar w:fldCharType="separate"/>
         </w:r>
         <w:r>
           <w:rPr>
-            <w:rStyle w:val="Hyperlink"/>
-            <w:webHidden/>
-          </w:rPr>
-          <w:t>10</w:t>
-        </w:r>
-        <w:r>
-          <w:rPr>
-            <w:rStyle w:val="Hyperlink"/>
+            <w:noProof/>
+            <w:webHidden/>
+          </w:rPr>
+          <w:t>17</w:t>
+        </w:r>
+        <w:r>
+          <w:rPr>
+            <w:noProof/>
             <w:webHidden/>
           </w:rPr>
           <w:fldChar w:fldCharType="end"/>
@@ -3154,138 +3666,166 @@
           <w:tab w:val="right" w:leader="dot" w:pos="9345"/>
         </w:tabs>
         <w:rPr>
-          <w:rStyle w:val="Hyperlink"/>
-        </w:rPr>
-      </w:pPr>
-      <w:hyperlink w:anchor="_Toc217427437" w:history="1">
+          <w:rFonts w:asciiTheme="minorHAnsi" w:eastAsiaTheme="minorEastAsia" w:hAnsiTheme="minorHAnsi"/>
+          <w:i w:val="0"/>
+          <w:noProof/>
+          <w:sz w:val="24"/>
+        </w:rPr>
+      </w:pPr>
+      <w:hyperlink w:anchor="_Toc217535896" w:history="1">
         <w:r>
           <w:rPr>
             <w:rStyle w:val="Hyperlink"/>
+            <w:noProof/>
           </w:rPr>
           <w:t>5.1.2.</w:t>
         </w:r>
         <w:r>
           <w:rPr>
+            <w:rFonts w:asciiTheme="minorHAnsi" w:eastAsiaTheme="minorEastAsia" w:hAnsiTheme="minorHAnsi"/>
+            <w:i w:val="0"/>
+            <w:noProof/>
+            <w:sz w:val="24"/>
+          </w:rPr>
+          <w:tab/>
+        </w:r>
+        <w:r>
+          <w:rPr>
             <w:rStyle w:val="Hyperlink"/>
+            <w:noProof/>
+          </w:rPr>
+          <w:t>Đánh giá dựa trên chỉ số sinh tồn.</w:t>
+        </w:r>
+        <w:r>
+          <w:rPr>
+            <w:noProof/>
+            <w:webHidden/>
           </w:rPr>
           <w:tab/>
-          <w:t>Đánh giá dựa trên chỉ số sinh tồn.</w:t>
-        </w:r>
+        </w:r>
+        <w:r>
+          <w:rPr>
+            <w:noProof/>
+            <w:webHidden/>
+          </w:rPr>
+          <w:fldChar w:fldCharType="begin"/>
+        </w:r>
+        <w:r>
+          <w:rPr>
+            <w:noProof/>
+            <w:webHidden/>
+          </w:rPr>
+          <w:instrText xml:space="preserve"> PAGEREF _Toc217535896 \h </w:instrText>
+        </w:r>
+        <w:r>
+          <w:rPr>
+            <w:noProof/>
+            <w:webHidden/>
+          </w:rPr>
+        </w:r>
+        <w:r>
+          <w:rPr>
+            <w:noProof/>
+            <w:webHidden/>
+          </w:rPr>
+          <w:fldChar w:fldCharType="separate"/>
+        </w:r>
+        <w:r>
+          <w:rPr>
+            <w:noProof/>
+            <w:webHidden/>
+          </w:rPr>
+          <w:t>17</w:t>
+        </w:r>
+        <w:r>
+          <w:rPr>
+            <w:noProof/>
+            <w:webHidden/>
+          </w:rPr>
+          <w:fldChar w:fldCharType="end"/>
+        </w:r>
+      </w:hyperlink>
+    </w:p>
+    <w:p>
+      <w:pPr>
+        <w:pStyle w:val="TOC1"/>
+        <w:rPr>
+          <w:rFonts w:asciiTheme="minorHAnsi" w:eastAsiaTheme="minorEastAsia" w:hAnsiTheme="minorHAnsi"/>
+          <w:b w:val="0"/>
+          <w:caps w:val="0"/>
+          <w:noProof/>
+          <w:sz w:val="24"/>
+        </w:rPr>
+      </w:pPr>
+      <w:hyperlink w:anchor="_Toc217535897" w:history="1">
         <w:r>
           <w:rPr>
             <w:rStyle w:val="Hyperlink"/>
-            <w:webHidden/>
+            <w:noProof/>
+          </w:rPr>
+          <w:t>CHƯƠNG 6.</w:t>
+        </w:r>
+        <w:r>
+          <w:rPr>
+            <w:rFonts w:asciiTheme="minorHAnsi" w:eastAsiaTheme="minorEastAsia" w:hAnsiTheme="minorHAnsi"/>
+            <w:b w:val="0"/>
+            <w:caps w:val="0"/>
+            <w:noProof/>
+            <w:sz w:val="24"/>
           </w:rPr>
           <w:tab/>
         </w:r>
         <w:r>
           <w:rPr>
             <w:rStyle w:val="Hyperlink"/>
+            <w:noProof/>
+          </w:rPr>
+          <w:t>Phụ Lục</w:t>
+        </w:r>
+        <w:r>
+          <w:rPr>
+            <w:noProof/>
+            <w:webHidden/>
+          </w:rPr>
+          <w:tab/>
+        </w:r>
+        <w:r>
+          <w:rPr>
+            <w:noProof/>
             <w:webHidden/>
           </w:rPr>
           <w:fldChar w:fldCharType="begin"/>
         </w:r>
         <w:r>
           <w:rPr>
-            <w:rStyle w:val="Hyperlink"/>
-            <w:webHidden/>
-          </w:rPr>
-          <w:instrText xml:space="preserve"> PAGEREF _Toc217427437 \h </w:instrText>
-        </w:r>
-        <w:r>
-          <w:rPr>
-            <w:rStyle w:val="Hyperlink"/>
-            <w:webHidden/>
-          </w:rPr>
-        </w:r>
-        <w:r>
-          <w:rPr>
-            <w:rStyle w:val="Hyperlink"/>
+            <w:noProof/>
+            <w:webHidden/>
+          </w:rPr>
+          <w:instrText xml:space="preserve"> PAGEREF _Toc217535897 \h </w:instrText>
+        </w:r>
+        <w:r>
+          <w:rPr>
+            <w:noProof/>
+            <w:webHidden/>
+          </w:rPr>
+        </w:r>
+        <w:r>
+          <w:rPr>
+            <w:noProof/>
             <w:webHidden/>
           </w:rPr>
           <w:fldChar w:fldCharType="separate"/>
         </w:r>
         <w:r>
           <w:rPr>
-            <w:rStyle w:val="Hyperlink"/>
-            <w:webHidden/>
-          </w:rPr>
-          <w:t>10</w:t>
-        </w:r>
-        <w:r>
-          <w:rPr>
-            <w:rStyle w:val="Hyperlink"/>
-            <w:webHidden/>
-          </w:rPr>
-          <w:fldChar w:fldCharType="end"/>
-        </w:r>
-      </w:hyperlink>
-    </w:p>
-    <w:p>
-      <w:pPr>
-        <w:pStyle w:val="TOC1"/>
-        <w:rPr>
-          <w:rStyle w:val="Hyperlink"/>
-        </w:rPr>
-      </w:pPr>
-      <w:hyperlink w:anchor="_Toc217427438" w:history="1">
-        <w:r>
-          <w:rPr>
-            <w:rStyle w:val="Hyperlink"/>
-          </w:rPr>
-          <w:t>CHƯƠNG 6.</w:t>
-        </w:r>
-        <w:r>
-          <w:rPr>
-            <w:rStyle w:val="Hyperlink"/>
-          </w:rPr>
-          <w:tab/>
-          <w:t>Phụ Lục</w:t>
-        </w:r>
-        <w:r>
-          <w:rPr>
-            <w:rStyle w:val="Hyperlink"/>
-            <w:webHidden/>
-          </w:rPr>
-          <w:tab/>
-        </w:r>
-        <w:r>
-          <w:rPr>
-            <w:rStyle w:val="Hyperlink"/>
-            <w:webHidden/>
-          </w:rPr>
-          <w:fldChar w:fldCharType="begin"/>
-        </w:r>
-        <w:r>
-          <w:rPr>
-            <w:rStyle w:val="Hyperlink"/>
-            <w:webHidden/>
-          </w:rPr>
-          <w:instrText xml:space="preserve"> PAGEREF _Toc217427438 \h </w:instrText>
-        </w:r>
-        <w:r>
-          <w:rPr>
-            <w:rStyle w:val="Hyperlink"/>
-            <w:webHidden/>
-          </w:rPr>
-        </w:r>
-        <w:r>
-          <w:rPr>
-            <w:rStyle w:val="Hyperlink"/>
-            <w:webHidden/>
-          </w:rPr>
-          <w:fldChar w:fldCharType="separate"/>
-        </w:r>
-        <w:r>
-          <w:rPr>
-            <w:rStyle w:val="Hyperlink"/>
-            <w:webHidden/>
-          </w:rPr>
-          <w:t>11</w:t>
-        </w:r>
-        <w:r>
-          <w:rPr>
-            <w:rStyle w:val="Hyperlink"/>
+            <w:noProof/>
+            <w:webHidden/>
+          </w:rPr>
+          <w:t>18</w:t>
+        </w:r>
+        <w:r>
+          <w:rPr>
+            <w:noProof/>
             <w:webHidden/>
           </w:rPr>
           <w:fldChar w:fldCharType="end"/>
@@ -3297,67 +3837,80 @@
         <w:pStyle w:val="TOC2"/>
         <w:spacing w:before="120" w:after="120"/>
         <w:rPr>
-          <w:rStyle w:val="Hyperlink"/>
-        </w:rPr>
-      </w:pPr>
-      <w:hyperlink w:anchor="_Toc217427439" w:history="1">
+          <w:rFonts w:asciiTheme="minorHAnsi" w:eastAsiaTheme="minorEastAsia" w:hAnsiTheme="minorHAnsi"/>
+          <w:b w:val="0"/>
+          <w:noProof/>
+          <w:sz w:val="24"/>
+        </w:rPr>
+      </w:pPr>
+      <w:hyperlink w:anchor="_Toc217535898" w:history="1">
         <w:r>
           <w:rPr>
             <w:rStyle w:val="Hyperlink"/>
+            <w:noProof/>
           </w:rPr>
           <w:t>6.1.</w:t>
         </w:r>
         <w:r>
           <w:rPr>
+            <w:rFonts w:asciiTheme="minorHAnsi" w:eastAsiaTheme="minorEastAsia" w:hAnsiTheme="minorHAnsi"/>
+            <w:b w:val="0"/>
+            <w:noProof/>
+            <w:sz w:val="24"/>
+          </w:rPr>
+          <w:tab/>
+        </w:r>
+        <w:r>
+          <w:rPr>
             <w:rStyle w:val="Hyperlink"/>
+            <w:noProof/>
+          </w:rPr>
+          <w:t>Tài liệu tham khảo</w:t>
+        </w:r>
+        <w:r>
+          <w:rPr>
+            <w:noProof/>
+            <w:webHidden/>
           </w:rPr>
           <w:tab/>
-          <w:t>Tài liệu tham khảo</w:t>
-        </w:r>
-        <w:r>
-          <w:rPr>
-            <w:rStyle w:val="Hyperlink"/>
-            <w:webHidden/>
-          </w:rPr>
-          <w:tab/>
-        </w:r>
-        <w:r>
-          <w:rPr>
-            <w:rStyle w:val="Hyperlink"/>
+        </w:r>
+        <w:r>
+          <w:rPr>
+            <w:noProof/>
             <w:webHidden/>
           </w:rPr>
           <w:fldChar w:fldCharType="begin"/>
         </w:r>
         <w:r>
           <w:rPr>
-            <w:rStyle w:val="Hyperlink"/>
-            <w:webHidden/>
-          </w:rPr>
-          <w:instrText xml:space="preserve"> PAGEREF _Toc217427439 \h </w:instrText>
-        </w:r>
-        <w:r>
-          <w:rPr>
-            <w:rStyle w:val="Hyperlink"/>
-            <w:webHidden/>
-          </w:rPr>
-        </w:r>
-        <w:r>
-          <w:rPr>
-            <w:rStyle w:val="Hyperlink"/>
+            <w:noProof/>
+            <w:webHidden/>
+          </w:rPr>
+          <w:instrText xml:space="preserve"> PAGEREF _Toc217535898 \h </w:instrText>
+        </w:r>
+        <w:r>
+          <w:rPr>
+            <w:noProof/>
+            <w:webHidden/>
+          </w:rPr>
+        </w:r>
+        <w:r>
+          <w:rPr>
+            <w:noProof/>
             <w:webHidden/>
           </w:rPr>
           <w:fldChar w:fldCharType="separate"/>
         </w:r>
         <w:r>
           <w:rPr>
-            <w:rStyle w:val="Hyperlink"/>
-            <w:webHidden/>
-          </w:rPr>
-          <w:t>11</w:t>
-        </w:r>
-        <w:r>
-          <w:rPr>
-            <w:rStyle w:val="Hyperlink"/>
+            <w:noProof/>
+            <w:webHidden/>
+          </w:rPr>
+          <w:t>18</w:t>
+        </w:r>
+        <w:r>
+          <w:rPr>
+            <w:noProof/>
             <w:webHidden/>
           </w:rPr>
           <w:fldChar w:fldCharType="end"/>
@@ -3369,67 +3922,80 @@
         <w:pStyle w:val="TOC2"/>
         <w:spacing w:before="120" w:after="120"/>
         <w:rPr>
-          <w:rStyle w:val="Hyperlink"/>
-        </w:rPr>
-      </w:pPr>
-      <w:hyperlink w:anchor="_Toc217427440" w:history="1">
+          <w:rFonts w:asciiTheme="minorHAnsi" w:eastAsiaTheme="minorEastAsia" w:hAnsiTheme="minorHAnsi"/>
+          <w:b w:val="0"/>
+          <w:noProof/>
+          <w:sz w:val="24"/>
+        </w:rPr>
+      </w:pPr>
+      <w:hyperlink w:anchor="_Toc217535899" w:history="1">
         <w:r>
           <w:rPr>
             <w:rStyle w:val="Hyperlink"/>
+            <w:noProof/>
           </w:rPr>
           <w:t>6.2.</w:t>
         </w:r>
         <w:r>
           <w:rPr>
+            <w:rFonts w:asciiTheme="minorHAnsi" w:eastAsiaTheme="minorEastAsia" w:hAnsiTheme="minorHAnsi"/>
+            <w:b w:val="0"/>
+            <w:noProof/>
+            <w:sz w:val="24"/>
+          </w:rPr>
+          <w:tab/>
+        </w:r>
+        <w:r>
+          <w:rPr>
             <w:rStyle w:val="Hyperlink"/>
+            <w:noProof/>
+          </w:rPr>
+          <w:t>Phân công công việc</w:t>
+        </w:r>
+        <w:r>
+          <w:rPr>
+            <w:noProof/>
+            <w:webHidden/>
           </w:rPr>
           <w:tab/>
-          <w:t>Phân công công việc</w:t>
-        </w:r>
-        <w:r>
-          <w:rPr>
-            <w:rStyle w:val="Hyperlink"/>
-            <w:webHidden/>
-          </w:rPr>
-          <w:tab/>
-        </w:r>
-        <w:r>
-          <w:rPr>
-            <w:rStyle w:val="Hyperlink"/>
+        </w:r>
+        <w:r>
+          <w:rPr>
+            <w:noProof/>
             <w:webHidden/>
           </w:rPr>
           <w:fldChar w:fldCharType="begin"/>
         </w:r>
         <w:r>
           <w:rPr>
-            <w:rStyle w:val="Hyperlink"/>
-            <w:webHidden/>
-          </w:rPr>
-          <w:instrText xml:space="preserve"> PAGEREF _Toc217427440 \h </w:instrText>
-        </w:r>
-        <w:r>
-          <w:rPr>
-            <w:rStyle w:val="Hyperlink"/>
-            <w:webHidden/>
-          </w:rPr>
-        </w:r>
-        <w:r>
-          <w:rPr>
-            <w:rStyle w:val="Hyperlink"/>
+            <w:noProof/>
+            <w:webHidden/>
+          </w:rPr>
+          <w:instrText xml:space="preserve"> PAGEREF _Toc217535899 \h </w:instrText>
+        </w:r>
+        <w:r>
+          <w:rPr>
+            <w:noProof/>
+            <w:webHidden/>
+          </w:rPr>
+        </w:r>
+        <w:r>
+          <w:rPr>
+            <w:noProof/>
             <w:webHidden/>
           </w:rPr>
           <w:fldChar w:fldCharType="separate"/>
         </w:r>
         <w:r>
           <w:rPr>
-            <w:rStyle w:val="Hyperlink"/>
-            <w:webHidden/>
-          </w:rPr>
-          <w:t>11</w:t>
-        </w:r>
-        <w:r>
-          <w:rPr>
-            <w:rStyle w:val="Hyperlink"/>
+            <w:noProof/>
+            <w:webHidden/>
+          </w:rPr>
+          <w:t>18</w:t>
+        </w:r>
+        <w:r>
+          <w:rPr>
+            <w:noProof/>
             <w:webHidden/>
           </w:rPr>
           <w:fldChar w:fldCharType="end"/>
@@ -3511,9 +4077,7 @@
           <w:tab w:val="right" w:leader="dot" w:pos="9345"/>
         </w:tabs>
         <w:rPr>
-          <w:rFonts w:asciiTheme="minorHAnsi" w:eastAsiaTheme="minorEastAsia" w:hAnsiTheme="minorHAnsi"/>
           <w:noProof/>
-          <w:sz w:val="24"/>
         </w:rPr>
       </w:pPr>
       <w:r>
@@ -3534,7 +4098,7 @@
           <w:sz w:val="28"/>
           <w:szCs w:val="28"/>
         </w:rPr>
-        <w:instrText xml:space="preserve"> TOC \h \z \c "Hình" </w:instrText>
+        <w:instrText xml:space="preserve"> TOC \h \z \c "Bảng" </w:instrText>
       </w:r>
       <w:r>
         <w:rPr>
@@ -3546,13 +4110,13 @@
         </w:rPr>
         <w:fldChar w:fldCharType="separate"/>
       </w:r>
-      <w:hyperlink w:anchor="_Toc217427114" w:history="1">
+      <w:hyperlink w:anchor="_Toc217535900" w:history="1">
         <w:r>
           <w:rPr>
             <w:rStyle w:val="Hyperlink"/>
             <w:noProof/>
           </w:rPr>
-          <w:t>Hình 4.1 Hồi quy tuyến tính sử dụng Normal Equation</w:t>
+          <w:t>Bảng 1: Phân công công việc</w:t>
         </w:r>
         <w:r>
           <w:rPr>
@@ -3573,7 +4137,7 @@
             <w:noProof/>
             <w:webHidden/>
           </w:rPr>
-          <w:instrText xml:space="preserve"> PAGEREF _Toc217427114 \h </w:instrText>
+          <w:instrText xml:space="preserve"> PAGEREF _Toc217535900 \h </w:instrText>
         </w:r>
         <w:r>
           <w:rPr>
@@ -3593,145 +4157,7 @@
             <w:noProof/>
             <w:webHidden/>
           </w:rPr>
-          <w:t>7</w:t>
-        </w:r>
-        <w:r>
-          <w:rPr>
-            <w:noProof/>
-            <w:webHidden/>
-          </w:rPr>
-          <w:fldChar w:fldCharType="end"/>
-        </w:r>
-      </w:hyperlink>
-    </w:p>
-    <w:p>
-      <w:pPr>
-        <w:pStyle w:val="TableofFigures"/>
-        <w:tabs>
-          <w:tab w:val="right" w:leader="dot" w:pos="9345"/>
-        </w:tabs>
-        <w:rPr>
-          <w:rFonts w:asciiTheme="minorHAnsi" w:eastAsiaTheme="minorEastAsia" w:hAnsiTheme="minorHAnsi"/>
-          <w:noProof/>
-          <w:sz w:val="24"/>
-        </w:rPr>
-      </w:pPr>
-      <w:hyperlink w:anchor="_Toc217427115" w:history="1">
-        <w:r>
-          <w:rPr>
-            <w:rStyle w:val="Hyperlink"/>
-            <w:noProof/>
-          </w:rPr>
-          <w:t>Hình 4.2 Tỉ lệ sống sót theo tuổi và dự đoán</w:t>
-        </w:r>
-        <w:r>
-          <w:rPr>
-            <w:noProof/>
-            <w:webHidden/>
-          </w:rPr>
-          <w:tab/>
-        </w:r>
-        <w:r>
-          <w:rPr>
-            <w:noProof/>
-            <w:webHidden/>
-          </w:rPr>
-          <w:fldChar w:fldCharType="begin"/>
-        </w:r>
-        <w:r>
-          <w:rPr>
-            <w:noProof/>
-            <w:webHidden/>
-          </w:rPr>
-          <w:instrText xml:space="preserve"> PAGEREF _Toc217427115 \h </w:instrText>
-        </w:r>
-        <w:r>
-          <w:rPr>
-            <w:noProof/>
-            <w:webHidden/>
-          </w:rPr>
-        </w:r>
-        <w:r>
-          <w:rPr>
-            <w:noProof/>
-            <w:webHidden/>
-          </w:rPr>
-          <w:fldChar w:fldCharType="separate"/>
-        </w:r>
-        <w:r>
-          <w:rPr>
-            <w:noProof/>
-            <w:webHidden/>
-          </w:rPr>
-          <w:t>8</w:t>
-        </w:r>
-        <w:r>
-          <w:rPr>
-            <w:noProof/>
-            <w:webHidden/>
-          </w:rPr>
-          <w:fldChar w:fldCharType="end"/>
-        </w:r>
-      </w:hyperlink>
-    </w:p>
-    <w:p>
-      <w:pPr>
-        <w:pStyle w:val="TableofFigures"/>
-        <w:tabs>
-          <w:tab w:val="right" w:leader="dot" w:pos="9345"/>
-        </w:tabs>
-        <w:rPr>
-          <w:noProof/>
-        </w:rPr>
-      </w:pPr>
-      <w:hyperlink w:anchor="_Toc217427116" w:history="1">
-        <w:r>
-          <w:rPr>
-            <w:rStyle w:val="Hyperlink"/>
-            <w:noProof/>
-          </w:rPr>
-          <w:t>Hình 4.3 Hàm mật độ Gaussian</w:t>
-        </w:r>
-        <w:r>
-          <w:rPr>
-            <w:noProof/>
-            <w:webHidden/>
-          </w:rPr>
-          <w:tab/>
-        </w:r>
-        <w:r>
-          <w:rPr>
-            <w:noProof/>
-            <w:webHidden/>
-          </w:rPr>
-          <w:fldChar w:fldCharType="begin"/>
-        </w:r>
-        <w:r>
-          <w:rPr>
-            <w:noProof/>
-            <w:webHidden/>
-          </w:rPr>
-          <w:instrText xml:space="preserve"> PAGEREF _Toc217427116 \h </w:instrText>
-        </w:r>
-        <w:r>
-          <w:rPr>
-            <w:noProof/>
-            <w:webHidden/>
-          </w:rPr>
-        </w:r>
-        <w:r>
-          <w:rPr>
-            <w:noProof/>
-            <w:webHidden/>
-          </w:rPr>
-          <w:fldChar w:fldCharType="separate"/>
-        </w:r>
-        <w:r>
-          <w:rPr>
-            <w:noProof/>
-            <w:webHidden/>
-          </w:rPr>
-          <w:t>9</w:t>
+          <w:t>18</w:t>
         </w:r>
         <w:r>
           <w:rPr>
@@ -3769,7 +4195,7 @@
           <w:sz w:val="28"/>
           <w:szCs w:val="28"/>
         </w:rPr>
-        <w:instrText xml:space="preserve"> TOC \h \z \c "Bảng" </w:instrText>
+        <w:instrText xml:space="preserve"> TOC \h \z \c "Đồ Thị" </w:instrText>
       </w:r>
       <w:r>
         <w:rPr>
@@ -3794,13 +4220,13 @@
           <w:sz w:val="24"/>
         </w:rPr>
       </w:pPr>
-      <w:hyperlink w:anchor="_Toc217427123" w:history="1">
+      <w:hyperlink w:anchor="_Toc217535901" w:history="1">
         <w:r>
           <w:rPr>
             <w:rStyle w:val="Hyperlink"/>
             <w:noProof/>
           </w:rPr>
-          <w:t>Bảng 1: Phân công công việc</w:t>
+          <w:t>Đồ Thị 1 Tỷ lệ sống sót theo hạng vé</w:t>
         </w:r>
         <w:r>
           <w:rPr>
@@ -3821,7 +4247,7 @@
             <w:noProof/>
             <w:webHidden/>
           </w:rPr>
-          <w:instrText xml:space="preserve"> PAGEREF _Toc217427123 \h </w:instrText>
+          <w:instrText xml:space="preserve"> PAGEREF _Toc217535901 \h </w:instrText>
         </w:r>
         <w:r>
           <w:rPr>
@@ -3841,7 +4267,815 @@
             <w:noProof/>
             <w:webHidden/>
           </w:rPr>
+          <w:t>4</w:t>
+        </w:r>
+        <w:r>
+          <w:rPr>
+            <w:noProof/>
+            <w:webHidden/>
+          </w:rPr>
+          <w:fldChar w:fldCharType="end"/>
+        </w:r>
+      </w:hyperlink>
+    </w:p>
+    <w:p>
+      <w:pPr>
+        <w:pStyle w:val="TableofFigures"/>
+        <w:tabs>
+          <w:tab w:val="right" w:leader="dot" w:pos="9345"/>
+        </w:tabs>
+        <w:rPr>
+          <w:rFonts w:asciiTheme="minorHAnsi" w:eastAsiaTheme="minorEastAsia" w:hAnsiTheme="minorHAnsi"/>
+          <w:noProof/>
+          <w:sz w:val="24"/>
+        </w:rPr>
+      </w:pPr>
+      <w:hyperlink w:anchor="_Toc217535902" w:history="1">
+        <w:r>
+          <w:rPr>
+            <w:rStyle w:val="Hyperlink"/>
+            <w:noProof/>
+          </w:rPr>
+          <w:t>Đồ Thị 2 Tỉ lệ sóng sót theo giới tính</w:t>
+        </w:r>
+        <w:r>
+          <w:rPr>
+            <w:noProof/>
+            <w:webHidden/>
+          </w:rPr>
+          <w:tab/>
+        </w:r>
+        <w:r>
+          <w:rPr>
+            <w:noProof/>
+            <w:webHidden/>
+          </w:rPr>
+          <w:fldChar w:fldCharType="begin"/>
+        </w:r>
+        <w:r>
+          <w:rPr>
+            <w:noProof/>
+            <w:webHidden/>
+          </w:rPr>
+          <w:instrText xml:space="preserve"> PAGEREF _Toc217535902 \h </w:instrText>
+        </w:r>
+        <w:r>
+          <w:rPr>
+            <w:noProof/>
+            <w:webHidden/>
+          </w:rPr>
+        </w:r>
+        <w:r>
+          <w:rPr>
+            <w:noProof/>
+            <w:webHidden/>
+          </w:rPr>
+          <w:fldChar w:fldCharType="separate"/>
+        </w:r>
+        <w:r>
+          <w:rPr>
+            <w:noProof/>
+            <w:webHidden/>
+          </w:rPr>
+          <w:t>4</w:t>
+        </w:r>
+        <w:r>
+          <w:rPr>
+            <w:noProof/>
+            <w:webHidden/>
+          </w:rPr>
+          <w:fldChar w:fldCharType="end"/>
+        </w:r>
+      </w:hyperlink>
+    </w:p>
+    <w:p>
+      <w:pPr>
+        <w:pStyle w:val="TableofFigures"/>
+        <w:tabs>
+          <w:tab w:val="right" w:leader="dot" w:pos="9345"/>
+        </w:tabs>
+        <w:rPr>
+          <w:rFonts w:asciiTheme="minorHAnsi" w:eastAsiaTheme="minorEastAsia" w:hAnsiTheme="minorHAnsi"/>
+          <w:noProof/>
+          <w:sz w:val="24"/>
+        </w:rPr>
+      </w:pPr>
+      <w:hyperlink w:anchor="_Toc217535903" w:history="1">
+        <w:r>
+          <w:rPr>
+            <w:rStyle w:val="Hyperlink"/>
+            <w:noProof/>
+          </w:rPr>
+          <w:t>Đồ Thị 3 Tỉ lệ sống sót theo tuổi</w:t>
+        </w:r>
+        <w:r>
+          <w:rPr>
+            <w:noProof/>
+            <w:webHidden/>
+          </w:rPr>
+          <w:tab/>
+        </w:r>
+        <w:r>
+          <w:rPr>
+            <w:noProof/>
+            <w:webHidden/>
+          </w:rPr>
+          <w:fldChar w:fldCharType="begin"/>
+        </w:r>
+        <w:r>
+          <w:rPr>
+            <w:noProof/>
+            <w:webHidden/>
+          </w:rPr>
+          <w:instrText xml:space="preserve"> PAGEREF _Toc217535903 \h </w:instrText>
+        </w:r>
+        <w:r>
+          <w:rPr>
+            <w:noProof/>
+            <w:webHidden/>
+          </w:rPr>
+        </w:r>
+        <w:r>
+          <w:rPr>
+            <w:noProof/>
+            <w:webHidden/>
+          </w:rPr>
+          <w:fldChar w:fldCharType="separate"/>
+        </w:r>
+        <w:r>
+          <w:rPr>
+            <w:noProof/>
+            <w:webHidden/>
+          </w:rPr>
+          <w:t>5</w:t>
+        </w:r>
+        <w:r>
+          <w:rPr>
+            <w:noProof/>
+            <w:webHidden/>
+          </w:rPr>
+          <w:fldChar w:fldCharType="end"/>
+        </w:r>
+      </w:hyperlink>
+    </w:p>
+    <w:p>
+      <w:pPr>
+        <w:pStyle w:val="TableofFigures"/>
+        <w:tabs>
+          <w:tab w:val="right" w:leader="dot" w:pos="9345"/>
+        </w:tabs>
+        <w:rPr>
+          <w:rFonts w:asciiTheme="minorHAnsi" w:eastAsiaTheme="minorEastAsia" w:hAnsiTheme="minorHAnsi"/>
+          <w:noProof/>
+          <w:sz w:val="24"/>
+        </w:rPr>
+      </w:pPr>
+      <w:hyperlink w:anchor="_Toc217535904" w:history="1">
+        <w:r>
+          <w:rPr>
+            <w:rStyle w:val="Hyperlink"/>
+            <w:noProof/>
+          </w:rPr>
+          <w:t>Đồ Thị 4 Tỉ lệ sống sót theo SibSp</w:t>
+        </w:r>
+        <w:r>
+          <w:rPr>
+            <w:noProof/>
+            <w:webHidden/>
+          </w:rPr>
+          <w:tab/>
+        </w:r>
+        <w:r>
+          <w:rPr>
+            <w:noProof/>
+            <w:webHidden/>
+          </w:rPr>
+          <w:fldChar w:fldCharType="begin"/>
+        </w:r>
+        <w:r>
+          <w:rPr>
+            <w:noProof/>
+            <w:webHidden/>
+          </w:rPr>
+          <w:instrText xml:space="preserve"> PAGEREF _Toc217535904 \h </w:instrText>
+        </w:r>
+        <w:r>
+          <w:rPr>
+            <w:noProof/>
+            <w:webHidden/>
+          </w:rPr>
+        </w:r>
+        <w:r>
+          <w:rPr>
+            <w:noProof/>
+            <w:webHidden/>
+          </w:rPr>
+          <w:fldChar w:fldCharType="separate"/>
+        </w:r>
+        <w:r>
+          <w:rPr>
+            <w:noProof/>
+            <w:webHidden/>
+          </w:rPr>
+          <w:t>5</w:t>
+        </w:r>
+        <w:r>
+          <w:rPr>
+            <w:noProof/>
+            <w:webHidden/>
+          </w:rPr>
+          <w:fldChar w:fldCharType="end"/>
+        </w:r>
+      </w:hyperlink>
+    </w:p>
+    <w:p>
+      <w:pPr>
+        <w:pStyle w:val="TableofFigures"/>
+        <w:tabs>
+          <w:tab w:val="right" w:leader="dot" w:pos="9345"/>
+        </w:tabs>
+        <w:rPr>
+          <w:rFonts w:asciiTheme="minorHAnsi" w:eastAsiaTheme="minorEastAsia" w:hAnsiTheme="minorHAnsi"/>
+          <w:noProof/>
+          <w:sz w:val="24"/>
+        </w:rPr>
+      </w:pPr>
+      <w:hyperlink w:anchor="_Toc217535905" w:history="1">
+        <w:r>
+          <w:rPr>
+            <w:rStyle w:val="Hyperlink"/>
+            <w:noProof/>
+          </w:rPr>
+          <w:t>Đồ Thị 5 Tỉ lệ sóng sót theo Parch</w:t>
+        </w:r>
+        <w:r>
+          <w:rPr>
+            <w:noProof/>
+            <w:webHidden/>
+          </w:rPr>
+          <w:tab/>
+        </w:r>
+        <w:r>
+          <w:rPr>
+            <w:noProof/>
+            <w:webHidden/>
+          </w:rPr>
+          <w:fldChar w:fldCharType="begin"/>
+        </w:r>
+        <w:r>
+          <w:rPr>
+            <w:noProof/>
+            <w:webHidden/>
+          </w:rPr>
+          <w:instrText xml:space="preserve"> PAGEREF _Toc217535905 \h </w:instrText>
+        </w:r>
+        <w:r>
+          <w:rPr>
+            <w:noProof/>
+            <w:webHidden/>
+          </w:rPr>
+        </w:r>
+        <w:r>
+          <w:rPr>
+            <w:noProof/>
+            <w:webHidden/>
+          </w:rPr>
+          <w:fldChar w:fldCharType="separate"/>
+        </w:r>
+        <w:r>
+          <w:rPr>
+            <w:noProof/>
+            <w:webHidden/>
+          </w:rPr>
+          <w:t>6</w:t>
+        </w:r>
+        <w:r>
+          <w:rPr>
+            <w:noProof/>
+            <w:webHidden/>
+          </w:rPr>
+          <w:fldChar w:fldCharType="end"/>
+        </w:r>
+      </w:hyperlink>
+    </w:p>
+    <w:p>
+      <w:pPr>
+        <w:pStyle w:val="TableofFigures"/>
+        <w:tabs>
+          <w:tab w:val="right" w:leader="dot" w:pos="9345"/>
+        </w:tabs>
+        <w:rPr>
+          <w:rFonts w:asciiTheme="minorHAnsi" w:eastAsiaTheme="minorEastAsia" w:hAnsiTheme="minorHAnsi"/>
+          <w:noProof/>
+          <w:sz w:val="24"/>
+        </w:rPr>
+      </w:pPr>
+      <w:hyperlink w:anchor="_Toc217535906" w:history="1">
+        <w:r>
+          <w:rPr>
+            <w:rStyle w:val="Hyperlink"/>
+            <w:noProof/>
+          </w:rPr>
+          <w:t>Đồ Thị 6 Tỉ lệ sóng sót qua TicketFrequency</w:t>
+        </w:r>
+        <w:r>
+          <w:rPr>
+            <w:noProof/>
+            <w:webHidden/>
+          </w:rPr>
+          <w:tab/>
+        </w:r>
+        <w:r>
+          <w:rPr>
+            <w:noProof/>
+            <w:webHidden/>
+          </w:rPr>
+          <w:fldChar w:fldCharType="begin"/>
+        </w:r>
+        <w:r>
+          <w:rPr>
+            <w:noProof/>
+            <w:webHidden/>
+          </w:rPr>
+          <w:instrText xml:space="preserve"> PAGEREF _Toc217535906 \h </w:instrText>
+        </w:r>
+        <w:r>
+          <w:rPr>
+            <w:noProof/>
+            <w:webHidden/>
+          </w:rPr>
+        </w:r>
+        <w:r>
+          <w:rPr>
+            <w:noProof/>
+            <w:webHidden/>
+          </w:rPr>
+          <w:fldChar w:fldCharType="separate"/>
+        </w:r>
+        <w:r>
+          <w:rPr>
+            <w:noProof/>
+            <w:webHidden/>
+          </w:rPr>
+          <w:t>6</w:t>
+        </w:r>
+        <w:r>
+          <w:rPr>
+            <w:noProof/>
+            <w:webHidden/>
+          </w:rPr>
+          <w:fldChar w:fldCharType="end"/>
+        </w:r>
+      </w:hyperlink>
+    </w:p>
+    <w:p>
+      <w:pPr>
+        <w:pStyle w:val="TableofFigures"/>
+        <w:tabs>
+          <w:tab w:val="right" w:leader="dot" w:pos="9345"/>
+        </w:tabs>
+        <w:rPr>
+          <w:rFonts w:asciiTheme="minorHAnsi" w:eastAsiaTheme="minorEastAsia" w:hAnsiTheme="minorHAnsi"/>
+          <w:noProof/>
+          <w:sz w:val="24"/>
+        </w:rPr>
+      </w:pPr>
+      <w:hyperlink w:anchor="_Toc217535907" w:history="1">
+        <w:r>
+          <w:rPr>
+            <w:rStyle w:val="Hyperlink"/>
+            <w:noProof/>
+          </w:rPr>
+          <w:t>Đồ Thị 7 Tỉ lệ sóng sót theo giá vé</w:t>
+        </w:r>
+        <w:r>
+          <w:rPr>
+            <w:noProof/>
+            <w:webHidden/>
+          </w:rPr>
+          <w:tab/>
+        </w:r>
+        <w:r>
+          <w:rPr>
+            <w:noProof/>
+            <w:webHidden/>
+          </w:rPr>
+          <w:fldChar w:fldCharType="begin"/>
+        </w:r>
+        <w:r>
+          <w:rPr>
+            <w:noProof/>
+            <w:webHidden/>
+          </w:rPr>
+          <w:instrText xml:space="preserve"> PAGEREF _Toc217535907 \h </w:instrText>
+        </w:r>
+        <w:r>
+          <w:rPr>
+            <w:noProof/>
+            <w:webHidden/>
+          </w:rPr>
+        </w:r>
+        <w:r>
+          <w:rPr>
+            <w:noProof/>
+            <w:webHidden/>
+          </w:rPr>
+          <w:fldChar w:fldCharType="separate"/>
+        </w:r>
+        <w:r>
+          <w:rPr>
+            <w:noProof/>
+            <w:webHidden/>
+          </w:rPr>
+          <w:t>7</w:t>
+        </w:r>
+        <w:r>
+          <w:rPr>
+            <w:noProof/>
+            <w:webHidden/>
+          </w:rPr>
+          <w:fldChar w:fldCharType="end"/>
+        </w:r>
+      </w:hyperlink>
+    </w:p>
+    <w:p>
+      <w:pPr>
+        <w:pStyle w:val="TableofFigures"/>
+        <w:tabs>
+          <w:tab w:val="right" w:leader="dot" w:pos="9345"/>
+        </w:tabs>
+        <w:rPr>
+          <w:noProof/>
+        </w:rPr>
+      </w:pPr>
+      <w:hyperlink w:anchor="_Toc217535908" w:history="1">
+        <w:r>
+          <w:rPr>
+            <w:rStyle w:val="Hyperlink"/>
+            <w:noProof/>
+          </w:rPr>
+          <w:t>Đồ Thị 8 Tỉ lệ sống sót theo cảng lên tàu</w:t>
+        </w:r>
+        <w:r>
+          <w:rPr>
+            <w:noProof/>
+            <w:webHidden/>
+          </w:rPr>
+          <w:tab/>
+        </w:r>
+        <w:r>
+          <w:rPr>
+            <w:noProof/>
+            <w:webHidden/>
+          </w:rPr>
+          <w:fldChar w:fldCharType="begin"/>
+        </w:r>
+        <w:r>
+          <w:rPr>
+            <w:noProof/>
+            <w:webHidden/>
+          </w:rPr>
+          <w:instrText xml:space="preserve"> PAGEREF _Toc217535908 \h </w:instrText>
+        </w:r>
+        <w:r>
+          <w:rPr>
+            <w:noProof/>
+            <w:webHidden/>
+          </w:rPr>
+        </w:r>
+        <w:r>
+          <w:rPr>
+            <w:noProof/>
+            <w:webHidden/>
+          </w:rPr>
+          <w:fldChar w:fldCharType="separate"/>
+        </w:r>
+        <w:r>
+          <w:rPr>
+            <w:noProof/>
+            <w:webHidden/>
+          </w:rPr>
+          <w:t>9</w:t>
+        </w:r>
+        <w:r>
+          <w:rPr>
+            <w:noProof/>
+            <w:webHidden/>
+          </w:rPr>
+          <w:fldChar w:fldCharType="end"/>
+        </w:r>
+      </w:hyperlink>
+      <w:r>
+        <w:rPr>
+          <w:rFonts w:cs="Times New Roman"/>
+          <w:b/>
+          <w:bCs/>
+          <w:sz w:val="28"/>
+          <w:szCs w:val="28"/>
+        </w:rPr>
+        <w:fldChar w:fldCharType="end"/>
+      </w:r>
+      <w:r>
+        <w:rPr>
+          <w:rFonts w:cs="Times New Roman"/>
+          <w:b/>
+          <w:bCs/>
+          <w:sz w:val="28"/>
+          <w:szCs w:val="28"/>
+        </w:rPr>
+        <w:fldChar w:fldCharType="begin"/>
+      </w:r>
+      <w:r>
+        <w:rPr>
+          <w:rFonts w:cs="Times New Roman"/>
+          <w:b/>
+          <w:bCs/>
+          <w:sz w:val="28"/>
+          <w:szCs w:val="28"/>
+        </w:rPr>
+        <w:instrText xml:space="preserve"> TOC \h \z \c "Hình" </w:instrText>
+      </w:r>
+      <w:r>
+        <w:rPr>
+          <w:rFonts w:cs="Times New Roman"/>
+          <w:b/>
+          <w:bCs/>
+          <w:sz w:val="28"/>
+          <w:szCs w:val="28"/>
+        </w:rPr>
+        <w:fldChar w:fldCharType="separate"/>
+      </w:r>
+    </w:p>
+    <w:p>
+      <w:pPr>
+        <w:pStyle w:val="TableofFigures"/>
+        <w:tabs>
+          <w:tab w:val="right" w:leader="dot" w:pos="9345"/>
+        </w:tabs>
+        <w:rPr>
+          <w:rFonts w:asciiTheme="minorHAnsi" w:eastAsiaTheme="minorEastAsia" w:hAnsiTheme="minorHAnsi"/>
+          <w:noProof/>
+          <w:sz w:val="24"/>
+        </w:rPr>
+      </w:pPr>
+      <w:hyperlink w:anchor="_Toc217535909" w:history="1">
+        <w:r>
+          <w:rPr>
+            <w:rStyle w:val="Hyperlink"/>
+            <w:noProof/>
+          </w:rPr>
+          <w:t>Hình 3.1 Phân bố các hạng vé trên Titanic (Xanh biển – 1, Hồng – 2, Xanh lục – 3)</w:t>
+        </w:r>
+        <w:r>
+          <w:rPr>
+            <w:noProof/>
+            <w:webHidden/>
+          </w:rPr>
+          <w:tab/>
+        </w:r>
+        <w:r>
+          <w:rPr>
+            <w:noProof/>
+            <w:webHidden/>
+          </w:rPr>
+          <w:fldChar w:fldCharType="begin"/>
+        </w:r>
+        <w:r>
+          <w:rPr>
+            <w:noProof/>
+            <w:webHidden/>
+          </w:rPr>
+          <w:instrText xml:space="preserve"> PAGEREF _Toc217535909 \h </w:instrText>
+        </w:r>
+        <w:r>
+          <w:rPr>
+            <w:noProof/>
+            <w:webHidden/>
+          </w:rPr>
+        </w:r>
+        <w:r>
+          <w:rPr>
+            <w:noProof/>
+            <w:webHidden/>
+          </w:rPr>
+          <w:fldChar w:fldCharType="separate"/>
+        </w:r>
+        <w:r>
+          <w:rPr>
+            <w:noProof/>
+            <w:webHidden/>
+          </w:rPr>
+          <w:t>3</w:t>
+        </w:r>
+        <w:r>
+          <w:rPr>
+            <w:noProof/>
+            <w:webHidden/>
+          </w:rPr>
+          <w:fldChar w:fldCharType="end"/>
+        </w:r>
+      </w:hyperlink>
+    </w:p>
+    <w:p>
+      <w:pPr>
+        <w:pStyle w:val="TableofFigures"/>
+        <w:tabs>
+          <w:tab w:val="right" w:leader="dot" w:pos="9345"/>
+        </w:tabs>
+        <w:rPr>
+          <w:rFonts w:asciiTheme="minorHAnsi" w:eastAsiaTheme="minorEastAsia" w:hAnsiTheme="minorHAnsi"/>
+          <w:noProof/>
+          <w:sz w:val="24"/>
+        </w:rPr>
+      </w:pPr>
+      <w:hyperlink w:anchor="_Toc217535910" w:history="1">
+        <w:r>
+          <w:rPr>
+            <w:rStyle w:val="Hyperlink"/>
+            <w:noProof/>
+          </w:rPr>
+          <w:t>Hình 3.2 Bản đồ cabin</w:t>
+        </w:r>
+        <w:r>
+          <w:rPr>
+            <w:noProof/>
+            <w:webHidden/>
+          </w:rPr>
+          <w:tab/>
+        </w:r>
+        <w:r>
+          <w:rPr>
+            <w:noProof/>
+            <w:webHidden/>
+          </w:rPr>
+          <w:fldChar w:fldCharType="begin"/>
+        </w:r>
+        <w:r>
+          <w:rPr>
+            <w:noProof/>
+            <w:webHidden/>
+          </w:rPr>
+          <w:instrText xml:space="preserve"> PAGEREF _Toc217535910 \h </w:instrText>
+        </w:r>
+        <w:r>
+          <w:rPr>
+            <w:noProof/>
+            <w:webHidden/>
+          </w:rPr>
+        </w:r>
+        <w:r>
+          <w:rPr>
+            <w:noProof/>
+            <w:webHidden/>
+          </w:rPr>
+          <w:fldChar w:fldCharType="separate"/>
+        </w:r>
+        <w:r>
+          <w:rPr>
+            <w:noProof/>
+            <w:webHidden/>
+          </w:rPr>
+          <w:t>8</w:t>
+        </w:r>
+        <w:r>
+          <w:rPr>
+            <w:noProof/>
+            <w:webHidden/>
+          </w:rPr>
+          <w:fldChar w:fldCharType="end"/>
+        </w:r>
+      </w:hyperlink>
+    </w:p>
+    <w:p>
+      <w:pPr>
+        <w:pStyle w:val="TableofFigures"/>
+        <w:tabs>
+          <w:tab w:val="right" w:leader="dot" w:pos="9345"/>
+        </w:tabs>
+        <w:rPr>
+          <w:rFonts w:asciiTheme="minorHAnsi" w:eastAsiaTheme="minorEastAsia" w:hAnsiTheme="minorHAnsi"/>
+          <w:noProof/>
+          <w:sz w:val="24"/>
+        </w:rPr>
+      </w:pPr>
+      <w:hyperlink w:anchor="_Toc217535911" w:history="1">
+        <w:r>
+          <w:rPr>
+            <w:rStyle w:val="Hyperlink"/>
+            <w:noProof/>
+          </w:rPr>
+          <w:t>Hình 4.1 Minh họa hồi quy tuyến tính sử dụng Normal Equation</w:t>
+        </w:r>
+        <w:r>
+          <w:rPr>
+            <w:noProof/>
+            <w:webHidden/>
+          </w:rPr>
+          <w:tab/>
+        </w:r>
+        <w:r>
+          <w:rPr>
+            <w:noProof/>
+            <w:webHidden/>
+          </w:rPr>
+          <w:fldChar w:fldCharType="begin"/>
+        </w:r>
+        <w:r>
+          <w:rPr>
+            <w:noProof/>
+            <w:webHidden/>
+          </w:rPr>
+          <w:instrText xml:space="preserve"> PAGEREF _Toc217535911 \h </w:instrText>
+        </w:r>
+        <w:r>
+          <w:rPr>
+            <w:noProof/>
+            <w:webHidden/>
+          </w:rPr>
+        </w:r>
+        <w:r>
+          <w:rPr>
+            <w:noProof/>
+            <w:webHidden/>
+          </w:rPr>
+          <w:fldChar w:fldCharType="separate"/>
+        </w:r>
+        <w:r>
+          <w:rPr>
+            <w:noProof/>
+            <w:webHidden/>
+          </w:rPr>
           <w:t>12</w:t>
+        </w:r>
+        <w:r>
+          <w:rPr>
+            <w:noProof/>
+            <w:webHidden/>
+          </w:rPr>
+          <w:fldChar w:fldCharType="end"/>
+        </w:r>
+      </w:hyperlink>
+    </w:p>
+    <w:p>
+      <w:pPr>
+        <w:pStyle w:val="TableofFigures"/>
+        <w:tabs>
+          <w:tab w:val="right" w:leader="dot" w:pos="9345"/>
+        </w:tabs>
+        <w:rPr>
+          <w:rFonts w:asciiTheme="minorHAnsi" w:eastAsiaTheme="minorEastAsia" w:hAnsiTheme="minorHAnsi"/>
+          <w:noProof/>
+          <w:sz w:val="24"/>
+        </w:rPr>
+      </w:pPr>
+      <w:hyperlink w:anchor="_Toc217535912" w:history="1">
+        <w:r>
+          <w:rPr>
+            <w:rStyle w:val="Hyperlink"/>
+            <w:noProof/>
+          </w:rPr>
+          <w:t>Hình 4.2 Minh họa hàm mật độ Gaussian</w:t>
+        </w:r>
+        <w:r>
+          <w:rPr>
+            <w:noProof/>
+            <w:webHidden/>
+          </w:rPr>
+          <w:tab/>
+        </w:r>
+        <w:r>
+          <w:rPr>
+            <w:noProof/>
+            <w:webHidden/>
+          </w:rPr>
+          <w:fldChar w:fldCharType="begin"/>
+        </w:r>
+        <w:r>
+          <w:rPr>
+            <w:noProof/>
+            <w:webHidden/>
+          </w:rPr>
+          <w:instrText xml:space="preserve"> PAGEREF _Toc217535912 \h </w:instrText>
+        </w:r>
+        <w:r>
+          <w:rPr>
+            <w:noProof/>
+            <w:webHidden/>
+          </w:rPr>
+        </w:r>
+        <w:r>
+          <w:rPr>
+            <w:noProof/>
+            <w:webHidden/>
+          </w:rPr>
+          <w:fldChar w:fldCharType="separate"/>
+        </w:r>
+        <w:r>
+          <w:rPr>
+            <w:noProof/>
+            <w:webHidden/>
+          </w:rPr>
+          <w:t>15</w:t>
         </w:r>
         <w:r>
           <w:rPr>
@@ -4204,6 +5438,7 @@
       </w:pPr>
       <w:bookmarkStart w:id="5" w:name="_Toc217426683"/>
       <w:bookmarkStart w:id="6" w:name="_Toc217427403"/>
+      <w:bookmarkStart w:id="7" w:name="_Toc217535861"/>
       <w:r>
         <w:lastRenderedPageBreak/>
         <w:t>Tổng quan dự án</w:t>
@@ -4214,24 +5449,27 @@
       <w:bookmarkEnd w:id="4"/>
       <w:bookmarkEnd w:id="5"/>
       <w:bookmarkEnd w:id="6"/>
+      <w:bookmarkEnd w:id="7"/>
     </w:p>
     <w:p>
       <w:pPr>
         <w:pStyle w:val="Heading2"/>
       </w:pPr>
-      <w:bookmarkStart w:id="7" w:name="_Toc179128953"/>
-      <w:bookmarkStart w:id="8" w:name="_Toc193712722"/>
-      <w:bookmarkStart w:id="9" w:name="_Toc193712794"/>
-      <w:bookmarkStart w:id="10" w:name="_Toc217426684"/>
-      <w:bookmarkStart w:id="11" w:name="_Toc217427404"/>
+      <w:bookmarkStart w:id="8" w:name="_Toc179128953"/>
+      <w:bookmarkStart w:id="9" w:name="_Toc193712722"/>
+      <w:bookmarkStart w:id="10" w:name="_Toc193712794"/>
+      <w:bookmarkStart w:id="11" w:name="_Toc217426684"/>
+      <w:bookmarkStart w:id="12" w:name="_Toc217427404"/>
+      <w:bookmarkStart w:id="13" w:name="_Toc217535862"/>
       <w:r>
         <w:t>Giới thiệu về dự án</w:t>
       </w:r>
-      <w:bookmarkEnd w:id="7"/>
       <w:bookmarkEnd w:id="8"/>
       <w:bookmarkEnd w:id="9"/>
       <w:bookmarkEnd w:id="10"/>
       <w:bookmarkEnd w:id="11"/>
+      <w:bookmarkEnd w:id="12"/>
+      <w:bookmarkEnd w:id="13"/>
     </w:p>
     <w:p>
       <w:pPr>
@@ -4281,17 +5519,19 @@
       <w:pPr>
         <w:pStyle w:val="Heading2"/>
       </w:pPr>
-      <w:bookmarkStart w:id="12" w:name="_Toc193712723"/>
-      <w:bookmarkStart w:id="13" w:name="_Toc193712795"/>
-      <w:bookmarkStart w:id="14" w:name="_Toc217426685"/>
-      <w:bookmarkStart w:id="15" w:name="_Toc217427405"/>
+      <w:bookmarkStart w:id="14" w:name="_Toc193712723"/>
+      <w:bookmarkStart w:id="15" w:name="_Toc193712795"/>
+      <w:bookmarkStart w:id="16" w:name="_Toc217426685"/>
+      <w:bookmarkStart w:id="17" w:name="_Toc217427405"/>
+      <w:bookmarkStart w:id="18" w:name="_Toc217535863"/>
       <w:r>
         <w:t>Mục tiêu của dự án</w:t>
       </w:r>
-      <w:bookmarkEnd w:id="12"/>
-      <w:bookmarkEnd w:id="13"/>
       <w:bookmarkEnd w:id="14"/>
       <w:bookmarkEnd w:id="15"/>
+      <w:bookmarkEnd w:id="16"/>
+      <w:bookmarkEnd w:id="17"/>
+      <w:bookmarkEnd w:id="18"/>
     </w:p>
     <w:p>
       <w:pPr>
@@ -4438,129 +5678,37 @@
       <w:pPr>
         <w:pStyle w:val="Heading1"/>
       </w:pPr>
-      <w:bookmarkStart w:id="16" w:name="_Toc179128956"/>
-      <w:bookmarkStart w:id="17" w:name="_Toc193712725"/>
-      <w:bookmarkStart w:id="18" w:name="_Toc193712797"/>
-      <w:bookmarkStart w:id="19" w:name="_Toc217426686"/>
-      <w:bookmarkStart w:id="20" w:name="_Toc217427406"/>
+      <w:bookmarkStart w:id="19" w:name="_Toc179128956"/>
+      <w:bookmarkStart w:id="20" w:name="_Toc193712725"/>
+      <w:bookmarkStart w:id="21" w:name="_Toc193712797"/>
+      <w:bookmarkStart w:id="22" w:name="_Toc217426686"/>
+      <w:bookmarkStart w:id="23" w:name="_Toc217427406"/>
+      <w:bookmarkStart w:id="24" w:name="_Toc217535864"/>
       <w:r>
         <w:lastRenderedPageBreak/>
         <w:t>Cơ sở lý thuyết</w:t>
       </w:r>
-      <w:bookmarkEnd w:id="16"/>
-      <w:bookmarkEnd w:id="17"/>
-      <w:bookmarkEnd w:id="18"/>
       <w:bookmarkEnd w:id="19"/>
       <w:bookmarkEnd w:id="20"/>
-    </w:p>
-    <w:p>
-      <w:pPr>
-        <w:pStyle w:val="Heading2"/>
-      </w:pPr>
-      <w:bookmarkStart w:id="21" w:name="_Toc179128957"/>
-      <w:bookmarkStart w:id="22" w:name="_Toc193712726"/>
-      <w:bookmarkStart w:id="23" w:name="_Toc193712798"/>
-      <w:bookmarkStart w:id="24" w:name="_Toc217426687"/>
-      <w:bookmarkStart w:id="25" w:name="_Toc217427407"/>
-      <w:r>
-        <w:t>Các khái niệm cơ bản</w:t>
-      </w:r>
       <w:bookmarkEnd w:id="21"/>
       <w:bookmarkEnd w:id="22"/>
       <w:bookmarkEnd w:id="23"/>
       <w:bookmarkEnd w:id="24"/>
+    </w:p>
+    <w:p>
+      <w:pPr>
+        <w:pStyle w:val="Heading2"/>
+      </w:pPr>
+      <w:bookmarkStart w:id="25" w:name="_Toc179128957"/>
+      <w:bookmarkStart w:id="26" w:name="_Toc193712726"/>
+      <w:bookmarkStart w:id="27" w:name="_Toc193712798"/>
+      <w:bookmarkStart w:id="28" w:name="_Toc217426687"/>
+      <w:bookmarkStart w:id="29" w:name="_Toc217427407"/>
+      <w:bookmarkStart w:id="30" w:name="_Toc217535865"/>
+      <w:r>
+        <w:t>Các khái niệm cơ bản</w:t>
+      </w:r>
       <w:bookmarkEnd w:id="25"/>
-    </w:p>
-    <w:p>
-      <w:pPr>
-        <w:pStyle w:val="StyleTru"/>
-        <w:rPr>
-          <w:szCs w:val="26"/>
-        </w:rPr>
-      </w:pPr>
-      <w:r>
-        <w:rPr>
-          <w:b/>
-          <w:bCs/>
-          <w:szCs w:val="26"/>
-        </w:rPr>
-        <w:t>Chuẩn hóa Z-score (Z-score Normalization):</w:t>
-      </w:r>
-      <w:r>
-        <w:rPr>
-          <w:szCs w:val="26"/>
-        </w:rPr>
-        <w:t xml:space="preserve"> Là kỹ thuật xử lý dữ liệu nhằm đưa các biến số có đơn vị và biên độ khác nhau về cùng một hệ quy chiếu. Dữ liệu sau khi chuẩn hóa sẽ có giá trị trung bình (mean) bằng 0 và độ lệch chuẩn (std) bằng 1. Quá trình này giúp mô hình tính toán trọng số một cách công bằng, tránh việc các biến có giá trị lớn áp đảo các biến khác.</w:t>
-      </w:r>
-    </w:p>
-    <w:p>
-      <w:pPr>
-        <w:pStyle w:val="StyleTru"/>
-        <w:rPr>
-          <w:szCs w:val="26"/>
-        </w:rPr>
-      </w:pPr>
-      <w:r>
-        <w:rPr>
-          <w:b/>
-          <w:bCs/>
-          <w:szCs w:val="26"/>
-        </w:rPr>
-        <w:t>Khớp đường cong (Curve Fitting):</w:t>
-      </w:r>
-      <w:r>
-        <w:rPr>
-          <w:szCs w:val="26"/>
-        </w:rPr>
-        <w:t xml:space="preserve"> Là quá trình tìm kiếm một hàm toán học (tuyến tính hoặc phi tuyến) phù hợp nhất với một tập hợp các điểm dữ liệu thực.</w:t>
-      </w:r>
-    </w:p>
-    <w:p>
-      <w:pPr>
-        <w:pStyle w:val="StyleTru"/>
-        <w:rPr>
-          <w:szCs w:val="26"/>
-        </w:rPr>
-      </w:pPr>
-      <w:r>
-        <w:rPr>
-          <w:b/>
-          <w:bCs/>
-          <w:szCs w:val="26"/>
-        </w:rPr>
-        <w:t>Ma trận (Matrix):</w:t>
-      </w:r>
-      <w:r>
-        <w:rPr>
-          <w:szCs w:val="26"/>
-        </w:rPr>
-        <w:t xml:space="preserve"> Là</w:t>
-      </w:r>
-      <w:r>
-        <w:rPr>
-          <w:szCs w:val="26"/>
-        </w:rPr>
-        <w:t xml:space="preserve"> </w:t>
-      </w:r>
-      <w:r>
-        <w:rPr>
-          <w:szCs w:val="26"/>
-        </w:rPr>
-        <w:t>mảng hai chiều các con số được sắp xếp theo hàng và cột.</w:t>
-      </w:r>
-    </w:p>
-    <w:p>
-      <w:pPr>
-        <w:pStyle w:val="Heading2"/>
-      </w:pPr>
-      <w:bookmarkStart w:id="26" w:name="_Toc179128958"/>
-      <w:bookmarkStart w:id="27" w:name="_Toc193712727"/>
-      <w:bookmarkStart w:id="28" w:name="_Toc193712799"/>
-      <w:bookmarkStart w:id="29" w:name="_Toc217426688"/>
-      <w:bookmarkStart w:id="30" w:name="_Toc217427408"/>
-      <w:r>
-        <w:t>Các thư viện sử dụng</w:t>
-      </w:r>
       <w:bookmarkEnd w:id="26"/>
       <w:bookmarkEnd w:id="27"/>
       <w:bookmarkEnd w:id="28"/>
@@ -4569,89 +5717,191 @@
     </w:p>
     <w:p>
       <w:pPr>
-        <w:pStyle w:val="Heading3"/>
-      </w:pPr>
-      <w:bookmarkStart w:id="31" w:name="_Toc179128961"/>
-      <w:bookmarkStart w:id="32" w:name="_Toc193712730"/>
-      <w:bookmarkStart w:id="33" w:name="_Toc193712802"/>
-      <w:bookmarkStart w:id="34" w:name="_Toc217426689"/>
-      <w:bookmarkStart w:id="35" w:name="_Toc217427409"/>
-      <w:r>
-        <w:t>Matplotlib</w:t>
+        <w:pStyle w:val="StyleTru"/>
+        <w:rPr>
+          <w:szCs w:val="26"/>
+        </w:rPr>
+      </w:pPr>
+      <w:r>
+        <w:rPr>
+          <w:b/>
+          <w:bCs/>
+          <w:szCs w:val="26"/>
+        </w:rPr>
+        <w:t>Chuẩn hóa Z-score (Z-score Normalization):</w:t>
+      </w:r>
+      <w:r>
+        <w:rPr>
+          <w:szCs w:val="26"/>
+        </w:rPr>
+        <w:t xml:space="preserve"> Là kỹ thuật xử lý dữ liệu nhằm đưa các biến số có đơn vị và biên độ khác nhau về cùng một hệ quy chiếu. Dữ liệu sau khi chuẩn hóa sẽ có giá trị trung bình (mean) bằng 0 và độ lệch chuẩn (std) bằng 1. Quá trình này giúp mô hình tính toán trọng số một cách công bằng, tránh việc các biến có giá trị lớn áp đảo các biến khác.</w:t>
+      </w:r>
+    </w:p>
+    <w:p>
+      <w:pPr>
+        <w:pStyle w:val="StyleTru"/>
+        <w:rPr>
+          <w:szCs w:val="26"/>
+        </w:rPr>
+      </w:pPr>
+      <w:r>
+        <w:rPr>
+          <w:b/>
+          <w:bCs/>
+          <w:szCs w:val="26"/>
+        </w:rPr>
+        <w:t>Khớp đường cong (Curve Fitting):</w:t>
+      </w:r>
+      <w:r>
+        <w:rPr>
+          <w:szCs w:val="26"/>
+        </w:rPr>
+        <w:t xml:space="preserve"> Là quá trình tìm kiếm một hàm toán học (tuyến tính hoặc phi tuyến) phù hợp nhất với một tập hợp các điểm dữ liệu thực.</w:t>
+      </w:r>
+    </w:p>
+    <w:p>
+      <w:pPr>
+        <w:pStyle w:val="StyleTru"/>
+        <w:rPr>
+          <w:szCs w:val="26"/>
+        </w:rPr>
+      </w:pPr>
+      <w:r>
+        <w:rPr>
+          <w:b/>
+          <w:bCs/>
+          <w:szCs w:val="26"/>
+        </w:rPr>
+        <w:t>Ma trận (Matrix):</w:t>
+      </w:r>
+      <w:r>
+        <w:rPr>
+          <w:szCs w:val="26"/>
+        </w:rPr>
+        <w:t xml:space="preserve"> Là</w:t>
+      </w:r>
+      <w:r>
+        <w:rPr>
+          <w:szCs w:val="26"/>
+        </w:rPr>
+        <w:t xml:space="preserve"> </w:t>
+      </w:r>
+      <w:r>
+        <w:rPr>
+          <w:szCs w:val="26"/>
+        </w:rPr>
+        <w:t>mảng hai chiều các con số được sắp xếp theo hàng và cột.</w:t>
+      </w:r>
+    </w:p>
+    <w:p>
+      <w:pPr>
+        <w:pStyle w:val="Heading2"/>
+      </w:pPr>
+      <w:bookmarkStart w:id="31" w:name="_Toc179128958"/>
+      <w:bookmarkStart w:id="32" w:name="_Toc193712727"/>
+      <w:bookmarkStart w:id="33" w:name="_Toc193712799"/>
+      <w:bookmarkStart w:id="34" w:name="_Toc217426688"/>
+      <w:bookmarkStart w:id="35" w:name="_Toc217427408"/>
+      <w:bookmarkStart w:id="36" w:name="_Toc217535866"/>
+      <w:r>
+        <w:t>Các thư viện sử dụng</w:t>
       </w:r>
       <w:bookmarkEnd w:id="31"/>
       <w:bookmarkEnd w:id="32"/>
       <w:bookmarkEnd w:id="33"/>
       <w:bookmarkEnd w:id="34"/>
       <w:bookmarkEnd w:id="35"/>
-    </w:p>
-    <w:p>
-      <w:pPr>
-        <w:pStyle w:val="DoanVB"/>
-      </w:pPr>
-      <w:r>
-        <w:rPr>
-          <w:rStyle w:val="Strong"/>
-          <w:szCs w:val="26"/>
-        </w:rPr>
+      <w:bookmarkEnd w:id="36"/>
+    </w:p>
+    <w:p>
+      <w:pPr>
+        <w:pStyle w:val="Heading3"/>
+      </w:pPr>
+      <w:bookmarkStart w:id="37" w:name="_Toc179128961"/>
+      <w:bookmarkStart w:id="38" w:name="_Toc193712730"/>
+      <w:bookmarkStart w:id="39" w:name="_Toc193712802"/>
+      <w:bookmarkStart w:id="40" w:name="_Toc217426689"/>
+      <w:bookmarkStart w:id="41" w:name="_Toc217427409"/>
+      <w:bookmarkStart w:id="42" w:name="_Toc217535867"/>
+      <w:r>
         <w:t>Matplotlib</w:t>
       </w:r>
-      <w:r>
-        <w:t xml:space="preserve"> là thư viện để trực quan hóa dữ liệu, thường được sử dụng để tạo các biểu đồ và hình ảnh.</w:t>
-      </w:r>
-      <w:r>
-        <w:t xml:space="preserve"> </w:t>
-      </w:r>
-      <w:r>
-        <w:t>Ứng dụng trong dự án</w:t>
-      </w:r>
-      <w:r>
-        <w:t>:</w:t>
-      </w:r>
-    </w:p>
-    <w:p>
-      <w:pPr>
-        <w:pStyle w:val="StyleTru"/>
-      </w:pPr>
-      <w:r>
-        <w:t>Phân tích Dữ liệu Khám phá</w:t>
-      </w:r>
-      <w:r>
-        <w:t>.</w:t>
-      </w:r>
-    </w:p>
-    <w:p>
-      <w:pPr>
-        <w:pStyle w:val="StyleTru"/>
-      </w:pPr>
-      <w:r>
-        <w:t>Tìm kiếm và Phân tích các Quy luật Phi tuyến tính</w:t>
-      </w:r>
-      <w:r>
-        <w:t>.</w:t>
-      </w:r>
-    </w:p>
-    <w:p>
-      <w:pPr>
-        <w:pStyle w:val="Heading3"/>
-      </w:pPr>
-      <w:bookmarkStart w:id="36" w:name="_Toc193712731"/>
-      <w:bookmarkStart w:id="37" w:name="_Toc193712803"/>
-      <w:bookmarkStart w:id="38" w:name="_Toc217426690"/>
-      <w:bookmarkStart w:id="39" w:name="_Toc217427410"/>
-      <w:r>
-        <w:t>Pandas</w:t>
-      </w:r>
-      <w:bookmarkEnd w:id="36"/>
       <w:bookmarkEnd w:id="37"/>
       <w:bookmarkEnd w:id="38"/>
       <w:bookmarkEnd w:id="39"/>
+      <w:bookmarkEnd w:id="40"/>
+      <w:bookmarkEnd w:id="41"/>
+      <w:bookmarkEnd w:id="42"/>
     </w:p>
     <w:p>
       <w:pPr>
         <w:pStyle w:val="DoanVB"/>
       </w:pPr>
-      <w:bookmarkStart w:id="40" w:name="_Toc179128963"/>
+      <w:r>
+        <w:rPr>
+          <w:rStyle w:val="Strong"/>
+          <w:szCs w:val="26"/>
+        </w:rPr>
+        <w:t>Matplotlib</w:t>
+      </w:r>
+      <w:r>
+        <w:t xml:space="preserve"> là thư viện để trực quan hóa dữ liệu, thường được sử dụng để tạo các biểu đồ và hình ảnh.</w:t>
+      </w:r>
+      <w:r>
+        <w:t xml:space="preserve"> </w:t>
+      </w:r>
+      <w:r>
+        <w:t>Ứng dụng trong dự án</w:t>
+      </w:r>
+      <w:r>
+        <w:t>:</w:t>
+      </w:r>
+    </w:p>
+    <w:p>
+      <w:pPr>
+        <w:pStyle w:val="StyleTru"/>
+      </w:pPr>
+      <w:r>
+        <w:t>Phân tích Dữ liệu Khám phá</w:t>
+      </w:r>
+      <w:r>
+        <w:t>.</w:t>
+      </w:r>
+    </w:p>
+    <w:p>
+      <w:pPr>
+        <w:pStyle w:val="StyleTru"/>
+      </w:pPr>
+      <w:r>
+        <w:t>Tìm kiếm và Phân tích các Quy luật Phi tuyến tính</w:t>
+      </w:r>
+      <w:r>
+        <w:t>.</w:t>
+      </w:r>
+    </w:p>
+    <w:p>
+      <w:pPr>
+        <w:pStyle w:val="Heading3"/>
+      </w:pPr>
+      <w:bookmarkStart w:id="43" w:name="_Toc193712731"/>
+      <w:bookmarkStart w:id="44" w:name="_Toc193712803"/>
+      <w:bookmarkStart w:id="45" w:name="_Toc217426690"/>
+      <w:bookmarkStart w:id="46" w:name="_Toc217427410"/>
+      <w:bookmarkStart w:id="47" w:name="_Toc217535868"/>
+      <w:r>
+        <w:t>Pandas</w:t>
+      </w:r>
+      <w:bookmarkEnd w:id="43"/>
+      <w:bookmarkEnd w:id="44"/>
+      <w:bookmarkEnd w:id="45"/>
+      <w:bookmarkEnd w:id="46"/>
+      <w:bookmarkEnd w:id="47"/>
+    </w:p>
+    <w:p>
+      <w:pPr>
+        <w:pStyle w:val="DoanVB"/>
+      </w:pPr>
+      <w:bookmarkStart w:id="48" w:name="_Toc179128963"/>
       <w:r>
         <w:rPr>
           <w:rStyle w:val="Strong"/>
@@ -4677,7 +5927,7 @@
         <w:t>Ứng dụng trong dự án:</w:t>
       </w:r>
     </w:p>
-    <w:bookmarkEnd w:id="40"/>
+    <w:bookmarkEnd w:id="48"/>
     <w:p>
       <w:pPr>
         <w:pStyle w:val="StyleTru"/>
@@ -4727,14 +5977,16 @@
       <w:pPr>
         <w:pStyle w:val="Heading3"/>
       </w:pPr>
-      <w:bookmarkStart w:id="41" w:name="_Toc217426691"/>
-      <w:bookmarkStart w:id="42" w:name="_Toc217427411"/>
-      <w:bookmarkStart w:id="43" w:name="_Hlk217391076"/>
+      <w:bookmarkStart w:id="49" w:name="_Toc217426691"/>
+      <w:bookmarkStart w:id="50" w:name="_Toc217427411"/>
+      <w:bookmarkStart w:id="51" w:name="_Hlk217391076"/>
+      <w:bookmarkStart w:id="52" w:name="_Toc217535869"/>
       <w:r>
         <w:t>Numpy</w:t>
       </w:r>
-      <w:bookmarkEnd w:id="41"/>
-      <w:bookmarkEnd w:id="42"/>
+      <w:bookmarkEnd w:id="49"/>
+      <w:bookmarkEnd w:id="50"/>
+      <w:bookmarkEnd w:id="52"/>
     </w:p>
     <w:p>
       <w:pPr>
@@ -4828,60 +6080,17 @@
       <w:pPr>
         <w:pStyle w:val="Heading1"/>
       </w:pPr>
-      <w:bookmarkStart w:id="44" w:name="_Toc179128964"/>
-      <w:bookmarkStart w:id="45" w:name="_Toc193712732"/>
-      <w:bookmarkStart w:id="46" w:name="_Toc193712804"/>
-      <w:bookmarkStart w:id="47" w:name="_Toc217426692"/>
-      <w:bookmarkStart w:id="48" w:name="_Toc217427412"/>
+      <w:bookmarkStart w:id="53" w:name="_Toc179128964"/>
+      <w:bookmarkStart w:id="54" w:name="_Toc193712732"/>
+      <w:bookmarkStart w:id="55" w:name="_Toc193712804"/>
+      <w:bookmarkStart w:id="56" w:name="_Toc217426692"/>
+      <w:bookmarkStart w:id="57" w:name="_Toc217427412"/>
+      <w:bookmarkStart w:id="58" w:name="_Toc217535870"/>
       <w:r>
         <w:lastRenderedPageBreak/>
         <w:t>Mô tả dữ liệu</w:t>
       </w:r>
-      <w:bookmarkEnd w:id="44"/>
-      <w:bookmarkEnd w:id="45"/>
-      <w:bookmarkEnd w:id="46"/>
-      <w:bookmarkEnd w:id="47"/>
-      <w:bookmarkEnd w:id="48"/>
-    </w:p>
-    <w:p>
-      <w:pPr>
-        <w:pStyle w:val="Heading2"/>
-      </w:pPr>
-      <w:bookmarkStart w:id="49" w:name="_Toc179128965"/>
-      <w:bookmarkStart w:id="50" w:name="_Toc193712733"/>
-      <w:bookmarkStart w:id="51" w:name="_Toc193712805"/>
-      <w:bookmarkStart w:id="52" w:name="_Toc217426693"/>
-      <w:bookmarkStart w:id="53" w:name="_Toc217427413"/>
-      <w:r>
-        <w:t>Phân tích dữ liệu</w:t>
-      </w:r>
-      <w:bookmarkEnd w:id="49"/>
-      <w:bookmarkEnd w:id="50"/>
-      <w:bookmarkEnd w:id="51"/>
-      <w:bookmarkEnd w:id="52"/>
       <w:bookmarkEnd w:id="53"/>
-    </w:p>
-    <w:p>
-      <w:pPr>
-        <w:pStyle w:val="Heading3"/>
-        <w:rPr>
-          <w:bCs/>
-          <w:szCs w:val="26"/>
-        </w:rPr>
-      </w:pPr>
-      <w:bookmarkStart w:id="54" w:name="_Toc179128966"/>
-      <w:bookmarkStart w:id="55" w:name="_Toc193712734"/>
-      <w:bookmarkStart w:id="56" w:name="_Toc193712806"/>
-      <w:bookmarkStart w:id="57" w:name="_Toc217426694"/>
-      <w:bookmarkStart w:id="58" w:name="_Toc217427414"/>
-      <w:r>
-        <w:rPr>
-          <w:bCs/>
-          <w:szCs w:val="26"/>
-          <w:lang w:val="vi-VN"/>
-        </w:rPr>
-        <w:t>Thu thập dữ liệu</w:t>
-      </w:r>
       <w:bookmarkEnd w:id="54"/>
       <w:bookmarkEnd w:id="55"/>
       <w:bookmarkEnd w:id="56"/>
@@ -4890,50 +6099,23 @@
     </w:p>
     <w:p>
       <w:pPr>
-        <w:pStyle w:val="StyleTru"/>
-      </w:pPr>
-      <w:r>
-        <w:rPr>
-          <w:b/>
-          <w:bCs/>
-        </w:rPr>
-        <w:t>Nguồn dữ liệu</w:t>
-      </w:r>
-      <w:r>
-        <w:t>: Dữ liệu được trích xuất từ cơ sở dữ liệu thực tế của thảm họa tàu Titanic, được cung cấp bởi nền tảng Kaggle (</w:t>
-      </w:r>
-      <w:hyperlink r:id="rId9" w:history="1">
-        <w:r>
-          <w:rPr>
-            <w:rStyle w:val="Hyperlink"/>
-          </w:rPr>
-          <w:t>Titanic - Machine Learning from Disaster</w:t>
-        </w:r>
-      </w:hyperlink>
-      <w:r>
-        <w:t xml:space="preserve">). </w:t>
-      </w:r>
-    </w:p>
-    <w:p>
-      <w:pPr>
-        <w:pStyle w:val="StyleTru"/>
-      </w:pPr>
-      <w:r>
-        <w:rPr>
-          <w:b/>
-          <w:bCs/>
-        </w:rPr>
-        <w:t>Dạng dữ liệu</w:t>
-      </w:r>
-      <w:r>
-        <w:t>: Dữ liệu có cấu trúc dưới dạng bảng (tệp tin .csv), bao gồm danh sách hành khách với các trường thông tin cụ thể như: Hạng vé (Pclass), Giới tính (Sex), Độ tuổi (Age), Giá vé (Fare), Cảng lên tàu (Embarked) và thông tin về người thân đi cùng (SibSp, Parch)</w:t>
-      </w:r>
-      <w:r>
-        <w:t xml:space="preserve">,… </w:t>
-      </w:r>
-      <w:r>
-        <w:t>. Mỗi bản ghi sẽ đi kèm với một nhãn (Label) xác định kết quả: Sống sót (1) hoặc Không sống sót (0).</w:t>
-      </w:r>
+        <w:pStyle w:val="Heading2"/>
+      </w:pPr>
+      <w:bookmarkStart w:id="59" w:name="_Toc179128965"/>
+      <w:bookmarkStart w:id="60" w:name="_Toc193712733"/>
+      <w:bookmarkStart w:id="61" w:name="_Toc193712805"/>
+      <w:bookmarkStart w:id="62" w:name="_Toc217426693"/>
+      <w:bookmarkStart w:id="63" w:name="_Toc217427413"/>
+      <w:bookmarkStart w:id="64" w:name="_Toc217535871"/>
+      <w:r>
+        <w:t>Phân tích dữ liệu</w:t>
+      </w:r>
+      <w:bookmarkEnd w:id="59"/>
+      <w:bookmarkEnd w:id="60"/>
+      <w:bookmarkEnd w:id="61"/>
+      <w:bookmarkEnd w:id="62"/>
+      <w:bookmarkEnd w:id="63"/>
+      <w:bookmarkEnd w:id="64"/>
     </w:p>
     <w:p>
       <w:pPr>
@@ -4943,28 +6125,106 @@
           <w:szCs w:val="26"/>
         </w:rPr>
       </w:pPr>
-      <w:r>
-        <w:rPr>
-          <w:bCs/>
-          <w:szCs w:val="26"/>
-        </w:rPr>
-        <w:t>Phâ</w:t>
-      </w:r>
+      <w:bookmarkStart w:id="65" w:name="_Toc179128966"/>
+      <w:bookmarkStart w:id="66" w:name="_Toc193712734"/>
+      <w:bookmarkStart w:id="67" w:name="_Toc193712806"/>
+      <w:bookmarkStart w:id="68" w:name="_Toc217426694"/>
+      <w:bookmarkStart w:id="69" w:name="_Toc217427414"/>
+      <w:bookmarkStart w:id="70" w:name="_Toc217535872"/>
       <w:r>
         <w:rPr>
           <w:bCs/>
           <w:szCs w:val="26"/>
           <w:lang w:val="vi-VN"/>
         </w:rPr>
-        <w:t xml:space="preserve">n </w:t>
-      </w:r>
-      <w:r>
+        <w:t>Thu thập dữ liệu</w:t>
+      </w:r>
+      <w:bookmarkEnd w:id="65"/>
+      <w:bookmarkEnd w:id="66"/>
+      <w:bookmarkEnd w:id="67"/>
+      <w:bookmarkEnd w:id="68"/>
+      <w:bookmarkEnd w:id="69"/>
+      <w:bookmarkEnd w:id="70"/>
+    </w:p>
+    <w:p>
+      <w:pPr>
+        <w:pStyle w:val="StyleTru"/>
+      </w:pPr>
+      <w:r>
+        <w:rPr>
+          <w:b/>
+          <w:bCs/>
+        </w:rPr>
+        <w:t>Nguồn dữ liệu</w:t>
+      </w:r>
+      <w:r>
+        <w:t>: Dữ liệu được trích xuất từ cơ sở dữ liệu thực tế của thảm họa tàu Titanic, được cung cấp bởi nền tảng Kaggle (</w:t>
+      </w:r>
+      <w:hyperlink r:id="rId9" w:history="1">
+        <w:r>
+          <w:rPr>
+            <w:rStyle w:val="Hyperlink"/>
+          </w:rPr>
+          <w:t>Titanic - Machine Learning from Disaster</w:t>
+        </w:r>
+      </w:hyperlink>
+      <w:r>
+        <w:t xml:space="preserve">). </w:t>
+      </w:r>
+    </w:p>
+    <w:p>
+      <w:pPr>
+        <w:pStyle w:val="StyleTru"/>
+      </w:pPr>
+      <w:r>
+        <w:rPr>
+          <w:b/>
+          <w:bCs/>
+        </w:rPr>
+        <w:t>Dạng dữ liệu</w:t>
+      </w:r>
+      <w:r>
+        <w:t>: Dữ liệu có cấu trúc dưới dạng bảng (tệp tin .csv), bao gồm danh sách hành khách với các trường thông tin cụ thể như: Hạng vé (Pclass), Giới tính (Sex), Độ tuổi (Age), Giá vé (Fare), Cảng lên tàu (Embarked) và thông tin về người thân đi cùng (SibSp, Parch)</w:t>
+      </w:r>
+      <w:r>
+        <w:t xml:space="preserve">,… </w:t>
+      </w:r>
+      <w:r>
+        <w:t>. Mỗi bản ghi sẽ đi kèm với một nhãn (Label) xác định kết quả: Sống sót (1) hoặc Không sống sót (0).</w:t>
+      </w:r>
+    </w:p>
+    <w:p>
+      <w:pPr>
+        <w:pStyle w:val="Heading3"/>
         <w:rPr>
           <w:bCs/>
           <w:szCs w:val="26"/>
         </w:rPr>
+      </w:pPr>
+      <w:bookmarkStart w:id="71" w:name="_Toc217535873"/>
+      <w:r>
+        <w:rPr>
+          <w:bCs/>
+          <w:szCs w:val="26"/>
+        </w:rPr>
+        <w:t>Phâ</w:t>
+      </w:r>
+      <w:r>
+        <w:rPr>
+          <w:bCs/>
+          <w:szCs w:val="26"/>
+          <w:lang w:val="vi-VN"/>
+        </w:rPr>
+        <w:t xml:space="preserve">n </w:t>
+      </w:r>
+      <w:r>
+        <w:rPr>
+          <w:bCs/>
+          <w:szCs w:val="26"/>
+        </w:rPr>
         <w:t>tích chi tiết các đặc trưng dữ liệu</w:t>
       </w:r>
+      <w:bookmarkEnd w:id="71"/>
     </w:p>
     <w:p>
       <w:pPr>
@@ -5042,6 +6302,7 @@
       <w:pPr>
         <w:pStyle w:val="Caption"/>
       </w:pPr>
+      <w:bookmarkStart w:id="72" w:name="_Toc217535909"/>
       <w:r>
         <w:t xml:space="preserve">Hình </w:t>
       </w:r>
@@ -5078,6 +6339,7 @@
       <w:r>
         <w:t xml:space="preserve"> (Xanh biển – 1, Hồng – 2, Xanh lục – 3)</w:t>
       </w:r>
+      <w:bookmarkEnd w:id="72"/>
     </w:p>
     <w:p>
       <w:pPr>
@@ -5146,6 +6408,7 @@
       <w:pPr>
         <w:pStyle w:val="Caption"/>
       </w:pPr>
+      <w:bookmarkStart w:id="73" w:name="_Toc217535901"/>
       <w:r>
         <w:t xml:space="preserve">Đồ Thị </w:t>
       </w:r>
@@ -5160,6 +6423,7 @@
       <w:r>
         <w:t xml:space="preserve"> Tỷ lệ sống sót theo hạng vé</w:t>
       </w:r>
+      <w:bookmarkEnd w:id="73"/>
     </w:p>
     <w:p>
       <w:pPr>
@@ -5246,6 +6510,7 @@
           <w:noProof/>
         </w:rPr>
       </w:pPr>
+      <w:bookmarkStart w:id="74" w:name="_Toc217535902"/>
       <w:r>
         <w:t xml:space="preserve">Đồ Thị </w:t>
       </w:r>
@@ -5266,6 +6531,7 @@
         </w:rPr>
         <w:t>Tỉ lệ sóng sót theo giới tính</w:t>
       </w:r>
+      <w:bookmarkEnd w:id="74"/>
     </w:p>
     <w:p>
       <w:pPr>
@@ -5353,6 +6619,7 @@
           <w:noProof/>
         </w:rPr>
       </w:pPr>
+      <w:bookmarkStart w:id="75" w:name="_Toc217535903"/>
       <w:r>
         <w:t xml:space="preserve">Đồ Thị </w:t>
       </w:r>
@@ -5373,6 +6640,7 @@
         </w:rPr>
         <w:t>Tỉ lệ sống sót theo tuổi</w:t>
       </w:r>
+      <w:bookmarkEnd w:id="75"/>
     </w:p>
     <w:p>
       <w:pPr>
@@ -5469,6 +6737,7 @@
           <w:noProof/>
         </w:rPr>
       </w:pPr>
+      <w:bookmarkStart w:id="76" w:name="_Toc217535904"/>
       <w:r>
         <w:t xml:space="preserve">Đồ Thị </w:t>
       </w:r>
@@ -5489,6 +6758,7 @@
         </w:rPr>
         <w:t>Tỉ lệ sống sót theo SibSp</w:t>
       </w:r>
+      <w:bookmarkEnd w:id="76"/>
     </w:p>
     <w:p>
       <w:pPr>
@@ -5579,6 +6849,7 @@
           <w:noProof/>
         </w:rPr>
       </w:pPr>
+      <w:bookmarkStart w:id="77" w:name="_Toc217535905"/>
       <w:r>
         <w:t xml:space="preserve">Đồ Thị </w:t>
       </w:r>
@@ -5599,6 +6870,7 @@
         </w:rPr>
         <w:t>Tỉ lệ sóng sót theo Parch</w:t>
       </w:r>
+      <w:bookmarkEnd w:id="77"/>
     </w:p>
     <w:p>
       <w:pPr>
@@ -5703,6 +6975,7 @@
       <w:pPr>
         <w:pStyle w:val="Caption"/>
       </w:pPr>
+      <w:bookmarkStart w:id="78" w:name="_Toc217535906"/>
       <w:r>
         <w:t xml:space="preserve">Đồ Thị </w:t>
       </w:r>
@@ -5717,6 +6990,7 @@
       <w:r>
         <w:t xml:space="preserve"> Tỉ lệ sóng sót qua TicketFrequency</w:t>
       </w:r>
+      <w:bookmarkEnd w:id="78"/>
     </w:p>
     <w:p>
       <w:pPr>
@@ -5809,6 +7083,7 @@
           <w:noProof/>
         </w:rPr>
       </w:pPr>
+      <w:bookmarkStart w:id="79" w:name="_Toc217535907"/>
       <w:r>
         <w:t xml:space="preserve">Đồ Thị </w:t>
       </w:r>
@@ -5829,6 +7104,7 @@
         </w:rPr>
         <w:t>Tỉ lệ sóng sót theo giá vé</w:t>
       </w:r>
+      <w:bookmarkEnd w:id="79"/>
     </w:p>
     <w:p/>
     <w:p/>
@@ -5884,7 +7160,7 @@
           <w:noProof/>
         </w:rPr>
         <w:drawing>
-          <wp:inline distT="0" distB="0" distL="0" distR="0" wp14:anchorId="435DAFD5" wp14:editId="23541105">
+          <wp:inline distT="0" distB="0" distL="0" distR="0" wp14:anchorId="435DAFD5" wp14:editId="560A0076">
             <wp:extent cx="4040505" cy="6282976"/>
             <wp:effectExtent l="0" t="0" r="0" b="3810"/>
             <wp:docPr id="1546309142" name="Picture 6"/>
@@ -5940,6 +7216,7 @@
           <w:noProof/>
         </w:rPr>
       </w:pPr>
+      <w:bookmarkStart w:id="80" w:name="_Toc217535910"/>
       <w:r>
         <w:t xml:space="preserve">Hình </w:t>
       </w:r>
@@ -5973,6 +7250,7 @@
           </w:rPr>
           <w:t>Bản đồ cabin</w:t>
         </w:r>
+        <w:bookmarkEnd w:id="80"/>
       </w:hyperlink>
     </w:p>
     <w:p>
@@ -6195,6 +7473,7 @@
       <w:pPr>
         <w:pStyle w:val="Caption"/>
       </w:pPr>
+      <w:bookmarkStart w:id="81" w:name="_Toc217535908"/>
       <w:r>
         <w:t xml:space="preserve">Đồ Thị </w:t>
       </w:r>
@@ -6215,6 +7494,7 @@
         </w:rPr>
         <w:t>Tỉ lệ sống sót theo cảng lên tàu</w:t>
       </w:r>
+      <w:bookmarkEnd w:id="81"/>
     </w:p>
     <w:p>
       <w:pPr>
@@ -6224,11 +7504,12 @@
           <w:szCs w:val="26"/>
         </w:rPr>
       </w:pPr>
-      <w:bookmarkStart w:id="59" w:name="_Toc179128967"/>
-      <w:bookmarkStart w:id="60" w:name="_Toc193712735"/>
-      <w:bookmarkStart w:id="61" w:name="_Toc193712807"/>
-      <w:bookmarkStart w:id="62" w:name="_Toc217426695"/>
-      <w:bookmarkStart w:id="63" w:name="_Toc217427415"/>
+      <w:bookmarkStart w:id="82" w:name="_Toc179128967"/>
+      <w:bookmarkStart w:id="83" w:name="_Toc193712735"/>
+      <w:bookmarkStart w:id="84" w:name="_Toc193712807"/>
+      <w:bookmarkStart w:id="85" w:name="_Toc217426695"/>
+      <w:bookmarkStart w:id="86" w:name="_Toc217427415"/>
+      <w:bookmarkStart w:id="87" w:name="_Toc217535874"/>
       <w:r>
         <w:rPr>
           <w:bCs/>
@@ -6237,11 +7518,12 @@
         </w:rPr>
         <w:t>Tiền xử lý dữ liệu</w:t>
       </w:r>
-      <w:bookmarkEnd w:id="59"/>
-      <w:bookmarkEnd w:id="60"/>
-      <w:bookmarkEnd w:id="61"/>
-      <w:bookmarkEnd w:id="62"/>
-      <w:bookmarkEnd w:id="63"/>
+      <w:bookmarkEnd w:id="82"/>
+      <w:bookmarkEnd w:id="83"/>
+      <w:bookmarkEnd w:id="84"/>
+      <w:bookmarkEnd w:id="85"/>
+      <w:bookmarkEnd w:id="86"/>
+      <w:bookmarkEnd w:id="87"/>
     </w:p>
     <w:p>
       <w:pPr>
@@ -6293,19 +7575,21 @@
       <w:pPr>
         <w:pStyle w:val="Heading3"/>
       </w:pPr>
-      <w:bookmarkStart w:id="64" w:name="_Toc179128968"/>
-      <w:bookmarkStart w:id="65" w:name="_Toc193712736"/>
-      <w:bookmarkStart w:id="66" w:name="_Toc193712808"/>
-      <w:bookmarkStart w:id="67" w:name="_Toc217426696"/>
-      <w:bookmarkStart w:id="68" w:name="_Toc217427416"/>
+      <w:bookmarkStart w:id="88" w:name="_Toc179128968"/>
+      <w:bookmarkStart w:id="89" w:name="_Toc193712736"/>
+      <w:bookmarkStart w:id="90" w:name="_Toc193712808"/>
+      <w:bookmarkStart w:id="91" w:name="_Toc217426696"/>
+      <w:bookmarkStart w:id="92" w:name="_Toc217427416"/>
+      <w:bookmarkStart w:id="93" w:name="_Toc217535875"/>
       <w:r>
         <w:t>Phát triển mô hình</w:t>
       </w:r>
-      <w:bookmarkEnd w:id="64"/>
-      <w:bookmarkEnd w:id="65"/>
-      <w:bookmarkEnd w:id="66"/>
-      <w:bookmarkEnd w:id="67"/>
-      <w:bookmarkEnd w:id="68"/>
+      <w:bookmarkEnd w:id="88"/>
+      <w:bookmarkEnd w:id="89"/>
+      <w:bookmarkEnd w:id="90"/>
+      <w:bookmarkEnd w:id="91"/>
+      <w:bookmarkEnd w:id="92"/>
+      <w:bookmarkEnd w:id="93"/>
     </w:p>
     <w:p>
       <w:pPr>
@@ -6423,31 +7707,35 @@
       <w:pPr>
         <w:pStyle w:val="Heading2"/>
       </w:pPr>
-      <w:bookmarkStart w:id="69" w:name="_Toc179128969"/>
-      <w:bookmarkStart w:id="70" w:name="_Toc193712737"/>
-      <w:bookmarkStart w:id="71" w:name="_Toc193712809"/>
-      <w:bookmarkStart w:id="72" w:name="_Toc217426697"/>
-      <w:bookmarkStart w:id="73" w:name="_Toc217427417"/>
+      <w:bookmarkStart w:id="94" w:name="_Toc179128969"/>
+      <w:bookmarkStart w:id="95" w:name="_Toc193712737"/>
+      <w:bookmarkStart w:id="96" w:name="_Toc193712809"/>
+      <w:bookmarkStart w:id="97" w:name="_Toc217426697"/>
+      <w:bookmarkStart w:id="98" w:name="_Toc217427417"/>
+      <w:bookmarkStart w:id="99" w:name="_Toc217535876"/>
       <w:r>
         <w:t>Đặc tả dữ liệu</w:t>
       </w:r>
-      <w:bookmarkEnd w:id="69"/>
-      <w:bookmarkEnd w:id="70"/>
-      <w:bookmarkEnd w:id="71"/>
-      <w:bookmarkEnd w:id="72"/>
-      <w:bookmarkEnd w:id="73"/>
+      <w:bookmarkEnd w:id="94"/>
+      <w:bookmarkEnd w:id="95"/>
+      <w:bookmarkEnd w:id="96"/>
+      <w:bookmarkEnd w:id="97"/>
+      <w:bookmarkEnd w:id="98"/>
+      <w:bookmarkEnd w:id="99"/>
     </w:p>
     <w:p>
       <w:pPr>
         <w:pStyle w:val="Heading3"/>
       </w:pPr>
-      <w:bookmarkStart w:id="74" w:name="_Toc217426698"/>
-      <w:bookmarkStart w:id="75" w:name="_Toc217427418"/>
+      <w:bookmarkStart w:id="100" w:name="_Toc217426698"/>
+      <w:bookmarkStart w:id="101" w:name="_Toc217427418"/>
+      <w:bookmarkStart w:id="102" w:name="_Toc217535877"/>
       <w:r>
         <w:t>Cấu trúc dữ liệu đầu vào</w:t>
       </w:r>
-      <w:bookmarkEnd w:id="74"/>
-      <w:bookmarkEnd w:id="75"/>
+      <w:bookmarkEnd w:id="100"/>
+      <w:bookmarkEnd w:id="101"/>
+      <w:bookmarkEnd w:id="102"/>
     </w:p>
     <w:p>
       <w:pPr>
@@ -6491,11 +7779,12 @@
           <w:lang w:val="vi-VN"/>
         </w:rPr>
       </w:pPr>
-      <w:bookmarkStart w:id="76" w:name="_Toc179128971"/>
-      <w:bookmarkStart w:id="77" w:name="_Toc193712739"/>
-      <w:bookmarkStart w:id="78" w:name="_Toc193712811"/>
-      <w:bookmarkStart w:id="79" w:name="_Toc217426699"/>
-      <w:bookmarkStart w:id="80" w:name="_Toc217427419"/>
+      <w:bookmarkStart w:id="103" w:name="_Toc179128971"/>
+      <w:bookmarkStart w:id="104" w:name="_Toc193712739"/>
+      <w:bookmarkStart w:id="105" w:name="_Toc193712811"/>
+      <w:bookmarkStart w:id="106" w:name="_Toc217426699"/>
+      <w:bookmarkStart w:id="107" w:name="_Toc217427419"/>
+      <w:bookmarkStart w:id="108" w:name="_Toc217535878"/>
       <w:r>
         <w:rPr>
           <w:bCs/>
@@ -6504,330 +7793,345 @@
         </w:rPr>
         <w:t>Cấu trúc dữ liệu đầu ra</w:t>
       </w:r>
-      <w:bookmarkEnd w:id="76"/>
-      <w:bookmarkEnd w:id="77"/>
-      <w:bookmarkEnd w:id="78"/>
-      <w:bookmarkEnd w:id="79"/>
-      <w:bookmarkEnd w:id="80"/>
-    </w:p>
-    <w:p>
-      <w:pPr>
-        <w:pStyle w:val="StyleTru"/>
-      </w:pPr>
-      <w:r>
-        <w:rPr>
-          <w:b/>
-          <w:bCs/>
-        </w:rPr>
-        <w:t>Xác suất sinh tồn (Probability):</w:t>
-      </w:r>
-      <w:r>
-        <w:t xml:space="preserve"> Kết quả trả về là một số thực.</w:t>
-      </w:r>
-    </w:p>
-    <w:p>
-      <w:pPr>
-        <w:pStyle w:val="Heading3"/>
-      </w:pPr>
-      <w:bookmarkStart w:id="81" w:name="_Toc179128972"/>
-      <w:bookmarkStart w:id="82" w:name="_Toc193712740"/>
-      <w:bookmarkStart w:id="83" w:name="_Toc193712812"/>
-      <w:bookmarkStart w:id="84" w:name="_Toc217426700"/>
-      <w:bookmarkStart w:id="85" w:name="_Toc217427420"/>
-      <w:r>
-        <w:rPr>
-          <w:lang w:val="vi-VN"/>
-        </w:rPr>
-        <w:t xml:space="preserve">Bộ dữ liệu </w:t>
-      </w:r>
-      <w:bookmarkEnd w:id="81"/>
-      <w:bookmarkEnd w:id="82"/>
-      <w:bookmarkEnd w:id="83"/>
-      <w:r>
-        <w:t>sử dụng</w:t>
-      </w:r>
-      <w:bookmarkEnd w:id="84"/>
-      <w:bookmarkEnd w:id="85"/>
-    </w:p>
-    <w:p>
-      <w:pPr>
-        <w:pStyle w:val="StyleTru"/>
-      </w:pPr>
-      <w:hyperlink r:id="rId22" w:history="1">
-        <w:r>
-          <w:rPr>
-            <w:rStyle w:val="Hyperlink"/>
-            <w:b/>
-            <w:bCs/>
-          </w:rPr>
-          <w:t>Titanic Dataset</w:t>
-        </w:r>
-      </w:hyperlink>
-      <w:r>
-        <w:rPr>
-          <w:b/>
-          <w:bCs/>
-        </w:rPr>
-        <w:t>:</w:t>
-      </w:r>
-      <w:r>
-        <w:t xml:space="preserve"> Bao gồm 891 mẫu dữ liệu huấn luyện, mỗi mẫu có đầy đủ các thông số đặc tả về nhân thân và điều kiện hành trình của hành khách.</w:t>
-      </w:r>
-    </w:p>
-    <w:p>
-      <w:pPr>
-        <w:pStyle w:val="Heading3"/>
-        <w:rPr>
-          <w:bCs/>
-          <w:sz w:val="24"/>
-        </w:rPr>
-      </w:pPr>
-      <w:bookmarkStart w:id="86" w:name="_Toc179128973"/>
-      <w:bookmarkStart w:id="87" w:name="_Toc193712741"/>
-      <w:bookmarkStart w:id="88" w:name="_Toc193712813"/>
-      <w:bookmarkStart w:id="89" w:name="_Toc217426701"/>
-      <w:bookmarkStart w:id="90" w:name="_Toc217427421"/>
-      <w:r>
-        <w:rPr>
-          <w:bCs/>
-          <w:sz w:val="24"/>
-          <w:lang w:val="vi-VN"/>
-        </w:rPr>
-        <w:lastRenderedPageBreak/>
-        <w:t>Tiền xử lý dữ liệu (Data Preprocessing)</w:t>
-      </w:r>
-      <w:bookmarkEnd w:id="86"/>
-      <w:bookmarkEnd w:id="87"/>
-      <w:bookmarkEnd w:id="88"/>
-      <w:bookmarkEnd w:id="89"/>
-      <w:bookmarkEnd w:id="90"/>
-    </w:p>
-    <w:p>
-      <w:pPr>
-        <w:pStyle w:val="StyleTru"/>
-      </w:pPr>
-      <w:r>
-        <w:rPr>
-          <w:b/>
-          <w:bCs/>
-        </w:rPr>
-        <w:t>Chuẩn hóa (Normalization):</w:t>
-      </w:r>
-      <w:r>
-        <w:t xml:space="preserve"> Đưa dữ liệu về phân phối chuẩn</w:t>
-      </w:r>
-      <w:r>
-        <w:t xml:space="preserve"> N(0,1)</w:t>
-      </w:r>
-      <w:r>
-        <w:t xml:space="preserve"> giúp tối ưu hóa việc giải phương trình nghịch đảo ma trận.</w:t>
-      </w:r>
-    </w:p>
-    <w:p>
-      <w:pPr>
-        <w:pStyle w:val="StyleTru"/>
-      </w:pPr>
-      <w:r>
-        <w:rPr>
-          <w:b/>
-          <w:bCs/>
-        </w:rPr>
-        <w:t>Phân chia dữ liệu:</w:t>
-      </w:r>
-      <w:r>
-        <w:t xml:space="preserve"> Dữ liệu được cấu trúc thành Ma trận đặc trưng X (kích thước 891</w:t>
-      </w:r>
-      <w:r>
-        <w:t>*</w:t>
-      </w:r>
-      <w:r>
-        <w:t xml:space="preserve">10) và </w:t>
-      </w:r>
-      <w:r>
-        <w:t>v</w:t>
-      </w:r>
-      <w:r>
-        <w:t>ector mục tiêu y (kích thước 891</w:t>
-      </w:r>
-      <w:r>
-        <w:t>*</w:t>
-      </w:r>
-      <w:r>
-        <w:t>1).</w:t>
-      </w:r>
-    </w:p>
-    <w:p>
-      <w:pPr>
-        <w:pStyle w:val="Heading3"/>
-        <w:rPr>
-          <w:bCs/>
-          <w:szCs w:val="26"/>
-          <w:lang w:val="vi-VN"/>
-        </w:rPr>
-      </w:pPr>
-      <w:bookmarkStart w:id="91" w:name="_Toc179128974"/>
-      <w:bookmarkStart w:id="92" w:name="_Toc193712742"/>
-      <w:bookmarkStart w:id="93" w:name="_Toc193712814"/>
-      <w:bookmarkStart w:id="94" w:name="_Toc217426702"/>
-      <w:bookmarkStart w:id="95" w:name="_Toc217427422"/>
-      <w:r>
-        <w:rPr>
-          <w:bCs/>
-          <w:szCs w:val="26"/>
-          <w:lang w:val="vi-VN"/>
-        </w:rPr>
-        <w:t>Các công cụ thường sử dụng</w:t>
-      </w:r>
-      <w:bookmarkEnd w:id="91"/>
-      <w:bookmarkEnd w:id="92"/>
-      <w:bookmarkEnd w:id="93"/>
-      <w:bookmarkEnd w:id="94"/>
-      <w:bookmarkEnd w:id="95"/>
-    </w:p>
-    <w:p>
-      <w:pPr>
-        <w:pStyle w:val="StyleTru"/>
-      </w:pPr>
-      <w:r>
-        <w:t xml:space="preserve">Thư viện tính toán: </w:t>
-      </w:r>
-      <w:r>
-        <w:rPr>
-          <w:b/>
-          <w:bCs/>
-        </w:rPr>
-        <w:t>NumPy</w:t>
-      </w:r>
-      <w:r>
-        <w:t xml:space="preserve"> xử lý các phép toán ma trận; SciPy thực hiện tối ưu hóa các hàm phi tuyến (Curve fitting).</w:t>
-      </w:r>
-    </w:p>
-    <w:p>
-      <w:pPr>
-        <w:pStyle w:val="StyleTru"/>
-      </w:pPr>
-      <w:r>
-        <w:t xml:space="preserve">Quản trị dữ liệu: </w:t>
-      </w:r>
-      <w:r>
-        <w:rPr>
-          <w:b/>
-          <w:bCs/>
-        </w:rPr>
-        <w:t>Pandas</w:t>
-      </w:r>
-      <w:r>
-        <w:t xml:space="preserve"> dùng để cấu trúc hóa file CSV và thực hiện các phép lọc, gom nhóm thống kê.</w:t>
-      </w:r>
-    </w:p>
-    <w:p>
-      <w:pPr>
-        <w:pStyle w:val="StyleTru"/>
-      </w:pPr>
-      <w:r>
-        <w:t xml:space="preserve">Trực quan hóa: </w:t>
-      </w:r>
-      <w:r>
-        <w:rPr>
-          <w:b/>
-          <w:bCs/>
-        </w:rPr>
-        <w:t>Matplotlib</w:t>
-      </w:r>
-      <w:r>
-        <w:t xml:space="preserve"> dùng để vẽ đồ thị kiểm chứng sự tương quan giữa các đường cong toán học và phân phối dữ liệu thực tế.</w:t>
-      </w:r>
-    </w:p>
-    <w:p>
-      <w:pPr>
-        <w:pStyle w:val="Heading3"/>
-        <w:rPr>
-          <w:bCs/>
-          <w:szCs w:val="26"/>
-        </w:rPr>
-      </w:pPr>
-      <w:bookmarkStart w:id="96" w:name="_Toc217427423"/>
-      <w:r>
-        <w:rPr>
-          <w:bCs/>
-          <w:szCs w:val="26"/>
-          <w:lang w:val="vi-VN"/>
-        </w:rPr>
-        <w:t>Đánh giá mô hình</w:t>
-      </w:r>
-      <w:bookmarkEnd w:id="96"/>
-    </w:p>
-    <w:p>
-      <w:pPr>
-        <w:pStyle w:val="StyleTru"/>
-        <w:rPr>
-          <w:rFonts w:eastAsiaTheme="majorEastAsia" w:cstheme="majorBidi"/>
-          <w:bCs/>
-          <w:szCs w:val="26"/>
-        </w:rPr>
-      </w:pPr>
-      <w:r>
-        <w:rPr>
-          <w:b/>
-          <w:bCs/>
-        </w:rPr>
-        <w:t>Độ hội tụ (Convergence):</w:t>
-      </w:r>
-      <w:r>
-        <w:t xml:space="preserve"> Đánh giá mức độ khớp của các đường cong phi tuyến thông qua sai số giữa hàm mô phỏng và mật độ sinh tồn thực tế.</w:t>
-      </w:r>
-    </w:p>
-    <w:p>
-      <w:pPr>
-        <w:pStyle w:val="Heading1"/>
-      </w:pPr>
-      <w:bookmarkStart w:id="97" w:name="_Toc179128976"/>
-      <w:bookmarkStart w:id="98" w:name="_Toc193712744"/>
-      <w:bookmarkStart w:id="99" w:name="_Toc193712816"/>
-      <w:bookmarkStart w:id="100" w:name="_Toc217426704"/>
-      <w:bookmarkStart w:id="101" w:name="_Toc217427424"/>
-      <w:r>
-        <w:lastRenderedPageBreak/>
-        <w:t>Kiển Trúc Mô hình</w:t>
-      </w:r>
-      <w:bookmarkEnd w:id="97"/>
-      <w:bookmarkEnd w:id="98"/>
-      <w:bookmarkEnd w:id="99"/>
-      <w:bookmarkEnd w:id="100"/>
-      <w:bookmarkEnd w:id="101"/>
-    </w:p>
-    <w:p>
-      <w:pPr>
-        <w:pStyle w:val="Heading2"/>
-      </w:pPr>
-      <w:bookmarkStart w:id="102" w:name="_Toc179128977"/>
-      <w:bookmarkStart w:id="103" w:name="_Toc193712745"/>
-      <w:bookmarkStart w:id="104" w:name="_Toc193712817"/>
-      <w:bookmarkStart w:id="105" w:name="_Toc217426705"/>
-      <w:bookmarkStart w:id="106" w:name="_Toc217427425"/>
-      <w:r>
-        <w:t>Các phương pháp tính toán</w:t>
-      </w:r>
-      <w:bookmarkEnd w:id="102"/>
       <w:bookmarkEnd w:id="103"/>
       <w:bookmarkEnd w:id="104"/>
       <w:bookmarkEnd w:id="105"/>
       <w:bookmarkEnd w:id="106"/>
-      <w:r>
-        <w:t xml:space="preserve"> </w:t>
-      </w:r>
-    </w:p>
-    <w:p>
-      <w:pPr>
-        <w:pStyle w:val="Heading3"/>
-      </w:pPr>
-      <w:bookmarkStart w:id="107" w:name="_Toc217426706"/>
-      <w:bookmarkStart w:id="108" w:name="_Toc217427426"/>
-      <w:r>
-        <w:t>Phương trình chuẩn (Normal Equation)</w:t>
-      </w:r>
       <w:bookmarkEnd w:id="107"/>
       <w:bookmarkEnd w:id="108"/>
+    </w:p>
+    <w:p>
+      <w:pPr>
+        <w:pStyle w:val="StyleTru"/>
+      </w:pPr>
+      <w:r>
+        <w:rPr>
+          <w:b/>
+          <w:bCs/>
+        </w:rPr>
+        <w:t>Xác suất sinh tồn (Probability):</w:t>
+      </w:r>
+      <w:r>
+        <w:t xml:space="preserve"> Kết quả trả về là một số thực.</w:t>
+      </w:r>
+    </w:p>
+    <w:p>
+      <w:pPr>
+        <w:pStyle w:val="Heading3"/>
+      </w:pPr>
+      <w:bookmarkStart w:id="109" w:name="_Toc179128972"/>
+      <w:bookmarkStart w:id="110" w:name="_Toc193712740"/>
+      <w:bookmarkStart w:id="111" w:name="_Toc193712812"/>
+      <w:bookmarkStart w:id="112" w:name="_Toc217426700"/>
+      <w:bookmarkStart w:id="113" w:name="_Toc217427420"/>
+      <w:bookmarkStart w:id="114" w:name="_Toc217535879"/>
+      <w:r>
+        <w:rPr>
+          <w:lang w:val="vi-VN"/>
+        </w:rPr>
+        <w:t xml:space="preserve">Bộ dữ liệu </w:t>
+      </w:r>
+      <w:bookmarkEnd w:id="109"/>
+      <w:bookmarkEnd w:id="110"/>
+      <w:bookmarkEnd w:id="111"/>
+      <w:r>
+        <w:t>sử dụng</w:t>
+      </w:r>
+      <w:bookmarkEnd w:id="112"/>
+      <w:bookmarkEnd w:id="113"/>
+      <w:bookmarkEnd w:id="114"/>
+    </w:p>
+    <w:p>
+      <w:pPr>
+        <w:pStyle w:val="StyleTru"/>
+      </w:pPr>
+      <w:hyperlink r:id="rId22" w:history="1">
+        <w:r>
+          <w:rPr>
+            <w:rStyle w:val="Hyperlink"/>
+            <w:b/>
+            <w:bCs/>
+          </w:rPr>
+          <w:t>Titanic Dataset</w:t>
+        </w:r>
+      </w:hyperlink>
+      <w:r>
+        <w:rPr>
+          <w:b/>
+          <w:bCs/>
+        </w:rPr>
+        <w:t>:</w:t>
+      </w:r>
+      <w:r>
+        <w:t xml:space="preserve"> Bao gồm 891 mẫu dữ liệu huấn luyện, mỗi mẫu có đầy đủ các thông số đặc tả về nhân thân và điều kiện hành trình của hành khách.</w:t>
+      </w:r>
+    </w:p>
+    <w:p>
+      <w:pPr>
+        <w:pStyle w:val="Heading3"/>
+        <w:rPr>
+          <w:bCs/>
+          <w:sz w:val="24"/>
+        </w:rPr>
+      </w:pPr>
+      <w:bookmarkStart w:id="115" w:name="_Toc179128973"/>
+      <w:bookmarkStart w:id="116" w:name="_Toc193712741"/>
+      <w:bookmarkStart w:id="117" w:name="_Toc193712813"/>
+      <w:bookmarkStart w:id="118" w:name="_Toc217426701"/>
+      <w:bookmarkStart w:id="119" w:name="_Toc217427421"/>
+      <w:bookmarkStart w:id="120" w:name="_Toc217535880"/>
+      <w:r>
+        <w:rPr>
+          <w:bCs/>
+          <w:sz w:val="24"/>
+          <w:lang w:val="vi-VN"/>
+        </w:rPr>
+        <w:lastRenderedPageBreak/>
+        <w:t>Tiền xử lý dữ liệu (Data Preprocessing)</w:t>
+      </w:r>
+      <w:bookmarkEnd w:id="115"/>
+      <w:bookmarkEnd w:id="116"/>
+      <w:bookmarkEnd w:id="117"/>
+      <w:bookmarkEnd w:id="118"/>
+      <w:bookmarkEnd w:id="119"/>
+      <w:bookmarkEnd w:id="120"/>
+    </w:p>
+    <w:p>
+      <w:pPr>
+        <w:pStyle w:val="StyleTru"/>
+      </w:pPr>
+      <w:r>
+        <w:rPr>
+          <w:b/>
+          <w:bCs/>
+        </w:rPr>
+        <w:t>Chuẩn hóa (Normalization):</w:t>
+      </w:r>
+      <w:r>
+        <w:t xml:space="preserve"> Đưa dữ liệu về phân phối chuẩn</w:t>
+      </w:r>
+      <w:r>
+        <w:t xml:space="preserve"> N(0,1)</w:t>
+      </w:r>
+      <w:r>
+        <w:t xml:space="preserve"> giúp tối ưu hóa việc giải phương trình nghịch đảo ma trận.</w:t>
+      </w:r>
+    </w:p>
+    <w:p>
+      <w:pPr>
+        <w:pStyle w:val="StyleTru"/>
+      </w:pPr>
+      <w:r>
+        <w:rPr>
+          <w:b/>
+          <w:bCs/>
+        </w:rPr>
+        <w:t>Phân chia dữ liệu:</w:t>
+      </w:r>
+      <w:r>
+        <w:t xml:space="preserve"> Dữ liệu được cấu trúc thành Ma trận đặc trưng X (kích thước 891</w:t>
+      </w:r>
+      <w:r>
+        <w:t>*</w:t>
+      </w:r>
+      <w:r>
+        <w:t xml:space="preserve">10) và </w:t>
+      </w:r>
+      <w:r>
+        <w:t>v</w:t>
+      </w:r>
+      <w:r>
+        <w:t>ector mục tiêu y (kích thước 891</w:t>
+      </w:r>
+      <w:r>
+        <w:t>*</w:t>
+      </w:r>
+      <w:r>
+        <w:t>1).</w:t>
+      </w:r>
+    </w:p>
+    <w:p>
+      <w:pPr>
+        <w:pStyle w:val="Heading3"/>
+        <w:rPr>
+          <w:bCs/>
+          <w:szCs w:val="26"/>
+          <w:lang w:val="vi-VN"/>
+        </w:rPr>
+      </w:pPr>
+      <w:bookmarkStart w:id="121" w:name="_Toc179128974"/>
+      <w:bookmarkStart w:id="122" w:name="_Toc193712742"/>
+      <w:bookmarkStart w:id="123" w:name="_Toc193712814"/>
+      <w:bookmarkStart w:id="124" w:name="_Toc217426702"/>
+      <w:bookmarkStart w:id="125" w:name="_Toc217427422"/>
+      <w:bookmarkStart w:id="126" w:name="_Toc217535881"/>
+      <w:r>
+        <w:rPr>
+          <w:bCs/>
+          <w:szCs w:val="26"/>
+          <w:lang w:val="vi-VN"/>
+        </w:rPr>
+        <w:t>Các công cụ thường sử dụng</w:t>
+      </w:r>
+      <w:bookmarkEnd w:id="121"/>
+      <w:bookmarkEnd w:id="122"/>
+      <w:bookmarkEnd w:id="123"/>
+      <w:bookmarkEnd w:id="124"/>
+      <w:bookmarkEnd w:id="125"/>
+      <w:bookmarkEnd w:id="126"/>
+    </w:p>
+    <w:p>
+      <w:pPr>
+        <w:pStyle w:val="StyleTru"/>
+      </w:pPr>
+      <w:r>
+        <w:t xml:space="preserve">Thư viện tính toán: </w:t>
+      </w:r>
+      <w:r>
+        <w:rPr>
+          <w:b/>
+          <w:bCs/>
+        </w:rPr>
+        <w:t>NumPy</w:t>
+      </w:r>
+      <w:r>
+        <w:t xml:space="preserve"> xử lý các phép toán ma trận; SciPy thực hiện tối ưu hóa các hàm phi tuyến (Curve fitting).</w:t>
+      </w:r>
+    </w:p>
+    <w:p>
+      <w:pPr>
+        <w:pStyle w:val="StyleTru"/>
+      </w:pPr>
+      <w:r>
+        <w:t xml:space="preserve">Quản trị dữ liệu: </w:t>
+      </w:r>
+      <w:r>
+        <w:rPr>
+          <w:b/>
+          <w:bCs/>
+        </w:rPr>
+        <w:t>Pandas</w:t>
+      </w:r>
+      <w:r>
+        <w:t xml:space="preserve"> dùng để cấu trúc hóa file CSV và thực hiện các phép lọc, gom nhóm thống kê.</w:t>
+      </w:r>
+    </w:p>
+    <w:p>
+      <w:pPr>
+        <w:pStyle w:val="StyleTru"/>
+      </w:pPr>
+      <w:r>
+        <w:t xml:space="preserve">Trực quan hóa: </w:t>
+      </w:r>
+      <w:r>
+        <w:rPr>
+          <w:b/>
+          <w:bCs/>
+        </w:rPr>
+        <w:t>Matplotlib</w:t>
+      </w:r>
+      <w:r>
+        <w:t xml:space="preserve"> dùng để vẽ đồ thị kiểm chứng sự tương quan giữa các đường cong toán học và phân phối dữ liệu thực tế.</w:t>
+      </w:r>
+    </w:p>
+    <w:p>
+      <w:pPr>
+        <w:pStyle w:val="Heading3"/>
+        <w:rPr>
+          <w:bCs/>
+          <w:szCs w:val="26"/>
+        </w:rPr>
+      </w:pPr>
+      <w:bookmarkStart w:id="127" w:name="_Toc217427423"/>
+      <w:bookmarkStart w:id="128" w:name="_Toc217535882"/>
+      <w:r>
+        <w:rPr>
+          <w:bCs/>
+          <w:szCs w:val="26"/>
+          <w:lang w:val="vi-VN"/>
+        </w:rPr>
+        <w:t>Đánh giá mô hình</w:t>
+      </w:r>
+      <w:bookmarkEnd w:id="127"/>
+      <w:bookmarkEnd w:id="128"/>
+    </w:p>
+    <w:p>
+      <w:pPr>
+        <w:pStyle w:val="StyleTru"/>
+        <w:rPr>
+          <w:rFonts w:eastAsiaTheme="majorEastAsia" w:cstheme="majorBidi"/>
+          <w:bCs/>
+          <w:szCs w:val="26"/>
+        </w:rPr>
+      </w:pPr>
+      <w:r>
+        <w:rPr>
+          <w:b/>
+          <w:bCs/>
+        </w:rPr>
+        <w:t>Độ hội tụ (Convergence):</w:t>
+      </w:r>
+      <w:r>
+        <w:t xml:space="preserve"> Đánh giá mức độ khớp của các đường cong phi tuyến thông qua sai số giữa hàm mô phỏng và mật độ sinh tồn thực tế.</w:t>
+      </w:r>
+    </w:p>
+    <w:p>
+      <w:pPr>
+        <w:pStyle w:val="Heading1"/>
+      </w:pPr>
+      <w:bookmarkStart w:id="129" w:name="_Toc179128976"/>
+      <w:bookmarkStart w:id="130" w:name="_Toc193712744"/>
+      <w:bookmarkStart w:id="131" w:name="_Toc193712816"/>
+      <w:bookmarkStart w:id="132" w:name="_Toc217426704"/>
+      <w:bookmarkStart w:id="133" w:name="_Toc217427424"/>
+      <w:bookmarkStart w:id="134" w:name="_Toc217535883"/>
+      <w:r>
+        <w:lastRenderedPageBreak/>
+        <w:t>Kiển Trúc Mô hình</w:t>
+      </w:r>
+      <w:bookmarkEnd w:id="129"/>
+      <w:bookmarkEnd w:id="130"/>
+      <w:bookmarkEnd w:id="131"/>
+      <w:bookmarkEnd w:id="132"/>
+      <w:bookmarkEnd w:id="133"/>
+      <w:bookmarkEnd w:id="134"/>
+    </w:p>
+    <w:p>
+      <w:pPr>
+        <w:pStyle w:val="Heading2"/>
+      </w:pPr>
+      <w:bookmarkStart w:id="135" w:name="_Toc179128977"/>
+      <w:bookmarkStart w:id="136" w:name="_Toc193712745"/>
+      <w:bookmarkStart w:id="137" w:name="_Toc193712817"/>
+      <w:bookmarkStart w:id="138" w:name="_Toc217426705"/>
+      <w:bookmarkStart w:id="139" w:name="_Toc217427425"/>
+      <w:bookmarkStart w:id="140" w:name="_Toc217535884"/>
+      <w:r>
+        <w:t>Các phương pháp tính toán</w:t>
+      </w:r>
+      <w:bookmarkEnd w:id="135"/>
+      <w:bookmarkEnd w:id="136"/>
+      <w:bookmarkEnd w:id="137"/>
+      <w:bookmarkEnd w:id="138"/>
+      <w:bookmarkEnd w:id="139"/>
+      <w:bookmarkEnd w:id="140"/>
+      <w:r>
+        <w:t xml:space="preserve"> </w:t>
+      </w:r>
+    </w:p>
+    <w:p>
+      <w:pPr>
+        <w:pStyle w:val="Heading3"/>
+      </w:pPr>
+      <w:bookmarkStart w:id="141" w:name="_Toc217426706"/>
+      <w:bookmarkStart w:id="142" w:name="_Toc217427426"/>
+      <w:bookmarkStart w:id="143" w:name="_Toc217535885"/>
+      <w:r>
+        <w:t>Phương trình chuẩn (Normal Equation)</w:t>
+      </w:r>
+      <w:bookmarkEnd w:id="141"/>
+      <w:bookmarkEnd w:id="142"/>
+      <w:bookmarkEnd w:id="143"/>
     </w:p>
     <w:p>
       <w:pPr>
@@ -6962,6 +8266,7 @@
           <w:noProof/>
         </w:rPr>
       </w:pPr>
+      <w:bookmarkStart w:id="144" w:name="_Toc217535911"/>
       <w:r>
         <w:t xml:space="preserve">Hình </w:t>
       </w:r>
@@ -6993,6 +8298,7 @@
         </w:rPr>
         <w:t>Minh họa hồi quy tuyến tính sử dụng Normal Equation</w:t>
       </w:r>
+      <w:bookmarkEnd w:id="144"/>
     </w:p>
     <w:p>
       <w:pPr>
@@ -7864,13 +9170,7 @@
           <w:rPr>
             <w:rFonts w:ascii="Cambria Math" w:eastAsiaTheme="minorEastAsia" w:hAnsi="Cambria Math"/>
           </w:rPr>
-          <m:t>X</m:t>
-        </m:r>
-        <m:r>
-          <w:rPr>
-            <w:rFonts w:ascii="Cambria Math" w:eastAsiaTheme="minorEastAsia" w:hAnsi="Cambria Math"/>
-          </w:rPr>
-          <m:t>)</m:t>
+          <m:t>X)</m:t>
         </m:r>
       </m:oMath>
       <w:r>
@@ -9400,16 +10700,7 @@
         <w:pStyle w:val="StyleCng"/>
       </w:pPr>
       <w:r>
-        <w:t xml:space="preserve">Như vậy có thể nhận định rằng ở đây rằng </w:t>
-      </w:r>
-      <w:r>
-        <w:t>dùng ma trận có cùng ý nghĩa</w:t>
-      </w:r>
-      <w:r>
-        <w:t xml:space="preserve"> với</w:t>
-      </w:r>
-      <w:r>
-        <w:t xml:space="preserve"> </w:t>
+        <w:t xml:space="preserve">Như vậy có thể nhận định rằng ở đây rằng dùng ma trận có cùng ý nghĩa với </w:t>
       </w:r>
       <m:oMath>
         <m:r>
@@ -9880,13 +11171,15 @@
       <w:pPr>
         <w:pStyle w:val="Heading3"/>
       </w:pPr>
-      <w:bookmarkStart w:id="109" w:name="_Toc217426707"/>
-      <w:bookmarkStart w:id="110" w:name="_Toc217427427"/>
+      <w:bookmarkStart w:id="145" w:name="_Toc217426707"/>
+      <w:bookmarkStart w:id="146" w:name="_Toc217427427"/>
+      <w:bookmarkStart w:id="147" w:name="_Toc217535886"/>
       <w:r>
         <w:t>Khớp đường cong phi tuyến (Non-linear Curve Fitting)</w:t>
       </w:r>
-      <w:bookmarkEnd w:id="109"/>
-      <w:bookmarkEnd w:id="110"/>
+      <w:bookmarkEnd w:id="145"/>
+      <w:bookmarkEnd w:id="146"/>
+      <w:bookmarkEnd w:id="147"/>
     </w:p>
     <w:p>
       <w:pPr>
@@ -9905,14 +11198,16 @@
       <w:pPr>
         <w:pStyle w:val="Heading3"/>
       </w:pPr>
-      <w:bookmarkStart w:id="111" w:name="_Toc217426708"/>
-      <w:bookmarkStart w:id="112" w:name="_Toc217427428"/>
+      <w:bookmarkStart w:id="148" w:name="_Toc217426708"/>
+      <w:bookmarkStart w:id="149" w:name="_Toc217427428"/>
+      <w:bookmarkStart w:id="150" w:name="_Toc217535887"/>
       <w:r>
         <w:lastRenderedPageBreak/>
         <w:t>Hàm Đa thức bậc 7 (Polynomial Degree 7)</w:t>
       </w:r>
-      <w:bookmarkEnd w:id="111"/>
-      <w:bookmarkEnd w:id="112"/>
+      <w:bookmarkEnd w:id="148"/>
+      <w:bookmarkEnd w:id="149"/>
+      <w:bookmarkEnd w:id="150"/>
     </w:p>
     <w:p>
       <w:pPr>
@@ -10075,8 +11370,9 @@
       <w:pPr>
         <w:pStyle w:val="Heading3"/>
       </w:pPr>
-      <w:bookmarkStart w:id="113" w:name="_Toc217426709"/>
-      <w:bookmarkStart w:id="114" w:name="_Toc217427429"/>
+      <w:bookmarkStart w:id="151" w:name="_Toc217426709"/>
+      <w:bookmarkStart w:id="152" w:name="_Toc217427429"/>
+      <w:bookmarkStart w:id="153" w:name="_Toc217535888"/>
       <w:r>
         <w:t xml:space="preserve">Hàm </w:t>
       </w:r>
@@ -10086,8 +11382,9 @@
       <w:r>
         <w:t>Gaussian</w:t>
       </w:r>
-      <w:bookmarkEnd w:id="113"/>
-      <w:bookmarkEnd w:id="114"/>
+      <w:bookmarkEnd w:id="151"/>
+      <w:bookmarkEnd w:id="152"/>
+      <w:bookmarkEnd w:id="153"/>
     </w:p>
     <w:p>
       <w:pPr>
@@ -10294,7 +11591,8 @@
           <w:noProof/>
         </w:rPr>
       </w:pPr>
-      <w:bookmarkStart w:id="115" w:name="_Toc217427116"/>
+      <w:bookmarkStart w:id="154" w:name="_Toc217427116"/>
+      <w:bookmarkStart w:id="155" w:name="_Toc217535912"/>
       <w:r>
         <w:t xml:space="preserve">Hình </w:t>
       </w:r>
@@ -10329,45 +11627,50 @@
         </w:rPr>
         <w:t>àm mật độ Gaussian</w:t>
       </w:r>
-      <w:bookmarkEnd w:id="115"/>
+      <w:bookmarkEnd w:id="154"/>
+      <w:bookmarkEnd w:id="155"/>
     </w:p>
     <w:p/>
     <w:p>
       <w:pPr>
         <w:pStyle w:val="Heading2"/>
       </w:pPr>
-      <w:bookmarkStart w:id="116" w:name="_Toc179128983"/>
-      <w:bookmarkStart w:id="117" w:name="_Toc193712751"/>
-      <w:bookmarkStart w:id="118" w:name="_Toc193712823"/>
-      <w:bookmarkStart w:id="119" w:name="_Toc217426710"/>
-      <w:bookmarkStart w:id="120" w:name="_Toc217427430"/>
+      <w:bookmarkStart w:id="156" w:name="_Toc179128983"/>
+      <w:bookmarkStart w:id="157" w:name="_Toc193712751"/>
+      <w:bookmarkStart w:id="158" w:name="_Toc193712823"/>
+      <w:bookmarkStart w:id="159" w:name="_Toc217426710"/>
+      <w:bookmarkStart w:id="160" w:name="_Toc217427430"/>
+      <w:bookmarkStart w:id="161" w:name="_Toc217535889"/>
       <w:r>
         <w:lastRenderedPageBreak/>
         <w:t>Cấu trúc Mô hình</w:t>
       </w:r>
-      <w:bookmarkEnd w:id="116"/>
-      <w:bookmarkEnd w:id="117"/>
-      <w:bookmarkEnd w:id="118"/>
-      <w:bookmarkEnd w:id="119"/>
-      <w:bookmarkEnd w:id="120"/>
+      <w:bookmarkEnd w:id="156"/>
+      <w:bookmarkEnd w:id="157"/>
+      <w:bookmarkEnd w:id="158"/>
+      <w:bookmarkEnd w:id="159"/>
+      <w:bookmarkEnd w:id="160"/>
+      <w:bookmarkEnd w:id="161"/>
     </w:p>
     <w:p>
       <w:pPr>
         <w:pStyle w:val="Heading3"/>
       </w:pPr>
-      <w:bookmarkStart w:id="121" w:name="_Toc179128984"/>
-      <w:bookmarkStart w:id="122" w:name="_Toc193712752"/>
-      <w:bookmarkStart w:id="123" w:name="_Toc193712824"/>
-      <w:bookmarkStart w:id="124" w:name="_Toc217426711"/>
-      <w:bookmarkStart w:id="125" w:name="_Toc217427431"/>
+      <w:bookmarkStart w:id="162" w:name="_Toc179128984"/>
+      <w:bookmarkStart w:id="163" w:name="_Toc193712752"/>
+      <w:bookmarkStart w:id="164" w:name="_Toc193712824"/>
+      <w:bookmarkStart w:id="165" w:name="_Toc217426711"/>
+      <w:bookmarkStart w:id="166" w:name="_Toc217427431"/>
+      <w:bookmarkStart w:id="167" w:name="_Toc217535890"/>
       <w:r>
         <w:t>Trực quan hóa mô hình</w:t>
       </w:r>
-      <w:bookmarkEnd w:id="121"/>
-      <w:bookmarkEnd w:id="122"/>
-      <w:bookmarkEnd w:id="123"/>
-      <w:bookmarkEnd w:id="124"/>
-      <w:bookmarkEnd w:id="125"/>
+      <w:bookmarkEnd w:id="162"/>
+      <w:bookmarkEnd w:id="163"/>
+      <w:bookmarkEnd w:id="164"/>
+      <w:bookmarkEnd w:id="165"/>
+      <w:bookmarkEnd w:id="166"/>
+      <w:bookmarkEnd w:id="167"/>
     </w:p>
     <w:p>
       <w:pPr>
@@ -10464,13 +11767,15 @@
       <w:pPr>
         <w:pStyle w:val="Heading3"/>
       </w:pPr>
-      <w:bookmarkStart w:id="126" w:name="_Toc217426712"/>
-      <w:bookmarkStart w:id="127" w:name="_Toc217427432"/>
+      <w:bookmarkStart w:id="168" w:name="_Toc217426712"/>
+      <w:bookmarkStart w:id="169" w:name="_Toc217427432"/>
+      <w:bookmarkStart w:id="170" w:name="_Toc217535891"/>
       <w:r>
         <w:t>Phần Hồi quy Tổng thể (Overall Model)</w:t>
       </w:r>
-      <w:bookmarkEnd w:id="126"/>
-      <w:bookmarkEnd w:id="127"/>
+      <w:bookmarkEnd w:id="168"/>
+      <w:bookmarkEnd w:id="169"/>
+      <w:bookmarkEnd w:id="170"/>
     </w:p>
     <w:p>
       <w:pPr>
@@ -10537,16 +11842,18 @@
       <w:pPr>
         <w:pStyle w:val="Heading3"/>
       </w:pPr>
-      <w:bookmarkStart w:id="128" w:name="_Toc217426713"/>
-      <w:bookmarkStart w:id="129" w:name="_Toc217427433"/>
+      <w:bookmarkStart w:id="171" w:name="_Toc217426713"/>
+      <w:bookmarkStart w:id="172" w:name="_Toc217427433"/>
+      <w:bookmarkStart w:id="173" w:name="_Toc217535892"/>
       <w:r>
         <w:t>Phần Quy luật Phi tuyến (Per-column Logic)</w:t>
       </w:r>
       <w:r>
         <w:t>:</w:t>
       </w:r>
-      <w:bookmarkEnd w:id="128"/>
-      <w:bookmarkEnd w:id="129"/>
+      <w:bookmarkEnd w:id="171"/>
+      <w:bookmarkEnd w:id="172"/>
+      <w:bookmarkEnd w:id="173"/>
     </w:p>
     <w:p>
       <w:pPr>
@@ -10637,39 +11944,44 @@
       <w:pPr>
         <w:pStyle w:val="Heading1"/>
       </w:pPr>
-      <w:bookmarkStart w:id="130" w:name="_Toc179128987"/>
-      <w:bookmarkStart w:id="131" w:name="_Toc193712755"/>
-      <w:bookmarkStart w:id="132" w:name="_Toc193712827"/>
-      <w:bookmarkStart w:id="133" w:name="_Toc217426714"/>
-      <w:bookmarkStart w:id="134" w:name="_Toc217427434"/>
+      <w:bookmarkStart w:id="174" w:name="_Toc179128987"/>
+      <w:bookmarkStart w:id="175" w:name="_Toc193712755"/>
+      <w:bookmarkStart w:id="176" w:name="_Toc193712827"/>
+      <w:bookmarkStart w:id="177" w:name="_Toc217426714"/>
+      <w:bookmarkStart w:id="178" w:name="_Toc217427434"/>
+      <w:bookmarkStart w:id="179" w:name="_Toc217535893"/>
       <w:r>
         <w:lastRenderedPageBreak/>
         <w:t>Kết Quả</w:t>
       </w:r>
-      <w:bookmarkEnd w:id="130"/>
-      <w:bookmarkEnd w:id="131"/>
-      <w:bookmarkEnd w:id="132"/>
-      <w:bookmarkEnd w:id="133"/>
-      <w:bookmarkEnd w:id="134"/>
+      <w:bookmarkEnd w:id="174"/>
+      <w:bookmarkEnd w:id="175"/>
+      <w:bookmarkEnd w:id="176"/>
+      <w:bookmarkEnd w:id="177"/>
+      <w:bookmarkEnd w:id="178"/>
+      <w:bookmarkEnd w:id="179"/>
     </w:p>
     <w:p>
       <w:pPr>
         <w:pStyle w:val="Heading2"/>
       </w:pPr>
-      <w:bookmarkStart w:id="135" w:name="_Toc217426715"/>
-      <w:bookmarkStart w:id="136" w:name="_Toc217427435"/>
+      <w:bookmarkStart w:id="180" w:name="_Toc217426715"/>
+      <w:bookmarkStart w:id="181" w:name="_Toc217427435"/>
+      <w:bookmarkStart w:id="182" w:name="_Toc217535894"/>
       <w:r>
         <w:t>Kết quả thực nghiệm và Sai số mô hình</w:t>
       </w:r>
-      <w:bookmarkEnd w:id="135"/>
-      <w:bookmarkEnd w:id="136"/>
+      <w:bookmarkEnd w:id="180"/>
+      <w:bookmarkEnd w:id="181"/>
+      <w:bookmarkEnd w:id="182"/>
     </w:p>
     <w:p>
       <w:pPr>
         <w:pStyle w:val="Heading3"/>
       </w:pPr>
-      <w:bookmarkStart w:id="137" w:name="_Toc217426716"/>
-      <w:bookmarkStart w:id="138" w:name="_Toc217427436"/>
+      <w:bookmarkStart w:id="183" w:name="_Toc217426716"/>
+      <w:bookmarkStart w:id="184" w:name="_Toc217427436"/>
+      <w:bookmarkStart w:id="185" w:name="_Toc217535895"/>
       <w:r>
         <w:t>Phân tích sai số bình phương trung bình (MSE</w:t>
       </w:r>
@@ -10679,8 +11991,9 @@
       <w:r>
         <w:t>Mean Squared Error)</w:t>
       </w:r>
-      <w:bookmarkEnd w:id="137"/>
-      <w:bookmarkEnd w:id="138"/>
+      <w:bookmarkEnd w:id="183"/>
+      <w:bookmarkEnd w:id="184"/>
+      <w:bookmarkEnd w:id="185"/>
     </w:p>
     <w:p>
       <w:pPr>
@@ -10745,8 +12058,9 @@
       <w:pPr>
         <w:pStyle w:val="Heading3"/>
       </w:pPr>
-      <w:bookmarkStart w:id="139" w:name="_Toc217426717"/>
-      <w:bookmarkStart w:id="140" w:name="_Toc217427437"/>
+      <w:bookmarkStart w:id="186" w:name="_Toc217426717"/>
+      <w:bookmarkStart w:id="187" w:name="_Toc217427437"/>
+      <w:bookmarkStart w:id="188" w:name="_Toc217535896"/>
       <w:r>
         <w:t xml:space="preserve">Đánh giá dựa trên </w:t>
       </w:r>
@@ -10759,8 +12073,9 @@
       <w:r>
         <w:t>.</w:t>
       </w:r>
-      <w:bookmarkEnd w:id="139"/>
-      <w:bookmarkEnd w:id="140"/>
+      <w:bookmarkEnd w:id="186"/>
+      <w:bookmarkEnd w:id="187"/>
+      <w:bookmarkEnd w:id="188"/>
     </w:p>
     <w:p>
       <w:pPr>
@@ -10781,44 +12096,48 @@
       <w:r>
         <w:t>.</w:t>
       </w:r>
-      <w:bookmarkEnd w:id="43"/>
+      <w:bookmarkEnd w:id="51"/>
     </w:p>
     <w:p>
       <w:pPr>
         <w:pStyle w:val="Heading1"/>
       </w:pPr>
-      <w:bookmarkStart w:id="141" w:name="_Toc179128991"/>
-      <w:bookmarkStart w:id="142" w:name="_Toc193712759"/>
-      <w:bookmarkStart w:id="143" w:name="_Toc193712831"/>
-      <w:bookmarkStart w:id="144" w:name="_Toc217426718"/>
-      <w:bookmarkStart w:id="145" w:name="_Toc217427438"/>
+      <w:bookmarkStart w:id="189" w:name="_Toc179128991"/>
+      <w:bookmarkStart w:id="190" w:name="_Toc193712759"/>
+      <w:bookmarkStart w:id="191" w:name="_Toc193712831"/>
+      <w:bookmarkStart w:id="192" w:name="_Toc217426718"/>
+      <w:bookmarkStart w:id="193" w:name="_Toc217427438"/>
+      <w:bookmarkStart w:id="194" w:name="_Toc217535897"/>
       <w:r>
         <w:lastRenderedPageBreak/>
         <w:t>Phụ Lục</w:t>
       </w:r>
-      <w:bookmarkEnd w:id="141"/>
-      <w:bookmarkEnd w:id="142"/>
-      <w:bookmarkEnd w:id="143"/>
-      <w:bookmarkEnd w:id="144"/>
-      <w:bookmarkEnd w:id="145"/>
+      <w:bookmarkEnd w:id="189"/>
+      <w:bookmarkEnd w:id="190"/>
+      <w:bookmarkEnd w:id="191"/>
+      <w:bookmarkEnd w:id="192"/>
+      <w:bookmarkEnd w:id="193"/>
+      <w:bookmarkEnd w:id="194"/>
     </w:p>
     <w:p>
       <w:pPr>
         <w:pStyle w:val="Heading2"/>
       </w:pPr>
-      <w:bookmarkStart w:id="146" w:name="_Toc179128992"/>
-      <w:bookmarkStart w:id="147" w:name="_Toc193712760"/>
-      <w:bookmarkStart w:id="148" w:name="_Toc193712832"/>
-      <w:bookmarkStart w:id="149" w:name="_Toc217426719"/>
-      <w:bookmarkStart w:id="150" w:name="_Toc217427439"/>
+      <w:bookmarkStart w:id="195" w:name="_Toc179128992"/>
+      <w:bookmarkStart w:id="196" w:name="_Toc193712760"/>
+      <w:bookmarkStart w:id="197" w:name="_Toc193712832"/>
+      <w:bookmarkStart w:id="198" w:name="_Toc217426719"/>
+      <w:bookmarkStart w:id="199" w:name="_Toc217427439"/>
+      <w:bookmarkStart w:id="200" w:name="_Toc217535898"/>
       <w:r>
         <w:t>Tài liệu tham khảo</w:t>
       </w:r>
-      <w:bookmarkEnd w:id="146"/>
-      <w:bookmarkEnd w:id="147"/>
-      <w:bookmarkEnd w:id="148"/>
-      <w:bookmarkEnd w:id="149"/>
-      <w:bookmarkEnd w:id="150"/>
+      <w:bookmarkEnd w:id="195"/>
+      <w:bookmarkEnd w:id="196"/>
+      <w:bookmarkEnd w:id="197"/>
+      <w:bookmarkEnd w:id="198"/>
+      <w:bookmarkEnd w:id="199"/>
+      <w:bookmarkEnd w:id="200"/>
     </w:p>
     <w:p>
       <w:pPr>
@@ -10877,19 +12196,7 @@
           <w:rPr>
             <w:rStyle w:val="Hyperlink"/>
           </w:rPr>
-          <w:t>Vectors | Chapter 1, Essence of lin</w:t>
-        </w:r>
-        <w:r>
-          <w:rPr>
-            <w:rStyle w:val="Hyperlink"/>
-          </w:rPr>
-          <w:t>e</w:t>
-        </w:r>
-        <w:r>
-          <w:rPr>
-            <w:rStyle w:val="Hyperlink"/>
-          </w:rPr>
-          <w:t>ar algebra</w:t>
+          <w:t>Vectors | Chapter 1, Essence of linear algebra</w:t>
         </w:r>
       </w:hyperlink>
       <w:r>
@@ -10952,19 +12259,21 @@
       <w:pPr>
         <w:pStyle w:val="Heading2"/>
       </w:pPr>
-      <w:bookmarkStart w:id="151" w:name="_Toc179128993"/>
-      <w:bookmarkStart w:id="152" w:name="_Toc193712761"/>
-      <w:bookmarkStart w:id="153" w:name="_Toc193712833"/>
-      <w:bookmarkStart w:id="154" w:name="_Toc217426720"/>
-      <w:bookmarkStart w:id="155" w:name="_Toc217427440"/>
+      <w:bookmarkStart w:id="201" w:name="_Toc179128993"/>
+      <w:bookmarkStart w:id="202" w:name="_Toc193712761"/>
+      <w:bookmarkStart w:id="203" w:name="_Toc193712833"/>
+      <w:bookmarkStart w:id="204" w:name="_Toc217426720"/>
+      <w:bookmarkStart w:id="205" w:name="_Toc217427440"/>
+      <w:bookmarkStart w:id="206" w:name="_Toc217535899"/>
       <w:r>
         <w:t>Phân công công việc</w:t>
       </w:r>
-      <w:bookmarkEnd w:id="151"/>
-      <w:bookmarkEnd w:id="152"/>
-      <w:bookmarkEnd w:id="153"/>
-      <w:bookmarkEnd w:id="154"/>
-      <w:bookmarkEnd w:id="155"/>
+      <w:bookmarkEnd w:id="201"/>
+      <w:bookmarkEnd w:id="202"/>
+      <w:bookmarkEnd w:id="203"/>
+      <w:bookmarkEnd w:id="204"/>
+      <w:bookmarkEnd w:id="205"/>
+      <w:bookmarkEnd w:id="206"/>
     </w:p>
     <w:tbl>
       <w:tblPr>
@@ -11569,9 +12878,10 @@
           <w:rFonts w:cs="Times New Roman"/>
         </w:rPr>
       </w:pPr>
-      <w:bookmarkStart w:id="156" w:name="_Toc216317278"/>
-      <w:bookmarkStart w:id="157" w:name="_Toc216377177"/>
-      <w:bookmarkStart w:id="158" w:name="_Toc217427123"/>
+      <w:bookmarkStart w:id="207" w:name="_Toc216317278"/>
+      <w:bookmarkStart w:id="208" w:name="_Toc216377177"/>
+      <w:bookmarkStart w:id="209" w:name="_Toc217427123"/>
+      <w:bookmarkStart w:id="210" w:name="_Toc217535900"/>
       <w:r>
         <w:t xml:space="preserve">Bảng </w:t>
       </w:r>
@@ -11586,12 +12896,13 @@
       <w:r>
         <w:t>: Phân công công việ</w:t>
       </w:r>
-      <w:bookmarkEnd w:id="156"/>
-      <w:bookmarkEnd w:id="157"/>
-      <w:bookmarkEnd w:id="158"/>
+      <w:bookmarkEnd w:id="207"/>
+      <w:bookmarkEnd w:id="208"/>
+      <w:bookmarkEnd w:id="209"/>
       <w:r>
         <w:t>c</w:t>
       </w:r>
+      <w:bookmarkEnd w:id="210"/>
     </w:p>
     <w:sectPr>
       <w:footerReference w:type="default" r:id="rId36"/>
@@ -19672,6 +20983,7 @@
   <w:style w:type="character" w:default="1" w:styleId="DefaultParagraphFont">
     <w:name w:val="Default Paragraph Font"/>
     <w:uiPriority w:val="1"/>
+    <w:semiHidden/>
     <w:unhideWhenUsed/>
   </w:style>
   <w:style w:type="table" w:default="1" w:styleId="TableNormal">
